--- a/Labs/LAB3.docx
+++ b/Labs/LAB3.docx
@@ -39,6 +39,7 @@
           <w:lang w:eastAsia="pt-BR"/>
         </w:rPr>
       </w:pPr>
+      <w:proofErr w:type="spellStart"/>
       <w:r>
         <w:rPr>
           <w:rFonts w:ascii="Times New Roman" w:eastAsia="Times New Roman" w:hAnsi="Times New Roman" w:cs="Times New Roman"/>
@@ -59,7 +60,17 @@
           <w:szCs w:val="24"/>
           <w:lang w:eastAsia="pt-BR"/>
         </w:rPr>
-        <w:t>Engenharia de Dados para Inteligência Artificial e Analytics (MBA)</w:t>
+        <w:t>Engenharia</w:t>
+      </w:r>
+      <w:proofErr w:type="spellEnd"/>
+      <w:r>
+        <w:rPr>
+          <w:rFonts w:ascii="Times New Roman" w:eastAsia="Times New Roman" w:hAnsi="Times New Roman" w:cs="Times New Roman"/>
+          <w:sz w:val="24"/>
+          <w:szCs w:val="24"/>
+          <w:lang w:eastAsia="pt-BR"/>
+        </w:rPr>
+        <w:t xml:space="preserve"> de Dados para Inteligência Artificial e Analytics (MBA)</w:t>
       </w:r>
     </w:p>
     <w:p>
@@ -92,8 +103,39 @@
           <w:szCs w:val="24"/>
           <w:lang w:eastAsia="pt-BR"/>
         </w:rPr>
-        <w:t>3 — SQL analítico e pipeline de Feature Engineering</w:t>
-      </w:r>
+        <w:t xml:space="preserve">3 — SQL analítico e pipeline de </w:t>
+      </w:r>
+      <w:proofErr w:type="spellStart"/>
+      <w:r>
+        <w:rPr>
+          <w:rFonts w:ascii="Times New Roman" w:eastAsia="Times New Roman" w:hAnsi="Times New Roman" w:cs="Times New Roman"/>
+          <w:sz w:val="24"/>
+          <w:szCs w:val="24"/>
+          <w:lang w:eastAsia="pt-BR"/>
+        </w:rPr>
+        <w:t>Feature</w:t>
+      </w:r>
+      <w:proofErr w:type="spellEnd"/>
+      <w:r>
+        <w:rPr>
+          <w:rFonts w:ascii="Times New Roman" w:eastAsia="Times New Roman" w:hAnsi="Times New Roman" w:cs="Times New Roman"/>
+          <w:sz w:val="24"/>
+          <w:szCs w:val="24"/>
+          <w:lang w:eastAsia="pt-BR"/>
+        </w:rPr>
+        <w:t xml:space="preserve"> </w:t>
+      </w:r>
+      <w:proofErr w:type="spellStart"/>
+      <w:r>
+        <w:rPr>
+          <w:rFonts w:ascii="Times New Roman" w:eastAsia="Times New Roman" w:hAnsi="Times New Roman" w:cs="Times New Roman"/>
+          <w:sz w:val="24"/>
+          <w:szCs w:val="24"/>
+          <w:lang w:eastAsia="pt-BR"/>
+        </w:rPr>
+        <w:t>Engineering</w:t>
+      </w:r>
+      <w:proofErr w:type="spellEnd"/>
     </w:p>
     <w:p>
       <w:pPr>
@@ -164,6 +206,7 @@
         </w:rPr>
         <w:t xml:space="preserve"> </w:t>
       </w:r>
+      <w:proofErr w:type="spellStart"/>
       <w:r>
         <w:rPr>
           <w:rFonts w:ascii="Times New Roman" w:eastAsia="Times New Roman" w:hAnsi="Times New Roman" w:cs="Times New Roman"/>
@@ -171,8 +214,29 @@
           <w:szCs w:val="24"/>
           <w:lang w:eastAsia="pt-BR"/>
         </w:rPr>
-        <w:t>Databricks Community Edition</w:t>
-      </w:r>
+        <w:t>Databricks</w:t>
+      </w:r>
+      <w:proofErr w:type="spellEnd"/>
+      <w:r>
+        <w:rPr>
+          <w:rFonts w:ascii="Times New Roman" w:eastAsia="Times New Roman" w:hAnsi="Times New Roman" w:cs="Times New Roman"/>
+          <w:sz w:val="24"/>
+          <w:szCs w:val="24"/>
+          <w:lang w:eastAsia="pt-BR"/>
+        </w:rPr>
+        <w:t xml:space="preserve"> Community </w:t>
+      </w:r>
+      <w:proofErr w:type="spellStart"/>
+      <w:r>
+        <w:rPr>
+          <w:rFonts w:ascii="Times New Roman" w:eastAsia="Times New Roman" w:hAnsi="Times New Roman" w:cs="Times New Roman"/>
+          <w:sz w:val="24"/>
+          <w:szCs w:val="24"/>
+          <w:lang w:eastAsia="pt-BR"/>
+        </w:rPr>
+        <w:t>Edition</w:t>
+      </w:r>
+      <w:proofErr w:type="spellEnd"/>
     </w:p>
     <w:p>
       <w:pPr>
@@ -249,7 +313,51 @@
           <w:szCs w:val="27"/>
           <w:lang w:eastAsia="pt-BR"/>
         </w:rPr>
-        <w:t>Escrever consultas analíticas avançadas em Spark SQL (JOINs de múltiplas tabelas, agregações e filtragens pós-agrupamento).</w:t>
+        <w:t xml:space="preserve">Escrever consultas analíticas avançadas em </w:t>
+      </w:r>
+      <w:proofErr w:type="spellStart"/>
+      <w:r>
+        <w:rPr>
+          <w:rFonts w:ascii="Arial" w:eastAsia="Times New Roman" w:hAnsi="Arial" w:cs="Times New Roman"/>
+          <w:color w:val="34495E"/>
+          <w:sz w:val="27"/>
+          <w:szCs w:val="27"/>
+          <w:lang w:eastAsia="pt-BR"/>
+        </w:rPr>
+        <w:t>Spark</w:t>
+      </w:r>
+      <w:proofErr w:type="spellEnd"/>
+      <w:r>
+        <w:rPr>
+          <w:rFonts w:ascii="Arial" w:eastAsia="Times New Roman" w:hAnsi="Arial" w:cs="Times New Roman"/>
+          <w:color w:val="34495E"/>
+          <w:sz w:val="27"/>
+          <w:szCs w:val="27"/>
+          <w:lang w:eastAsia="pt-BR"/>
+        </w:rPr>
+        <w:t xml:space="preserve"> SQL (</w:t>
+      </w:r>
+      <w:proofErr w:type="spellStart"/>
+      <w:r>
+        <w:rPr>
+          <w:rFonts w:ascii="Arial" w:eastAsia="Times New Roman" w:hAnsi="Arial" w:cs="Times New Roman"/>
+          <w:color w:val="34495E"/>
+          <w:sz w:val="27"/>
+          <w:szCs w:val="27"/>
+          <w:lang w:eastAsia="pt-BR"/>
+        </w:rPr>
+        <w:t>JOINs</w:t>
+      </w:r>
+      <w:proofErr w:type="spellEnd"/>
+      <w:r>
+        <w:rPr>
+          <w:rFonts w:ascii="Arial" w:eastAsia="Times New Roman" w:hAnsi="Arial" w:cs="Times New Roman"/>
+          <w:color w:val="34495E"/>
+          <w:sz w:val="27"/>
+          <w:szCs w:val="27"/>
+          <w:lang w:eastAsia="pt-BR"/>
+        </w:rPr>
+        <w:t xml:space="preserve"> de múltiplas tabelas, agregações e filtragens pós-agrupamento).</w:t>
       </w:r>
     </w:p>
     <w:p>
@@ -277,6 +385,7 @@
         </w:rPr>
         <w:t>Aplicar </w:t>
       </w:r>
+      <w:proofErr w:type="spellStart"/>
       <w:r>
         <w:rPr>
           <w:rFonts w:ascii="Arial" w:eastAsia="Times New Roman" w:hAnsi="Arial" w:cs="Times New Roman"/>
@@ -287,17 +396,66 @@
           <w:szCs w:val="24"/>
           <w:lang w:eastAsia="pt-BR"/>
         </w:rPr>
-        <w:t>Window Functions</w:t>
-      </w:r>
-      <w:r>
-        <w:rPr>
-          <w:rFonts w:ascii="Arial" w:eastAsia="Times New Roman" w:hAnsi="Arial" w:cs="Times New Roman"/>
-          <w:color w:val="34495E"/>
-          <w:sz w:val="27"/>
-          <w:szCs w:val="27"/>
-          <w:lang w:eastAsia="pt-BR"/>
-        </w:rPr>
-        <w:t> no Databricks para gerar métricas de ranking, percentil e médias móveis (análise de séries temporais).</w:t>
+        <w:t>Window</w:t>
+      </w:r>
+      <w:proofErr w:type="spellEnd"/>
+      <w:r>
+        <w:rPr>
+          <w:rFonts w:ascii="Arial" w:eastAsia="Times New Roman" w:hAnsi="Arial" w:cs="Times New Roman"/>
+          <w:b/>
+          <w:bCs/>
+          <w:color w:val="34495E"/>
+          <w:sz w:val="24"/>
+          <w:szCs w:val="24"/>
+          <w:lang w:eastAsia="pt-BR"/>
+        </w:rPr>
+        <w:t xml:space="preserve"> </w:t>
+      </w:r>
+      <w:proofErr w:type="spellStart"/>
+      <w:r>
+        <w:rPr>
+          <w:rFonts w:ascii="Arial" w:eastAsia="Times New Roman" w:hAnsi="Arial" w:cs="Times New Roman"/>
+          <w:b/>
+          <w:bCs/>
+          <w:color w:val="34495E"/>
+          <w:sz w:val="24"/>
+          <w:szCs w:val="24"/>
+          <w:lang w:eastAsia="pt-BR"/>
+        </w:rPr>
+        <w:t>Functions</w:t>
+      </w:r>
+      <w:proofErr w:type="spellEnd"/>
+      <w:r>
+        <w:rPr>
+          <w:rFonts w:ascii="Arial" w:eastAsia="Times New Roman" w:hAnsi="Arial" w:cs="Times New Roman"/>
+          <w:color w:val="34495E"/>
+          <w:sz w:val="27"/>
+          <w:szCs w:val="27"/>
+          <w:lang w:eastAsia="pt-BR"/>
+        </w:rPr>
+        <w:t xml:space="preserve"> no </w:t>
+      </w:r>
+      <w:proofErr w:type="spellStart"/>
+      <w:r>
+        <w:rPr>
+          <w:rFonts w:ascii="Arial" w:eastAsia="Times New Roman" w:hAnsi="Arial" w:cs="Times New Roman"/>
+          <w:color w:val="34495E"/>
+          <w:sz w:val="27"/>
+          <w:szCs w:val="27"/>
+          <w:lang w:eastAsia="pt-BR"/>
+        </w:rPr>
+        <w:t>Databricks</w:t>
+      </w:r>
+      <w:proofErr w:type="spellEnd"/>
+      <w:r>
+        <w:rPr>
+          <w:rFonts w:ascii="Arial" w:eastAsia="Times New Roman" w:hAnsi="Arial" w:cs="Times New Roman"/>
+          <w:color w:val="34495E"/>
+          <w:sz w:val="27"/>
+          <w:szCs w:val="27"/>
+          <w:lang w:eastAsia="pt-BR"/>
+        </w:rPr>
+        <w:t xml:space="preserve"> para gerar métricas de ranking, percentil e médias móveis (análise de séries temporais).</w:t>
       </w:r>
     </w:p>
     <w:p>
@@ -325,6 +483,7 @@
         </w:rPr>
         <w:t>Construir um pipeline de </w:t>
       </w:r>
+      <w:proofErr w:type="spellStart"/>
       <w:r>
         <w:rPr>
           <w:rFonts w:ascii="Arial" w:eastAsia="Times New Roman" w:hAnsi="Arial" w:cs="Times New Roman"/>
@@ -335,17 +494,88 @@
           <w:szCs w:val="24"/>
           <w:lang w:eastAsia="pt-BR"/>
         </w:rPr>
-        <w:t>Feature Engineering</w:t>
-      </w:r>
-      <w:r>
-        <w:rPr>
-          <w:rFonts w:ascii="Arial" w:eastAsia="Times New Roman" w:hAnsi="Arial" w:cs="Times New Roman"/>
-          <w:color w:val="34495E"/>
-          <w:sz w:val="27"/>
-          <w:szCs w:val="27"/>
-          <w:lang w:eastAsia="pt-BR"/>
-        </w:rPr>
-        <w:t> gerando uma View de Feature Store consolidada para alimentar modelos de IA.</w:t>
+        <w:t>Feature</w:t>
+      </w:r>
+      <w:proofErr w:type="spellEnd"/>
+      <w:r>
+        <w:rPr>
+          <w:rFonts w:ascii="Arial" w:eastAsia="Times New Roman" w:hAnsi="Arial" w:cs="Times New Roman"/>
+          <w:b/>
+          <w:bCs/>
+          <w:color w:val="34495E"/>
+          <w:sz w:val="24"/>
+          <w:szCs w:val="24"/>
+          <w:lang w:eastAsia="pt-BR"/>
+        </w:rPr>
+        <w:t xml:space="preserve"> </w:t>
+      </w:r>
+      <w:proofErr w:type="spellStart"/>
+      <w:r>
+        <w:rPr>
+          <w:rFonts w:ascii="Arial" w:eastAsia="Times New Roman" w:hAnsi="Arial" w:cs="Times New Roman"/>
+          <w:b/>
+          <w:bCs/>
+          <w:color w:val="34495E"/>
+          <w:sz w:val="24"/>
+          <w:szCs w:val="24"/>
+          <w:lang w:eastAsia="pt-BR"/>
+        </w:rPr>
+        <w:t>Engineering</w:t>
+      </w:r>
+      <w:proofErr w:type="spellEnd"/>
+      <w:r>
+        <w:rPr>
+          <w:rFonts w:ascii="Arial" w:eastAsia="Times New Roman" w:hAnsi="Arial" w:cs="Times New Roman"/>
+          <w:color w:val="34495E"/>
+          <w:sz w:val="27"/>
+          <w:szCs w:val="27"/>
+          <w:lang w:eastAsia="pt-BR"/>
+        </w:rPr>
+        <w:t xml:space="preserve"> gerando uma </w:t>
+      </w:r>
+      <w:proofErr w:type="spellStart"/>
+      <w:r>
+        <w:rPr>
+          <w:rFonts w:ascii="Arial" w:eastAsia="Times New Roman" w:hAnsi="Arial" w:cs="Times New Roman"/>
+          <w:color w:val="34495E"/>
+          <w:sz w:val="27"/>
+          <w:szCs w:val="27"/>
+          <w:lang w:eastAsia="pt-BR"/>
+        </w:rPr>
+        <w:t>View</w:t>
+      </w:r>
+      <w:proofErr w:type="spellEnd"/>
+      <w:r>
+        <w:rPr>
+          <w:rFonts w:ascii="Arial" w:eastAsia="Times New Roman" w:hAnsi="Arial" w:cs="Times New Roman"/>
+          <w:color w:val="34495E"/>
+          <w:sz w:val="27"/>
+          <w:szCs w:val="27"/>
+          <w:lang w:eastAsia="pt-BR"/>
+        </w:rPr>
+        <w:t xml:space="preserve"> de </w:t>
+      </w:r>
+      <w:proofErr w:type="spellStart"/>
+      <w:r>
+        <w:rPr>
+          <w:rFonts w:ascii="Arial" w:eastAsia="Times New Roman" w:hAnsi="Arial" w:cs="Times New Roman"/>
+          <w:color w:val="34495E"/>
+          <w:sz w:val="27"/>
+          <w:szCs w:val="27"/>
+          <w:lang w:eastAsia="pt-BR"/>
+        </w:rPr>
+        <w:t>Feature</w:t>
+      </w:r>
+      <w:proofErr w:type="spellEnd"/>
+      <w:r>
+        <w:rPr>
+          <w:rFonts w:ascii="Arial" w:eastAsia="Times New Roman" w:hAnsi="Arial" w:cs="Times New Roman"/>
+          <w:color w:val="34495E"/>
+          <w:sz w:val="27"/>
+          <w:szCs w:val="27"/>
+          <w:lang w:eastAsia="pt-BR"/>
+        </w:rPr>
+        <w:t xml:space="preserve"> Store consolidada para alimentar modelos de IA.</w:t>
       </w:r>
     </w:p>
     <w:p>
@@ -430,6 +660,7 @@
         </w:rPr>
         <w:t> Este laboratório utiliza exclusivamente o ambiente corporativo da </w:t>
       </w:r>
+      <w:proofErr w:type="spellStart"/>
       <w:r>
         <w:rPr>
           <w:rFonts w:ascii="Arial" w:eastAsia="Times New Roman" w:hAnsi="Arial" w:cs="Times New Roman"/>
@@ -440,18 +671,9 @@
           <w:szCs w:val="24"/>
           <w:lang w:eastAsia="pt-BR"/>
         </w:rPr>
-        <w:t>Databricks Community Edition</w:t>
-      </w:r>
-      <w:r>
-        <w:rPr>
-          <w:rFonts w:ascii="Arial" w:eastAsia="Times New Roman" w:hAnsi="Arial" w:cs="Times New Roman"/>
-          <w:color w:val="A04000"/>
-          <w:sz w:val="27"/>
-          <w:szCs w:val="27"/>
-          <w:lang w:eastAsia="pt-BR"/>
-        </w:rPr>
-        <w:t>. O banco de dados mestre da LODLog já foi reestruturado na </w:t>
-      </w:r>
+        <w:t>Databricks</w:t>
+      </w:r>
+      <w:proofErr w:type="spellEnd"/>
       <w:r>
         <w:rPr>
           <w:rFonts w:ascii="Arial" w:eastAsia="Times New Roman" w:hAnsi="Arial" w:cs="Times New Roman"/>
@@ -462,6 +684,64 @@
           <w:szCs w:val="24"/>
           <w:lang w:eastAsia="pt-BR"/>
         </w:rPr>
+        <w:t xml:space="preserve"> Community </w:t>
+      </w:r>
+      <w:proofErr w:type="spellStart"/>
+      <w:r>
+        <w:rPr>
+          <w:rFonts w:ascii="Arial" w:eastAsia="Times New Roman" w:hAnsi="Arial" w:cs="Times New Roman"/>
+          <w:b/>
+          <w:bCs/>
+          <w:color w:val="78281F"/>
+          <w:sz w:val="24"/>
+          <w:szCs w:val="24"/>
+          <w:lang w:eastAsia="pt-BR"/>
+        </w:rPr>
+        <w:t>Edition</w:t>
+      </w:r>
+      <w:proofErr w:type="spellEnd"/>
+      <w:r>
+        <w:rPr>
+          <w:rFonts w:ascii="Arial" w:eastAsia="Times New Roman" w:hAnsi="Arial" w:cs="Times New Roman"/>
+          <w:color w:val="A04000"/>
+          <w:sz w:val="27"/>
+          <w:szCs w:val="27"/>
+          <w:lang w:eastAsia="pt-BR"/>
+        </w:rPr>
+        <w:t xml:space="preserve">. O banco de dados mestre da </w:t>
+      </w:r>
+      <w:proofErr w:type="spellStart"/>
+      <w:r>
+        <w:rPr>
+          <w:rFonts w:ascii="Arial" w:eastAsia="Times New Roman" w:hAnsi="Arial" w:cs="Times New Roman"/>
+          <w:color w:val="A04000"/>
+          <w:sz w:val="27"/>
+          <w:szCs w:val="27"/>
+          <w:lang w:eastAsia="pt-BR"/>
+        </w:rPr>
+        <w:t>LODLog</w:t>
+      </w:r>
+      <w:proofErr w:type="spellEnd"/>
+      <w:r>
+        <w:rPr>
+          <w:rFonts w:ascii="Arial" w:eastAsia="Times New Roman" w:hAnsi="Arial" w:cs="Times New Roman"/>
+          <w:color w:val="A04000"/>
+          <w:sz w:val="27"/>
+          <w:szCs w:val="27"/>
+          <w:lang w:eastAsia="pt-BR"/>
+        </w:rPr>
+        <w:t xml:space="preserve"> já foi reestruturado na </w:t>
+      </w:r>
+      <w:r>
+        <w:rPr>
+          <w:rFonts w:ascii="Arial" w:eastAsia="Times New Roman" w:hAnsi="Arial" w:cs="Times New Roman"/>
+          <w:b/>
+          <w:bCs/>
+          <w:color w:val="78281F"/>
+          <w:sz w:val="24"/>
+          <w:szCs w:val="24"/>
+          <w:lang w:eastAsia="pt-BR"/>
+        </w:rPr>
         <w:t>Versão 3 (v3)</w:t>
       </w:r>
       <w:r>
@@ -474,6 +754,7 @@
         </w:rPr>
         <w:t>, separando a base operacional transacional (</w:t>
       </w:r>
+      <w:proofErr w:type="spellStart"/>
       <w:r>
         <w:rPr>
           <w:rFonts w:ascii="Courier New" w:eastAsia="Times New Roman" w:hAnsi="Courier New" w:cs="Courier New"/>
@@ -484,6 +765,7 @@
         </w:rPr>
         <w:t>lodlog_op</w:t>
       </w:r>
+      <w:proofErr w:type="spellEnd"/>
       <w:r>
         <w:rPr>
           <w:rFonts w:ascii="Arial" w:eastAsia="Times New Roman" w:hAnsi="Arial" w:cs="Times New Roman"/>
@@ -494,6 +776,7 @@
         </w:rPr>
         <w:t>) e o modelo multidimensional analítico (</w:t>
       </w:r>
+      <w:proofErr w:type="spellStart"/>
       <w:r>
         <w:rPr>
           <w:rFonts w:ascii="Courier New" w:eastAsia="Times New Roman" w:hAnsi="Courier New" w:cs="Courier New"/>
@@ -504,6 +787,7 @@
         </w:rPr>
         <w:t>lodlog_dw</w:t>
       </w:r>
+      <w:proofErr w:type="spellEnd"/>
       <w:r>
         <w:rPr>
           <w:rFonts w:ascii="Arial" w:eastAsia="Times New Roman" w:hAnsi="Arial" w:cs="Times New Roman"/>
@@ -542,7 +826,33 @@
           <w:szCs w:val="36"/>
           <w:lang w:eastAsia="pt-BR"/>
         </w:rPr>
-        <w:t>Parte 0 — Setup do Ambiente no Databricks (10 min)</w:t>
+        <w:t xml:space="preserve">Parte 0 — Setup do Ambiente no </w:t>
+      </w:r>
+      <w:proofErr w:type="spellStart"/>
+      <w:r>
+        <w:rPr>
+          <w:rFonts w:ascii="Arial" w:eastAsia="Times New Roman" w:hAnsi="Arial" w:cs="Times New Roman"/>
+          <w:b/>
+          <w:bCs/>
+          <w:color w:val="1A5276"/>
+          <w:sz w:val="36"/>
+          <w:szCs w:val="36"/>
+          <w:lang w:eastAsia="pt-BR"/>
+        </w:rPr>
+        <w:t>Databricks</w:t>
+      </w:r>
+      <w:proofErr w:type="spellEnd"/>
+      <w:r>
+        <w:rPr>
+          <w:rFonts w:ascii="Arial" w:eastAsia="Times New Roman" w:hAnsi="Arial" w:cs="Times New Roman"/>
+          <w:b/>
+          <w:bCs/>
+          <w:color w:val="1A5276"/>
+          <w:sz w:val="36"/>
+          <w:szCs w:val="36"/>
+          <w:lang w:eastAsia="pt-BR"/>
+        </w:rPr>
+        <w:t xml:space="preserve"> (10 min)</w:t>
       </w:r>
     </w:p>
     <w:p>
@@ -564,7 +874,51 @@
           <w:szCs w:val="24"/>
           <w:lang w:eastAsia="pt-BR"/>
         </w:rPr>
-        <w:t>Para inicializar os dados da LODLog no seu ambiente gratuito do Databricks, siga os passos abaixo:</w:t>
+        <w:t xml:space="preserve">Para inicializar os dados da </w:t>
+      </w:r>
+      <w:proofErr w:type="spellStart"/>
+      <w:r>
+        <w:rPr>
+          <w:rFonts w:ascii="Arial" w:eastAsia="Times New Roman" w:hAnsi="Arial" w:cs="Times New Roman"/>
+          <w:color w:val="34495E"/>
+          <w:sz w:val="24"/>
+          <w:szCs w:val="24"/>
+          <w:lang w:eastAsia="pt-BR"/>
+        </w:rPr>
+        <w:t>LODLog</w:t>
+      </w:r>
+      <w:proofErr w:type="spellEnd"/>
+      <w:r>
+        <w:rPr>
+          <w:rFonts w:ascii="Arial" w:eastAsia="Times New Roman" w:hAnsi="Arial" w:cs="Times New Roman"/>
+          <w:color w:val="34495E"/>
+          <w:sz w:val="24"/>
+          <w:szCs w:val="24"/>
+          <w:lang w:eastAsia="pt-BR"/>
+        </w:rPr>
+        <w:t xml:space="preserve"> no seu ambiente gratuito do </w:t>
+      </w:r>
+      <w:proofErr w:type="spellStart"/>
+      <w:r>
+        <w:rPr>
+          <w:rFonts w:ascii="Arial" w:eastAsia="Times New Roman" w:hAnsi="Arial" w:cs="Times New Roman"/>
+          <w:color w:val="34495E"/>
+          <w:sz w:val="24"/>
+          <w:szCs w:val="24"/>
+          <w:lang w:eastAsia="pt-BR"/>
+        </w:rPr>
+        <w:t>Databricks</w:t>
+      </w:r>
+      <w:proofErr w:type="spellEnd"/>
+      <w:r>
+        <w:rPr>
+          <w:rFonts w:ascii="Arial" w:eastAsia="Times New Roman" w:hAnsi="Arial" w:cs="Times New Roman"/>
+          <w:color w:val="34495E"/>
+          <w:sz w:val="24"/>
+          <w:szCs w:val="24"/>
+          <w:lang w:eastAsia="pt-BR"/>
+        </w:rPr>
+        <w:t>, siga os passos abaixo:</w:t>
       </w:r>
     </w:p>
     <w:p>
@@ -671,7 +1025,51 @@
           <w:szCs w:val="27"/>
           <w:lang w:eastAsia="pt-BR"/>
         </w:rPr>
-        <w:t>em “Create Git Folder”</w:t>
+        <w:t>em “</w:t>
+      </w:r>
+      <w:proofErr w:type="spellStart"/>
+      <w:r>
+        <w:rPr>
+          <w:rFonts w:ascii="Arial" w:eastAsia="Times New Roman" w:hAnsi="Arial" w:cs="Times New Roman"/>
+          <w:color w:val="34495E"/>
+          <w:sz w:val="27"/>
+          <w:szCs w:val="27"/>
+          <w:lang w:eastAsia="pt-BR"/>
+        </w:rPr>
+        <w:t>Create</w:t>
+      </w:r>
+      <w:proofErr w:type="spellEnd"/>
+      <w:r>
+        <w:rPr>
+          <w:rFonts w:ascii="Arial" w:eastAsia="Times New Roman" w:hAnsi="Arial" w:cs="Times New Roman"/>
+          <w:color w:val="34495E"/>
+          <w:sz w:val="27"/>
+          <w:szCs w:val="27"/>
+          <w:lang w:eastAsia="pt-BR"/>
+        </w:rPr>
+        <w:t xml:space="preserve"> </w:t>
+      </w:r>
+      <w:proofErr w:type="spellStart"/>
+      <w:r>
+        <w:rPr>
+          <w:rFonts w:ascii="Arial" w:eastAsia="Times New Roman" w:hAnsi="Arial" w:cs="Times New Roman"/>
+          <w:color w:val="34495E"/>
+          <w:sz w:val="27"/>
+          <w:szCs w:val="27"/>
+          <w:lang w:eastAsia="pt-BR"/>
+        </w:rPr>
+        <w:t>Git</w:t>
+      </w:r>
+      <w:proofErr w:type="spellEnd"/>
+      <w:r>
+        <w:rPr>
+          <w:rFonts w:ascii="Arial" w:eastAsia="Times New Roman" w:hAnsi="Arial" w:cs="Times New Roman"/>
+          <w:color w:val="34495E"/>
+          <w:sz w:val="27"/>
+          <w:szCs w:val="27"/>
+          <w:lang w:eastAsia="pt-BR"/>
+        </w:rPr>
+        <w:t xml:space="preserve"> Folder”</w:t>
       </w:r>
       <w:r>
         <w:rPr>
@@ -699,6 +1097,7 @@
       <w:r>
         <w:rPr>
           <w:rFonts w:ascii="Arial" w:eastAsia="Times New Roman" w:hAnsi="Arial" w:cs="Times New Roman"/>
+          <w:noProof/>
           <w:color w:val="34495E"/>
           <w:sz w:val="27"/>
           <w:szCs w:val="27"/>
@@ -820,27 +1219,95 @@
           <w:szCs w:val="27"/>
           <w:lang w:eastAsia="pt-BR"/>
         </w:rPr>
-        <w:t>EDIA-Labs-DataBricks</w:t>
-      </w:r>
-      <w:r>
-        <w:rPr>
-          <w:rFonts w:ascii="Arial" w:eastAsia="Times New Roman" w:hAnsi="Arial" w:cs="Times New Roman"/>
-          <w:color w:val="34495E"/>
-          <w:sz w:val="27"/>
-          <w:szCs w:val="27"/>
-          <w:lang w:eastAsia="pt-BR"/>
-        </w:rPr>
-        <w:t xml:space="preserve">” abra “Labs” e execute apenas </w:t>
-      </w:r>
-      <w:r>
-        <w:rPr>
-          <w:rFonts w:ascii="Arial" w:eastAsia="Times New Roman" w:hAnsi="Arial" w:cs="Times New Roman"/>
-          <w:color w:val="34495E"/>
-          <w:sz w:val="27"/>
-          <w:szCs w:val="27"/>
-          <w:lang w:eastAsia="pt-BR"/>
-        </w:rPr>
-        <w:t>Labs/lodlog_lab3_seed_v3</w:t>
+        <w:t>EDIA-</w:t>
+      </w:r>
+      <w:proofErr w:type="spellStart"/>
+      <w:r>
+        <w:rPr>
+          <w:rFonts w:ascii="Arial" w:eastAsia="Times New Roman" w:hAnsi="Arial" w:cs="Times New Roman"/>
+          <w:color w:val="34495E"/>
+          <w:sz w:val="27"/>
+          <w:szCs w:val="27"/>
+          <w:lang w:eastAsia="pt-BR"/>
+        </w:rPr>
+        <w:t>Labs</w:t>
+      </w:r>
+      <w:proofErr w:type="spellEnd"/>
+      <w:r>
+        <w:rPr>
+          <w:rFonts w:ascii="Arial" w:eastAsia="Times New Roman" w:hAnsi="Arial" w:cs="Times New Roman"/>
+          <w:color w:val="34495E"/>
+          <w:sz w:val="27"/>
+          <w:szCs w:val="27"/>
+          <w:lang w:eastAsia="pt-BR"/>
+        </w:rPr>
+        <w:t>-</w:t>
+      </w:r>
+      <w:proofErr w:type="spellStart"/>
+      <w:r>
+        <w:rPr>
+          <w:rFonts w:ascii="Arial" w:eastAsia="Times New Roman" w:hAnsi="Arial" w:cs="Times New Roman"/>
+          <w:color w:val="34495E"/>
+          <w:sz w:val="27"/>
+          <w:szCs w:val="27"/>
+          <w:lang w:eastAsia="pt-BR"/>
+        </w:rPr>
+        <w:t>DataBricks</w:t>
+      </w:r>
+      <w:proofErr w:type="spellEnd"/>
+      <w:r>
+        <w:rPr>
+          <w:rFonts w:ascii="Arial" w:eastAsia="Times New Roman" w:hAnsi="Arial" w:cs="Times New Roman"/>
+          <w:color w:val="34495E"/>
+          <w:sz w:val="27"/>
+          <w:szCs w:val="27"/>
+          <w:lang w:eastAsia="pt-BR"/>
+        </w:rPr>
+        <w:t>” abra “</w:t>
+      </w:r>
+      <w:proofErr w:type="spellStart"/>
+      <w:r>
+        <w:rPr>
+          <w:rFonts w:ascii="Arial" w:eastAsia="Times New Roman" w:hAnsi="Arial" w:cs="Times New Roman"/>
+          <w:color w:val="34495E"/>
+          <w:sz w:val="27"/>
+          <w:szCs w:val="27"/>
+          <w:lang w:eastAsia="pt-BR"/>
+        </w:rPr>
+        <w:t>Labs</w:t>
+      </w:r>
+      <w:proofErr w:type="spellEnd"/>
+      <w:r>
+        <w:rPr>
+          <w:rFonts w:ascii="Arial" w:eastAsia="Times New Roman" w:hAnsi="Arial" w:cs="Times New Roman"/>
+          <w:color w:val="34495E"/>
+          <w:sz w:val="27"/>
+          <w:szCs w:val="27"/>
+          <w:lang w:eastAsia="pt-BR"/>
+        </w:rPr>
+        <w:t xml:space="preserve">” e execute apenas </w:t>
+      </w:r>
+      <w:proofErr w:type="spellStart"/>
+      <w:r>
+        <w:rPr>
+          <w:rFonts w:ascii="Arial" w:eastAsia="Times New Roman" w:hAnsi="Arial" w:cs="Times New Roman"/>
+          <w:color w:val="34495E"/>
+          <w:sz w:val="27"/>
+          <w:szCs w:val="27"/>
+          <w:lang w:eastAsia="pt-BR"/>
+        </w:rPr>
+        <w:t>Labs</w:t>
+      </w:r>
+      <w:proofErr w:type="spellEnd"/>
+      <w:r>
+        <w:rPr>
+          <w:rFonts w:ascii="Arial" w:eastAsia="Times New Roman" w:hAnsi="Arial" w:cs="Times New Roman"/>
+          <w:color w:val="34495E"/>
+          <w:sz w:val="27"/>
+          <w:szCs w:val="27"/>
+          <w:lang w:eastAsia="pt-BR"/>
+        </w:rPr>
+        <w:t>/lodlog_lab3_seed_v3</w:t>
       </w:r>
       <w:r>
         <w:rPr>
@@ -852,15 +1319,27 @@
         </w:rPr>
         <w:t>, considerando que você já rodou na última aula “</w:t>
       </w:r>
-      <w:r>
-        <w:rPr>
-          <w:rFonts w:ascii="Arial" w:eastAsia="Times New Roman" w:hAnsi="Arial" w:cs="Times New Roman"/>
-          <w:color w:val="34495E"/>
-          <w:sz w:val="27"/>
-          <w:szCs w:val="27"/>
-          <w:lang w:eastAsia="pt-BR"/>
-        </w:rPr>
-        <w:t>Labs/lodlog_modelo_dados_v3.sql</w:t>
+      <w:proofErr w:type="spellStart"/>
+      <w:r>
+        <w:rPr>
+          <w:rFonts w:ascii="Arial" w:eastAsia="Times New Roman" w:hAnsi="Arial" w:cs="Times New Roman"/>
+          <w:color w:val="34495E"/>
+          <w:sz w:val="27"/>
+          <w:szCs w:val="27"/>
+          <w:lang w:eastAsia="pt-BR"/>
+        </w:rPr>
+        <w:t>Labs</w:t>
+      </w:r>
+      <w:proofErr w:type="spellEnd"/>
+      <w:r>
+        <w:rPr>
+          <w:rFonts w:ascii="Arial" w:eastAsia="Times New Roman" w:hAnsi="Arial" w:cs="Times New Roman"/>
+          <w:color w:val="34495E"/>
+          <w:sz w:val="27"/>
+          <w:szCs w:val="27"/>
+          <w:lang w:eastAsia="pt-BR"/>
+        </w:rPr>
+        <w:t>/lodlog_modelo_dados_v3.sql</w:t>
       </w:r>
       <w:r>
         <w:rPr>
@@ -918,6 +1397,7 @@
         </w:rPr>
         <w:t>, clique em </w:t>
       </w:r>
+      <w:proofErr w:type="spellStart"/>
       <w:r>
         <w:rPr>
           <w:rFonts w:ascii="Arial" w:eastAsia="Times New Roman" w:hAnsi="Arial" w:cs="Times New Roman"/>
@@ -928,17 +1408,55 @@
           <w:szCs w:val="24"/>
           <w:lang w:eastAsia="pt-BR"/>
         </w:rPr>
-        <w:t>Run All</w:t>
-      </w:r>
-      <w:r>
-        <w:rPr>
-          <w:rFonts w:ascii="Arial" w:eastAsia="Times New Roman" w:hAnsi="Arial" w:cs="Times New Roman"/>
-          <w:color w:val="34495E"/>
-          <w:sz w:val="27"/>
-          <w:szCs w:val="27"/>
-          <w:lang w:eastAsia="pt-BR"/>
-        </w:rPr>
-        <w:t> (ou </w:t>
+        <w:t>Run</w:t>
+      </w:r>
+      <w:proofErr w:type="spellEnd"/>
+      <w:r>
+        <w:rPr>
+          <w:rFonts w:ascii="Arial" w:eastAsia="Times New Roman" w:hAnsi="Arial" w:cs="Times New Roman"/>
+          <w:b/>
+          <w:bCs/>
+          <w:color w:val="34495E"/>
+          <w:sz w:val="24"/>
+          <w:szCs w:val="24"/>
+          <w:lang w:eastAsia="pt-BR"/>
+        </w:rPr>
+        <w:t xml:space="preserve"> </w:t>
+      </w:r>
+      <w:proofErr w:type="spellStart"/>
+      <w:r>
+        <w:rPr>
+          <w:rFonts w:ascii="Arial" w:eastAsia="Times New Roman" w:hAnsi="Arial" w:cs="Times New Roman"/>
+          <w:b/>
+          <w:bCs/>
+          <w:color w:val="34495E"/>
+          <w:sz w:val="24"/>
+          <w:szCs w:val="24"/>
+          <w:lang w:eastAsia="pt-BR"/>
+        </w:rPr>
+        <w:t>All</w:t>
+      </w:r>
+      <w:proofErr w:type="spellEnd"/>
+      <w:r>
+        <w:rPr>
+          <w:rFonts w:ascii="Arial" w:eastAsia="Times New Roman" w:hAnsi="Arial" w:cs="Times New Roman"/>
+          <w:color w:val="34495E"/>
+          <w:sz w:val="27"/>
+          <w:szCs w:val="27"/>
+          <w:lang w:eastAsia="pt-BR"/>
+        </w:rPr>
+        <w:t> (</w:t>
+      </w:r>
+      <w:proofErr w:type="gramStart"/>
+      <w:r>
+        <w:rPr>
+          <w:rFonts w:ascii="Arial" w:eastAsia="Times New Roman" w:hAnsi="Arial" w:cs="Times New Roman"/>
+          <w:color w:val="34495E"/>
+          <w:sz w:val="27"/>
+          <w:szCs w:val="27"/>
+          <w:lang w:eastAsia="pt-BR"/>
+        </w:rPr>
+        <w:t>ou </w:t>
       </w:r>
       <w:r>
         <w:rPr>
@@ -950,7 +1468,20 @@
           <w:szCs w:val="27"/>
           <w:lang w:eastAsia="pt-BR"/>
         </w:rPr>
-        <w:t>Executar tudo</w:t>
+        <w:t>Executar</w:t>
+      </w:r>
+      <w:proofErr w:type="gramEnd"/>
+      <w:r>
+        <w:rPr>
+          <w:rFonts w:ascii="Arial" w:eastAsia="Times New Roman" w:hAnsi="Arial" w:cs="Times New Roman"/>
+          <w:i/>
+          <w:iCs/>
+          <w:color w:val="34495E"/>
+          <w:sz w:val="27"/>
+          <w:szCs w:val="27"/>
+          <w:lang w:eastAsia="pt-BR"/>
+        </w:rPr>
+        <w:t xml:space="preserve"> tudo</w:t>
       </w:r>
       <w:r>
         <w:rPr>
@@ -970,7 +1501,29 @@
           <w:szCs w:val="27"/>
           <w:lang w:eastAsia="pt-BR"/>
         </w:rPr>
-        <w:t>Certifique-se de a opção “Serverless” estar selecionada.</w:t>
+        <w:t>Certifique-se de a opção “</w:t>
+      </w:r>
+      <w:proofErr w:type="spellStart"/>
+      <w:r>
+        <w:rPr>
+          <w:rFonts w:ascii="Arial" w:eastAsia="Times New Roman" w:hAnsi="Arial" w:cs="Times New Roman"/>
+          <w:color w:val="34495E"/>
+          <w:sz w:val="27"/>
+          <w:szCs w:val="27"/>
+          <w:lang w:eastAsia="pt-BR"/>
+        </w:rPr>
+        <w:t>Serverless</w:t>
+      </w:r>
+      <w:proofErr w:type="spellEnd"/>
+      <w:r>
+        <w:rPr>
+          <w:rFonts w:ascii="Arial" w:eastAsia="Times New Roman" w:hAnsi="Arial" w:cs="Times New Roman"/>
+          <w:color w:val="34495E"/>
+          <w:sz w:val="27"/>
+          <w:szCs w:val="27"/>
+          <w:lang w:eastAsia="pt-BR"/>
+        </w:rPr>
+        <w:t>” estar selecionada.</w:t>
       </w:r>
     </w:p>
     <w:p>
@@ -988,6 +1541,7 @@
       <w:r>
         <w:rPr>
           <w:rFonts w:ascii="Arial" w:eastAsia="Times New Roman" w:hAnsi="Arial" w:cs="Times New Roman"/>
+          <w:noProof/>
           <w:color w:val="34495E"/>
           <w:sz w:val="27"/>
           <w:szCs w:val="27"/>
@@ -1092,6 +1646,7 @@
         </w:rPr>
         <w:t>o banco de dados operacional </w:t>
       </w:r>
+      <w:proofErr w:type="spellStart"/>
       <w:r>
         <w:rPr>
           <w:rFonts w:ascii="Courier New" w:eastAsia="Times New Roman" w:hAnsi="Courier New" w:cs="Courier New"/>
@@ -1102,6 +1657,7 @@
         </w:rPr>
         <w:t>lodlog_op</w:t>
       </w:r>
+      <w:proofErr w:type="spellEnd"/>
       <w:r>
         <w:rPr>
           <w:rFonts w:ascii="Arial" w:eastAsia="Times New Roman" w:hAnsi="Arial" w:cs="Times New Roman"/>
@@ -1132,6 +1688,7 @@
         </w:rPr>
         <w:t>o analítico </w:t>
       </w:r>
+      <w:proofErr w:type="spellStart"/>
       <w:r>
         <w:rPr>
           <w:rFonts w:ascii="Courier New" w:eastAsia="Times New Roman" w:hAnsi="Courier New" w:cs="Courier New"/>
@@ -1142,15 +1699,38 @@
         </w:rPr>
         <w:t>lodlog_dw</w:t>
       </w:r>
-      <w:r>
-        <w:rPr>
-          <w:rFonts w:ascii="Arial" w:eastAsia="Times New Roman" w:hAnsi="Arial" w:cs="Times New Roman"/>
-          <w:color w:val="34495E"/>
-          <w:sz w:val="27"/>
-          <w:szCs w:val="27"/>
-          <w:lang w:eastAsia="pt-BR"/>
-        </w:rPr>
-        <w:t> (Star Schema) e popular a tabela fato com 50.000 entregas fictícias.</w:t>
+      <w:proofErr w:type="spellEnd"/>
+      <w:r>
+        <w:rPr>
+          <w:rFonts w:ascii="Arial" w:eastAsia="Times New Roman" w:hAnsi="Arial" w:cs="Times New Roman"/>
+          <w:color w:val="34495E"/>
+          <w:sz w:val="27"/>
+          <w:szCs w:val="27"/>
+          <w:lang w:eastAsia="pt-BR"/>
+        </w:rPr>
+        <w:t xml:space="preserve"> (Star </w:t>
+      </w:r>
+      <w:proofErr w:type="spellStart"/>
+      <w:r>
+        <w:rPr>
+          <w:rFonts w:ascii="Arial" w:eastAsia="Times New Roman" w:hAnsi="Arial" w:cs="Times New Roman"/>
+          <w:color w:val="34495E"/>
+          <w:sz w:val="27"/>
+          <w:szCs w:val="27"/>
+          <w:lang w:eastAsia="pt-BR"/>
+        </w:rPr>
+        <w:t>Schema</w:t>
+      </w:r>
+      <w:proofErr w:type="spellEnd"/>
+      <w:r>
+        <w:rPr>
+          <w:rFonts w:ascii="Arial" w:eastAsia="Times New Roman" w:hAnsi="Arial" w:cs="Times New Roman"/>
+          <w:color w:val="34495E"/>
+          <w:sz w:val="27"/>
+          <w:szCs w:val="27"/>
+          <w:lang w:eastAsia="pt-BR"/>
+        </w:rPr>
+        <w:t>) e popular a tabela fato com 50.000 entregas fictícias.</w:t>
       </w:r>
     </w:p>
     <w:p>
@@ -1176,7 +1756,29 @@
           <w:szCs w:val="27"/>
           <w:lang w:eastAsia="pt-BR"/>
         </w:rPr>
-        <w:t xml:space="preserve">Após a execução do seed terminar com sucesso, </w:t>
+        <w:t xml:space="preserve">Após a execução do </w:t>
+      </w:r>
+      <w:proofErr w:type="spellStart"/>
+      <w:r>
+        <w:rPr>
+          <w:rFonts w:ascii="Arial" w:eastAsia="Times New Roman" w:hAnsi="Arial" w:cs="Times New Roman"/>
+          <w:color w:val="34495E"/>
+          <w:sz w:val="27"/>
+          <w:szCs w:val="27"/>
+          <w:lang w:eastAsia="pt-BR"/>
+        </w:rPr>
+        <w:t>seed</w:t>
+      </w:r>
+      <w:proofErr w:type="spellEnd"/>
+      <w:r>
+        <w:rPr>
+          <w:rFonts w:ascii="Arial" w:eastAsia="Times New Roman" w:hAnsi="Arial" w:cs="Times New Roman"/>
+          <w:color w:val="34495E"/>
+          <w:sz w:val="27"/>
+          <w:szCs w:val="27"/>
+          <w:lang w:eastAsia="pt-BR"/>
+        </w:rPr>
+        <w:t xml:space="preserve"> terminar com sucesso, </w:t>
       </w:r>
       <w:r>
         <w:rPr>
@@ -1188,15 +1790,27 @@
         </w:rPr>
         <w:t>abra o notebook “</w:t>
       </w:r>
-      <w:r>
-        <w:rPr>
-          <w:rFonts w:ascii="Arial" w:eastAsia="Times New Roman" w:hAnsi="Arial" w:cs="Times New Roman"/>
-          <w:color w:val="34495E"/>
-          <w:sz w:val="27"/>
-          <w:szCs w:val="27"/>
-          <w:lang w:eastAsia="pt-BR"/>
-        </w:rPr>
-        <w:t>Labs/LAB3_apoio</w:t>
+      <w:proofErr w:type="spellStart"/>
+      <w:r>
+        <w:rPr>
+          <w:rFonts w:ascii="Arial" w:eastAsia="Times New Roman" w:hAnsi="Arial" w:cs="Times New Roman"/>
+          <w:color w:val="34495E"/>
+          <w:sz w:val="27"/>
+          <w:szCs w:val="27"/>
+          <w:lang w:eastAsia="pt-BR"/>
+        </w:rPr>
+        <w:t>Labs</w:t>
+      </w:r>
+      <w:proofErr w:type="spellEnd"/>
+      <w:r>
+        <w:rPr>
+          <w:rFonts w:ascii="Arial" w:eastAsia="Times New Roman" w:hAnsi="Arial" w:cs="Times New Roman"/>
+          <w:color w:val="34495E"/>
+          <w:sz w:val="27"/>
+          <w:szCs w:val="27"/>
+          <w:lang w:eastAsia="pt-BR"/>
+        </w:rPr>
+        <w:t>/LAB3_apoio</w:t>
       </w:r>
       <w:r>
         <w:rPr>
@@ -1247,127 +1861,38 @@
     </w:p>
     <w:p>
       <w:pPr>
-        <w:shd w:val="clear" w:color="auto" w:fill="2C3E50"/>
-        <w:tabs>
-          <w:tab w:val="left" w:pos="916"/>
-          <w:tab w:val="left" w:pos="1832"/>
-          <w:tab w:val="left" w:pos="2748"/>
-          <w:tab w:val="left" w:pos="3664"/>
-          <w:tab w:val="left" w:pos="4580"/>
-          <w:tab w:val="left" w:pos="5496"/>
-          <w:tab w:val="left" w:pos="6412"/>
-          <w:tab w:val="left" w:pos="7328"/>
-          <w:tab w:val="left" w:pos="8244"/>
-          <w:tab w:val="left" w:pos="9160"/>
-          <w:tab w:val="left" w:pos="10076"/>
-          <w:tab w:val="left" w:pos="10992"/>
-          <w:tab w:val="left" w:pos="11908"/>
-          <w:tab w:val="left" w:pos="12824"/>
-          <w:tab w:val="left" w:pos="13740"/>
-          <w:tab w:val="left" w:pos="14656"/>
-        </w:tabs>
-        <w:spacing w:before="225" w:after="225" w:line="240" w:lineRule="auto"/>
-        <w:ind w:left="720"/>
-        <w:rPr>
-          <w:rFonts w:ascii="Courier New" w:eastAsia="Times New Roman" w:hAnsi="Courier New" w:cs="Courier New"/>
-          <w:color w:val="ECF0F1"/>
-          <w:sz w:val="20"/>
-          <w:szCs w:val="20"/>
-          <w:lang w:eastAsia="pt-BR"/>
-        </w:rPr>
-      </w:pPr>
-      <w:r>
-        <w:rPr>
-          <w:rFonts w:ascii="Courier New" w:eastAsia="Times New Roman" w:hAnsi="Courier New" w:cs="Courier New"/>
-          <w:color w:val="ECF0F1"/>
-          <w:sz w:val="20"/>
-          <w:szCs w:val="20"/>
-          <w:lang w:eastAsia="pt-BR"/>
-        </w:rPr>
-        <w:t>%sql</w:t>
-      </w:r>
-    </w:p>
-    <w:p>
-      <w:pPr>
-        <w:shd w:val="clear" w:color="auto" w:fill="2C3E50"/>
-        <w:tabs>
-          <w:tab w:val="left" w:pos="916"/>
-          <w:tab w:val="left" w:pos="1832"/>
-          <w:tab w:val="left" w:pos="2748"/>
-          <w:tab w:val="left" w:pos="3664"/>
-          <w:tab w:val="left" w:pos="4580"/>
-          <w:tab w:val="left" w:pos="5496"/>
-          <w:tab w:val="left" w:pos="6412"/>
-          <w:tab w:val="left" w:pos="7328"/>
-          <w:tab w:val="left" w:pos="8244"/>
-          <w:tab w:val="left" w:pos="9160"/>
-          <w:tab w:val="left" w:pos="10076"/>
-          <w:tab w:val="left" w:pos="10992"/>
-          <w:tab w:val="left" w:pos="11908"/>
-          <w:tab w:val="left" w:pos="12824"/>
-          <w:tab w:val="left" w:pos="13740"/>
-          <w:tab w:val="left" w:pos="14656"/>
-        </w:tabs>
-        <w:spacing w:before="225" w:after="225" w:line="240" w:lineRule="auto"/>
-        <w:ind w:left="720"/>
-        <w:rPr>
-          <w:rFonts w:ascii="Courier New" w:eastAsia="Times New Roman" w:hAnsi="Courier New" w:cs="Courier New"/>
-          <w:color w:val="ECF0F1"/>
-          <w:sz w:val="20"/>
-          <w:szCs w:val="20"/>
-          <w:lang w:eastAsia="pt-BR"/>
-        </w:rPr>
-      </w:pPr>
-      <w:r>
-        <w:rPr>
-          <w:rFonts w:ascii="Courier New" w:eastAsia="Times New Roman" w:hAnsi="Courier New" w:cs="Courier New"/>
-          <w:color w:val="ECF0F1"/>
-          <w:sz w:val="20"/>
-          <w:szCs w:val="20"/>
-          <w:lang w:eastAsia="pt-BR"/>
-        </w:rPr>
-        <w:t>USE lodlog_dw;</w:t>
-      </w:r>
-    </w:p>
-    <w:p>
-      <w:pPr>
-        <w:shd w:val="clear" w:color="auto" w:fill="2C3E50"/>
-        <w:tabs>
-          <w:tab w:val="left" w:pos="916"/>
-          <w:tab w:val="left" w:pos="1832"/>
-          <w:tab w:val="left" w:pos="2748"/>
-          <w:tab w:val="left" w:pos="3664"/>
-          <w:tab w:val="left" w:pos="4580"/>
-          <w:tab w:val="left" w:pos="5496"/>
-          <w:tab w:val="left" w:pos="6412"/>
-          <w:tab w:val="left" w:pos="7328"/>
-          <w:tab w:val="left" w:pos="8244"/>
-          <w:tab w:val="left" w:pos="9160"/>
-          <w:tab w:val="left" w:pos="10076"/>
-          <w:tab w:val="left" w:pos="10992"/>
-          <w:tab w:val="left" w:pos="11908"/>
-          <w:tab w:val="left" w:pos="12824"/>
-          <w:tab w:val="left" w:pos="13740"/>
-          <w:tab w:val="left" w:pos="14656"/>
-        </w:tabs>
-        <w:spacing w:before="225" w:after="225" w:line="240" w:lineRule="auto"/>
-        <w:ind w:left="720"/>
-        <w:rPr>
-          <w:rFonts w:ascii="Courier New" w:eastAsia="Times New Roman" w:hAnsi="Courier New" w:cs="Courier New"/>
-          <w:color w:val="ECF0F1"/>
-          <w:sz w:val="20"/>
-          <w:szCs w:val="20"/>
-          <w:lang w:eastAsia="pt-BR"/>
-        </w:rPr>
-      </w:pPr>
-      <w:r>
-        <w:rPr>
-          <w:rFonts w:ascii="Courier New" w:eastAsia="Times New Roman" w:hAnsi="Courier New" w:cs="Courier New"/>
-          <w:color w:val="ECF0F1"/>
-          <w:sz w:val="20"/>
-          <w:szCs w:val="20"/>
-          <w:lang w:eastAsia="pt-BR"/>
-        </w:rPr>
+        <w:pStyle w:val="sql"/>
+      </w:pPr>
+      <w:r>
+        <w:t>%</w:t>
+      </w:r>
+      <w:proofErr w:type="spellStart"/>
+      <w:r>
+        <w:t>sql</w:t>
+      </w:r>
+      <w:proofErr w:type="spellEnd"/>
+    </w:p>
+    <w:p>
+      <w:pPr>
+        <w:pStyle w:val="sql"/>
+      </w:pPr>
+      <w:r>
+        <w:t xml:space="preserve">USE </w:t>
+      </w:r>
+      <w:proofErr w:type="spellStart"/>
+      <w:r>
+        <w:t>lodlog_dw</w:t>
+      </w:r>
+      <w:proofErr w:type="spellEnd"/>
+      <w:r>
+        <w:t>;</w:t>
+      </w:r>
+    </w:p>
+    <w:p>
+      <w:pPr>
+        <w:pStyle w:val="sql"/>
+      </w:pPr>
+      <w:r>
         <w:t>SHOW TABLES;</w:t>
       </w:r>
     </w:p>
@@ -1447,8 +1972,31 @@
           <w:szCs w:val="24"/>
           <w:lang w:eastAsia="pt-BR"/>
         </w:rPr>
-        <w:t>As tabelas do modelo dimensional analítico estão salvas sob o schema </w:t>
-      </w:r>
+        <w:t xml:space="preserve">As tabelas do modelo dimensional analítico estão salvas sob o </w:t>
+      </w:r>
+      <w:proofErr w:type="spellStart"/>
+      <w:r>
+        <w:rPr>
+          <w:rFonts w:ascii="Arial" w:eastAsia="Times New Roman" w:hAnsi="Arial" w:cs="Times New Roman"/>
+          <w:color w:val="34495E"/>
+          <w:sz w:val="24"/>
+          <w:szCs w:val="24"/>
+          <w:lang w:eastAsia="pt-BR"/>
+        </w:rPr>
+        <w:t>schema</w:t>
+      </w:r>
+      <w:proofErr w:type="spellEnd"/>
+      <w:r>
+        <w:rPr>
+          <w:rFonts w:ascii="Arial" w:eastAsia="Times New Roman" w:hAnsi="Arial" w:cs="Times New Roman"/>
+          <w:color w:val="34495E"/>
+          <w:sz w:val="24"/>
+          <w:szCs w:val="24"/>
+          <w:lang w:eastAsia="pt-BR"/>
+        </w:rPr>
+        <w:t> </w:t>
+      </w:r>
+      <w:proofErr w:type="spellStart"/>
       <w:r>
         <w:rPr>
           <w:rFonts w:ascii="Courier New" w:eastAsia="Times New Roman" w:hAnsi="Courier New" w:cs="Courier New"/>
@@ -1459,312 +2007,168 @@
         </w:rPr>
         <w:t>lodlog_dw</w:t>
       </w:r>
-      <w:r>
-        <w:rPr>
-          <w:rFonts w:ascii="Arial" w:eastAsia="Times New Roman" w:hAnsi="Arial" w:cs="Times New Roman"/>
-          <w:color w:val="34495E"/>
-          <w:sz w:val="24"/>
-          <w:szCs w:val="24"/>
-          <w:lang w:eastAsia="pt-BR"/>
-        </w:rPr>
-        <w:t xml:space="preserve">. Execute e interprete as três queries analíticas abaixo. Em </w:t>
-      </w:r>
-      <w:r>
-        <w:rPr>
-          <w:rFonts w:ascii="Arial" w:eastAsia="Times New Roman" w:hAnsi="Arial" w:cs="Times New Roman"/>
-          <w:color w:val="34495E"/>
-          <w:sz w:val="24"/>
-          <w:szCs w:val="24"/>
-          <w:lang w:eastAsia="pt-BR"/>
-        </w:rPr>
+      <w:proofErr w:type="spellEnd"/>
+      <w:r>
+        <w:rPr>
+          <w:rFonts w:ascii="Arial" w:eastAsia="Times New Roman" w:hAnsi="Arial" w:cs="Times New Roman"/>
+          <w:color w:val="34495E"/>
+          <w:sz w:val="24"/>
+          <w:szCs w:val="24"/>
+          <w:lang w:eastAsia="pt-BR"/>
+        </w:rPr>
+        <w:t xml:space="preserve">. Execute e interprete as três queries analíticas abaixo. Em seu notebook, escreva uma frase curta de interpretação sobre o que o resultado revela para a gestão da </w:t>
+      </w:r>
+      <w:proofErr w:type="spellStart"/>
+      <w:r>
+        <w:rPr>
+          <w:rFonts w:ascii="Arial" w:eastAsia="Times New Roman" w:hAnsi="Arial" w:cs="Times New Roman"/>
+          <w:color w:val="34495E"/>
+          <w:sz w:val="24"/>
+          <w:szCs w:val="24"/>
+          <w:lang w:eastAsia="pt-BR"/>
+        </w:rPr>
+        <w:t>LODLog</w:t>
+      </w:r>
+      <w:proofErr w:type="spellEnd"/>
+      <w:r>
+        <w:rPr>
+          <w:rFonts w:ascii="Arial" w:eastAsia="Times New Roman" w:hAnsi="Arial" w:cs="Times New Roman"/>
+          <w:color w:val="34495E"/>
+          <w:sz w:val="24"/>
+          <w:szCs w:val="24"/>
+          <w:lang w:eastAsia="pt-BR"/>
+        </w:rPr>
+        <w:t>.</w:t>
+      </w:r>
+    </w:p>
+    <w:p>
+      <w:pPr>
+        <w:pStyle w:val="sql"/>
+      </w:pPr>
+      <w:r>
         <w:lastRenderedPageBreak/>
-        <w:t>seu notebook, escreva uma frase curta de interpretação sobre o que o resultado revela para a gestão da LODLog.</w:t>
-      </w:r>
-    </w:p>
-    <w:p>
-      <w:pPr>
-        <w:shd w:val="clear" w:color="auto" w:fill="2C3E50"/>
-        <w:tabs>
-          <w:tab w:val="left" w:pos="916"/>
-          <w:tab w:val="left" w:pos="1832"/>
-          <w:tab w:val="left" w:pos="2748"/>
-          <w:tab w:val="left" w:pos="3664"/>
-          <w:tab w:val="left" w:pos="4580"/>
-          <w:tab w:val="left" w:pos="5496"/>
-          <w:tab w:val="left" w:pos="6412"/>
-          <w:tab w:val="left" w:pos="7328"/>
-          <w:tab w:val="left" w:pos="8244"/>
-          <w:tab w:val="left" w:pos="9160"/>
-          <w:tab w:val="left" w:pos="10076"/>
-          <w:tab w:val="left" w:pos="10992"/>
-          <w:tab w:val="left" w:pos="11908"/>
-          <w:tab w:val="left" w:pos="12824"/>
-          <w:tab w:val="left" w:pos="13740"/>
-          <w:tab w:val="left" w:pos="14656"/>
-        </w:tabs>
-        <w:spacing w:before="225" w:after="225" w:line="240" w:lineRule="auto"/>
-        <w:rPr>
-          <w:rFonts w:ascii="Courier New" w:eastAsia="Times New Roman" w:hAnsi="Courier New" w:cs="Courier New"/>
-          <w:color w:val="ECF0F1"/>
-          <w:sz w:val="20"/>
-          <w:szCs w:val="20"/>
-          <w:lang w:eastAsia="pt-BR"/>
-        </w:rPr>
-      </w:pPr>
-      <w:r>
-        <w:rPr>
-          <w:rFonts w:ascii="Courier New" w:eastAsia="Times New Roman" w:hAnsi="Courier New" w:cs="Courier New"/>
-          <w:color w:val="ECF0F1"/>
-          <w:sz w:val="20"/>
-          <w:szCs w:val="20"/>
-          <w:lang w:eastAsia="pt-BR"/>
-        </w:rPr>
         <w:t>-- Query 1: Volume de entregas e atrasos por mês</w:t>
       </w:r>
     </w:p>
     <w:p>
       <w:pPr>
-        <w:shd w:val="clear" w:color="auto" w:fill="2C3E50"/>
-        <w:tabs>
-          <w:tab w:val="left" w:pos="916"/>
-          <w:tab w:val="left" w:pos="1832"/>
-          <w:tab w:val="left" w:pos="2748"/>
-          <w:tab w:val="left" w:pos="3664"/>
-          <w:tab w:val="left" w:pos="4580"/>
-          <w:tab w:val="left" w:pos="5496"/>
-          <w:tab w:val="left" w:pos="6412"/>
-          <w:tab w:val="left" w:pos="7328"/>
-          <w:tab w:val="left" w:pos="8244"/>
-          <w:tab w:val="left" w:pos="9160"/>
-          <w:tab w:val="left" w:pos="10076"/>
-          <w:tab w:val="left" w:pos="10992"/>
-          <w:tab w:val="left" w:pos="11908"/>
-          <w:tab w:val="left" w:pos="12824"/>
-          <w:tab w:val="left" w:pos="13740"/>
-          <w:tab w:val="left" w:pos="14656"/>
-        </w:tabs>
-        <w:spacing w:before="225" w:after="225" w:line="240" w:lineRule="auto"/>
-        <w:rPr>
-          <w:rFonts w:ascii="Courier New" w:eastAsia="Times New Roman" w:hAnsi="Courier New" w:cs="Courier New"/>
-          <w:color w:val="ECF0F1"/>
-          <w:sz w:val="20"/>
-          <w:szCs w:val="20"/>
-          <w:lang w:eastAsia="pt-BR"/>
-        </w:rPr>
-      </w:pPr>
-      <w:r>
-        <w:rPr>
-          <w:rFonts w:ascii="Courier New" w:eastAsia="Times New Roman" w:hAnsi="Courier New" w:cs="Courier New"/>
-          <w:color w:val="ECF0F1"/>
-          <w:sz w:val="20"/>
-          <w:szCs w:val="20"/>
-          <w:lang w:eastAsia="pt-BR"/>
-        </w:rPr>
-        <w:t>SELECT DATE_TRUNC('month', data_entrega) AS mes,</w:t>
-      </w:r>
-    </w:p>
-    <w:p>
-      <w:pPr>
-        <w:shd w:val="clear" w:color="auto" w:fill="2C3E50"/>
-        <w:tabs>
-          <w:tab w:val="left" w:pos="916"/>
-          <w:tab w:val="left" w:pos="1832"/>
-          <w:tab w:val="left" w:pos="2748"/>
-          <w:tab w:val="left" w:pos="3664"/>
-          <w:tab w:val="left" w:pos="4580"/>
-          <w:tab w:val="left" w:pos="5496"/>
-          <w:tab w:val="left" w:pos="6412"/>
-          <w:tab w:val="left" w:pos="7328"/>
-          <w:tab w:val="left" w:pos="8244"/>
-          <w:tab w:val="left" w:pos="9160"/>
-          <w:tab w:val="left" w:pos="10076"/>
-          <w:tab w:val="left" w:pos="10992"/>
-          <w:tab w:val="left" w:pos="11908"/>
-          <w:tab w:val="left" w:pos="12824"/>
-          <w:tab w:val="left" w:pos="13740"/>
-          <w:tab w:val="left" w:pos="14656"/>
-        </w:tabs>
-        <w:spacing w:before="225" w:after="225" w:line="240" w:lineRule="auto"/>
-        <w:rPr>
-          <w:rFonts w:ascii="Courier New" w:eastAsia="Times New Roman" w:hAnsi="Courier New" w:cs="Courier New"/>
-          <w:color w:val="ECF0F1"/>
-          <w:sz w:val="20"/>
-          <w:szCs w:val="20"/>
-          <w:lang w:eastAsia="pt-BR"/>
-        </w:rPr>
-      </w:pPr>
-      <w:r>
-        <w:rPr>
-          <w:rFonts w:ascii="Courier New" w:eastAsia="Times New Roman" w:hAnsi="Courier New" w:cs="Courier New"/>
-          <w:color w:val="ECF0F1"/>
-          <w:sz w:val="20"/>
-          <w:szCs w:val="20"/>
-          <w:lang w:eastAsia="pt-BR"/>
-        </w:rPr>
-        <w:t xml:space="preserve">       COUNT(*) AS total_entregas,</w:t>
-      </w:r>
-    </w:p>
-    <w:p>
-      <w:pPr>
-        <w:shd w:val="clear" w:color="auto" w:fill="2C3E50"/>
-        <w:tabs>
-          <w:tab w:val="left" w:pos="916"/>
-          <w:tab w:val="left" w:pos="1832"/>
-          <w:tab w:val="left" w:pos="2748"/>
-          <w:tab w:val="left" w:pos="3664"/>
-          <w:tab w:val="left" w:pos="4580"/>
-          <w:tab w:val="left" w:pos="5496"/>
-          <w:tab w:val="left" w:pos="6412"/>
-          <w:tab w:val="left" w:pos="7328"/>
-          <w:tab w:val="left" w:pos="8244"/>
-          <w:tab w:val="left" w:pos="9160"/>
-          <w:tab w:val="left" w:pos="10076"/>
-          <w:tab w:val="left" w:pos="10992"/>
-          <w:tab w:val="left" w:pos="11908"/>
-          <w:tab w:val="left" w:pos="12824"/>
-          <w:tab w:val="left" w:pos="13740"/>
-          <w:tab w:val="left" w:pos="14656"/>
-        </w:tabs>
-        <w:spacing w:before="225" w:after="225" w:line="240" w:lineRule="auto"/>
-        <w:rPr>
-          <w:rFonts w:ascii="Courier New" w:eastAsia="Times New Roman" w:hAnsi="Courier New" w:cs="Courier New"/>
-          <w:color w:val="ECF0F1"/>
-          <w:sz w:val="20"/>
-          <w:szCs w:val="20"/>
-          <w:lang w:eastAsia="pt-BR"/>
-        </w:rPr>
-      </w:pPr>
-      <w:r>
-        <w:rPr>
-          <w:rFonts w:ascii="Courier New" w:eastAsia="Times New Roman" w:hAnsi="Courier New" w:cs="Courier New"/>
-          <w:color w:val="ECF0F1"/>
-          <w:sz w:val="20"/>
-          <w:szCs w:val="20"/>
-          <w:lang w:eastAsia="pt-BR"/>
-        </w:rPr>
-        <w:t xml:space="preserve">       SUM(CASE WHEN minutos_atraso &gt; 0 THEN 1 ELSE 0 END) AS entregas_atrasadas</w:t>
-      </w:r>
-    </w:p>
-    <w:p>
-      <w:pPr>
-        <w:shd w:val="clear" w:color="auto" w:fill="2C3E50"/>
-        <w:tabs>
-          <w:tab w:val="left" w:pos="916"/>
-          <w:tab w:val="left" w:pos="1832"/>
-          <w:tab w:val="left" w:pos="2748"/>
-          <w:tab w:val="left" w:pos="3664"/>
-          <w:tab w:val="left" w:pos="4580"/>
-          <w:tab w:val="left" w:pos="5496"/>
-          <w:tab w:val="left" w:pos="6412"/>
-          <w:tab w:val="left" w:pos="7328"/>
-          <w:tab w:val="left" w:pos="8244"/>
-          <w:tab w:val="left" w:pos="9160"/>
-          <w:tab w:val="left" w:pos="10076"/>
-          <w:tab w:val="left" w:pos="10992"/>
-          <w:tab w:val="left" w:pos="11908"/>
-          <w:tab w:val="left" w:pos="12824"/>
-          <w:tab w:val="left" w:pos="13740"/>
-          <w:tab w:val="left" w:pos="14656"/>
-        </w:tabs>
-        <w:spacing w:before="225" w:after="225" w:line="240" w:lineRule="auto"/>
-        <w:rPr>
-          <w:rFonts w:ascii="Courier New" w:eastAsia="Times New Roman" w:hAnsi="Courier New" w:cs="Courier New"/>
-          <w:color w:val="ECF0F1"/>
-          <w:sz w:val="20"/>
-          <w:szCs w:val="20"/>
-          <w:lang w:eastAsia="pt-BR"/>
-        </w:rPr>
-      </w:pPr>
-      <w:r>
-        <w:rPr>
-          <w:rFonts w:ascii="Courier New" w:eastAsia="Times New Roman" w:hAnsi="Courier New" w:cs="Courier New"/>
-          <w:color w:val="ECF0F1"/>
-          <w:sz w:val="20"/>
-          <w:szCs w:val="20"/>
-          <w:lang w:eastAsia="pt-BR"/>
-        </w:rPr>
-        <w:t>FROM fato_entregas</w:t>
-      </w:r>
-    </w:p>
-    <w:p>
-      <w:pPr>
-        <w:shd w:val="clear" w:color="auto" w:fill="2C3E50"/>
-        <w:tabs>
-          <w:tab w:val="left" w:pos="916"/>
-          <w:tab w:val="left" w:pos="1832"/>
-          <w:tab w:val="left" w:pos="2748"/>
-          <w:tab w:val="left" w:pos="3664"/>
-          <w:tab w:val="left" w:pos="4580"/>
-          <w:tab w:val="left" w:pos="5496"/>
-          <w:tab w:val="left" w:pos="6412"/>
-          <w:tab w:val="left" w:pos="7328"/>
-          <w:tab w:val="left" w:pos="8244"/>
-          <w:tab w:val="left" w:pos="9160"/>
-          <w:tab w:val="left" w:pos="10076"/>
-          <w:tab w:val="left" w:pos="10992"/>
-          <w:tab w:val="left" w:pos="11908"/>
-          <w:tab w:val="left" w:pos="12824"/>
-          <w:tab w:val="left" w:pos="13740"/>
-          <w:tab w:val="left" w:pos="14656"/>
-        </w:tabs>
-        <w:spacing w:before="225" w:after="225" w:line="240" w:lineRule="auto"/>
-        <w:rPr>
-          <w:rFonts w:ascii="Courier New" w:eastAsia="Times New Roman" w:hAnsi="Courier New" w:cs="Courier New"/>
-          <w:color w:val="ECF0F1"/>
-          <w:sz w:val="20"/>
-          <w:szCs w:val="20"/>
-          <w:lang w:eastAsia="pt-BR"/>
-        </w:rPr>
-      </w:pPr>
-      <w:r>
-        <w:rPr>
-          <w:rFonts w:ascii="Courier New" w:eastAsia="Times New Roman" w:hAnsi="Courier New" w:cs="Courier New"/>
-          <w:color w:val="ECF0F1"/>
-          <w:sz w:val="20"/>
-          <w:szCs w:val="20"/>
-          <w:lang w:eastAsia="pt-BR"/>
-        </w:rPr>
+        <w:pStyle w:val="sql"/>
+      </w:pPr>
+      <w:r>
+        <w:t>SELECT DATE_</w:t>
+      </w:r>
+      <w:proofErr w:type="gramStart"/>
+      <w:r>
+        <w:t>TRUNC(</w:t>
+      </w:r>
+      <w:proofErr w:type="gramEnd"/>
+      <w:r>
+        <w:t>'</w:t>
+      </w:r>
+      <w:proofErr w:type="spellStart"/>
+      <w:r>
+        <w:t>month</w:t>
+      </w:r>
+      <w:proofErr w:type="spellEnd"/>
+      <w:r>
+        <w:t xml:space="preserve">', </w:t>
+      </w:r>
+      <w:proofErr w:type="spellStart"/>
+      <w:r>
+        <w:t>data_entrega</w:t>
+      </w:r>
+      <w:proofErr w:type="spellEnd"/>
+      <w:r>
+        <w:t xml:space="preserve">) AS </w:t>
+      </w:r>
+      <w:proofErr w:type="spellStart"/>
+      <w:r>
+        <w:t>mes</w:t>
+      </w:r>
+      <w:proofErr w:type="spellEnd"/>
+      <w:r>
+        <w:t>,</w:t>
+      </w:r>
+    </w:p>
+    <w:p>
+      <w:pPr>
+        <w:pStyle w:val="sql"/>
+      </w:pPr>
+      <w:r>
+        <w:t xml:space="preserve">       </w:t>
+      </w:r>
+      <w:proofErr w:type="gramStart"/>
+      <w:r>
+        <w:t>COUNT(</w:t>
+      </w:r>
+      <w:proofErr w:type="gramEnd"/>
+      <w:r>
+        <w:t xml:space="preserve">*) AS </w:t>
+      </w:r>
+      <w:proofErr w:type="spellStart"/>
+      <w:r>
+        <w:t>total_entregas</w:t>
+      </w:r>
+      <w:proofErr w:type="spellEnd"/>
+      <w:r>
+        <w:t>,</w:t>
+      </w:r>
+    </w:p>
+    <w:p>
+      <w:pPr>
+        <w:pStyle w:val="sql"/>
+      </w:pPr>
+      <w:r>
+        <w:t xml:space="preserve">       </w:t>
+      </w:r>
+      <w:proofErr w:type="gramStart"/>
+      <w:r>
+        <w:t>SUM(</w:t>
+      </w:r>
+      <w:proofErr w:type="gramEnd"/>
+      <w:r>
+        <w:t xml:space="preserve">CASE WHEN </w:t>
+      </w:r>
+      <w:proofErr w:type="spellStart"/>
+      <w:r>
+        <w:t>minutos_atraso</w:t>
+      </w:r>
+      <w:proofErr w:type="spellEnd"/>
+      <w:r>
+        <w:t xml:space="preserve"> &gt; 0 THEN 1 ELSE 0 END) AS </w:t>
+      </w:r>
+      <w:proofErr w:type="spellStart"/>
+      <w:r>
+        <w:t>entregas_atrasadas</w:t>
+      </w:r>
+      <w:proofErr w:type="spellEnd"/>
+    </w:p>
+    <w:p>
+      <w:pPr>
+        <w:pStyle w:val="sql"/>
+      </w:pPr>
+      <w:r>
+        <w:t xml:space="preserve">FROM </w:t>
+      </w:r>
+      <w:proofErr w:type="spellStart"/>
+      <w:r>
+        <w:t>fato_entregas</w:t>
+      </w:r>
+      <w:proofErr w:type="spellEnd"/>
+    </w:p>
+    <w:p>
+      <w:pPr>
+        <w:pStyle w:val="sql"/>
+      </w:pPr>
+      <w:r>
         <w:t>GROUP BY 1</w:t>
       </w:r>
     </w:p>
     <w:p>
       <w:pPr>
-        <w:shd w:val="clear" w:color="auto" w:fill="2C3E50"/>
-        <w:tabs>
-          <w:tab w:val="left" w:pos="916"/>
-          <w:tab w:val="left" w:pos="1832"/>
-          <w:tab w:val="left" w:pos="2748"/>
-          <w:tab w:val="left" w:pos="3664"/>
-          <w:tab w:val="left" w:pos="4580"/>
-          <w:tab w:val="left" w:pos="5496"/>
-          <w:tab w:val="left" w:pos="6412"/>
-          <w:tab w:val="left" w:pos="7328"/>
-          <w:tab w:val="left" w:pos="8244"/>
-          <w:tab w:val="left" w:pos="9160"/>
-          <w:tab w:val="left" w:pos="10076"/>
-          <w:tab w:val="left" w:pos="10992"/>
-          <w:tab w:val="left" w:pos="11908"/>
-          <w:tab w:val="left" w:pos="12824"/>
-          <w:tab w:val="left" w:pos="13740"/>
-          <w:tab w:val="left" w:pos="14656"/>
-        </w:tabs>
-        <w:spacing w:before="225" w:after="225" w:line="240" w:lineRule="auto"/>
-        <w:rPr>
-          <w:rFonts w:ascii="Courier New" w:eastAsia="Times New Roman" w:hAnsi="Courier New" w:cs="Courier New"/>
-          <w:color w:val="ECF0F1"/>
-          <w:sz w:val="20"/>
-          <w:szCs w:val="20"/>
-          <w:lang w:eastAsia="pt-BR"/>
-        </w:rPr>
-      </w:pPr>
-      <w:r>
-        <w:rPr>
-          <w:rFonts w:ascii="Courier New" w:eastAsia="Times New Roman" w:hAnsi="Courier New" w:cs="Courier New"/>
-          <w:color w:val="ECF0F1"/>
-          <w:sz w:val="20"/>
-          <w:szCs w:val="20"/>
-          <w:lang w:eastAsia="pt-BR"/>
-        </w:rPr>
+        <w:pStyle w:val="sql"/>
+      </w:pPr>
+      <w:r>
         <w:t>ORDER BY 1;</w:t>
       </w:r>
     </w:p>
@@ -1804,412 +2208,247 @@
     </w:p>
     <w:p>
       <w:pPr>
-        <w:shd w:val="clear" w:color="auto" w:fill="2C3E50"/>
-        <w:tabs>
-          <w:tab w:val="left" w:pos="916"/>
-          <w:tab w:val="left" w:pos="1832"/>
-          <w:tab w:val="left" w:pos="2748"/>
-          <w:tab w:val="left" w:pos="3664"/>
-          <w:tab w:val="left" w:pos="4580"/>
-          <w:tab w:val="left" w:pos="5496"/>
-          <w:tab w:val="left" w:pos="6412"/>
-          <w:tab w:val="left" w:pos="7328"/>
-          <w:tab w:val="left" w:pos="8244"/>
-          <w:tab w:val="left" w:pos="9160"/>
-          <w:tab w:val="left" w:pos="10076"/>
-          <w:tab w:val="left" w:pos="10992"/>
-          <w:tab w:val="left" w:pos="11908"/>
-          <w:tab w:val="left" w:pos="12824"/>
-          <w:tab w:val="left" w:pos="13740"/>
-          <w:tab w:val="left" w:pos="14656"/>
-        </w:tabs>
-        <w:spacing w:before="225" w:after="225" w:line="240" w:lineRule="auto"/>
-        <w:rPr>
-          <w:rFonts w:ascii="Courier New" w:eastAsia="Times New Roman" w:hAnsi="Courier New" w:cs="Courier New"/>
-          <w:color w:val="ECF0F1"/>
-          <w:sz w:val="20"/>
-          <w:szCs w:val="20"/>
-          <w:lang w:eastAsia="pt-BR"/>
-        </w:rPr>
-      </w:pPr>
-      <w:r>
-        <w:rPr>
-          <w:rFonts w:ascii="Courier New" w:eastAsia="Times New Roman" w:hAnsi="Courier New" w:cs="Courier New"/>
-          <w:color w:val="ECF0F1"/>
-          <w:sz w:val="20"/>
-          <w:szCs w:val="20"/>
-          <w:lang w:eastAsia="pt-BR"/>
-        </w:rPr>
+        <w:pStyle w:val="sql"/>
+      </w:pPr>
+      <w:r>
         <w:t>-- Query 2: Ranking de Centros de Distribuição (CD) por eficiência operacional</w:t>
       </w:r>
     </w:p>
     <w:p>
       <w:pPr>
-        <w:shd w:val="clear" w:color="auto" w:fill="2C3E50"/>
-        <w:tabs>
-          <w:tab w:val="left" w:pos="916"/>
-          <w:tab w:val="left" w:pos="1832"/>
-          <w:tab w:val="left" w:pos="2748"/>
-          <w:tab w:val="left" w:pos="3664"/>
-          <w:tab w:val="left" w:pos="4580"/>
-          <w:tab w:val="left" w:pos="5496"/>
-          <w:tab w:val="left" w:pos="6412"/>
-          <w:tab w:val="left" w:pos="7328"/>
-          <w:tab w:val="left" w:pos="8244"/>
-          <w:tab w:val="left" w:pos="9160"/>
-          <w:tab w:val="left" w:pos="10076"/>
-          <w:tab w:val="left" w:pos="10992"/>
-          <w:tab w:val="left" w:pos="11908"/>
-          <w:tab w:val="left" w:pos="12824"/>
-          <w:tab w:val="left" w:pos="13740"/>
-          <w:tab w:val="left" w:pos="14656"/>
-        </w:tabs>
-        <w:spacing w:before="225" w:after="225" w:line="240" w:lineRule="auto"/>
-        <w:rPr>
-          <w:rFonts w:ascii="Courier New" w:eastAsia="Times New Roman" w:hAnsi="Courier New" w:cs="Courier New"/>
-          <w:color w:val="ECF0F1"/>
-          <w:sz w:val="20"/>
-          <w:szCs w:val="20"/>
-          <w:lang w:eastAsia="pt-BR"/>
-        </w:rPr>
-      </w:pPr>
-      <w:r>
-        <w:rPr>
-          <w:rFonts w:ascii="Courier New" w:eastAsia="Times New Roman" w:hAnsi="Courier New" w:cs="Courier New"/>
-          <w:color w:val="ECF0F1"/>
-          <w:sz w:val="20"/>
-          <w:szCs w:val="20"/>
-          <w:lang w:eastAsia="pt-BR"/>
-        </w:rPr>
-        <w:t>SELECT cd.codigo AS cd_origem,</w:t>
-      </w:r>
-    </w:p>
-    <w:p>
-      <w:pPr>
-        <w:shd w:val="clear" w:color="auto" w:fill="2C3E50"/>
-        <w:tabs>
-          <w:tab w:val="left" w:pos="916"/>
-          <w:tab w:val="left" w:pos="1832"/>
-          <w:tab w:val="left" w:pos="2748"/>
-          <w:tab w:val="left" w:pos="3664"/>
-          <w:tab w:val="left" w:pos="4580"/>
-          <w:tab w:val="left" w:pos="5496"/>
-          <w:tab w:val="left" w:pos="6412"/>
-          <w:tab w:val="left" w:pos="7328"/>
-          <w:tab w:val="left" w:pos="8244"/>
-          <w:tab w:val="left" w:pos="9160"/>
-          <w:tab w:val="left" w:pos="10076"/>
-          <w:tab w:val="left" w:pos="10992"/>
-          <w:tab w:val="left" w:pos="11908"/>
-          <w:tab w:val="left" w:pos="12824"/>
-          <w:tab w:val="left" w:pos="13740"/>
-          <w:tab w:val="left" w:pos="14656"/>
-        </w:tabs>
-        <w:spacing w:before="225" w:after="225" w:line="240" w:lineRule="auto"/>
-        <w:rPr>
-          <w:rFonts w:ascii="Courier New" w:eastAsia="Times New Roman" w:hAnsi="Courier New" w:cs="Courier New"/>
-          <w:color w:val="ECF0F1"/>
-          <w:sz w:val="20"/>
-          <w:szCs w:val="20"/>
-          <w:lang w:eastAsia="pt-BR"/>
-        </w:rPr>
-      </w:pPr>
-      <w:r>
-        <w:rPr>
-          <w:rFonts w:ascii="Courier New" w:eastAsia="Times New Roman" w:hAnsi="Courier New" w:cs="Courier New"/>
-          <w:color w:val="ECF0F1"/>
-          <w:sz w:val="20"/>
-          <w:szCs w:val="20"/>
-          <w:lang w:eastAsia="pt-BR"/>
-        </w:rPr>
-        <w:t xml:space="preserve">       ROUND(AVG(fe.minutos_atraso), 2) AS atraso_medio_min,</w:t>
-      </w:r>
-    </w:p>
-    <w:p>
-      <w:pPr>
-        <w:shd w:val="clear" w:color="auto" w:fill="2C3E50"/>
-        <w:tabs>
-          <w:tab w:val="left" w:pos="916"/>
-          <w:tab w:val="left" w:pos="1832"/>
-          <w:tab w:val="left" w:pos="2748"/>
-          <w:tab w:val="left" w:pos="3664"/>
-          <w:tab w:val="left" w:pos="4580"/>
-          <w:tab w:val="left" w:pos="5496"/>
-          <w:tab w:val="left" w:pos="6412"/>
-          <w:tab w:val="left" w:pos="7328"/>
-          <w:tab w:val="left" w:pos="8244"/>
-          <w:tab w:val="left" w:pos="9160"/>
-          <w:tab w:val="left" w:pos="10076"/>
-          <w:tab w:val="left" w:pos="10992"/>
-          <w:tab w:val="left" w:pos="11908"/>
-          <w:tab w:val="left" w:pos="12824"/>
-          <w:tab w:val="left" w:pos="13740"/>
-          <w:tab w:val="left" w:pos="14656"/>
-        </w:tabs>
-        <w:spacing w:before="225" w:after="225" w:line="240" w:lineRule="auto"/>
-        <w:rPr>
-          <w:rFonts w:ascii="Courier New" w:eastAsia="Times New Roman" w:hAnsi="Courier New" w:cs="Courier New"/>
-          <w:color w:val="ECF0F1"/>
-          <w:sz w:val="20"/>
-          <w:szCs w:val="20"/>
-          <w:lang w:eastAsia="pt-BR"/>
-        </w:rPr>
-      </w:pPr>
-      <w:r>
-        <w:rPr>
-          <w:rFonts w:ascii="Courier New" w:eastAsia="Times New Roman" w:hAnsi="Courier New" w:cs="Courier New"/>
-          <w:color w:val="ECF0F1"/>
-          <w:sz w:val="20"/>
-          <w:szCs w:val="20"/>
-          <w:lang w:eastAsia="pt-BR"/>
-        </w:rPr>
-        <w:t xml:space="preserve">       ROUND(SUM(fe.custo_combustivel + fe.custo_pedagio), 2) AS custo_total_operacional,</w:t>
-      </w:r>
-    </w:p>
-    <w:p>
-      <w:pPr>
-        <w:shd w:val="clear" w:color="auto" w:fill="2C3E50"/>
-        <w:tabs>
-          <w:tab w:val="left" w:pos="916"/>
-          <w:tab w:val="left" w:pos="1832"/>
-          <w:tab w:val="left" w:pos="2748"/>
-          <w:tab w:val="left" w:pos="3664"/>
-          <w:tab w:val="left" w:pos="4580"/>
-          <w:tab w:val="left" w:pos="5496"/>
-          <w:tab w:val="left" w:pos="6412"/>
-          <w:tab w:val="left" w:pos="7328"/>
-          <w:tab w:val="left" w:pos="8244"/>
-          <w:tab w:val="left" w:pos="9160"/>
-          <w:tab w:val="left" w:pos="10076"/>
-          <w:tab w:val="left" w:pos="10992"/>
-          <w:tab w:val="left" w:pos="11908"/>
-          <w:tab w:val="left" w:pos="12824"/>
-          <w:tab w:val="left" w:pos="13740"/>
-          <w:tab w:val="left" w:pos="14656"/>
-        </w:tabs>
-        <w:spacing w:before="225" w:after="225" w:line="240" w:lineRule="auto"/>
-        <w:rPr>
-          <w:rFonts w:ascii="Courier New" w:eastAsia="Times New Roman" w:hAnsi="Courier New" w:cs="Courier New"/>
-          <w:color w:val="ECF0F1"/>
-          <w:sz w:val="20"/>
-          <w:szCs w:val="20"/>
-          <w:lang w:eastAsia="pt-BR"/>
-        </w:rPr>
-      </w:pPr>
-      <w:r>
-        <w:rPr>
-          <w:rFonts w:ascii="Courier New" w:eastAsia="Times New Roman" w:hAnsi="Courier New" w:cs="Courier New"/>
-          <w:color w:val="ECF0F1"/>
-          <w:sz w:val="20"/>
-          <w:szCs w:val="20"/>
-          <w:lang w:eastAsia="pt-BR"/>
-        </w:rPr>
-        <w:t xml:space="preserve">       COUNT(DISTINCT fe.sk_veiculo) AS frota_alocada</w:t>
-      </w:r>
-    </w:p>
-    <w:p>
-      <w:pPr>
-        <w:shd w:val="clear" w:color="auto" w:fill="2C3E50"/>
-        <w:tabs>
-          <w:tab w:val="left" w:pos="916"/>
-          <w:tab w:val="left" w:pos="1832"/>
-          <w:tab w:val="left" w:pos="2748"/>
-          <w:tab w:val="left" w:pos="3664"/>
-          <w:tab w:val="left" w:pos="4580"/>
-          <w:tab w:val="left" w:pos="5496"/>
-          <w:tab w:val="left" w:pos="6412"/>
-          <w:tab w:val="left" w:pos="7328"/>
-          <w:tab w:val="left" w:pos="8244"/>
-          <w:tab w:val="left" w:pos="9160"/>
-          <w:tab w:val="left" w:pos="10076"/>
-          <w:tab w:val="left" w:pos="10992"/>
-          <w:tab w:val="left" w:pos="11908"/>
-          <w:tab w:val="left" w:pos="12824"/>
-          <w:tab w:val="left" w:pos="13740"/>
-          <w:tab w:val="left" w:pos="14656"/>
-        </w:tabs>
-        <w:spacing w:before="225" w:after="225" w:line="240" w:lineRule="auto"/>
-        <w:rPr>
-          <w:rFonts w:ascii="Courier New" w:eastAsia="Times New Roman" w:hAnsi="Courier New" w:cs="Courier New"/>
-          <w:color w:val="ECF0F1"/>
-          <w:sz w:val="20"/>
-          <w:szCs w:val="20"/>
-          <w:lang w:eastAsia="pt-BR"/>
-        </w:rPr>
-      </w:pPr>
-      <w:r>
-        <w:rPr>
-          <w:rFonts w:ascii="Courier New" w:eastAsia="Times New Roman" w:hAnsi="Courier New" w:cs="Courier New"/>
-          <w:color w:val="ECF0F1"/>
-          <w:sz w:val="20"/>
-          <w:szCs w:val="20"/>
-          <w:lang w:eastAsia="pt-BR"/>
-        </w:rPr>
-        <w:t>FROM fato_entregas fe</w:t>
-      </w:r>
-    </w:p>
-    <w:p>
-      <w:pPr>
-        <w:shd w:val="clear" w:color="auto" w:fill="2C3E50"/>
-        <w:tabs>
-          <w:tab w:val="left" w:pos="916"/>
-          <w:tab w:val="left" w:pos="1832"/>
-          <w:tab w:val="left" w:pos="2748"/>
-          <w:tab w:val="left" w:pos="3664"/>
-          <w:tab w:val="left" w:pos="4580"/>
-          <w:tab w:val="left" w:pos="5496"/>
-          <w:tab w:val="left" w:pos="6412"/>
-          <w:tab w:val="left" w:pos="7328"/>
-          <w:tab w:val="left" w:pos="8244"/>
-          <w:tab w:val="left" w:pos="9160"/>
-          <w:tab w:val="left" w:pos="10076"/>
-          <w:tab w:val="left" w:pos="10992"/>
-          <w:tab w:val="left" w:pos="11908"/>
-          <w:tab w:val="left" w:pos="12824"/>
-          <w:tab w:val="left" w:pos="13740"/>
-          <w:tab w:val="left" w:pos="14656"/>
-        </w:tabs>
-        <w:spacing w:before="225" w:after="225" w:line="240" w:lineRule="auto"/>
-        <w:rPr>
-          <w:rFonts w:ascii="Courier New" w:eastAsia="Times New Roman" w:hAnsi="Courier New" w:cs="Courier New"/>
-          <w:color w:val="ECF0F1"/>
-          <w:sz w:val="20"/>
-          <w:szCs w:val="20"/>
-          <w:lang w:eastAsia="pt-BR"/>
-        </w:rPr>
-      </w:pPr>
-      <w:r>
-        <w:rPr>
-          <w:rFonts w:ascii="Courier New" w:eastAsia="Times New Roman" w:hAnsi="Courier New" w:cs="Courier New"/>
-          <w:color w:val="ECF0F1"/>
-          <w:sz w:val="20"/>
-          <w:szCs w:val="20"/>
-          <w:lang w:eastAsia="pt-BR"/>
-        </w:rPr>
-        <w:t>INNER JOIN dim_centro_distribuicao cd ON fe.sk_cd_origem = cd.sk_cd</w:t>
-      </w:r>
-    </w:p>
-    <w:p>
-      <w:pPr>
-        <w:shd w:val="clear" w:color="auto" w:fill="2C3E50"/>
-        <w:tabs>
-          <w:tab w:val="left" w:pos="916"/>
-          <w:tab w:val="left" w:pos="1832"/>
-          <w:tab w:val="left" w:pos="2748"/>
-          <w:tab w:val="left" w:pos="3664"/>
-          <w:tab w:val="left" w:pos="4580"/>
-          <w:tab w:val="left" w:pos="5496"/>
-          <w:tab w:val="left" w:pos="6412"/>
-          <w:tab w:val="left" w:pos="7328"/>
-          <w:tab w:val="left" w:pos="8244"/>
-          <w:tab w:val="left" w:pos="9160"/>
-          <w:tab w:val="left" w:pos="10076"/>
-          <w:tab w:val="left" w:pos="10992"/>
-          <w:tab w:val="left" w:pos="11908"/>
-          <w:tab w:val="left" w:pos="12824"/>
-          <w:tab w:val="left" w:pos="13740"/>
-          <w:tab w:val="left" w:pos="14656"/>
-        </w:tabs>
-        <w:spacing w:before="225" w:after="225" w:line="240" w:lineRule="auto"/>
-        <w:rPr>
-          <w:rFonts w:ascii="Courier New" w:eastAsia="Times New Roman" w:hAnsi="Courier New" w:cs="Courier New"/>
-          <w:color w:val="ECF0F1"/>
-          <w:sz w:val="20"/>
-          <w:szCs w:val="20"/>
-          <w:lang w:eastAsia="pt-BR"/>
-        </w:rPr>
-      </w:pPr>
-      <w:r>
-        <w:rPr>
-          <w:rFonts w:ascii="Courier New" w:eastAsia="Times New Roman" w:hAnsi="Courier New" w:cs="Courier New"/>
-          <w:color w:val="ECF0F1"/>
-          <w:sz w:val="20"/>
-          <w:szCs w:val="20"/>
-          <w:lang w:eastAsia="pt-BR"/>
-        </w:rPr>
-        <w:t>WHERE fe.data_entrega &gt;= CURRENT_DATE - INTERVAL '90 days'</w:t>
-      </w:r>
-    </w:p>
-    <w:p>
-      <w:pPr>
-        <w:shd w:val="clear" w:color="auto" w:fill="2C3E50"/>
-        <w:tabs>
-          <w:tab w:val="left" w:pos="916"/>
-          <w:tab w:val="left" w:pos="1832"/>
-          <w:tab w:val="left" w:pos="2748"/>
-          <w:tab w:val="left" w:pos="3664"/>
-          <w:tab w:val="left" w:pos="4580"/>
-          <w:tab w:val="left" w:pos="5496"/>
-          <w:tab w:val="left" w:pos="6412"/>
-          <w:tab w:val="left" w:pos="7328"/>
-          <w:tab w:val="left" w:pos="8244"/>
-          <w:tab w:val="left" w:pos="9160"/>
-          <w:tab w:val="left" w:pos="10076"/>
-          <w:tab w:val="left" w:pos="10992"/>
-          <w:tab w:val="left" w:pos="11908"/>
-          <w:tab w:val="left" w:pos="12824"/>
-          <w:tab w:val="left" w:pos="13740"/>
-          <w:tab w:val="left" w:pos="14656"/>
-        </w:tabs>
-        <w:spacing w:before="225" w:after="225" w:line="240" w:lineRule="auto"/>
-        <w:rPr>
-          <w:rFonts w:ascii="Courier New" w:eastAsia="Times New Roman" w:hAnsi="Courier New" w:cs="Courier New"/>
-          <w:color w:val="ECF0F1"/>
-          <w:sz w:val="20"/>
-          <w:szCs w:val="20"/>
-          <w:lang w:eastAsia="pt-BR"/>
-        </w:rPr>
-      </w:pPr>
-      <w:r>
-        <w:rPr>
-          <w:rFonts w:ascii="Courier New" w:eastAsia="Times New Roman" w:hAnsi="Courier New" w:cs="Courier New"/>
-          <w:color w:val="ECF0F1"/>
-          <w:sz w:val="20"/>
-          <w:szCs w:val="20"/>
-          <w:lang w:eastAsia="pt-BR"/>
-        </w:rPr>
-        <w:t>GROUP BY cd.codigo</w:t>
-      </w:r>
-    </w:p>
-    <w:p>
-      <w:pPr>
-        <w:shd w:val="clear" w:color="auto" w:fill="2C3E50"/>
-        <w:tabs>
-          <w:tab w:val="left" w:pos="916"/>
-          <w:tab w:val="left" w:pos="1832"/>
-          <w:tab w:val="left" w:pos="2748"/>
-          <w:tab w:val="left" w:pos="3664"/>
-          <w:tab w:val="left" w:pos="4580"/>
-          <w:tab w:val="left" w:pos="5496"/>
-          <w:tab w:val="left" w:pos="6412"/>
-          <w:tab w:val="left" w:pos="7328"/>
-          <w:tab w:val="left" w:pos="8244"/>
-          <w:tab w:val="left" w:pos="9160"/>
-          <w:tab w:val="left" w:pos="10076"/>
-          <w:tab w:val="left" w:pos="10992"/>
-          <w:tab w:val="left" w:pos="11908"/>
-          <w:tab w:val="left" w:pos="12824"/>
-          <w:tab w:val="left" w:pos="13740"/>
-          <w:tab w:val="left" w:pos="14656"/>
-        </w:tabs>
-        <w:spacing w:before="225" w:after="225" w:line="240" w:lineRule="auto"/>
-        <w:rPr>
-          <w:rFonts w:ascii="Courier New" w:eastAsia="Times New Roman" w:hAnsi="Courier New" w:cs="Courier New"/>
-          <w:color w:val="ECF0F1"/>
-          <w:sz w:val="20"/>
-          <w:szCs w:val="20"/>
-          <w:lang w:eastAsia="pt-BR"/>
-        </w:rPr>
-      </w:pPr>
-      <w:r>
-        <w:rPr>
-          <w:rFonts w:ascii="Courier New" w:eastAsia="Times New Roman" w:hAnsi="Courier New" w:cs="Courier New"/>
-          <w:color w:val="ECF0F1"/>
-          <w:sz w:val="20"/>
-          <w:szCs w:val="20"/>
-          <w:lang w:eastAsia="pt-BR"/>
-        </w:rPr>
-        <w:t>ORDER BY atraso_medio_min ASC;</w:t>
+        <w:pStyle w:val="sql"/>
+      </w:pPr>
+      <w:r>
+        <w:t xml:space="preserve">SELECT </w:t>
+      </w:r>
+      <w:proofErr w:type="spellStart"/>
+      <w:proofErr w:type="gramStart"/>
+      <w:r>
+        <w:t>cd.codigo</w:t>
+      </w:r>
+      <w:proofErr w:type="spellEnd"/>
+      <w:proofErr w:type="gramEnd"/>
+      <w:r>
+        <w:t xml:space="preserve"> AS </w:t>
+      </w:r>
+      <w:proofErr w:type="spellStart"/>
+      <w:r>
+        <w:t>cd_origem</w:t>
+      </w:r>
+      <w:proofErr w:type="spellEnd"/>
+      <w:r>
+        <w:t>,</w:t>
+      </w:r>
+    </w:p>
+    <w:p>
+      <w:pPr>
+        <w:pStyle w:val="sql"/>
+      </w:pPr>
+      <w:r>
+        <w:t xml:space="preserve">       ROUND(</w:t>
+      </w:r>
+      <w:proofErr w:type="gramStart"/>
+      <w:r>
+        <w:t>AVG(</w:t>
+      </w:r>
+      <w:proofErr w:type="spellStart"/>
+      <w:proofErr w:type="gramEnd"/>
+      <w:r>
+        <w:t>fe.minutos_atraso</w:t>
+      </w:r>
+      <w:proofErr w:type="spellEnd"/>
+      <w:r>
+        <w:t xml:space="preserve">), 2) AS </w:t>
+      </w:r>
+      <w:proofErr w:type="spellStart"/>
+      <w:r>
+        <w:t>atraso_medio_min</w:t>
+      </w:r>
+      <w:proofErr w:type="spellEnd"/>
+      <w:r>
+        <w:t>,</w:t>
+      </w:r>
+    </w:p>
+    <w:p>
+      <w:pPr>
+        <w:pStyle w:val="sql"/>
+      </w:pPr>
+      <w:r>
+        <w:t xml:space="preserve">       </w:t>
+      </w:r>
+      <w:proofErr w:type="gramStart"/>
+      <w:r>
+        <w:t>ROUND(</w:t>
+      </w:r>
+      <w:proofErr w:type="gramEnd"/>
+      <w:r>
+        <w:t>SUM(</w:t>
+      </w:r>
+      <w:proofErr w:type="spellStart"/>
+      <w:r>
+        <w:t>fe.custo_combustivel</w:t>
+      </w:r>
+      <w:proofErr w:type="spellEnd"/>
+      <w:r>
+        <w:t xml:space="preserve"> + </w:t>
+      </w:r>
+      <w:proofErr w:type="spellStart"/>
+      <w:r>
+        <w:t>fe.custo_pedagio</w:t>
+      </w:r>
+      <w:proofErr w:type="spellEnd"/>
+      <w:r>
+        <w:t xml:space="preserve">), 2) AS </w:t>
+      </w:r>
+      <w:proofErr w:type="spellStart"/>
+      <w:r>
+        <w:t>custo_total_operacional</w:t>
+      </w:r>
+      <w:proofErr w:type="spellEnd"/>
+      <w:r>
+        <w:t>,</w:t>
+      </w:r>
+    </w:p>
+    <w:p>
+      <w:pPr>
+        <w:pStyle w:val="sql"/>
+      </w:pPr>
+      <w:r>
+        <w:t xml:space="preserve">       </w:t>
+      </w:r>
+      <w:proofErr w:type="gramStart"/>
+      <w:r>
+        <w:t>COUNT(</w:t>
+      </w:r>
+      <w:proofErr w:type="gramEnd"/>
+      <w:r>
+        <w:t xml:space="preserve">DISTINCT </w:t>
+      </w:r>
+      <w:proofErr w:type="spellStart"/>
+      <w:r>
+        <w:t>fe.sk_veiculo</w:t>
+      </w:r>
+      <w:proofErr w:type="spellEnd"/>
+      <w:r>
+        <w:t xml:space="preserve">) AS </w:t>
+      </w:r>
+      <w:proofErr w:type="spellStart"/>
+      <w:r>
+        <w:t>frota_alocada</w:t>
+      </w:r>
+      <w:proofErr w:type="spellEnd"/>
+    </w:p>
+    <w:p>
+      <w:pPr>
+        <w:pStyle w:val="sql"/>
+      </w:pPr>
+      <w:r>
+        <w:t xml:space="preserve">FROM </w:t>
+      </w:r>
+      <w:proofErr w:type="spellStart"/>
+      <w:r>
+        <w:t>fato_entregas</w:t>
+      </w:r>
+      <w:proofErr w:type="spellEnd"/>
+      <w:r>
+        <w:t xml:space="preserve"> </w:t>
+      </w:r>
+      <w:proofErr w:type="spellStart"/>
+      <w:r>
+        <w:t>fe</w:t>
+      </w:r>
+      <w:proofErr w:type="spellEnd"/>
+    </w:p>
+    <w:p>
+      <w:pPr>
+        <w:pStyle w:val="sql"/>
+      </w:pPr>
+      <w:r>
+        <w:t xml:space="preserve">INNER JOIN </w:t>
+      </w:r>
+      <w:proofErr w:type="spellStart"/>
+      <w:r>
+        <w:t>dim_centro_distribuicao</w:t>
+      </w:r>
+      <w:proofErr w:type="spellEnd"/>
+      <w:r>
+        <w:t xml:space="preserve"> </w:t>
+      </w:r>
+      <w:proofErr w:type="spellStart"/>
+      <w:r>
+        <w:t>cd</w:t>
+      </w:r>
+      <w:proofErr w:type="spellEnd"/>
+      <w:r>
+        <w:t xml:space="preserve"> ON </w:t>
+      </w:r>
+      <w:proofErr w:type="spellStart"/>
+      <w:r>
+        <w:t>fe.sk_cd_origem</w:t>
+      </w:r>
+      <w:proofErr w:type="spellEnd"/>
+      <w:r>
+        <w:t xml:space="preserve"> = </w:t>
+      </w:r>
+      <w:proofErr w:type="spellStart"/>
+      <w:r>
+        <w:t>cd.sk_cd</w:t>
+      </w:r>
+      <w:proofErr w:type="spellEnd"/>
+    </w:p>
+    <w:p>
+      <w:pPr>
+        <w:pStyle w:val="sql"/>
+      </w:pPr>
+      <w:r>
+        <w:t xml:space="preserve">WHERE </w:t>
+      </w:r>
+      <w:proofErr w:type="spellStart"/>
+      <w:r>
+        <w:t>fe.data_entrega</w:t>
+      </w:r>
+      <w:proofErr w:type="spellEnd"/>
+      <w:r>
+        <w:t xml:space="preserve"> &gt;= CURRENT_DATE - INTERVAL '90 </w:t>
+      </w:r>
+      <w:proofErr w:type="spellStart"/>
+      <w:r>
+        <w:t>days</w:t>
+      </w:r>
+      <w:proofErr w:type="spellEnd"/>
+      <w:r>
+        <w:t>'</w:t>
+      </w:r>
+    </w:p>
+    <w:p>
+      <w:pPr>
+        <w:pStyle w:val="sql"/>
+      </w:pPr>
+      <w:r>
+        <w:t xml:space="preserve">GROUP BY </w:t>
+      </w:r>
+      <w:proofErr w:type="spellStart"/>
+      <w:proofErr w:type="gramStart"/>
+      <w:r>
+        <w:t>cd.codigo</w:t>
+      </w:r>
+      <w:proofErr w:type="spellEnd"/>
+      <w:proofErr w:type="gramEnd"/>
+    </w:p>
+    <w:p>
+      <w:pPr>
+        <w:pStyle w:val="sql"/>
+      </w:pPr>
+      <w:r>
+        <w:t xml:space="preserve">ORDER BY </w:t>
+      </w:r>
+      <w:proofErr w:type="spellStart"/>
+      <w:r>
+        <w:t>atraso_medio_min</w:t>
+      </w:r>
+      <w:proofErr w:type="spellEnd"/>
+      <w:r>
+        <w:t xml:space="preserve"> ASC;</w:t>
       </w:r>
     </w:p>
     <w:p>
@@ -2248,166 +2487,86 @@
     </w:p>
     <w:p>
       <w:pPr>
-        <w:shd w:val="clear" w:color="auto" w:fill="2C3E50"/>
-        <w:tabs>
-          <w:tab w:val="left" w:pos="916"/>
-          <w:tab w:val="left" w:pos="1832"/>
-          <w:tab w:val="left" w:pos="2748"/>
-          <w:tab w:val="left" w:pos="3664"/>
-          <w:tab w:val="left" w:pos="4580"/>
-          <w:tab w:val="left" w:pos="5496"/>
-          <w:tab w:val="left" w:pos="6412"/>
-          <w:tab w:val="left" w:pos="7328"/>
-          <w:tab w:val="left" w:pos="8244"/>
-          <w:tab w:val="left" w:pos="9160"/>
-          <w:tab w:val="left" w:pos="10076"/>
-          <w:tab w:val="left" w:pos="10992"/>
-          <w:tab w:val="left" w:pos="11908"/>
-          <w:tab w:val="left" w:pos="12824"/>
-          <w:tab w:val="left" w:pos="13740"/>
-          <w:tab w:val="left" w:pos="14656"/>
-        </w:tabs>
-        <w:spacing w:before="225" w:after="225" w:line="240" w:lineRule="auto"/>
-        <w:rPr>
-          <w:rFonts w:ascii="Courier New" w:eastAsia="Times New Roman" w:hAnsi="Courier New" w:cs="Courier New"/>
-          <w:color w:val="ECF0F1"/>
-          <w:sz w:val="20"/>
-          <w:szCs w:val="20"/>
-          <w:lang w:eastAsia="pt-BR"/>
-        </w:rPr>
-      </w:pPr>
-      <w:r>
-        <w:rPr>
-          <w:rFonts w:ascii="Courier New" w:eastAsia="Times New Roman" w:hAnsi="Courier New" w:cs="Courier New"/>
-          <w:color w:val="ECF0F1"/>
-          <w:sz w:val="20"/>
-          <w:szCs w:val="20"/>
-          <w:lang w:eastAsia="pt-BR"/>
-        </w:rPr>
+        <w:pStyle w:val="sql"/>
+      </w:pPr>
+      <w:r>
         <w:t>-- Query 3: Correlação estatística simples entre a distância percorrida e o custo de combustível</w:t>
       </w:r>
     </w:p>
     <w:p>
       <w:pPr>
-        <w:shd w:val="clear" w:color="auto" w:fill="2C3E50"/>
-        <w:tabs>
-          <w:tab w:val="left" w:pos="916"/>
-          <w:tab w:val="left" w:pos="1832"/>
-          <w:tab w:val="left" w:pos="2748"/>
-          <w:tab w:val="left" w:pos="3664"/>
-          <w:tab w:val="left" w:pos="4580"/>
-          <w:tab w:val="left" w:pos="5496"/>
-          <w:tab w:val="left" w:pos="6412"/>
-          <w:tab w:val="left" w:pos="7328"/>
-          <w:tab w:val="left" w:pos="8244"/>
-          <w:tab w:val="left" w:pos="9160"/>
-          <w:tab w:val="left" w:pos="10076"/>
-          <w:tab w:val="left" w:pos="10992"/>
-          <w:tab w:val="left" w:pos="11908"/>
-          <w:tab w:val="left" w:pos="12824"/>
-          <w:tab w:val="left" w:pos="13740"/>
-          <w:tab w:val="left" w:pos="14656"/>
-        </w:tabs>
-        <w:spacing w:before="225" w:after="225" w:line="240" w:lineRule="auto"/>
-        <w:rPr>
-          <w:rFonts w:ascii="Courier New" w:eastAsia="Times New Roman" w:hAnsi="Courier New" w:cs="Courier New"/>
-          <w:color w:val="ECF0F1"/>
-          <w:sz w:val="20"/>
-          <w:szCs w:val="20"/>
-          <w:lang w:eastAsia="pt-BR"/>
-        </w:rPr>
-      </w:pPr>
-      <w:r>
-        <w:rPr>
-          <w:rFonts w:ascii="Courier New" w:eastAsia="Times New Roman" w:hAnsi="Courier New" w:cs="Courier New"/>
-          <w:color w:val="ECF0F1"/>
-          <w:sz w:val="20"/>
-          <w:szCs w:val="20"/>
-          <w:lang w:eastAsia="pt-BR"/>
-        </w:rPr>
-        <w:t>SELECT corr(distancia_km, custo_combustivel) AS correlacao_distancia_custo</w:t>
-      </w:r>
-    </w:p>
-    <w:p>
-      <w:pPr>
-        <w:shd w:val="clear" w:color="auto" w:fill="2C3E50"/>
-        <w:tabs>
-          <w:tab w:val="left" w:pos="916"/>
-          <w:tab w:val="left" w:pos="1832"/>
-          <w:tab w:val="left" w:pos="2748"/>
-          <w:tab w:val="left" w:pos="3664"/>
-          <w:tab w:val="left" w:pos="4580"/>
-          <w:tab w:val="left" w:pos="5496"/>
-          <w:tab w:val="left" w:pos="6412"/>
-          <w:tab w:val="left" w:pos="7328"/>
-          <w:tab w:val="left" w:pos="8244"/>
-          <w:tab w:val="left" w:pos="9160"/>
-          <w:tab w:val="left" w:pos="10076"/>
-          <w:tab w:val="left" w:pos="10992"/>
-          <w:tab w:val="left" w:pos="11908"/>
-          <w:tab w:val="left" w:pos="12824"/>
-          <w:tab w:val="left" w:pos="13740"/>
-          <w:tab w:val="left" w:pos="14656"/>
-        </w:tabs>
-        <w:spacing w:before="225" w:after="225" w:line="240" w:lineRule="auto"/>
-        <w:rPr>
-          <w:rFonts w:ascii="Courier New" w:eastAsia="Times New Roman" w:hAnsi="Courier New" w:cs="Courier New"/>
-          <w:color w:val="ECF0F1"/>
-          <w:sz w:val="20"/>
-          <w:szCs w:val="20"/>
-          <w:lang w:eastAsia="pt-BR"/>
-        </w:rPr>
-      </w:pPr>
-      <w:r>
-        <w:rPr>
-          <w:rFonts w:ascii="Courier New" w:eastAsia="Times New Roman" w:hAnsi="Courier New" w:cs="Courier New"/>
-          <w:color w:val="ECF0F1"/>
-          <w:sz w:val="20"/>
-          <w:szCs w:val="20"/>
-          <w:lang w:eastAsia="pt-BR"/>
-        </w:rPr>
-        <w:t>FROM fato_entregas</w:t>
-      </w:r>
-    </w:p>
-    <w:p>
-      <w:pPr>
-        <w:shd w:val="clear" w:color="auto" w:fill="2C3E50"/>
-        <w:tabs>
-          <w:tab w:val="left" w:pos="916"/>
-          <w:tab w:val="left" w:pos="1832"/>
-          <w:tab w:val="left" w:pos="2748"/>
-          <w:tab w:val="left" w:pos="3664"/>
-          <w:tab w:val="left" w:pos="4580"/>
-          <w:tab w:val="left" w:pos="5496"/>
-          <w:tab w:val="left" w:pos="6412"/>
-          <w:tab w:val="left" w:pos="7328"/>
-          <w:tab w:val="left" w:pos="8244"/>
-          <w:tab w:val="left" w:pos="9160"/>
-          <w:tab w:val="left" w:pos="10076"/>
-          <w:tab w:val="left" w:pos="10992"/>
-          <w:tab w:val="left" w:pos="11908"/>
-          <w:tab w:val="left" w:pos="12824"/>
-          <w:tab w:val="left" w:pos="13740"/>
-          <w:tab w:val="left" w:pos="14656"/>
-        </w:tabs>
-        <w:spacing w:before="225" w:after="225" w:line="240" w:lineRule="auto"/>
-        <w:rPr>
-          <w:rFonts w:ascii="Courier New" w:eastAsia="Times New Roman" w:hAnsi="Courier New" w:cs="Courier New"/>
-          <w:color w:val="ECF0F1"/>
-          <w:sz w:val="20"/>
-          <w:szCs w:val="20"/>
-          <w:lang w:eastAsia="pt-BR"/>
-        </w:rPr>
-      </w:pPr>
-      <w:r>
-        <w:rPr>
-          <w:rFonts w:ascii="Courier New" w:eastAsia="Times New Roman" w:hAnsi="Courier New" w:cs="Courier New"/>
-          <w:color w:val="ECF0F1"/>
-          <w:sz w:val="20"/>
-          <w:szCs w:val="20"/>
-          <w:lang w:eastAsia="pt-BR"/>
-        </w:rPr>
-        <w:t>WHERE data_entrega &gt;= CURRENT_DATE - INTERVAL '30 days';</w:t>
+        <w:pStyle w:val="sql"/>
+      </w:pPr>
+      <w:r>
+        <w:t xml:space="preserve">SELECT </w:t>
+      </w:r>
+      <w:proofErr w:type="spellStart"/>
+      <w:proofErr w:type="gramStart"/>
+      <w:r>
+        <w:t>corr</w:t>
+      </w:r>
+      <w:proofErr w:type="spellEnd"/>
+      <w:r>
+        <w:t>(</w:t>
+      </w:r>
+      <w:proofErr w:type="spellStart"/>
+      <w:proofErr w:type="gramEnd"/>
+      <w:r>
+        <w:t>distancia_km</w:t>
+      </w:r>
+      <w:proofErr w:type="spellEnd"/>
+      <w:r>
+        <w:t xml:space="preserve">, </w:t>
+      </w:r>
+      <w:proofErr w:type="spellStart"/>
+      <w:r>
+        <w:t>custo_combustivel</w:t>
+      </w:r>
+      <w:proofErr w:type="spellEnd"/>
+      <w:r>
+        <w:t xml:space="preserve">) AS </w:t>
+      </w:r>
+      <w:proofErr w:type="spellStart"/>
+      <w:r>
+        <w:t>correlacao_distancia_custo</w:t>
+      </w:r>
+      <w:proofErr w:type="spellEnd"/>
+    </w:p>
+    <w:p>
+      <w:pPr>
+        <w:pStyle w:val="sql"/>
+      </w:pPr>
+      <w:r>
+        <w:t xml:space="preserve">FROM </w:t>
+      </w:r>
+      <w:proofErr w:type="spellStart"/>
+      <w:r>
+        <w:t>fato_entregas</w:t>
+      </w:r>
+      <w:proofErr w:type="spellEnd"/>
+    </w:p>
+    <w:p>
+      <w:pPr>
+        <w:pStyle w:val="sql"/>
+      </w:pPr>
+      <w:r>
+        <w:t xml:space="preserve">WHERE </w:t>
+      </w:r>
+      <w:proofErr w:type="spellStart"/>
+      <w:r>
+        <w:t>data_entrega</w:t>
+      </w:r>
+      <w:proofErr w:type="spellEnd"/>
+      <w:r>
+        <w:t xml:space="preserve"> &gt;= CURRENT_DATE - INTERVAL '30 </w:t>
+      </w:r>
+      <w:proofErr w:type="spellStart"/>
+      <w:r>
+        <w:t>days</w:t>
+      </w:r>
+      <w:proofErr w:type="spellEnd"/>
+      <w:r>
+        <w:t>';</w:t>
       </w:r>
     </w:p>
     <w:p>
@@ -2431,7 +2590,6 @@
           <w:szCs w:val="24"/>
           <w:lang w:eastAsia="pt-BR"/>
         </w:rPr>
-        <w:lastRenderedPageBreak/>
         <w:t>Sua Interpretação:</w:t>
       </w:r>
       <w:r>
@@ -2568,6 +2726,7 @@
           <w:szCs w:val="24"/>
           <w:lang w:eastAsia="pt-BR"/>
         </w:rPr>
+        <w:lastRenderedPageBreak/>
         <w:t>Faça um </w:t>
       </w:r>
       <w:r>
@@ -2588,8 +2747,31 @@
           <w:szCs w:val="24"/>
           <w:lang w:eastAsia="pt-BR"/>
         </w:rPr>
-        <w:t> entre a fato </w:t>
-      </w:r>
+        <w:t xml:space="preserve"> entre a </w:t>
+      </w:r>
+      <w:proofErr w:type="gramStart"/>
+      <w:r>
+        <w:rPr>
+          <w:rFonts w:ascii="Arial" w:eastAsia="Times New Roman" w:hAnsi="Arial" w:cs="Times New Roman"/>
+          <w:color w:val="34495E"/>
+          <w:sz w:val="24"/>
+          <w:szCs w:val="24"/>
+          <w:lang w:eastAsia="pt-BR"/>
+        </w:rPr>
+        <w:t>fato</w:t>
+      </w:r>
+      <w:proofErr w:type="gramEnd"/>
+      <w:r>
+        <w:rPr>
+          <w:rFonts w:ascii="Arial" w:eastAsia="Times New Roman" w:hAnsi="Arial" w:cs="Times New Roman"/>
+          <w:color w:val="34495E"/>
+          <w:sz w:val="24"/>
+          <w:szCs w:val="24"/>
+          <w:lang w:eastAsia="pt-BR"/>
+        </w:rPr>
+        <w:t> </w:t>
+      </w:r>
+      <w:proofErr w:type="spellStart"/>
       <w:r>
         <w:rPr>
           <w:rFonts w:ascii="Courier New" w:eastAsia="Times New Roman" w:hAnsi="Courier New" w:cs="Courier New"/>
@@ -2600,6 +2782,7 @@
         </w:rPr>
         <w:t>fato_entregas</w:t>
       </w:r>
+      <w:proofErr w:type="spellEnd"/>
       <w:r>
         <w:rPr>
           <w:rFonts w:ascii="Arial" w:eastAsia="Times New Roman" w:hAnsi="Arial" w:cs="Times New Roman"/>
@@ -2610,6 +2793,7 @@
         </w:rPr>
         <w:t> e a dimensão </w:t>
       </w:r>
+      <w:proofErr w:type="spellStart"/>
       <w:r>
         <w:rPr>
           <w:rFonts w:ascii="Courier New" w:eastAsia="Times New Roman" w:hAnsi="Courier New" w:cs="Courier New"/>
@@ -2620,15 +2804,60 @@
         </w:rPr>
         <w:t>dim_cliente</w:t>
       </w:r>
-      <w:r>
-        <w:rPr>
-          <w:rFonts w:ascii="Arial" w:eastAsia="Times New Roman" w:hAnsi="Arial" w:cs="Times New Roman"/>
-          <w:color w:val="34495E"/>
-          <w:sz w:val="24"/>
-          <w:szCs w:val="24"/>
-          <w:lang w:eastAsia="pt-BR"/>
-        </w:rPr>
-        <w:t> (utilizando as surrogate keys).</w:t>
+      <w:proofErr w:type="spellEnd"/>
+      <w:r>
+        <w:rPr>
+          <w:rFonts w:ascii="Arial" w:eastAsia="Times New Roman" w:hAnsi="Arial" w:cs="Times New Roman"/>
+          <w:color w:val="34495E"/>
+          <w:sz w:val="24"/>
+          <w:szCs w:val="24"/>
+          <w:lang w:eastAsia="pt-BR"/>
+        </w:rPr>
+        <w:t xml:space="preserve"> (utilizando as </w:t>
+      </w:r>
+      <w:proofErr w:type="spellStart"/>
+      <w:r>
+        <w:rPr>
+          <w:rFonts w:ascii="Arial" w:eastAsia="Times New Roman" w:hAnsi="Arial" w:cs="Times New Roman"/>
+          <w:color w:val="34495E"/>
+          <w:sz w:val="24"/>
+          <w:szCs w:val="24"/>
+          <w:lang w:eastAsia="pt-BR"/>
+        </w:rPr>
+        <w:t>surrogate</w:t>
+      </w:r>
+      <w:proofErr w:type="spellEnd"/>
+      <w:r>
+        <w:rPr>
+          <w:rFonts w:ascii="Arial" w:eastAsia="Times New Roman" w:hAnsi="Arial" w:cs="Times New Roman"/>
+          <w:color w:val="34495E"/>
+          <w:sz w:val="24"/>
+          <w:szCs w:val="24"/>
+          <w:lang w:eastAsia="pt-BR"/>
+        </w:rPr>
+        <w:t xml:space="preserve"> </w:t>
+      </w:r>
+      <w:proofErr w:type="spellStart"/>
+      <w:r>
+        <w:rPr>
+          <w:rFonts w:ascii="Arial" w:eastAsia="Times New Roman" w:hAnsi="Arial" w:cs="Times New Roman"/>
+          <w:color w:val="34495E"/>
+          <w:sz w:val="24"/>
+          <w:szCs w:val="24"/>
+          <w:lang w:eastAsia="pt-BR"/>
+        </w:rPr>
+        <w:t>keys</w:t>
+      </w:r>
+      <w:proofErr w:type="spellEnd"/>
+      <w:r>
+        <w:rPr>
+          <w:rFonts w:ascii="Arial" w:eastAsia="Times New Roman" w:hAnsi="Arial" w:cs="Times New Roman"/>
+          <w:color w:val="34495E"/>
+          <w:sz w:val="24"/>
+          <w:szCs w:val="24"/>
+          <w:lang w:eastAsia="pt-BR"/>
+        </w:rPr>
+        <w:t>).</w:t>
       </w:r>
     </w:p>
     <w:p>
@@ -2665,7 +2894,51 @@
           <w:szCs w:val="20"/>
           <w:lang w:eastAsia="pt-BR"/>
         </w:rPr>
-        <w:t>WHERE fe.data_entrega &gt;= CURRENT_DATE - INTERVAL '90 days'</w:t>
+        <w:t xml:space="preserve">WHERE </w:t>
+      </w:r>
+      <w:proofErr w:type="spellStart"/>
+      <w:r>
+        <w:rPr>
+          <w:rFonts w:ascii="Courier New" w:eastAsia="Times New Roman" w:hAnsi="Courier New" w:cs="Courier New"/>
+          <w:color w:val="C0392B"/>
+          <w:sz w:val="20"/>
+          <w:szCs w:val="20"/>
+          <w:lang w:eastAsia="pt-BR"/>
+        </w:rPr>
+        <w:t>fe.data_entrega</w:t>
+      </w:r>
+      <w:proofErr w:type="spellEnd"/>
+      <w:r>
+        <w:rPr>
+          <w:rFonts w:ascii="Courier New" w:eastAsia="Times New Roman" w:hAnsi="Courier New" w:cs="Courier New"/>
+          <w:color w:val="C0392B"/>
+          <w:sz w:val="20"/>
+          <w:szCs w:val="20"/>
+          <w:lang w:eastAsia="pt-BR"/>
+        </w:rPr>
+        <w:t xml:space="preserve"> &gt;= CURRENT_DATE - INTERVAL '90 </w:t>
+      </w:r>
+      <w:proofErr w:type="spellStart"/>
+      <w:r>
+        <w:rPr>
+          <w:rFonts w:ascii="Courier New" w:eastAsia="Times New Roman" w:hAnsi="Courier New" w:cs="Courier New"/>
+          <w:color w:val="C0392B"/>
+          <w:sz w:val="20"/>
+          <w:szCs w:val="20"/>
+          <w:lang w:eastAsia="pt-BR"/>
+        </w:rPr>
+        <w:t>days</w:t>
+      </w:r>
+      <w:proofErr w:type="spellEnd"/>
+      <w:r>
+        <w:rPr>
+          <w:rFonts w:ascii="Courier New" w:eastAsia="Times New Roman" w:hAnsi="Courier New" w:cs="Courier New"/>
+          <w:color w:val="C0392B"/>
+          <w:sz w:val="20"/>
+          <w:szCs w:val="20"/>
+          <w:lang w:eastAsia="pt-BR"/>
+        </w:rPr>
+        <w:t>'</w:t>
       </w:r>
       <w:r>
         <w:rPr>
@@ -2724,6 +2997,7 @@
         </w:rPr>
         <w:t> na coluna </w:t>
       </w:r>
+      <w:proofErr w:type="spellStart"/>
       <w:r>
         <w:rPr>
           <w:rFonts w:ascii="Courier New" w:eastAsia="Times New Roman" w:hAnsi="Courier New" w:cs="Courier New"/>
@@ -2734,6 +3008,7 @@
         </w:rPr>
         <w:t>razao_social</w:t>
       </w:r>
+      <w:proofErr w:type="spellEnd"/>
       <w:r>
         <w:rPr>
           <w:rFonts w:ascii="Arial" w:eastAsia="Times New Roman" w:hAnsi="Arial" w:cs="Times New Roman"/>
@@ -2779,7 +3054,29 @@
           <w:szCs w:val="20"/>
           <w:lang w:eastAsia="pt-BR"/>
         </w:rPr>
-        <w:t>HAVING COUNT(*) &gt; 10</w:t>
+        <w:t xml:space="preserve">HAVING </w:t>
+      </w:r>
+      <w:proofErr w:type="gramStart"/>
+      <w:r>
+        <w:rPr>
+          <w:rFonts w:ascii="Courier New" w:eastAsia="Times New Roman" w:hAnsi="Courier New" w:cs="Courier New"/>
+          <w:color w:val="C0392B"/>
+          <w:sz w:val="20"/>
+          <w:szCs w:val="20"/>
+          <w:lang w:eastAsia="pt-BR"/>
+        </w:rPr>
+        <w:t>COUNT(</w:t>
+      </w:r>
+      <w:proofErr w:type="gramEnd"/>
+      <w:r>
+        <w:rPr>
+          <w:rFonts w:ascii="Courier New" w:eastAsia="Times New Roman" w:hAnsi="Courier New" w:cs="Courier New"/>
+          <w:color w:val="C0392B"/>
+          <w:sz w:val="20"/>
+          <w:szCs w:val="20"/>
+          <w:lang w:eastAsia="pt-BR"/>
+        </w:rPr>
+        <w:t>*) &gt; 10</w:t>
       </w:r>
       <w:r>
         <w:rPr>
@@ -2816,8 +3113,20 @@
           <w:szCs w:val="24"/>
           <w:lang w:eastAsia="pt-BR"/>
         </w:rPr>
-        <w:t>Calcule o percentual de pontualidade: considere uma entrega "no prazo" se a coluna </w:t>
-      </w:r>
+        <w:t xml:space="preserve">Calcule o percentual de pontualidade: considere uma entrega "no prazo" se a </w:t>
+      </w:r>
+      <w:proofErr w:type="gramStart"/>
+      <w:r>
+        <w:rPr>
+          <w:rFonts w:ascii="Arial" w:eastAsia="Times New Roman" w:hAnsi="Arial" w:cs="Times New Roman"/>
+          <w:color w:val="34495E"/>
+          <w:sz w:val="24"/>
+          <w:szCs w:val="24"/>
+          <w:lang w:eastAsia="pt-BR"/>
+        </w:rPr>
+        <w:t>coluna </w:t>
+      </w:r>
+      <w:proofErr w:type="spellStart"/>
       <w:r>
         <w:rPr>
           <w:rFonts w:ascii="Courier New" w:eastAsia="Times New Roman" w:hAnsi="Courier New" w:cs="Courier New"/>
@@ -2826,18 +3135,9 @@
           <w:szCs w:val="20"/>
           <w:lang w:eastAsia="pt-BR"/>
         </w:rPr>
-        <w:t>minutos_atraso = 0</w:t>
-      </w:r>
-      <w:r>
-        <w:rPr>
-          <w:rFonts w:ascii="Arial" w:eastAsia="Times New Roman" w:hAnsi="Arial" w:cs="Times New Roman"/>
-          <w:color w:val="34495E"/>
-          <w:sz w:val="24"/>
-          <w:szCs w:val="24"/>
-          <w:lang w:eastAsia="pt-BR"/>
-        </w:rPr>
-        <w:t> (ou utilize o </w:t>
-      </w:r>
+        <w:t>minutos</w:t>
+      </w:r>
+      <w:proofErr w:type="gramEnd"/>
       <w:r>
         <w:rPr>
           <w:rFonts w:ascii="Courier New" w:eastAsia="Times New Roman" w:hAnsi="Courier New" w:cs="Courier New"/>
@@ -2846,18 +3146,9 @@
           <w:szCs w:val="20"/>
           <w:lang w:eastAsia="pt-BR"/>
         </w:rPr>
-        <w:t>indicador_atraso = 0</w:t>
-      </w:r>
-      <w:r>
-        <w:rPr>
-          <w:rFonts w:ascii="Arial" w:eastAsia="Times New Roman" w:hAnsi="Arial" w:cs="Times New Roman"/>
-          <w:color w:val="34495E"/>
-          <w:sz w:val="24"/>
-          <w:szCs w:val="24"/>
-          <w:lang w:eastAsia="pt-BR"/>
-        </w:rPr>
-        <w:t>). Divida o volume pontual pelo total de entregas e multiplique por 100 (arredonde com </w:t>
-      </w:r>
+        <w:t>_atraso</w:t>
+      </w:r>
+      <w:proofErr w:type="spellEnd"/>
       <w:r>
         <w:rPr>
           <w:rFonts w:ascii="Courier New" w:eastAsia="Times New Roman" w:hAnsi="Courier New" w:cs="Courier New"/>
@@ -2866,7 +3157,71 @@
           <w:szCs w:val="20"/>
           <w:lang w:eastAsia="pt-BR"/>
         </w:rPr>
-        <w:t>ROUND(..., 2)</w:t>
+        <w:t xml:space="preserve"> = 0</w:t>
+      </w:r>
+      <w:r>
+        <w:rPr>
+          <w:rFonts w:ascii="Arial" w:eastAsia="Times New Roman" w:hAnsi="Arial" w:cs="Times New Roman"/>
+          <w:color w:val="34495E"/>
+          <w:sz w:val="24"/>
+          <w:szCs w:val="24"/>
+          <w:lang w:eastAsia="pt-BR"/>
+        </w:rPr>
+        <w:t> (ou utilize o </w:t>
+      </w:r>
+      <w:proofErr w:type="spellStart"/>
+      <w:r>
+        <w:rPr>
+          <w:rFonts w:ascii="Courier New" w:eastAsia="Times New Roman" w:hAnsi="Courier New" w:cs="Courier New"/>
+          <w:color w:val="C0392B"/>
+          <w:sz w:val="20"/>
+          <w:szCs w:val="20"/>
+          <w:lang w:eastAsia="pt-BR"/>
+        </w:rPr>
+        <w:t>indicador_atraso</w:t>
+      </w:r>
+      <w:proofErr w:type="spellEnd"/>
+      <w:r>
+        <w:rPr>
+          <w:rFonts w:ascii="Courier New" w:eastAsia="Times New Roman" w:hAnsi="Courier New" w:cs="Courier New"/>
+          <w:color w:val="C0392B"/>
+          <w:sz w:val="20"/>
+          <w:szCs w:val="20"/>
+          <w:lang w:eastAsia="pt-BR"/>
+        </w:rPr>
+        <w:t xml:space="preserve"> = 0</w:t>
+      </w:r>
+      <w:r>
+        <w:rPr>
+          <w:rFonts w:ascii="Arial" w:eastAsia="Times New Roman" w:hAnsi="Arial" w:cs="Times New Roman"/>
+          <w:color w:val="34495E"/>
+          <w:sz w:val="24"/>
+          <w:szCs w:val="24"/>
+          <w:lang w:eastAsia="pt-BR"/>
+        </w:rPr>
+        <w:t>). Divida o volume pontual pelo total de entregas e multiplique por 100 (arredonde com </w:t>
+      </w:r>
+      <w:proofErr w:type="gramStart"/>
+      <w:r>
+        <w:rPr>
+          <w:rFonts w:ascii="Courier New" w:eastAsia="Times New Roman" w:hAnsi="Courier New" w:cs="Courier New"/>
+          <w:color w:val="C0392B"/>
+          <w:sz w:val="20"/>
+          <w:szCs w:val="20"/>
+          <w:lang w:eastAsia="pt-BR"/>
+        </w:rPr>
+        <w:t>ROUND(</w:t>
+      </w:r>
+      <w:proofErr w:type="gramEnd"/>
+      <w:r>
+        <w:rPr>
+          <w:rFonts w:ascii="Courier New" w:eastAsia="Times New Roman" w:hAnsi="Courier New" w:cs="Courier New"/>
+          <w:color w:val="C0392B"/>
+          <w:sz w:val="20"/>
+          <w:szCs w:val="20"/>
+          <w:lang w:eastAsia="pt-BR"/>
+        </w:rPr>
+        <w:t>..., 2)</w:t>
       </w:r>
       <w:r>
         <w:rPr>
@@ -2908,74 +3263,25 @@
     </w:p>
     <w:p>
       <w:pPr>
-        <w:shd w:val="clear" w:color="auto" w:fill="2C3E50"/>
-        <w:tabs>
-          <w:tab w:val="left" w:pos="916"/>
-          <w:tab w:val="left" w:pos="1832"/>
-          <w:tab w:val="left" w:pos="2748"/>
-          <w:tab w:val="left" w:pos="3664"/>
-          <w:tab w:val="left" w:pos="4580"/>
-          <w:tab w:val="left" w:pos="5496"/>
-          <w:tab w:val="left" w:pos="6412"/>
-          <w:tab w:val="left" w:pos="7328"/>
-          <w:tab w:val="left" w:pos="8244"/>
-          <w:tab w:val="left" w:pos="9160"/>
-          <w:tab w:val="left" w:pos="10076"/>
-          <w:tab w:val="left" w:pos="10992"/>
-          <w:tab w:val="left" w:pos="11908"/>
-          <w:tab w:val="left" w:pos="12824"/>
-          <w:tab w:val="left" w:pos="13740"/>
-          <w:tab w:val="left" w:pos="14656"/>
-        </w:tabs>
-        <w:spacing w:before="225" w:after="225" w:line="240" w:lineRule="auto"/>
-        <w:rPr>
-          <w:rFonts w:ascii="Courier New" w:eastAsia="Times New Roman" w:hAnsi="Courier New" w:cs="Courier New"/>
-          <w:color w:val="ECF0F1"/>
-          <w:sz w:val="20"/>
-          <w:szCs w:val="20"/>
-          <w:lang w:eastAsia="pt-BR"/>
-        </w:rPr>
-      </w:pPr>
-      <w:r>
-        <w:rPr>
-          <w:rFonts w:ascii="Courier New" w:eastAsia="Times New Roman" w:hAnsi="Courier New" w:cs="Courier New"/>
-          <w:color w:val="ECF0F1"/>
-          <w:sz w:val="20"/>
-          <w:szCs w:val="20"/>
-          <w:lang w:eastAsia="pt-BR"/>
-        </w:rPr>
-        <w:t>-- Escreva sua query de pontualidade aqui e execute no Databricks</w:t>
-      </w:r>
-    </w:p>
-    <w:p>
-      <w:pPr>
-        <w:shd w:val="clear" w:color="auto" w:fill="2C3E50"/>
-        <w:tabs>
-          <w:tab w:val="left" w:pos="916"/>
-          <w:tab w:val="left" w:pos="1832"/>
-          <w:tab w:val="left" w:pos="2748"/>
-          <w:tab w:val="left" w:pos="3664"/>
-          <w:tab w:val="left" w:pos="4580"/>
-          <w:tab w:val="left" w:pos="5496"/>
-          <w:tab w:val="left" w:pos="6412"/>
-          <w:tab w:val="left" w:pos="7328"/>
-          <w:tab w:val="left" w:pos="8244"/>
-          <w:tab w:val="left" w:pos="9160"/>
-          <w:tab w:val="left" w:pos="10076"/>
-          <w:tab w:val="left" w:pos="10992"/>
-          <w:tab w:val="left" w:pos="11908"/>
-          <w:tab w:val="left" w:pos="12824"/>
-          <w:tab w:val="left" w:pos="13740"/>
-          <w:tab w:val="left" w:pos="14656"/>
-        </w:tabs>
-        <w:spacing w:before="225" w:after="225" w:line="240" w:lineRule="auto"/>
-        <w:rPr>
-          <w:rFonts w:ascii="Courier New" w:eastAsia="Times New Roman" w:hAnsi="Courier New" w:cs="Courier New"/>
-          <w:color w:val="ECF0F1"/>
-          <w:sz w:val="20"/>
-          <w:szCs w:val="20"/>
-          <w:lang w:eastAsia="pt-BR"/>
-        </w:rPr>
+        <w:pStyle w:val="sql"/>
+      </w:pPr>
+      <w:r>
+        <w:t xml:space="preserve">-- Escreva sua query de pontualidade aqui e execute no </w:t>
+      </w:r>
+      <w:proofErr w:type="spellStart"/>
+      <w:r>
+        <w:t>Databricks</w:t>
+      </w:r>
+      <w:proofErr w:type="spellEnd"/>
+    </w:p>
+    <w:p>
+      <w:pPr>
+        <w:pStyle w:val="sql"/>
+      </w:pPr>
+    </w:p>
+    <w:p>
+      <w:pPr>
+        <w:pStyle w:val="sql"/>
       </w:pPr>
     </w:p>
     <w:p>
@@ -3005,7 +3311,59 @@
           <w:szCs w:val="36"/>
           <w:lang w:eastAsia="pt-BR"/>
         </w:rPr>
-        <w:t>Parte 2 — Window Functions e Séries Temporais (25 min)</w:t>
+        <w:t xml:space="preserve">Parte 2 — </w:t>
+      </w:r>
+      <w:proofErr w:type="spellStart"/>
+      <w:r>
+        <w:rPr>
+          <w:rFonts w:ascii="Arial" w:eastAsia="Times New Roman" w:hAnsi="Arial" w:cs="Times New Roman"/>
+          <w:b/>
+          <w:bCs/>
+          <w:color w:val="1A5276"/>
+          <w:sz w:val="36"/>
+          <w:szCs w:val="36"/>
+          <w:lang w:eastAsia="pt-BR"/>
+        </w:rPr>
+        <w:t>Window</w:t>
+      </w:r>
+      <w:proofErr w:type="spellEnd"/>
+      <w:r>
+        <w:rPr>
+          <w:rFonts w:ascii="Arial" w:eastAsia="Times New Roman" w:hAnsi="Arial" w:cs="Times New Roman"/>
+          <w:b/>
+          <w:bCs/>
+          <w:color w:val="1A5276"/>
+          <w:sz w:val="36"/>
+          <w:szCs w:val="36"/>
+          <w:lang w:eastAsia="pt-BR"/>
+        </w:rPr>
+        <w:t xml:space="preserve"> </w:t>
+      </w:r>
+      <w:proofErr w:type="spellStart"/>
+      <w:r>
+        <w:rPr>
+          <w:rFonts w:ascii="Arial" w:eastAsia="Times New Roman" w:hAnsi="Arial" w:cs="Times New Roman"/>
+          <w:b/>
+          <w:bCs/>
+          <w:color w:val="1A5276"/>
+          <w:sz w:val="36"/>
+          <w:szCs w:val="36"/>
+          <w:lang w:eastAsia="pt-BR"/>
+        </w:rPr>
+        <w:t>Functions</w:t>
+      </w:r>
+      <w:proofErr w:type="spellEnd"/>
+      <w:r>
+        <w:rPr>
+          <w:rFonts w:ascii="Arial" w:eastAsia="Times New Roman" w:hAnsi="Arial" w:cs="Times New Roman"/>
+          <w:b/>
+          <w:bCs/>
+          <w:color w:val="1A5276"/>
+          <w:sz w:val="36"/>
+          <w:szCs w:val="36"/>
+          <w:lang w:eastAsia="pt-BR"/>
+        </w:rPr>
+        <w:t xml:space="preserve"> e Séries Temporais (25 min)</w:t>
       </w:r>
     </w:p>
     <w:p>
@@ -3123,19 +3481,45 @@
           <w:szCs w:val="24"/>
           <w:lang w:eastAsia="pt-BR"/>
         </w:rPr>
-        <w:lastRenderedPageBreak/>
-        <w:t>Dica Spark SQL:</w:t>
-      </w:r>
-      <w:r>
-        <w:rPr>
-          <w:rFonts w:ascii="Arial" w:eastAsia="Times New Roman" w:hAnsi="Arial" w:cs="Times New Roman"/>
+        <w:t xml:space="preserve">Dica </w:t>
+      </w:r>
+      <w:proofErr w:type="spellStart"/>
+      <w:r>
+        <w:rPr>
+          <w:rFonts w:ascii="Arial" w:eastAsia="Times New Roman" w:hAnsi="Arial" w:cs="Times New Roman"/>
+          <w:b/>
+          <w:bCs/>
           <w:color w:val="2C3E50"/>
           <w:sz w:val="24"/>
           <w:szCs w:val="24"/>
           <w:lang w:eastAsia="pt-BR"/>
         </w:rPr>
+        <w:t>Spark</w:t>
+      </w:r>
+      <w:proofErr w:type="spellEnd"/>
+      <w:r>
+        <w:rPr>
+          <w:rFonts w:ascii="Arial" w:eastAsia="Times New Roman" w:hAnsi="Arial" w:cs="Times New Roman"/>
+          <w:b/>
+          <w:bCs/>
+          <w:color w:val="2C3E50"/>
+          <w:sz w:val="24"/>
+          <w:szCs w:val="24"/>
+          <w:lang w:eastAsia="pt-BR"/>
+        </w:rPr>
+        <w:t xml:space="preserve"> SQL:</w:t>
+      </w:r>
+      <w:r>
+        <w:rPr>
+          <w:rFonts w:ascii="Arial" w:eastAsia="Times New Roman" w:hAnsi="Arial" w:cs="Times New Roman"/>
+          <w:color w:val="2C3E50"/>
+          <w:sz w:val="24"/>
+          <w:szCs w:val="24"/>
+          <w:lang w:eastAsia="pt-BR"/>
+        </w:rPr>
         <w:t> Use a estrutura </w:t>
       </w:r>
+      <w:proofErr w:type="gramStart"/>
       <w:r>
         <w:rPr>
           <w:rFonts w:ascii="Courier New" w:eastAsia="Times New Roman" w:hAnsi="Courier New" w:cs="Courier New"/>
@@ -3144,18 +3528,10 @@
           <w:szCs w:val="20"/>
           <w:lang w:eastAsia="pt-BR"/>
         </w:rPr>
-        <w:t>AVG(minutos_atraso) OVER (PARTITION BY sk_cd_origem ORDER BY data_entrega ROWS BETWEEN 6 PRECEDING AND CURRENT ROW)</w:t>
-      </w:r>
-      <w:r>
-        <w:rPr>
-          <w:rFonts w:ascii="Arial" w:eastAsia="Times New Roman" w:hAnsi="Arial" w:cs="Times New Roman"/>
-          <w:color w:val="2C3E50"/>
-          <w:sz w:val="24"/>
-          <w:szCs w:val="24"/>
-          <w:lang w:eastAsia="pt-BR"/>
-        </w:rPr>
-        <w:t>. Se quiser exibir o código amigável do CD, realize o JOIN com </w:t>
-      </w:r>
+        <w:t>AVG(</w:t>
+      </w:r>
+      <w:proofErr w:type="spellStart"/>
+      <w:proofErr w:type="gramEnd"/>
       <w:r>
         <w:rPr>
           <w:rFonts w:ascii="Courier New" w:eastAsia="Times New Roman" w:hAnsi="Courier New" w:cs="Courier New"/>
@@ -3164,161 +3540,9 @@
           <w:szCs w:val="20"/>
           <w:lang w:eastAsia="pt-BR"/>
         </w:rPr>
-        <w:t>dim_centro_distribuicao</w:t>
-      </w:r>
-      <w:r>
-        <w:rPr>
-          <w:rFonts w:ascii="Arial" w:eastAsia="Times New Roman" w:hAnsi="Arial" w:cs="Times New Roman"/>
-          <w:color w:val="2C3E50"/>
-          <w:sz w:val="24"/>
-          <w:szCs w:val="24"/>
-          <w:lang w:eastAsia="pt-BR"/>
-        </w:rPr>
-        <w:t>.</w:t>
-      </w:r>
-    </w:p>
-    <w:p>
-      <w:pPr>
-        <w:shd w:val="clear" w:color="auto" w:fill="2C3E50"/>
-        <w:tabs>
-          <w:tab w:val="left" w:pos="916"/>
-          <w:tab w:val="left" w:pos="1832"/>
-          <w:tab w:val="left" w:pos="2748"/>
-          <w:tab w:val="left" w:pos="3664"/>
-          <w:tab w:val="left" w:pos="4580"/>
-          <w:tab w:val="left" w:pos="5496"/>
-          <w:tab w:val="left" w:pos="6412"/>
-          <w:tab w:val="left" w:pos="7328"/>
-          <w:tab w:val="left" w:pos="8244"/>
-          <w:tab w:val="left" w:pos="9160"/>
-          <w:tab w:val="left" w:pos="10076"/>
-          <w:tab w:val="left" w:pos="10992"/>
-          <w:tab w:val="left" w:pos="11908"/>
-          <w:tab w:val="left" w:pos="12824"/>
-          <w:tab w:val="left" w:pos="13740"/>
-          <w:tab w:val="left" w:pos="14656"/>
-        </w:tabs>
-        <w:spacing w:before="225" w:after="225" w:line="240" w:lineRule="auto"/>
-        <w:rPr>
-          <w:rFonts w:ascii="Courier New" w:eastAsia="Times New Roman" w:hAnsi="Courier New" w:cs="Courier New"/>
-          <w:color w:val="ECF0F1"/>
-          <w:sz w:val="20"/>
-          <w:szCs w:val="20"/>
-          <w:lang w:eastAsia="pt-BR"/>
-        </w:rPr>
-      </w:pPr>
-      <w:r>
-        <w:rPr>
-          <w:rFonts w:ascii="Courier New" w:eastAsia="Times New Roman" w:hAnsi="Courier New" w:cs="Courier New"/>
-          <w:color w:val="ECF0F1"/>
-          <w:sz w:val="20"/>
-          <w:szCs w:val="20"/>
-          <w:lang w:eastAsia="pt-BR"/>
-        </w:rPr>
-        <w:t>-- Escreva sua query de média móvel aqui</w:t>
-      </w:r>
-    </w:p>
-    <w:p>
-      <w:pPr>
-        <w:shd w:val="clear" w:color="auto" w:fill="2C3E50"/>
-        <w:tabs>
-          <w:tab w:val="left" w:pos="916"/>
-          <w:tab w:val="left" w:pos="1832"/>
-          <w:tab w:val="left" w:pos="2748"/>
-          <w:tab w:val="left" w:pos="3664"/>
-          <w:tab w:val="left" w:pos="4580"/>
-          <w:tab w:val="left" w:pos="5496"/>
-          <w:tab w:val="left" w:pos="6412"/>
-          <w:tab w:val="left" w:pos="7328"/>
-          <w:tab w:val="left" w:pos="8244"/>
-          <w:tab w:val="left" w:pos="9160"/>
-          <w:tab w:val="left" w:pos="10076"/>
-          <w:tab w:val="left" w:pos="10992"/>
-          <w:tab w:val="left" w:pos="11908"/>
-          <w:tab w:val="left" w:pos="12824"/>
-          <w:tab w:val="left" w:pos="13740"/>
-          <w:tab w:val="left" w:pos="14656"/>
-        </w:tabs>
-        <w:spacing w:before="225" w:after="225" w:line="240" w:lineRule="auto"/>
-        <w:rPr>
-          <w:rFonts w:ascii="Courier New" w:eastAsia="Times New Roman" w:hAnsi="Courier New" w:cs="Courier New"/>
-          <w:color w:val="ECF0F1"/>
-          <w:sz w:val="20"/>
-          <w:szCs w:val="20"/>
-          <w:lang w:eastAsia="pt-BR"/>
-        </w:rPr>
-      </w:pPr>
-    </w:p>
-    <w:p>
-      <w:pPr>
-        <w:spacing w:before="375" w:after="100" w:afterAutospacing="1" w:line="240" w:lineRule="auto"/>
-        <w:outlineLvl w:val="2"/>
-        <w:rPr>
-          <w:rFonts w:ascii="Arial" w:eastAsia="Times New Roman" w:hAnsi="Arial" w:cs="Times New Roman"/>
-          <w:b/>
-          <w:bCs/>
-          <w:color w:val="2E86C1"/>
-          <w:sz w:val="27"/>
-          <w:szCs w:val="27"/>
-          <w:lang w:eastAsia="pt-BR"/>
-        </w:rPr>
-      </w:pPr>
-      <w:r>
-        <w:rPr>
-          <w:rFonts w:ascii="Arial" w:eastAsia="Times New Roman" w:hAnsi="Arial" w:cs="Times New Roman"/>
-          <w:b/>
-          <w:bCs/>
-          <w:color w:val="2E86C1"/>
-          <w:sz w:val="27"/>
-          <w:szCs w:val="27"/>
-          <w:lang w:eastAsia="pt-BR"/>
-        </w:rPr>
-        <w:t>Atividade 2.2: Ranking de Eficiência da Frota (10 min, individual)</w:t>
-      </w:r>
-    </w:p>
-    <w:p>
-      <w:pPr>
-        <w:spacing w:before="100" w:beforeAutospacing="1" w:after="100" w:afterAutospacing="1" w:line="240" w:lineRule="auto"/>
-        <w:rPr>
-          <w:rFonts w:ascii="Arial" w:eastAsia="Times New Roman" w:hAnsi="Arial" w:cs="Times New Roman"/>
-          <w:color w:val="34495E"/>
-          <w:sz w:val="24"/>
-          <w:szCs w:val="24"/>
-          <w:lang w:eastAsia="pt-BR"/>
-        </w:rPr>
-      </w:pPr>
-      <w:r>
-        <w:rPr>
-          <w:rFonts w:ascii="Arial" w:eastAsia="Times New Roman" w:hAnsi="Arial" w:cs="Times New Roman"/>
-          <w:color w:val="34495E"/>
-          <w:sz w:val="24"/>
-          <w:szCs w:val="24"/>
-          <w:lang w:eastAsia="pt-BR"/>
-        </w:rPr>
-        <w:t>Escreva uma consulta que analise o custo de combustível por quilômetro rodado de cada motorista (tabela `dim_motorista`) nos últimos 30 dias. A query deve classificar os motoristas em </w:t>
-      </w:r>
-      <w:r>
-        <w:rPr>
-          <w:rFonts w:ascii="Arial" w:eastAsia="Times New Roman" w:hAnsi="Arial" w:cs="Times New Roman"/>
-          <w:b/>
-          <w:bCs/>
-          <w:color w:val="34495E"/>
-          <w:sz w:val="24"/>
-          <w:szCs w:val="24"/>
-          <w:lang w:eastAsia="pt-BR"/>
-        </w:rPr>
-        <w:t>quartis (1 a 4)</w:t>
-      </w:r>
-      <w:r>
-        <w:rPr>
-          <w:rFonts w:ascii="Arial" w:eastAsia="Times New Roman" w:hAnsi="Arial" w:cs="Times New Roman"/>
-          <w:color w:val="34495E"/>
-          <w:sz w:val="24"/>
-          <w:szCs w:val="24"/>
-          <w:lang w:eastAsia="pt-BR"/>
-        </w:rPr>
-        <w:t> utilizando a window function de segmentação </w:t>
-      </w:r>
+        <w:t>minutos_atraso</w:t>
+      </w:r>
+      <w:proofErr w:type="spellEnd"/>
       <w:r>
         <w:rPr>
           <w:rFonts w:ascii="Courier New" w:eastAsia="Times New Roman" w:hAnsi="Courier New" w:cs="Courier New"/>
@@ -3327,40 +3551,9 @@
           <w:szCs w:val="20"/>
           <w:lang w:eastAsia="pt-BR"/>
         </w:rPr>
-        <w:t>NTILE</w:t>
-      </w:r>
-      <w:r>
-        <w:rPr>
-          <w:rFonts w:ascii="Arial" w:eastAsia="Times New Roman" w:hAnsi="Arial" w:cs="Times New Roman"/>
-          <w:color w:val="34495E"/>
-          <w:sz w:val="24"/>
-          <w:szCs w:val="24"/>
-          <w:lang w:eastAsia="pt-BR"/>
-        </w:rPr>
-        <w:t> e calcular o </w:t>
-      </w:r>
-      <w:r>
-        <w:rPr>
-          <w:rFonts w:ascii="Arial" w:eastAsia="Times New Roman" w:hAnsi="Arial" w:cs="Times New Roman"/>
-          <w:b/>
-          <w:bCs/>
-          <w:color w:val="34495E"/>
-          <w:sz w:val="24"/>
-          <w:szCs w:val="24"/>
-          <w:lang w:eastAsia="pt-BR"/>
-        </w:rPr>
-        <w:t>percentil exato</w:t>
-      </w:r>
-      <w:r>
-        <w:rPr>
-          <w:rFonts w:ascii="Arial" w:eastAsia="Times New Roman" w:hAnsi="Arial" w:cs="Times New Roman"/>
-          <w:color w:val="34495E"/>
-          <w:sz w:val="24"/>
-          <w:szCs w:val="24"/>
-          <w:lang w:eastAsia="pt-BR"/>
-        </w:rPr>
-        <w:t> de eficiência utilizando a função </w:t>
-      </w:r>
+        <w:t xml:space="preserve">) OVER (PARTITION BY </w:t>
+      </w:r>
+      <w:proofErr w:type="spellStart"/>
       <w:r>
         <w:rPr>
           <w:rFonts w:ascii="Courier New" w:eastAsia="Times New Roman" w:hAnsi="Courier New" w:cs="Courier New"/>
@@ -3369,53 +3562,9 @@
           <w:szCs w:val="20"/>
           <w:lang w:eastAsia="pt-BR"/>
         </w:rPr>
-        <w:t>PERCENT_RANK()</w:t>
-      </w:r>
-      <w:r>
-        <w:rPr>
-          <w:rFonts w:ascii="Arial" w:eastAsia="Times New Roman" w:hAnsi="Arial" w:cs="Times New Roman"/>
-          <w:color w:val="34495E"/>
-          <w:sz w:val="24"/>
-          <w:szCs w:val="24"/>
-          <w:lang w:eastAsia="pt-BR"/>
-        </w:rPr>
-        <w:t>.</w:t>
-      </w:r>
-    </w:p>
-    <w:p>
-      <w:pPr>
-        <w:shd w:val="clear" w:color="auto" w:fill="EAF2F8"/>
-        <w:spacing w:line="240" w:lineRule="auto"/>
-        <w:rPr>
-          <w:rFonts w:ascii="Arial" w:eastAsia="Times New Roman" w:hAnsi="Arial" w:cs="Times New Roman"/>
-          <w:color w:val="2C3E50"/>
-          <w:sz w:val="24"/>
-          <w:szCs w:val="24"/>
-          <w:lang w:eastAsia="pt-BR"/>
-        </w:rPr>
-      </w:pPr>
-      <w:r>
-        <w:rPr>
-          <w:rFonts w:ascii="Arial" w:eastAsia="Times New Roman" w:hAnsi="Arial" w:cs="Times New Roman"/>
-          <w:b/>
-          <w:bCs/>
-          <w:color w:val="2C3E50"/>
-          <w:sz w:val="24"/>
-          <w:szCs w:val="24"/>
-          <w:lang w:eastAsia="pt-BR"/>
-        </w:rPr>
-        <w:t>Dica de estrutura:</w:t>
-      </w:r>
-      <w:r>
-        <w:rPr>
-          <w:rFonts w:ascii="Arial" w:eastAsia="Times New Roman" w:hAnsi="Arial" w:cs="Times New Roman"/>
-          <w:color w:val="2C3E50"/>
-          <w:sz w:val="24"/>
-          <w:szCs w:val="24"/>
-          <w:lang w:eastAsia="pt-BR"/>
-        </w:rPr>
-        <w:t> Crie uma CTE temporária agrupando as entregas por </w:t>
-      </w:r>
+        <w:t>sk_cd_origem</w:t>
+      </w:r>
+      <w:proofErr w:type="spellEnd"/>
       <w:r>
         <w:rPr>
           <w:rFonts w:ascii="Courier New" w:eastAsia="Times New Roman" w:hAnsi="Courier New" w:cs="Courier New"/>
@@ -3424,18 +3573,9 @@
           <w:szCs w:val="20"/>
           <w:lang w:eastAsia="pt-BR"/>
         </w:rPr>
-        <w:t>sk_motorista</w:t>
-      </w:r>
-      <w:r>
-        <w:rPr>
-          <w:rFonts w:ascii="Arial" w:eastAsia="Times New Roman" w:hAnsi="Arial" w:cs="Times New Roman"/>
-          <w:color w:val="2C3E50"/>
-          <w:sz w:val="24"/>
-          <w:szCs w:val="24"/>
-          <w:lang w:eastAsia="pt-BR"/>
-        </w:rPr>
-        <w:t> para obter o custo de combustível por km (</w:t>
-      </w:r>
+        <w:t xml:space="preserve"> ORDER BY </w:t>
+      </w:r>
+      <w:proofErr w:type="spellStart"/>
       <w:r>
         <w:rPr>
           <w:rFonts w:ascii="Courier New" w:eastAsia="Times New Roman" w:hAnsi="Courier New" w:cs="Courier New"/>
@@ -3444,18 +3584,9 @@
           <w:szCs w:val="20"/>
           <w:lang w:eastAsia="pt-BR"/>
         </w:rPr>
-        <w:t>SUM(custo_combustivel) / NULLIF(SUM(distancia_km), 0)</w:t>
-      </w:r>
-      <w:r>
-        <w:rPr>
-          <w:rFonts w:ascii="Arial" w:eastAsia="Times New Roman" w:hAnsi="Arial" w:cs="Times New Roman"/>
-          <w:color w:val="2C3E50"/>
-          <w:sz w:val="24"/>
-          <w:szCs w:val="24"/>
-          <w:lang w:eastAsia="pt-BR"/>
-        </w:rPr>
-        <w:t>). Em seguida, na consulta principal externa, faça um JOIN com </w:t>
-      </w:r>
+        <w:t>data_entrega</w:t>
+      </w:r>
+      <w:proofErr w:type="spellEnd"/>
       <w:r>
         <w:rPr>
           <w:rFonts w:ascii="Courier New" w:eastAsia="Times New Roman" w:hAnsi="Courier New" w:cs="Courier New"/>
@@ -3464,7 +3595,7 @@
           <w:szCs w:val="20"/>
           <w:lang w:eastAsia="pt-BR"/>
         </w:rPr>
-        <w:t>dim_motorista</w:t>
+        <w:t xml:space="preserve"> ROWS BETWEEN 6 PRECEDING AND CURRENT ROW)</w:t>
       </w:r>
       <w:r>
         <w:rPr>
@@ -3474,8 +3605,9 @@
           <w:szCs w:val="24"/>
           <w:lang w:eastAsia="pt-BR"/>
         </w:rPr>
-        <w:t> e aplique </w:t>
-      </w:r>
+        <w:t>. Se quiser exibir o código amigável do CD, realize o JOIN com </w:t>
+      </w:r>
+      <w:proofErr w:type="spellStart"/>
       <w:r>
         <w:rPr>
           <w:rFonts w:ascii="Courier New" w:eastAsia="Times New Roman" w:hAnsi="Courier New" w:cs="Courier New"/>
@@ -3484,8 +3616,9 @@
           <w:szCs w:val="20"/>
           <w:lang w:eastAsia="pt-BR"/>
         </w:rPr>
-        <w:t>NTILE(4) OVER (ORDER BY custo_por_km ASC)</w:t>
-      </w:r>
+        <w:t>dim_centro_distribuicao</w:t>
+      </w:r>
+      <w:proofErr w:type="spellEnd"/>
       <w:r>
         <w:rPr>
           <w:rFonts w:ascii="Arial" w:eastAsia="Times New Roman" w:hAnsi="Arial" w:cs="Times New Roman"/>
@@ -3494,7 +3627,173 @@
           <w:szCs w:val="24"/>
           <w:lang w:eastAsia="pt-BR"/>
         </w:rPr>
-        <w:t> e </w:t>
+        <w:t>.</w:t>
+      </w:r>
+    </w:p>
+    <w:p>
+      <w:pPr>
+        <w:pStyle w:val="sql"/>
+      </w:pPr>
+      <w:r>
+        <w:t>-- Escreva sua query de média móvel aqui</w:t>
+      </w:r>
+    </w:p>
+    <w:p>
+      <w:pPr>
+        <w:pStyle w:val="sql"/>
+      </w:pPr>
+    </w:p>
+    <w:p>
+      <w:pPr>
+        <w:pStyle w:val="sql"/>
+      </w:pPr>
+    </w:p>
+    <w:p>
+      <w:pPr>
+        <w:spacing w:before="375" w:after="100" w:afterAutospacing="1" w:line="240" w:lineRule="auto"/>
+        <w:outlineLvl w:val="2"/>
+        <w:rPr>
+          <w:rFonts w:ascii="Arial" w:eastAsia="Times New Roman" w:hAnsi="Arial" w:cs="Times New Roman"/>
+          <w:b/>
+          <w:bCs/>
+          <w:color w:val="2E86C1"/>
+          <w:sz w:val="27"/>
+          <w:szCs w:val="27"/>
+          <w:lang w:eastAsia="pt-BR"/>
+        </w:rPr>
+      </w:pPr>
+      <w:r>
+        <w:rPr>
+          <w:rFonts w:ascii="Arial" w:eastAsia="Times New Roman" w:hAnsi="Arial" w:cs="Times New Roman"/>
+          <w:b/>
+          <w:bCs/>
+          <w:color w:val="2E86C1"/>
+          <w:sz w:val="27"/>
+          <w:szCs w:val="27"/>
+          <w:lang w:eastAsia="pt-BR"/>
+        </w:rPr>
+        <w:t>Atividade 2.2: Ranking de Eficiência da Frota (10 min, individual)</w:t>
+      </w:r>
+    </w:p>
+    <w:p>
+      <w:pPr>
+        <w:spacing w:before="100" w:beforeAutospacing="1" w:after="100" w:afterAutospacing="1" w:line="240" w:lineRule="auto"/>
+        <w:rPr>
+          <w:rFonts w:ascii="Arial" w:eastAsia="Times New Roman" w:hAnsi="Arial" w:cs="Times New Roman"/>
+          <w:color w:val="34495E"/>
+          <w:sz w:val="24"/>
+          <w:szCs w:val="24"/>
+          <w:lang w:eastAsia="pt-BR"/>
+        </w:rPr>
+      </w:pPr>
+      <w:r>
+        <w:rPr>
+          <w:rFonts w:ascii="Arial" w:eastAsia="Times New Roman" w:hAnsi="Arial" w:cs="Times New Roman"/>
+          <w:color w:val="34495E"/>
+          <w:sz w:val="24"/>
+          <w:szCs w:val="24"/>
+          <w:lang w:eastAsia="pt-BR"/>
+        </w:rPr>
+        <w:t>Escreva uma consulta que analise o custo de combustível por quilômetro rodado de cada motorista (tabela `</w:t>
+      </w:r>
+      <w:proofErr w:type="spellStart"/>
+      <w:r>
+        <w:rPr>
+          <w:rFonts w:ascii="Arial" w:eastAsia="Times New Roman" w:hAnsi="Arial" w:cs="Times New Roman"/>
+          <w:color w:val="34495E"/>
+          <w:sz w:val="24"/>
+          <w:szCs w:val="24"/>
+          <w:lang w:eastAsia="pt-BR"/>
+        </w:rPr>
+        <w:t>dim_motorista</w:t>
+      </w:r>
+      <w:proofErr w:type="spellEnd"/>
+      <w:r>
+        <w:rPr>
+          <w:rFonts w:ascii="Arial" w:eastAsia="Times New Roman" w:hAnsi="Arial" w:cs="Times New Roman"/>
+          <w:color w:val="34495E"/>
+          <w:sz w:val="24"/>
+          <w:szCs w:val="24"/>
+          <w:lang w:eastAsia="pt-BR"/>
+        </w:rPr>
+        <w:t>`) nos últimos 30 dias. A query deve classificar os motoristas em </w:t>
+      </w:r>
+      <w:r>
+        <w:rPr>
+          <w:rFonts w:ascii="Arial" w:eastAsia="Times New Roman" w:hAnsi="Arial" w:cs="Times New Roman"/>
+          <w:b/>
+          <w:bCs/>
+          <w:color w:val="34495E"/>
+          <w:sz w:val="24"/>
+          <w:szCs w:val="24"/>
+          <w:lang w:eastAsia="pt-BR"/>
+        </w:rPr>
+        <w:t>quartis (1 a 4)</w:t>
+      </w:r>
+      <w:r>
+        <w:rPr>
+          <w:rFonts w:ascii="Arial" w:eastAsia="Times New Roman" w:hAnsi="Arial" w:cs="Times New Roman"/>
+          <w:color w:val="34495E"/>
+          <w:sz w:val="24"/>
+          <w:szCs w:val="24"/>
+          <w:lang w:eastAsia="pt-BR"/>
+        </w:rPr>
+        <w:t xml:space="preserve"> utilizando a </w:t>
+      </w:r>
+      <w:proofErr w:type="spellStart"/>
+      <w:r>
+        <w:rPr>
+          <w:rFonts w:ascii="Arial" w:eastAsia="Times New Roman" w:hAnsi="Arial" w:cs="Times New Roman"/>
+          <w:color w:val="34495E"/>
+          <w:sz w:val="24"/>
+          <w:szCs w:val="24"/>
+          <w:lang w:eastAsia="pt-BR"/>
+        </w:rPr>
+        <w:t>window</w:t>
+      </w:r>
+      <w:proofErr w:type="spellEnd"/>
+      <w:r>
+        <w:rPr>
+          <w:rFonts w:ascii="Arial" w:eastAsia="Times New Roman" w:hAnsi="Arial" w:cs="Times New Roman"/>
+          <w:color w:val="34495E"/>
+          <w:sz w:val="24"/>
+          <w:szCs w:val="24"/>
+          <w:lang w:eastAsia="pt-BR"/>
+        </w:rPr>
+        <w:t xml:space="preserve"> </w:t>
+      </w:r>
+      <w:proofErr w:type="spellStart"/>
+      <w:r>
+        <w:rPr>
+          <w:rFonts w:ascii="Arial" w:eastAsia="Times New Roman" w:hAnsi="Arial" w:cs="Times New Roman"/>
+          <w:color w:val="34495E"/>
+          <w:sz w:val="24"/>
+          <w:szCs w:val="24"/>
+          <w:lang w:eastAsia="pt-BR"/>
+        </w:rPr>
+        <w:t>function</w:t>
+      </w:r>
+      <w:proofErr w:type="spellEnd"/>
+      <w:r>
+        <w:rPr>
+          <w:rFonts w:ascii="Arial" w:eastAsia="Times New Roman" w:hAnsi="Arial" w:cs="Times New Roman"/>
+          <w:color w:val="34495E"/>
+          <w:sz w:val="24"/>
+          <w:szCs w:val="24"/>
+          <w:lang w:eastAsia="pt-BR"/>
+        </w:rPr>
+        <w:t xml:space="preserve"> </w:t>
+      </w:r>
+      <w:r>
+        <w:rPr>
+          <w:rFonts w:ascii="Arial" w:eastAsia="Times New Roman" w:hAnsi="Arial" w:cs="Times New Roman"/>
+          <w:color w:val="34495E"/>
+          <w:sz w:val="24"/>
+          <w:szCs w:val="24"/>
+          <w:lang w:eastAsia="pt-BR"/>
+        </w:rPr>
+        <w:lastRenderedPageBreak/>
+        <w:t>de segmentação </w:t>
       </w:r>
       <w:r>
         <w:rPr>
@@ -3504,89 +3803,340 @@
           <w:szCs w:val="20"/>
           <w:lang w:eastAsia="pt-BR"/>
         </w:rPr>
-        <w:t>PERCENT_RANK() OVER (ORDER BY custo_por_km ASC)</w:t>
-      </w:r>
-      <w:r>
-        <w:rPr>
-          <w:rFonts w:ascii="Arial" w:eastAsia="Times New Roman" w:hAnsi="Arial" w:cs="Times New Roman"/>
-          <w:color w:val="2C3E50"/>
-          <w:sz w:val="24"/>
-          <w:szCs w:val="24"/>
-          <w:lang w:eastAsia="pt-BR"/>
-        </w:rPr>
-        <w:t>.</w:t>
-      </w:r>
-    </w:p>
-    <w:p>
-      <w:pPr>
-        <w:shd w:val="clear" w:color="auto" w:fill="2C3E50"/>
-        <w:tabs>
-          <w:tab w:val="left" w:pos="916"/>
-          <w:tab w:val="left" w:pos="1832"/>
-          <w:tab w:val="left" w:pos="2748"/>
-          <w:tab w:val="left" w:pos="3664"/>
-          <w:tab w:val="left" w:pos="4580"/>
-          <w:tab w:val="left" w:pos="5496"/>
-          <w:tab w:val="left" w:pos="6412"/>
-          <w:tab w:val="left" w:pos="7328"/>
-          <w:tab w:val="left" w:pos="8244"/>
-          <w:tab w:val="left" w:pos="9160"/>
-          <w:tab w:val="left" w:pos="10076"/>
-          <w:tab w:val="left" w:pos="10992"/>
-          <w:tab w:val="left" w:pos="11908"/>
-          <w:tab w:val="left" w:pos="12824"/>
-          <w:tab w:val="left" w:pos="13740"/>
-          <w:tab w:val="left" w:pos="14656"/>
-        </w:tabs>
-        <w:spacing w:before="225" w:after="225" w:line="240" w:lineRule="auto"/>
+        <w:t>NTILE</w:t>
+      </w:r>
+      <w:r>
+        <w:rPr>
+          <w:rFonts w:ascii="Arial" w:eastAsia="Times New Roman" w:hAnsi="Arial" w:cs="Times New Roman"/>
+          <w:color w:val="34495E"/>
+          <w:sz w:val="24"/>
+          <w:szCs w:val="24"/>
+          <w:lang w:eastAsia="pt-BR"/>
+        </w:rPr>
+        <w:t> e calcular o </w:t>
+      </w:r>
+      <w:r>
+        <w:rPr>
+          <w:rFonts w:ascii="Arial" w:eastAsia="Times New Roman" w:hAnsi="Arial" w:cs="Times New Roman"/>
+          <w:b/>
+          <w:bCs/>
+          <w:color w:val="34495E"/>
+          <w:sz w:val="24"/>
+          <w:szCs w:val="24"/>
+          <w:lang w:eastAsia="pt-BR"/>
+        </w:rPr>
+        <w:t>percentil exato</w:t>
+      </w:r>
+      <w:r>
+        <w:rPr>
+          <w:rFonts w:ascii="Arial" w:eastAsia="Times New Roman" w:hAnsi="Arial" w:cs="Times New Roman"/>
+          <w:color w:val="34495E"/>
+          <w:sz w:val="24"/>
+          <w:szCs w:val="24"/>
+          <w:lang w:eastAsia="pt-BR"/>
+        </w:rPr>
+        <w:t> de eficiência utilizando a função </w:t>
+      </w:r>
+      <w:r>
         <w:rPr>
           <w:rFonts w:ascii="Courier New" w:eastAsia="Times New Roman" w:hAnsi="Courier New" w:cs="Courier New"/>
-          <w:color w:val="ECF0F1"/>
+          <w:color w:val="C0392B"/>
           <w:sz w:val="20"/>
           <w:szCs w:val="20"/>
           <w:lang w:eastAsia="pt-BR"/>
         </w:rPr>
-      </w:pPr>
+        <w:t>PERCENT_</w:t>
+      </w:r>
+      <w:proofErr w:type="gramStart"/>
       <w:r>
         <w:rPr>
           <w:rFonts w:ascii="Courier New" w:eastAsia="Times New Roman" w:hAnsi="Courier New" w:cs="Courier New"/>
-          <w:color w:val="ECF0F1"/>
+          <w:color w:val="C0392B"/>
           <w:sz w:val="20"/>
           <w:szCs w:val="20"/>
           <w:lang w:eastAsia="pt-BR"/>
         </w:rPr>
-        <w:t>-- Escreva sua query de ranking de motoristas aqui</w:t>
-      </w:r>
-    </w:p>
-    <w:p>
-      <w:pPr>
-        <w:shd w:val="clear" w:color="auto" w:fill="2C3E50"/>
-        <w:tabs>
-          <w:tab w:val="left" w:pos="916"/>
-          <w:tab w:val="left" w:pos="1832"/>
-          <w:tab w:val="left" w:pos="2748"/>
-          <w:tab w:val="left" w:pos="3664"/>
-          <w:tab w:val="left" w:pos="4580"/>
-          <w:tab w:val="left" w:pos="5496"/>
-          <w:tab w:val="left" w:pos="6412"/>
-          <w:tab w:val="left" w:pos="7328"/>
-          <w:tab w:val="left" w:pos="8244"/>
-          <w:tab w:val="left" w:pos="9160"/>
-          <w:tab w:val="left" w:pos="10076"/>
-          <w:tab w:val="left" w:pos="10992"/>
-          <w:tab w:val="left" w:pos="11908"/>
-          <w:tab w:val="left" w:pos="12824"/>
-          <w:tab w:val="left" w:pos="13740"/>
-          <w:tab w:val="left" w:pos="14656"/>
-        </w:tabs>
-        <w:spacing w:before="225" w:after="225" w:line="240" w:lineRule="auto"/>
+        <w:t>RANK(</w:t>
+      </w:r>
+      <w:proofErr w:type="gramEnd"/>
+      <w:r>
         <w:rPr>
           <w:rFonts w:ascii="Courier New" w:eastAsia="Times New Roman" w:hAnsi="Courier New" w:cs="Courier New"/>
-          <w:color w:val="ECF0F1"/>
+          <w:color w:val="C0392B"/>
           <w:sz w:val="20"/>
           <w:szCs w:val="20"/>
           <w:lang w:eastAsia="pt-BR"/>
         </w:rPr>
+        <w:t>)</w:t>
+      </w:r>
+      <w:r>
+        <w:rPr>
+          <w:rFonts w:ascii="Arial" w:eastAsia="Times New Roman" w:hAnsi="Arial" w:cs="Times New Roman"/>
+          <w:color w:val="34495E"/>
+          <w:sz w:val="24"/>
+          <w:szCs w:val="24"/>
+          <w:lang w:eastAsia="pt-BR"/>
+        </w:rPr>
+        <w:t>.</w:t>
+      </w:r>
+    </w:p>
+    <w:p>
+      <w:pPr>
+        <w:shd w:val="clear" w:color="auto" w:fill="EAF2F8"/>
+        <w:spacing w:line="240" w:lineRule="auto"/>
+        <w:rPr>
+          <w:rFonts w:ascii="Arial" w:eastAsia="Times New Roman" w:hAnsi="Arial" w:cs="Times New Roman"/>
+          <w:color w:val="2C3E50"/>
+          <w:sz w:val="24"/>
+          <w:szCs w:val="24"/>
+          <w:lang w:eastAsia="pt-BR"/>
+        </w:rPr>
+      </w:pPr>
+      <w:r>
+        <w:rPr>
+          <w:rFonts w:ascii="Arial" w:eastAsia="Times New Roman" w:hAnsi="Arial" w:cs="Times New Roman"/>
+          <w:b/>
+          <w:bCs/>
+          <w:color w:val="2C3E50"/>
+          <w:sz w:val="24"/>
+          <w:szCs w:val="24"/>
+          <w:lang w:eastAsia="pt-BR"/>
+        </w:rPr>
+        <w:t>Dica de estrutura:</w:t>
+      </w:r>
+      <w:r>
+        <w:rPr>
+          <w:rFonts w:ascii="Arial" w:eastAsia="Times New Roman" w:hAnsi="Arial" w:cs="Times New Roman"/>
+          <w:color w:val="2C3E50"/>
+          <w:sz w:val="24"/>
+          <w:szCs w:val="24"/>
+          <w:lang w:eastAsia="pt-BR"/>
+        </w:rPr>
+        <w:t> Crie uma CTE temporária agrupando as entregas por </w:t>
+      </w:r>
+      <w:proofErr w:type="spellStart"/>
+      <w:r>
+        <w:rPr>
+          <w:rFonts w:ascii="Courier New" w:eastAsia="Times New Roman" w:hAnsi="Courier New" w:cs="Courier New"/>
+          <w:color w:val="C0392B"/>
+          <w:sz w:val="20"/>
+          <w:szCs w:val="20"/>
+          <w:lang w:eastAsia="pt-BR"/>
+        </w:rPr>
+        <w:t>sk_motorista</w:t>
+      </w:r>
+      <w:proofErr w:type="spellEnd"/>
+      <w:r>
+        <w:rPr>
+          <w:rFonts w:ascii="Arial" w:eastAsia="Times New Roman" w:hAnsi="Arial" w:cs="Times New Roman"/>
+          <w:color w:val="2C3E50"/>
+          <w:sz w:val="24"/>
+          <w:szCs w:val="24"/>
+          <w:lang w:eastAsia="pt-BR"/>
+        </w:rPr>
+        <w:t> para obter o custo de combustível por km (</w:t>
+      </w:r>
+      <w:proofErr w:type="gramStart"/>
+      <w:r>
+        <w:rPr>
+          <w:rFonts w:ascii="Courier New" w:eastAsia="Times New Roman" w:hAnsi="Courier New" w:cs="Courier New"/>
+          <w:color w:val="C0392B"/>
+          <w:sz w:val="20"/>
+          <w:szCs w:val="20"/>
+          <w:lang w:eastAsia="pt-BR"/>
+        </w:rPr>
+        <w:t>SUM(</w:t>
+      </w:r>
+      <w:proofErr w:type="spellStart"/>
+      <w:proofErr w:type="gramEnd"/>
+      <w:r>
+        <w:rPr>
+          <w:rFonts w:ascii="Courier New" w:eastAsia="Times New Roman" w:hAnsi="Courier New" w:cs="Courier New"/>
+          <w:color w:val="C0392B"/>
+          <w:sz w:val="20"/>
+          <w:szCs w:val="20"/>
+          <w:lang w:eastAsia="pt-BR"/>
+        </w:rPr>
+        <w:t>custo_combustivel</w:t>
+      </w:r>
+      <w:proofErr w:type="spellEnd"/>
+      <w:r>
+        <w:rPr>
+          <w:rFonts w:ascii="Courier New" w:eastAsia="Times New Roman" w:hAnsi="Courier New" w:cs="Courier New"/>
+          <w:color w:val="C0392B"/>
+          <w:sz w:val="20"/>
+          <w:szCs w:val="20"/>
+          <w:lang w:eastAsia="pt-BR"/>
+        </w:rPr>
+        <w:t>) / NULLIF(SUM(</w:t>
+      </w:r>
+      <w:proofErr w:type="spellStart"/>
+      <w:r>
+        <w:rPr>
+          <w:rFonts w:ascii="Courier New" w:eastAsia="Times New Roman" w:hAnsi="Courier New" w:cs="Courier New"/>
+          <w:color w:val="C0392B"/>
+          <w:sz w:val="20"/>
+          <w:szCs w:val="20"/>
+          <w:lang w:eastAsia="pt-BR"/>
+        </w:rPr>
+        <w:t>distancia_km</w:t>
+      </w:r>
+      <w:proofErr w:type="spellEnd"/>
+      <w:r>
+        <w:rPr>
+          <w:rFonts w:ascii="Courier New" w:eastAsia="Times New Roman" w:hAnsi="Courier New" w:cs="Courier New"/>
+          <w:color w:val="C0392B"/>
+          <w:sz w:val="20"/>
+          <w:szCs w:val="20"/>
+          <w:lang w:eastAsia="pt-BR"/>
+        </w:rPr>
+        <w:t>), 0)</w:t>
+      </w:r>
+      <w:r>
+        <w:rPr>
+          <w:rFonts w:ascii="Arial" w:eastAsia="Times New Roman" w:hAnsi="Arial" w:cs="Times New Roman"/>
+          <w:color w:val="2C3E50"/>
+          <w:sz w:val="24"/>
+          <w:szCs w:val="24"/>
+          <w:lang w:eastAsia="pt-BR"/>
+        </w:rPr>
+        <w:t>). Em seguida, na consulta principal externa, faça um JOIN com </w:t>
+      </w:r>
+      <w:proofErr w:type="spellStart"/>
+      <w:r>
+        <w:rPr>
+          <w:rFonts w:ascii="Courier New" w:eastAsia="Times New Roman" w:hAnsi="Courier New" w:cs="Courier New"/>
+          <w:color w:val="C0392B"/>
+          <w:sz w:val="20"/>
+          <w:szCs w:val="20"/>
+          <w:lang w:eastAsia="pt-BR"/>
+        </w:rPr>
+        <w:t>dim_motorista</w:t>
+      </w:r>
+      <w:proofErr w:type="spellEnd"/>
+      <w:r>
+        <w:rPr>
+          <w:rFonts w:ascii="Arial" w:eastAsia="Times New Roman" w:hAnsi="Arial" w:cs="Times New Roman"/>
+          <w:color w:val="2C3E50"/>
+          <w:sz w:val="24"/>
+          <w:szCs w:val="24"/>
+          <w:lang w:eastAsia="pt-BR"/>
+        </w:rPr>
+        <w:t> e aplique </w:t>
+      </w:r>
+      <w:proofErr w:type="gramStart"/>
+      <w:r>
+        <w:rPr>
+          <w:rFonts w:ascii="Courier New" w:eastAsia="Times New Roman" w:hAnsi="Courier New" w:cs="Courier New"/>
+          <w:color w:val="C0392B"/>
+          <w:sz w:val="20"/>
+          <w:szCs w:val="20"/>
+          <w:lang w:eastAsia="pt-BR"/>
+        </w:rPr>
+        <w:t>NTILE(</w:t>
+      </w:r>
+      <w:proofErr w:type="gramEnd"/>
+      <w:r>
+        <w:rPr>
+          <w:rFonts w:ascii="Courier New" w:eastAsia="Times New Roman" w:hAnsi="Courier New" w:cs="Courier New"/>
+          <w:color w:val="C0392B"/>
+          <w:sz w:val="20"/>
+          <w:szCs w:val="20"/>
+          <w:lang w:eastAsia="pt-BR"/>
+        </w:rPr>
+        <w:t xml:space="preserve">4) OVER (ORDER BY </w:t>
+      </w:r>
+      <w:proofErr w:type="spellStart"/>
+      <w:r>
+        <w:rPr>
+          <w:rFonts w:ascii="Courier New" w:eastAsia="Times New Roman" w:hAnsi="Courier New" w:cs="Courier New"/>
+          <w:color w:val="C0392B"/>
+          <w:sz w:val="20"/>
+          <w:szCs w:val="20"/>
+          <w:lang w:eastAsia="pt-BR"/>
+        </w:rPr>
+        <w:t>custo_por_km</w:t>
+      </w:r>
+      <w:proofErr w:type="spellEnd"/>
+      <w:r>
+        <w:rPr>
+          <w:rFonts w:ascii="Courier New" w:eastAsia="Times New Roman" w:hAnsi="Courier New" w:cs="Courier New"/>
+          <w:color w:val="C0392B"/>
+          <w:sz w:val="20"/>
+          <w:szCs w:val="20"/>
+          <w:lang w:eastAsia="pt-BR"/>
+        </w:rPr>
+        <w:t xml:space="preserve"> ASC)</w:t>
+      </w:r>
+      <w:r>
+        <w:rPr>
+          <w:rFonts w:ascii="Arial" w:eastAsia="Times New Roman" w:hAnsi="Arial" w:cs="Times New Roman"/>
+          <w:color w:val="2C3E50"/>
+          <w:sz w:val="24"/>
+          <w:szCs w:val="24"/>
+          <w:lang w:eastAsia="pt-BR"/>
+        </w:rPr>
+        <w:t> e </w:t>
+      </w:r>
+      <w:r>
+        <w:rPr>
+          <w:rFonts w:ascii="Courier New" w:eastAsia="Times New Roman" w:hAnsi="Courier New" w:cs="Courier New"/>
+          <w:color w:val="C0392B"/>
+          <w:sz w:val="20"/>
+          <w:szCs w:val="20"/>
+          <w:lang w:eastAsia="pt-BR"/>
+        </w:rPr>
+        <w:t xml:space="preserve">PERCENT_RANK() OVER (ORDER BY </w:t>
+      </w:r>
+      <w:proofErr w:type="spellStart"/>
+      <w:r>
+        <w:rPr>
+          <w:rFonts w:ascii="Courier New" w:eastAsia="Times New Roman" w:hAnsi="Courier New" w:cs="Courier New"/>
+          <w:color w:val="C0392B"/>
+          <w:sz w:val="20"/>
+          <w:szCs w:val="20"/>
+          <w:lang w:eastAsia="pt-BR"/>
+        </w:rPr>
+        <w:t>custo_por_km</w:t>
+      </w:r>
+      <w:proofErr w:type="spellEnd"/>
+      <w:r>
+        <w:rPr>
+          <w:rFonts w:ascii="Courier New" w:eastAsia="Times New Roman" w:hAnsi="Courier New" w:cs="Courier New"/>
+          <w:color w:val="C0392B"/>
+          <w:sz w:val="20"/>
+          <w:szCs w:val="20"/>
+          <w:lang w:eastAsia="pt-BR"/>
+        </w:rPr>
+        <w:t xml:space="preserve"> ASC)</w:t>
+      </w:r>
+      <w:r>
+        <w:rPr>
+          <w:rFonts w:ascii="Arial" w:eastAsia="Times New Roman" w:hAnsi="Arial" w:cs="Times New Roman"/>
+          <w:color w:val="2C3E50"/>
+          <w:sz w:val="24"/>
+          <w:szCs w:val="24"/>
+          <w:lang w:eastAsia="pt-BR"/>
+        </w:rPr>
+        <w:t>.</w:t>
+      </w:r>
+    </w:p>
+    <w:p>
+      <w:pPr>
+        <w:pStyle w:val="sql"/>
+      </w:pPr>
+      <w:r>
+        <w:t>-- Escreva sua query de ranking de motoristas aqui</w:t>
+      </w:r>
+    </w:p>
+    <w:p>
+      <w:pPr>
+        <w:pStyle w:val="sql"/>
+      </w:pPr>
+    </w:p>
+    <w:p>
+      <w:pPr>
+        <w:pStyle w:val="sql"/>
       </w:pPr>
     </w:p>
     <w:p>
@@ -3637,6 +4187,7 @@
         </w:rPr>
         <w:t>Debata com seu grupo: do ponto de vista de arquitetura de banco de dados e plano de execução, por que as </w:t>
       </w:r>
+      <w:proofErr w:type="spellStart"/>
       <w:r>
         <w:rPr>
           <w:rFonts w:ascii="Arial" w:eastAsia="Times New Roman" w:hAnsi="Arial" w:cs="Times New Roman"/>
@@ -3647,17 +4198,88 @@
           <w:szCs w:val="24"/>
           <w:lang w:eastAsia="pt-BR"/>
         </w:rPr>
-        <w:t>Window Functions</w:t>
-      </w:r>
-      <w:r>
-        <w:rPr>
-          <w:rFonts w:ascii="Arial" w:eastAsia="Times New Roman" w:hAnsi="Arial" w:cs="Times New Roman"/>
-          <w:color w:val="34495E"/>
-          <w:sz w:val="24"/>
-          <w:szCs w:val="24"/>
-          <w:lang w:eastAsia="pt-BR"/>
-        </w:rPr>
-        <w:t> são computacionalmente mais eficientes no Spark SQL do que implementar a mesma lógica utilizando subqueries correlacionadas clássicas?</w:t>
+        <w:t>Window</w:t>
+      </w:r>
+      <w:proofErr w:type="spellEnd"/>
+      <w:r>
+        <w:rPr>
+          <w:rFonts w:ascii="Arial" w:eastAsia="Times New Roman" w:hAnsi="Arial" w:cs="Times New Roman"/>
+          <w:b/>
+          <w:bCs/>
+          <w:color w:val="34495E"/>
+          <w:sz w:val="24"/>
+          <w:szCs w:val="24"/>
+          <w:lang w:eastAsia="pt-BR"/>
+        </w:rPr>
+        <w:t xml:space="preserve"> </w:t>
+      </w:r>
+      <w:proofErr w:type="spellStart"/>
+      <w:r>
+        <w:rPr>
+          <w:rFonts w:ascii="Arial" w:eastAsia="Times New Roman" w:hAnsi="Arial" w:cs="Times New Roman"/>
+          <w:b/>
+          <w:bCs/>
+          <w:color w:val="34495E"/>
+          <w:sz w:val="24"/>
+          <w:szCs w:val="24"/>
+          <w:lang w:eastAsia="pt-BR"/>
+        </w:rPr>
+        <w:t>Functions</w:t>
+      </w:r>
+      <w:proofErr w:type="spellEnd"/>
+      <w:r>
+        <w:rPr>
+          <w:rFonts w:ascii="Arial" w:eastAsia="Times New Roman" w:hAnsi="Arial" w:cs="Times New Roman"/>
+          <w:color w:val="34495E"/>
+          <w:sz w:val="24"/>
+          <w:szCs w:val="24"/>
+          <w:lang w:eastAsia="pt-BR"/>
+        </w:rPr>
+        <w:t xml:space="preserve"> são computacionalmente mais eficientes no </w:t>
+      </w:r>
+      <w:proofErr w:type="spellStart"/>
+      <w:r>
+        <w:rPr>
+          <w:rFonts w:ascii="Arial" w:eastAsia="Times New Roman" w:hAnsi="Arial" w:cs="Times New Roman"/>
+          <w:color w:val="34495E"/>
+          <w:sz w:val="24"/>
+          <w:szCs w:val="24"/>
+          <w:lang w:eastAsia="pt-BR"/>
+        </w:rPr>
+        <w:t>Spark</w:t>
+      </w:r>
+      <w:proofErr w:type="spellEnd"/>
+      <w:r>
+        <w:rPr>
+          <w:rFonts w:ascii="Arial" w:eastAsia="Times New Roman" w:hAnsi="Arial" w:cs="Times New Roman"/>
+          <w:color w:val="34495E"/>
+          <w:sz w:val="24"/>
+          <w:szCs w:val="24"/>
+          <w:lang w:eastAsia="pt-BR"/>
+        </w:rPr>
+        <w:t xml:space="preserve"> SQL do que implementar a mesma lógica utilizando </w:t>
+      </w:r>
+      <w:proofErr w:type="spellStart"/>
+      <w:r>
+        <w:rPr>
+          <w:rFonts w:ascii="Arial" w:eastAsia="Times New Roman" w:hAnsi="Arial" w:cs="Times New Roman"/>
+          <w:color w:val="34495E"/>
+          <w:sz w:val="24"/>
+          <w:szCs w:val="24"/>
+          <w:lang w:eastAsia="pt-BR"/>
+        </w:rPr>
+        <w:t>subqueries</w:t>
+      </w:r>
+      <w:proofErr w:type="spellEnd"/>
+      <w:r>
+        <w:rPr>
+          <w:rFonts w:ascii="Arial" w:eastAsia="Times New Roman" w:hAnsi="Arial" w:cs="Times New Roman"/>
+          <w:color w:val="34495E"/>
+          <w:sz w:val="24"/>
+          <w:szCs w:val="24"/>
+          <w:lang w:eastAsia="pt-BR"/>
+        </w:rPr>
+        <w:t xml:space="preserve"> correlacionadas clássicas?</w:t>
       </w:r>
     </w:p>
     <w:p>
@@ -3687,7 +4309,59 @@
           <w:szCs w:val="36"/>
           <w:lang w:eastAsia="pt-BR"/>
         </w:rPr>
-        <w:t>Parte 3 — Feature Engineering em SQL (30 min)</w:t>
+        <w:t xml:space="preserve">Parte 3 — </w:t>
+      </w:r>
+      <w:proofErr w:type="spellStart"/>
+      <w:r>
+        <w:rPr>
+          <w:rFonts w:ascii="Arial" w:eastAsia="Times New Roman" w:hAnsi="Arial" w:cs="Times New Roman"/>
+          <w:b/>
+          <w:bCs/>
+          <w:color w:val="1A5276"/>
+          <w:sz w:val="36"/>
+          <w:szCs w:val="36"/>
+          <w:lang w:eastAsia="pt-BR"/>
+        </w:rPr>
+        <w:t>Feature</w:t>
+      </w:r>
+      <w:proofErr w:type="spellEnd"/>
+      <w:r>
+        <w:rPr>
+          <w:rFonts w:ascii="Arial" w:eastAsia="Times New Roman" w:hAnsi="Arial" w:cs="Times New Roman"/>
+          <w:b/>
+          <w:bCs/>
+          <w:color w:val="1A5276"/>
+          <w:sz w:val="36"/>
+          <w:szCs w:val="36"/>
+          <w:lang w:eastAsia="pt-BR"/>
+        </w:rPr>
+        <w:t xml:space="preserve"> </w:t>
+      </w:r>
+      <w:proofErr w:type="spellStart"/>
+      <w:r>
+        <w:rPr>
+          <w:rFonts w:ascii="Arial" w:eastAsia="Times New Roman" w:hAnsi="Arial" w:cs="Times New Roman"/>
+          <w:b/>
+          <w:bCs/>
+          <w:color w:val="1A5276"/>
+          <w:sz w:val="36"/>
+          <w:szCs w:val="36"/>
+          <w:lang w:eastAsia="pt-BR"/>
+        </w:rPr>
+        <w:t>Engineering</w:t>
+      </w:r>
+      <w:proofErr w:type="spellEnd"/>
+      <w:r>
+        <w:rPr>
+          <w:rFonts w:ascii="Arial" w:eastAsia="Times New Roman" w:hAnsi="Arial" w:cs="Times New Roman"/>
+          <w:b/>
+          <w:bCs/>
+          <w:color w:val="1A5276"/>
+          <w:sz w:val="36"/>
+          <w:szCs w:val="36"/>
+          <w:lang w:eastAsia="pt-BR"/>
+        </w:rPr>
+        <w:t xml:space="preserve"> em SQL (30 min)</w:t>
       </w:r>
     </w:p>
     <w:p>
@@ -3714,8 +4388,61 @@
           <w:szCs w:val="27"/>
           <w:lang w:eastAsia="pt-BR"/>
         </w:rPr>
-        <w:t>Atividade 3.1: Crie a View de Feature Store </w:t>
-      </w:r>
+        <w:t xml:space="preserve">Atividade 3.1: Crie a </w:t>
+      </w:r>
+      <w:proofErr w:type="spellStart"/>
+      <w:r>
+        <w:rPr>
+          <w:rFonts w:ascii="Arial" w:eastAsia="Times New Roman" w:hAnsi="Arial" w:cs="Times New Roman"/>
+          <w:b/>
+          <w:bCs/>
+          <w:color w:val="2E86C1"/>
+          <w:sz w:val="27"/>
+          <w:szCs w:val="27"/>
+          <w:lang w:eastAsia="pt-BR"/>
+        </w:rPr>
+        <w:t>View</w:t>
+      </w:r>
+      <w:proofErr w:type="spellEnd"/>
+      <w:r>
+        <w:rPr>
+          <w:rFonts w:ascii="Arial" w:eastAsia="Times New Roman" w:hAnsi="Arial" w:cs="Times New Roman"/>
+          <w:b/>
+          <w:bCs/>
+          <w:color w:val="2E86C1"/>
+          <w:sz w:val="27"/>
+          <w:szCs w:val="27"/>
+          <w:lang w:eastAsia="pt-BR"/>
+        </w:rPr>
+        <w:t xml:space="preserve"> de </w:t>
+      </w:r>
+      <w:proofErr w:type="spellStart"/>
+      <w:r>
+        <w:rPr>
+          <w:rFonts w:ascii="Arial" w:eastAsia="Times New Roman" w:hAnsi="Arial" w:cs="Times New Roman"/>
+          <w:b/>
+          <w:bCs/>
+          <w:color w:val="2E86C1"/>
+          <w:sz w:val="27"/>
+          <w:szCs w:val="27"/>
+          <w:lang w:eastAsia="pt-BR"/>
+        </w:rPr>
+        <w:t>Feature</w:t>
+      </w:r>
+      <w:proofErr w:type="spellEnd"/>
+      <w:r>
+        <w:rPr>
+          <w:rFonts w:ascii="Arial" w:eastAsia="Times New Roman" w:hAnsi="Arial" w:cs="Times New Roman"/>
+          <w:b/>
+          <w:bCs/>
+          <w:color w:val="2E86C1"/>
+          <w:sz w:val="27"/>
+          <w:szCs w:val="27"/>
+          <w:lang w:eastAsia="pt-BR"/>
+        </w:rPr>
+        <w:t xml:space="preserve"> Store </w:t>
+      </w:r>
+      <w:proofErr w:type="spellStart"/>
       <w:r>
         <w:rPr>
           <w:rFonts w:ascii="Courier New" w:eastAsia="Times New Roman" w:hAnsi="Courier New" w:cs="Courier New"/>
@@ -3728,6 +4455,7 @@
         </w:rPr>
         <w:t>vw_features_ml</w:t>
       </w:r>
+      <w:proofErr w:type="spellEnd"/>
       <w:r>
         <w:rPr>
           <w:rFonts w:ascii="Arial" w:eastAsia="Times New Roman" w:hAnsi="Arial" w:cs="Times New Roman"/>
@@ -3760,7 +4488,29 @@
           <w:szCs w:val="24"/>
           <w:lang w:eastAsia="pt-BR"/>
         </w:rPr>
-        <w:t>Os cientistas de dados precisam treinar um modelo preditivo de probabilidade de atraso. O modelo exige que cada linha represente uma entrega com um conjunto unificado de 9 variáveis explicativas (features) e a variável resposta (target).</w:t>
+        <w:t>Os cientistas de dados precisam treinar um modelo preditivo de probabilidade de atraso. O modelo exige que cada linha represente uma entrega com um conjunto unificado de 9 variáveis explicativas (</w:t>
+      </w:r>
+      <w:proofErr w:type="spellStart"/>
+      <w:r>
+        <w:rPr>
+          <w:rFonts w:ascii="Arial" w:eastAsia="Times New Roman" w:hAnsi="Arial" w:cs="Times New Roman"/>
+          <w:color w:val="34495E"/>
+          <w:sz w:val="24"/>
+          <w:szCs w:val="24"/>
+          <w:lang w:eastAsia="pt-BR"/>
+        </w:rPr>
+        <w:t>features</w:t>
+      </w:r>
+      <w:proofErr w:type="spellEnd"/>
+      <w:r>
+        <w:rPr>
+          <w:rFonts w:ascii="Arial" w:eastAsia="Times New Roman" w:hAnsi="Arial" w:cs="Times New Roman"/>
+          <w:color w:val="34495E"/>
+          <w:sz w:val="24"/>
+          <w:szCs w:val="24"/>
+          <w:lang w:eastAsia="pt-BR"/>
+        </w:rPr>
+        <w:t>) e a variável resposta (target).</w:t>
       </w:r>
     </w:p>
     <w:p>
@@ -3782,8 +4532,31 @@
           <w:szCs w:val="24"/>
           <w:lang w:eastAsia="pt-BR"/>
         </w:rPr>
-        <w:t>Crie a view analítica </w:t>
-      </w:r>
+        <w:t xml:space="preserve">Crie a </w:t>
+      </w:r>
+      <w:proofErr w:type="spellStart"/>
+      <w:r>
+        <w:rPr>
+          <w:rFonts w:ascii="Arial" w:eastAsia="Times New Roman" w:hAnsi="Arial" w:cs="Times New Roman"/>
+          <w:color w:val="34495E"/>
+          <w:sz w:val="24"/>
+          <w:szCs w:val="24"/>
+          <w:lang w:eastAsia="pt-BR"/>
+        </w:rPr>
+        <w:t>view</w:t>
+      </w:r>
+      <w:proofErr w:type="spellEnd"/>
+      <w:r>
+        <w:rPr>
+          <w:rFonts w:ascii="Arial" w:eastAsia="Times New Roman" w:hAnsi="Arial" w:cs="Times New Roman"/>
+          <w:color w:val="34495E"/>
+          <w:sz w:val="24"/>
+          <w:szCs w:val="24"/>
+          <w:lang w:eastAsia="pt-BR"/>
+        </w:rPr>
+        <w:t xml:space="preserve"> analítica </w:t>
+      </w:r>
+      <w:proofErr w:type="spellStart"/>
       <w:r>
         <w:rPr>
           <w:rFonts w:ascii="Courier New" w:eastAsia="Times New Roman" w:hAnsi="Courier New" w:cs="Courier New"/>
@@ -3794,6 +4567,7 @@
         </w:rPr>
         <w:t>vw_features_ml</w:t>
       </w:r>
+      <w:proofErr w:type="spellEnd"/>
       <w:r>
         <w:rPr>
           <w:rFonts w:ascii="Arial" w:eastAsia="Times New Roman" w:hAnsi="Arial" w:cs="Times New Roman"/>
@@ -3804,6 +4578,7 @@
         </w:rPr>
         <w:t> sob o banco de dados </w:t>
       </w:r>
+      <w:proofErr w:type="spellStart"/>
       <w:r>
         <w:rPr>
           <w:rFonts w:ascii="Courier New" w:eastAsia="Times New Roman" w:hAnsi="Courier New" w:cs="Courier New"/>
@@ -3814,6 +4589,7 @@
         </w:rPr>
         <w:t>lodlog_dw</w:t>
       </w:r>
+      <w:proofErr w:type="spellEnd"/>
       <w:r>
         <w:rPr>
           <w:rFonts w:ascii="Arial" w:eastAsia="Times New Roman" w:hAnsi="Arial" w:cs="Times New Roman"/>
@@ -3884,9 +4660,22 @@
                 <w:szCs w:val="18"/>
                 <w:lang w:eastAsia="pt-BR"/>
               </w:rPr>
-              <w:lastRenderedPageBreak/>
-              <w:t>Nome da Feature</w:t>
+              <w:t xml:space="preserve">Nome da </w:t>
             </w:r>
+            <w:proofErr w:type="spellStart"/>
+            <w:r>
+              <w:rPr>
+                <w:rFonts w:ascii="Arial" w:eastAsia="Times New Roman" w:hAnsi="Arial" w:cs="Times New Roman"/>
+                <w:b/>
+                <w:bCs/>
+                <w:color w:val="FFFFFF"/>
+                <w:sz w:val="18"/>
+                <w:szCs w:val="18"/>
+                <w:lang w:eastAsia="pt-BR"/>
+              </w:rPr>
+              <w:t>Feature</w:t>
+            </w:r>
+            <w:proofErr w:type="spellEnd"/>
           </w:p>
         </w:tc>
         <w:tc>
@@ -4003,6 +4792,7 @@
                 <w:lang w:eastAsia="pt-BR"/>
               </w:rPr>
             </w:pPr>
+            <w:proofErr w:type="spellStart"/>
             <w:r>
               <w:rPr>
                 <w:rFonts w:ascii="Courier New" w:eastAsia="Times New Roman" w:hAnsi="Courier New" w:cs="Courier New"/>
@@ -4013,6 +4803,7 @@
               </w:rPr>
               <w:t>sk_entrega</w:t>
             </w:r>
+            <w:proofErr w:type="spellEnd"/>
           </w:p>
         </w:tc>
         <w:tc>
@@ -4087,8 +4878,31 @@
                 <w:szCs w:val="18"/>
                 <w:lang w:eastAsia="pt-BR"/>
               </w:rPr>
-              <w:t>Chave surrogate da entrega (já existe em </w:t>
+              <w:t xml:space="preserve">Chave </w:t>
             </w:r>
+            <w:proofErr w:type="spellStart"/>
+            <w:r>
+              <w:rPr>
+                <w:rFonts w:ascii="Arial" w:eastAsia="Times New Roman" w:hAnsi="Arial" w:cs="Times New Roman"/>
+                <w:color w:val="2C3E50"/>
+                <w:sz w:val="18"/>
+                <w:szCs w:val="18"/>
+                <w:lang w:eastAsia="pt-BR"/>
+              </w:rPr>
+              <w:t>surrogate</w:t>
+            </w:r>
+            <w:proofErr w:type="spellEnd"/>
+            <w:r>
+              <w:rPr>
+                <w:rFonts w:ascii="Arial" w:eastAsia="Times New Roman" w:hAnsi="Arial" w:cs="Times New Roman"/>
+                <w:color w:val="2C3E50"/>
+                <w:sz w:val="18"/>
+                <w:szCs w:val="18"/>
+                <w:lang w:eastAsia="pt-BR"/>
+              </w:rPr>
+              <w:t xml:space="preserve"> da entrega (já existe em </w:t>
+            </w:r>
+            <w:proofErr w:type="spellStart"/>
             <w:r>
               <w:rPr>
                 <w:rFonts w:ascii="Courier New" w:eastAsia="Times New Roman" w:hAnsi="Courier New" w:cs="Courier New"/>
@@ -4099,6 +4913,7 @@
               </w:rPr>
               <w:t>fato_entregas</w:t>
             </w:r>
+            <w:proofErr w:type="spellEnd"/>
             <w:r>
               <w:rPr>
                 <w:rFonts w:ascii="Arial" w:eastAsia="Times New Roman" w:hAnsi="Arial" w:cs="Times New Roman"/>
@@ -4140,6 +4955,7 @@
                 <w:lang w:eastAsia="pt-BR"/>
               </w:rPr>
             </w:pPr>
+            <w:proofErr w:type="spellStart"/>
             <w:r>
               <w:rPr>
                 <w:rFonts w:ascii="Courier New" w:eastAsia="Times New Roman" w:hAnsi="Courier New" w:cs="Courier New"/>
@@ -4148,8 +4964,10 @@
                 <w:szCs w:val="18"/>
                 <w:lang w:eastAsia="pt-BR"/>
               </w:rPr>
+              <w:lastRenderedPageBreak/>
               <w:t>distancia_km</w:t>
             </w:r>
+            <w:proofErr w:type="spellEnd"/>
           </w:p>
         </w:tc>
         <w:tc>
@@ -4218,6 +5036,7 @@
                 <w:lang w:eastAsia="pt-BR"/>
               </w:rPr>
             </w:pPr>
+            <w:proofErr w:type="spellStart"/>
             <w:r>
               <w:rPr>
                 <w:rFonts w:ascii="Courier New" w:eastAsia="Times New Roman" w:hAnsi="Courier New" w:cs="Courier New"/>
@@ -4228,6 +5047,7 @@
               </w:rPr>
               <w:t>distancia_km</w:t>
             </w:r>
+            <w:proofErr w:type="spellEnd"/>
             <w:r>
               <w:rPr>
                 <w:rFonts w:ascii="Arial" w:eastAsia="Times New Roman" w:hAnsi="Arial" w:cs="Times New Roman"/>
@@ -4236,7 +5056,29 @@
                 <w:szCs w:val="18"/>
                 <w:lang w:eastAsia="pt-BR"/>
               </w:rPr>
-              <w:t> (da fato)</w:t>
+              <w:t> (</w:t>
+            </w:r>
+            <w:proofErr w:type="gramStart"/>
+            <w:r>
+              <w:rPr>
+                <w:rFonts w:ascii="Arial" w:eastAsia="Times New Roman" w:hAnsi="Arial" w:cs="Times New Roman"/>
+                <w:color w:val="2C3E50"/>
+                <w:sz w:val="18"/>
+                <w:szCs w:val="18"/>
+                <w:lang w:eastAsia="pt-BR"/>
+              </w:rPr>
+              <w:t>da fato</w:t>
+            </w:r>
+            <w:proofErr w:type="gramEnd"/>
+            <w:r>
+              <w:rPr>
+                <w:rFonts w:ascii="Arial" w:eastAsia="Times New Roman" w:hAnsi="Arial" w:cs="Times New Roman"/>
+                <w:color w:val="2C3E50"/>
+                <w:sz w:val="18"/>
+                <w:szCs w:val="18"/>
+                <w:lang w:eastAsia="pt-BR"/>
+              </w:rPr>
+              <w:t>)</w:t>
             </w:r>
           </w:p>
         </w:tc>
@@ -4268,6 +5110,7 @@
                 <w:lang w:eastAsia="pt-BR"/>
               </w:rPr>
             </w:pPr>
+            <w:proofErr w:type="spellStart"/>
             <w:r>
               <w:rPr>
                 <w:rFonts w:ascii="Courier New" w:eastAsia="Times New Roman" w:hAnsi="Courier New" w:cs="Courier New"/>
@@ -4278,6 +5121,7 @@
               </w:rPr>
               <w:t>peso_total_kg</w:t>
             </w:r>
+            <w:proofErr w:type="spellEnd"/>
           </w:p>
         </w:tc>
         <w:tc>
@@ -4344,6 +5188,7 @@
                 <w:lang w:eastAsia="pt-BR"/>
               </w:rPr>
             </w:pPr>
+            <w:proofErr w:type="spellStart"/>
             <w:r>
               <w:rPr>
                 <w:rFonts w:ascii="Courier New" w:eastAsia="Times New Roman" w:hAnsi="Courier New" w:cs="Courier New"/>
@@ -4354,6 +5199,7 @@
               </w:rPr>
               <w:t>peso_total_kg</w:t>
             </w:r>
+            <w:proofErr w:type="spellEnd"/>
             <w:r>
               <w:rPr>
                 <w:rFonts w:ascii="Arial" w:eastAsia="Times New Roman" w:hAnsi="Arial" w:cs="Times New Roman"/>
@@ -4362,7 +5208,29 @@
                 <w:szCs w:val="18"/>
                 <w:lang w:eastAsia="pt-BR"/>
               </w:rPr>
-              <w:t> (da fato)</w:t>
+              <w:t> (</w:t>
+            </w:r>
+            <w:proofErr w:type="gramStart"/>
+            <w:r>
+              <w:rPr>
+                <w:rFonts w:ascii="Arial" w:eastAsia="Times New Roman" w:hAnsi="Arial" w:cs="Times New Roman"/>
+                <w:color w:val="2C3E50"/>
+                <w:sz w:val="18"/>
+                <w:szCs w:val="18"/>
+                <w:lang w:eastAsia="pt-BR"/>
+              </w:rPr>
+              <w:t>da fato</w:t>
+            </w:r>
+            <w:proofErr w:type="gramEnd"/>
+            <w:r>
+              <w:rPr>
+                <w:rFonts w:ascii="Arial" w:eastAsia="Times New Roman" w:hAnsi="Arial" w:cs="Times New Roman"/>
+                <w:color w:val="2C3E50"/>
+                <w:sz w:val="18"/>
+                <w:szCs w:val="18"/>
+                <w:lang w:eastAsia="pt-BR"/>
+              </w:rPr>
+              <w:t>)</w:t>
             </w:r>
           </w:p>
         </w:tc>
@@ -4395,6 +5263,7 @@
                 <w:lang w:eastAsia="pt-BR"/>
               </w:rPr>
             </w:pPr>
+            <w:proofErr w:type="spellStart"/>
             <w:r>
               <w:rPr>
                 <w:rFonts w:ascii="Courier New" w:eastAsia="Times New Roman" w:hAnsi="Courier New" w:cs="Courier New"/>
@@ -4405,6 +5274,7 @@
               </w:rPr>
               <w:t>hora_saida</w:t>
             </w:r>
+            <w:proofErr w:type="spellEnd"/>
           </w:p>
         </w:tc>
         <w:tc>
@@ -4481,7 +5351,29 @@
                 <w:szCs w:val="18"/>
                 <w:lang w:eastAsia="pt-BR"/>
               </w:rPr>
-              <w:t>hour(hora_saida)</w:t>
+              <w:t>hour(</w:t>
+            </w:r>
+            <w:proofErr w:type="spellStart"/>
+            <w:r>
+              <w:rPr>
+                <w:rFonts w:ascii="Courier New" w:eastAsia="Times New Roman" w:hAnsi="Courier New" w:cs="Courier New"/>
+                <w:color w:val="C0392B"/>
+                <w:sz w:val="18"/>
+                <w:szCs w:val="18"/>
+                <w:lang w:eastAsia="pt-BR"/>
+              </w:rPr>
+              <w:t>hora_saida</w:t>
+            </w:r>
+            <w:proofErr w:type="spellEnd"/>
+            <w:r>
+              <w:rPr>
+                <w:rFonts w:ascii="Courier New" w:eastAsia="Times New Roman" w:hAnsi="Courier New" w:cs="Courier New"/>
+                <w:color w:val="C0392B"/>
+                <w:sz w:val="18"/>
+                <w:szCs w:val="18"/>
+                <w:lang w:eastAsia="pt-BR"/>
+              </w:rPr>
+              <w:t>)</w:t>
             </w:r>
             <w:r>
               <w:rPr>
@@ -4493,6 +5385,7 @@
               </w:rPr>
               <w:t> ou </w:t>
             </w:r>
+            <w:proofErr w:type="gramStart"/>
             <w:r>
               <w:rPr>
                 <w:rFonts w:ascii="Courier New" w:eastAsia="Times New Roman" w:hAnsi="Courier New" w:cs="Courier New"/>
@@ -4501,7 +5394,40 @@
                 <w:szCs w:val="18"/>
                 <w:lang w:eastAsia="pt-BR"/>
               </w:rPr>
-              <w:t>EXTRACT(HOUR FROM hora_saida)</w:t>
+              <w:t>EXTRACT(</w:t>
+            </w:r>
+            <w:proofErr w:type="gramEnd"/>
+            <w:r>
+              <w:rPr>
+                <w:rFonts w:ascii="Courier New" w:eastAsia="Times New Roman" w:hAnsi="Courier New" w:cs="Courier New"/>
+                <w:color w:val="C0392B"/>
+                <w:sz w:val="18"/>
+                <w:szCs w:val="18"/>
+                <w:lang w:eastAsia="pt-BR"/>
+              </w:rPr>
+              <w:t xml:space="preserve">HOUR FROM </w:t>
+            </w:r>
+            <w:proofErr w:type="spellStart"/>
+            <w:r>
+              <w:rPr>
+                <w:rFonts w:ascii="Courier New" w:eastAsia="Times New Roman" w:hAnsi="Courier New" w:cs="Courier New"/>
+                <w:color w:val="C0392B"/>
+                <w:sz w:val="18"/>
+                <w:szCs w:val="18"/>
+                <w:lang w:eastAsia="pt-BR"/>
+              </w:rPr>
+              <w:t>hora_saida</w:t>
+            </w:r>
+            <w:proofErr w:type="spellEnd"/>
+            <w:r>
+              <w:rPr>
+                <w:rFonts w:ascii="Courier New" w:eastAsia="Times New Roman" w:hAnsi="Courier New" w:cs="Courier New"/>
+                <w:color w:val="C0392B"/>
+                <w:sz w:val="18"/>
+                <w:szCs w:val="18"/>
+                <w:lang w:eastAsia="pt-BR"/>
+              </w:rPr>
+              <w:t>)</w:t>
             </w:r>
           </w:p>
         </w:tc>
@@ -4533,6 +5459,7 @@
                 <w:lang w:eastAsia="pt-BR"/>
               </w:rPr>
             </w:pPr>
+            <w:proofErr w:type="spellStart"/>
             <w:r>
               <w:rPr>
                 <w:rFonts w:ascii="Courier New" w:eastAsia="Times New Roman" w:hAnsi="Courier New" w:cs="Courier New"/>
@@ -4543,6 +5470,7 @@
               </w:rPr>
               <w:t>dia_semana</w:t>
             </w:r>
+            <w:proofErr w:type="spellEnd"/>
           </w:p>
         </w:tc>
         <w:tc>
@@ -4609,6 +5537,7 @@
                 <w:lang w:eastAsia="pt-BR"/>
               </w:rPr>
             </w:pPr>
+            <w:proofErr w:type="spellStart"/>
             <w:r>
               <w:rPr>
                 <w:rFonts w:ascii="Courier New" w:eastAsia="Times New Roman" w:hAnsi="Courier New" w:cs="Courier New"/>
@@ -4617,7 +5546,40 @@
                 <w:szCs w:val="18"/>
                 <w:lang w:eastAsia="pt-BR"/>
               </w:rPr>
-              <w:t>dayofweek(data_entrega)</w:t>
+              <w:t>dayofweek</w:t>
+            </w:r>
+            <w:proofErr w:type="spellEnd"/>
+            <w:r>
+              <w:rPr>
+                <w:rFonts w:ascii="Courier New" w:eastAsia="Times New Roman" w:hAnsi="Courier New" w:cs="Courier New"/>
+                <w:color w:val="C0392B"/>
+                <w:sz w:val="18"/>
+                <w:szCs w:val="18"/>
+                <w:lang w:eastAsia="pt-BR"/>
+              </w:rPr>
+              <w:t>(</w:t>
+            </w:r>
+            <w:proofErr w:type="spellStart"/>
+            <w:r>
+              <w:rPr>
+                <w:rFonts w:ascii="Courier New" w:eastAsia="Times New Roman" w:hAnsi="Courier New" w:cs="Courier New"/>
+                <w:color w:val="C0392B"/>
+                <w:sz w:val="18"/>
+                <w:szCs w:val="18"/>
+                <w:lang w:eastAsia="pt-BR"/>
+              </w:rPr>
+              <w:t>data_entrega</w:t>
+            </w:r>
+            <w:proofErr w:type="spellEnd"/>
+            <w:r>
+              <w:rPr>
+                <w:rFonts w:ascii="Courier New" w:eastAsia="Times New Roman" w:hAnsi="Courier New" w:cs="Courier New"/>
+                <w:color w:val="C0392B"/>
+                <w:sz w:val="18"/>
+                <w:szCs w:val="18"/>
+                <w:lang w:eastAsia="pt-BR"/>
+              </w:rPr>
+              <w:t>)</w:t>
             </w:r>
             <w:r>
               <w:rPr>
@@ -4660,6 +5622,8 @@
                 <w:lang w:eastAsia="pt-BR"/>
               </w:rPr>
             </w:pPr>
+            <w:proofErr w:type="spellStart"/>
+            <w:proofErr w:type="gramStart"/>
             <w:r>
               <w:rPr>
                 <w:rFonts w:ascii="Courier New" w:eastAsia="Times New Roman" w:hAnsi="Courier New" w:cs="Courier New"/>
@@ -4668,8 +5632,20 @@
                 <w:szCs w:val="18"/>
                 <w:lang w:eastAsia="pt-BR"/>
               </w:rPr>
-              <w:t>eh_feriado</w:t>
+              <w:t>eh</w:t>
             </w:r>
+            <w:proofErr w:type="gramEnd"/>
+            <w:r>
+              <w:rPr>
+                <w:rFonts w:ascii="Courier New" w:eastAsia="Times New Roman" w:hAnsi="Courier New" w:cs="Courier New"/>
+                <w:color w:val="C0392B"/>
+                <w:sz w:val="18"/>
+                <w:szCs w:val="18"/>
+                <w:lang w:eastAsia="pt-BR"/>
+              </w:rPr>
+              <w:t>_feriado</w:t>
+            </w:r>
+            <w:proofErr w:type="spellEnd"/>
           </w:p>
         </w:tc>
         <w:tc>
@@ -4748,6 +5724,7 @@
               </w:rPr>
               <w:t>Coluna </w:t>
             </w:r>
+            <w:proofErr w:type="spellStart"/>
             <w:r>
               <w:rPr>
                 <w:rFonts w:ascii="Courier New" w:eastAsia="Times New Roman" w:hAnsi="Courier New" w:cs="Courier New"/>
@@ -4758,6 +5735,7 @@
               </w:rPr>
               <w:t>flag_feriado</w:t>
             </w:r>
+            <w:proofErr w:type="spellEnd"/>
             <w:r>
               <w:rPr>
                 <w:rFonts w:ascii="Arial" w:eastAsia="Times New Roman" w:hAnsi="Arial" w:cs="Times New Roman"/>
@@ -4768,6 +5746,7 @@
               </w:rPr>
               <w:t> da </w:t>
             </w:r>
+            <w:proofErr w:type="spellStart"/>
             <w:r>
               <w:rPr>
                 <w:rFonts w:ascii="Courier New" w:eastAsia="Times New Roman" w:hAnsi="Courier New" w:cs="Courier New"/>
@@ -4778,6 +5757,7 @@
               </w:rPr>
               <w:t>dim_tempo</w:t>
             </w:r>
+            <w:proofErr w:type="spellEnd"/>
             <w:r>
               <w:rPr>
                 <w:rFonts w:ascii="Arial" w:eastAsia="Times New Roman" w:hAnsi="Arial" w:cs="Times New Roman"/>
@@ -4818,6 +5798,7 @@
                 <w:lang w:eastAsia="pt-BR"/>
               </w:rPr>
             </w:pPr>
+            <w:proofErr w:type="spellStart"/>
             <w:r>
               <w:rPr>
                 <w:rFonts w:ascii="Courier New" w:eastAsia="Times New Roman" w:hAnsi="Courier New" w:cs="Courier New"/>
@@ -4827,6 +5808,67 @@
                 <w:lang w:eastAsia="pt-BR"/>
               </w:rPr>
               <w:t>temperatura_media_motor</w:t>
+            </w:r>
+            <w:proofErr w:type="spellEnd"/>
+          </w:p>
+        </w:tc>
+        <w:tc>
+          <w:tcPr>
+            <w:tcW w:w="0" w:type="auto"/>
+            <w:tcBorders>
+              <w:bottom w:val="single" w:sz="6" w:space="0" w:color="D6DBDF"/>
+            </w:tcBorders>
+            <w:tcMar>
+              <w:top w:w="180" w:type="dxa"/>
+              <w:left w:w="225" w:type="dxa"/>
+              <w:bottom w:w="180" w:type="dxa"/>
+              <w:right w:w="225" w:type="dxa"/>
+            </w:tcMar>
+            <w:vAlign w:val="center"/>
+            <w:hideMark/>
+          </w:tcPr>
+          <w:p>
+            <w:pPr>
+              <w:spacing w:before="300" w:after="300" w:line="240" w:lineRule="auto"/>
+              <w:rPr>
+                <w:rFonts w:ascii="Arial" w:eastAsia="Times New Roman" w:hAnsi="Arial" w:cs="Times New Roman"/>
+                <w:color w:val="2C3E50"/>
+                <w:sz w:val="18"/>
+                <w:szCs w:val="18"/>
+                <w:lang w:eastAsia="pt-BR"/>
+              </w:rPr>
+            </w:pPr>
+            <w:r>
+              <w:rPr>
+                <w:rFonts w:ascii="Arial" w:eastAsia="Times New Roman" w:hAnsi="Arial" w:cs="Times New Roman"/>
+                <w:color w:val="2C3E50"/>
+                <w:sz w:val="18"/>
+                <w:szCs w:val="18"/>
+                <w:lang w:eastAsia="pt-BR"/>
+              </w:rPr>
+              <w:t>Numérica (</w:t>
+            </w:r>
+            <w:proofErr w:type="spellStart"/>
+            <w:r>
+              <w:rPr>
+                <w:rFonts w:ascii="Arial" w:eastAsia="Times New Roman" w:hAnsi="Arial" w:cs="Times New Roman"/>
+                <w:color w:val="2C3E50"/>
+                <w:sz w:val="18"/>
+                <w:szCs w:val="18"/>
+                <w:lang w:eastAsia="pt-BR"/>
+              </w:rPr>
+              <w:t>IoT</w:t>
+            </w:r>
+            <w:proofErr w:type="spellEnd"/>
+            <w:r>
+              <w:rPr>
+                <w:rFonts w:ascii="Arial" w:eastAsia="Times New Roman" w:hAnsi="Arial" w:cs="Times New Roman"/>
+                <w:color w:val="2C3E50"/>
+                <w:sz w:val="18"/>
+                <w:szCs w:val="18"/>
+                <w:lang w:eastAsia="pt-BR"/>
+              </w:rPr>
+              <w:t>)</w:t>
             </w:r>
           </w:p>
         </w:tc>
@@ -4864,28 +5906,21 @@
                 <w:szCs w:val="18"/>
                 <w:lang w:eastAsia="pt-BR"/>
               </w:rPr>
-              <w:t>Numérica (IoT)</w:t>
+              <w:t>Coluna </w:t>
             </w:r>
-          </w:p>
-        </w:tc>
-        <w:tc>
-          <w:tcPr>
-            <w:tcW w:w="0" w:type="auto"/>
-            <w:tcBorders>
-              <w:bottom w:val="single" w:sz="6" w:space="0" w:color="D6DBDF"/>
-            </w:tcBorders>
-            <w:tcMar>
-              <w:top w:w="180" w:type="dxa"/>
-              <w:left w:w="225" w:type="dxa"/>
-              <w:bottom w:w="180" w:type="dxa"/>
-              <w:right w:w="225" w:type="dxa"/>
-            </w:tcMar>
-            <w:vAlign w:val="center"/>
-            <w:hideMark/>
-          </w:tcPr>
-          <w:p>
-            <w:pPr>
-              <w:spacing w:before="300" w:after="300" w:line="240" w:lineRule="auto"/>
+            <w:proofErr w:type="spellStart"/>
+            <w:r>
+              <w:rPr>
+                <w:rFonts w:ascii="Courier New" w:eastAsia="Times New Roman" w:hAnsi="Courier New" w:cs="Courier New"/>
+                <w:color w:val="C0392B"/>
+                <w:sz w:val="18"/>
+                <w:szCs w:val="18"/>
+                <w:lang w:eastAsia="pt-BR"/>
+              </w:rPr>
+              <w:t>temperatura_media_motor</w:t>
+            </w:r>
+            <w:proofErr w:type="spellEnd"/>
+            <w:r>
               <w:rPr>
                 <w:rFonts w:ascii="Arial" w:eastAsia="Times New Roman" w:hAnsi="Arial" w:cs="Times New Roman"/>
                 <w:color w:val="2C3E50"/>
@@ -4893,7 +5928,9 @@
                 <w:szCs w:val="18"/>
                 <w:lang w:eastAsia="pt-BR"/>
               </w:rPr>
-            </w:pPr>
+              <w:t xml:space="preserve"> (já presente </w:t>
+            </w:r>
+            <w:proofErr w:type="gramStart"/>
             <w:r>
               <w:rPr>
                 <w:rFonts w:ascii="Arial" w:eastAsia="Times New Roman" w:hAnsi="Arial" w:cs="Times New Roman"/>
@@ -4902,18 +5939,9 @@
                 <w:szCs w:val="18"/>
                 <w:lang w:eastAsia="pt-BR"/>
               </w:rPr>
-              <w:t>Coluna </w:t>
+              <w:t>na fato</w:t>
             </w:r>
-            <w:r>
-              <w:rPr>
-                <w:rFonts w:ascii="Courier New" w:eastAsia="Times New Roman" w:hAnsi="Courier New" w:cs="Courier New"/>
-                <w:color w:val="C0392B"/>
-                <w:sz w:val="18"/>
-                <w:szCs w:val="18"/>
-                <w:lang w:eastAsia="pt-BR"/>
-              </w:rPr>
-              <w:t>temperatura_media_motor</w:t>
-            </w:r>
+            <w:proofErr w:type="gramEnd"/>
             <w:r>
               <w:rPr>
                 <w:rFonts w:ascii="Arial" w:eastAsia="Times New Roman" w:hAnsi="Arial" w:cs="Times New Roman"/>
@@ -4922,7 +5950,7 @@
                 <w:szCs w:val="18"/>
                 <w:lang w:eastAsia="pt-BR"/>
               </w:rPr>
-              <w:t> (já presente na fato)</w:t>
+              <w:t>)</w:t>
             </w:r>
           </w:p>
         </w:tc>
@@ -5041,8 +6069,42 @@
                 <w:szCs w:val="18"/>
                 <w:lang w:eastAsia="pt-BR"/>
               </w:rPr>
-              <w:t>Média móvel de atraso (minutos) do mesmo cliente nos últimos 7 dias via Window Function</w:t>
+              <w:t xml:space="preserve">Média móvel de atraso (minutos) do mesmo cliente nos últimos 7 dias via </w:t>
             </w:r>
+            <w:proofErr w:type="spellStart"/>
+            <w:r>
+              <w:rPr>
+                <w:rFonts w:ascii="Arial" w:eastAsia="Times New Roman" w:hAnsi="Arial" w:cs="Times New Roman"/>
+                <w:color w:val="2C3E50"/>
+                <w:sz w:val="18"/>
+                <w:szCs w:val="18"/>
+                <w:lang w:eastAsia="pt-BR"/>
+              </w:rPr>
+              <w:t>Window</w:t>
+            </w:r>
+            <w:proofErr w:type="spellEnd"/>
+            <w:r>
+              <w:rPr>
+                <w:rFonts w:ascii="Arial" w:eastAsia="Times New Roman" w:hAnsi="Arial" w:cs="Times New Roman"/>
+                <w:color w:val="2C3E50"/>
+                <w:sz w:val="18"/>
+                <w:szCs w:val="18"/>
+                <w:lang w:eastAsia="pt-BR"/>
+              </w:rPr>
+              <w:t xml:space="preserve"> </w:t>
+            </w:r>
+            <w:proofErr w:type="spellStart"/>
+            <w:r>
+              <w:rPr>
+                <w:rFonts w:ascii="Arial" w:eastAsia="Times New Roman" w:hAnsi="Arial" w:cs="Times New Roman"/>
+                <w:color w:val="2C3E50"/>
+                <w:sz w:val="18"/>
+                <w:szCs w:val="18"/>
+                <w:lang w:eastAsia="pt-BR"/>
+              </w:rPr>
+              <w:t>Function</w:t>
+            </w:r>
+            <w:proofErr w:type="spellEnd"/>
           </w:p>
         </w:tc>
       </w:tr>
@@ -5073,6 +6135,7 @@
                 <w:lang w:eastAsia="pt-BR"/>
               </w:rPr>
             </w:pPr>
+            <w:proofErr w:type="spellStart"/>
             <w:r>
               <w:rPr>
                 <w:rFonts w:ascii="Courier New" w:eastAsia="Times New Roman" w:hAnsi="Courier New" w:cs="Courier New"/>
@@ -5081,9 +6144,9 @@
                 <w:szCs w:val="18"/>
                 <w:lang w:eastAsia="pt-BR"/>
               </w:rPr>
-              <w:lastRenderedPageBreak/>
               <w:t>dias_ultima_manutencao</w:t>
             </w:r>
+            <w:proofErr w:type="spellEnd"/>
           </w:p>
         </w:tc>
         <w:tc>
@@ -5160,6 +6223,7 @@
               </w:rPr>
               <w:t>Diferença em dias entre </w:t>
             </w:r>
+            <w:proofErr w:type="spellStart"/>
             <w:r>
               <w:rPr>
                 <w:rFonts w:ascii="Courier New" w:eastAsia="Times New Roman" w:hAnsi="Courier New" w:cs="Courier New"/>
@@ -5170,6 +6234,7 @@
               </w:rPr>
               <w:t>data_entrega</w:t>
             </w:r>
+            <w:proofErr w:type="spellEnd"/>
             <w:r>
               <w:rPr>
                 <w:rFonts w:ascii="Arial" w:eastAsia="Times New Roman" w:hAnsi="Arial" w:cs="Times New Roman"/>
@@ -5180,6 +6245,7 @@
               </w:rPr>
               <w:t> e a data de conclusão da última manutenção do veículo (requer JOIN com </w:t>
             </w:r>
+            <w:proofErr w:type="spellStart"/>
             <w:r>
               <w:rPr>
                 <w:rFonts w:ascii="Courier New" w:eastAsia="Times New Roman" w:hAnsi="Courier New" w:cs="Courier New"/>
@@ -5188,8 +6254,21 @@
                 <w:szCs w:val="18"/>
                 <w:lang w:eastAsia="pt-BR"/>
               </w:rPr>
-              <w:t>lodlog_op.manutencao</w:t>
+              <w:t>lodlog_</w:t>
             </w:r>
+            <w:proofErr w:type="gramStart"/>
+            <w:r>
+              <w:rPr>
+                <w:rFonts w:ascii="Courier New" w:eastAsia="Times New Roman" w:hAnsi="Courier New" w:cs="Courier New"/>
+                <w:color w:val="C0392B"/>
+                <w:sz w:val="18"/>
+                <w:szCs w:val="18"/>
+                <w:lang w:eastAsia="pt-BR"/>
+              </w:rPr>
+              <w:t>op.manutencao</w:t>
+            </w:r>
+            <w:proofErr w:type="spellEnd"/>
+            <w:proofErr w:type="gramEnd"/>
             <w:r>
               <w:rPr>
                 <w:rFonts w:ascii="Arial" w:eastAsia="Times New Roman" w:hAnsi="Arial" w:cs="Times New Roman"/>
@@ -5251,6 +6330,7 @@
                 <w:lang w:eastAsia="pt-BR"/>
               </w:rPr>
             </w:pPr>
+            <w:proofErr w:type="spellStart"/>
             <w:r>
               <w:rPr>
                 <w:rFonts w:ascii="Courier New" w:eastAsia="Times New Roman" w:hAnsi="Courier New" w:cs="Courier New"/>
@@ -5259,8 +6339,10 @@
                 <w:szCs w:val="18"/>
                 <w:lang w:eastAsia="pt-BR"/>
               </w:rPr>
+              <w:lastRenderedPageBreak/>
               <w:t>target_atraso</w:t>
             </w:r>
+            <w:proofErr w:type="spellEnd"/>
           </w:p>
         </w:tc>
         <w:tc>
@@ -5329,6 +6411,7 @@
                 <w:lang w:eastAsia="pt-BR"/>
               </w:rPr>
             </w:pPr>
+            <w:proofErr w:type="spellStart"/>
             <w:r>
               <w:rPr>
                 <w:rFonts w:ascii="Courier New" w:eastAsia="Times New Roman" w:hAnsi="Courier New" w:cs="Courier New"/>
@@ -5339,6 +6422,7 @@
               </w:rPr>
               <w:t>indicador_atraso</w:t>
             </w:r>
+            <w:proofErr w:type="spellEnd"/>
             <w:r>
               <w:rPr>
                 <w:rFonts w:ascii="Arial" w:eastAsia="Times New Roman" w:hAnsi="Arial" w:cs="Times New Roman"/>
@@ -5355,1397 +6439,734 @@
     </w:tbl>
     <w:p>
       <w:pPr>
-        <w:shd w:val="clear" w:color="auto" w:fill="2C3E50"/>
-        <w:tabs>
-          <w:tab w:val="left" w:pos="916"/>
-          <w:tab w:val="left" w:pos="1832"/>
-          <w:tab w:val="left" w:pos="2748"/>
-          <w:tab w:val="left" w:pos="3664"/>
-          <w:tab w:val="left" w:pos="4580"/>
-          <w:tab w:val="left" w:pos="5496"/>
-          <w:tab w:val="left" w:pos="6412"/>
-          <w:tab w:val="left" w:pos="7328"/>
-          <w:tab w:val="left" w:pos="8244"/>
-          <w:tab w:val="left" w:pos="9160"/>
-          <w:tab w:val="left" w:pos="10076"/>
-          <w:tab w:val="left" w:pos="10992"/>
-          <w:tab w:val="left" w:pos="11908"/>
-          <w:tab w:val="left" w:pos="12824"/>
-          <w:tab w:val="left" w:pos="13740"/>
-          <w:tab w:val="left" w:pos="14656"/>
-        </w:tabs>
-        <w:spacing w:before="225" w:after="225" w:line="240" w:lineRule="auto"/>
-        <w:rPr>
-          <w:rFonts w:ascii="Courier New" w:eastAsia="Times New Roman" w:hAnsi="Courier New" w:cs="Courier New"/>
-          <w:color w:val="ECF0F1"/>
-          <w:sz w:val="20"/>
-          <w:szCs w:val="20"/>
-          <w:lang w:eastAsia="pt-BR"/>
-        </w:rPr>
-      </w:pPr>
-      <w:r>
-        <w:rPr>
-          <w:rFonts w:ascii="Courier New" w:eastAsia="Times New Roman" w:hAnsi="Courier New" w:cs="Courier New"/>
-          <w:color w:val="ECF0F1"/>
-          <w:sz w:val="20"/>
-          <w:szCs w:val="20"/>
-          <w:lang w:eastAsia="pt-BR"/>
-        </w:rPr>
-        <w:t>-- Desenvolva a View Feature Store abaixo e crie-a no Databricks</w:t>
-      </w:r>
-    </w:p>
-    <w:p>
-      <w:pPr>
-        <w:shd w:val="clear" w:color="auto" w:fill="2C3E50"/>
-        <w:tabs>
-          <w:tab w:val="left" w:pos="916"/>
-          <w:tab w:val="left" w:pos="1832"/>
-          <w:tab w:val="left" w:pos="2748"/>
-          <w:tab w:val="left" w:pos="3664"/>
-          <w:tab w:val="left" w:pos="4580"/>
-          <w:tab w:val="left" w:pos="5496"/>
-          <w:tab w:val="left" w:pos="6412"/>
-          <w:tab w:val="left" w:pos="7328"/>
-          <w:tab w:val="left" w:pos="8244"/>
-          <w:tab w:val="left" w:pos="9160"/>
-          <w:tab w:val="left" w:pos="10076"/>
-          <w:tab w:val="left" w:pos="10992"/>
-          <w:tab w:val="left" w:pos="11908"/>
-          <w:tab w:val="left" w:pos="12824"/>
-          <w:tab w:val="left" w:pos="13740"/>
-          <w:tab w:val="left" w:pos="14656"/>
-        </w:tabs>
-        <w:spacing w:before="225" w:after="225" w:line="240" w:lineRule="auto"/>
-        <w:rPr>
-          <w:rFonts w:ascii="Courier New" w:eastAsia="Times New Roman" w:hAnsi="Courier New" w:cs="Courier New"/>
-          <w:color w:val="ECF0F1"/>
-          <w:sz w:val="20"/>
-          <w:szCs w:val="20"/>
-          <w:lang w:eastAsia="pt-BR"/>
-        </w:rPr>
-      </w:pPr>
-      <w:r>
-        <w:rPr>
-          <w:rFonts w:ascii="Courier New" w:eastAsia="Times New Roman" w:hAnsi="Courier New" w:cs="Courier New"/>
-          <w:color w:val="ECF0F1"/>
-          <w:sz w:val="20"/>
-          <w:szCs w:val="20"/>
-          <w:lang w:eastAsia="pt-BR"/>
-        </w:rPr>
-        <w:t>CREATE OR REPLACE VIEW lodlog_dw.vw_features_ml AS</w:t>
-      </w:r>
-    </w:p>
-    <w:p>
-      <w:pPr>
-        <w:shd w:val="clear" w:color="auto" w:fill="2C3E50"/>
-        <w:tabs>
-          <w:tab w:val="left" w:pos="916"/>
-          <w:tab w:val="left" w:pos="1832"/>
-          <w:tab w:val="left" w:pos="2748"/>
-          <w:tab w:val="left" w:pos="3664"/>
-          <w:tab w:val="left" w:pos="4580"/>
-          <w:tab w:val="left" w:pos="5496"/>
-          <w:tab w:val="left" w:pos="6412"/>
-          <w:tab w:val="left" w:pos="7328"/>
-          <w:tab w:val="left" w:pos="8244"/>
-          <w:tab w:val="left" w:pos="9160"/>
-          <w:tab w:val="left" w:pos="10076"/>
-          <w:tab w:val="left" w:pos="10992"/>
-          <w:tab w:val="left" w:pos="11908"/>
-          <w:tab w:val="left" w:pos="12824"/>
-          <w:tab w:val="left" w:pos="13740"/>
-          <w:tab w:val="left" w:pos="14656"/>
-        </w:tabs>
-        <w:spacing w:before="225" w:after="225" w:line="240" w:lineRule="auto"/>
-        <w:rPr>
-          <w:rFonts w:ascii="Courier New" w:eastAsia="Times New Roman" w:hAnsi="Courier New" w:cs="Courier New"/>
-          <w:color w:val="ECF0F1"/>
-          <w:sz w:val="20"/>
-          <w:szCs w:val="20"/>
-          <w:lang w:eastAsia="pt-BR"/>
-        </w:rPr>
-      </w:pPr>
-      <w:r>
-        <w:rPr>
-          <w:rFonts w:ascii="Courier New" w:eastAsia="Times New Roman" w:hAnsi="Courier New" w:cs="Courier New"/>
-          <w:color w:val="ECF0F1"/>
-          <w:sz w:val="20"/>
-          <w:szCs w:val="20"/>
-          <w:lang w:eastAsia="pt-BR"/>
-        </w:rPr>
-        <w:t>WITH hist_cliente AS (</w:t>
-      </w:r>
-    </w:p>
-    <w:p>
-      <w:pPr>
-        <w:shd w:val="clear" w:color="auto" w:fill="2C3E50"/>
-        <w:tabs>
-          <w:tab w:val="left" w:pos="916"/>
-          <w:tab w:val="left" w:pos="1832"/>
-          <w:tab w:val="left" w:pos="2748"/>
-          <w:tab w:val="left" w:pos="3664"/>
-          <w:tab w:val="left" w:pos="4580"/>
-          <w:tab w:val="left" w:pos="5496"/>
-          <w:tab w:val="left" w:pos="6412"/>
-          <w:tab w:val="left" w:pos="7328"/>
-          <w:tab w:val="left" w:pos="8244"/>
-          <w:tab w:val="left" w:pos="9160"/>
-          <w:tab w:val="left" w:pos="10076"/>
-          <w:tab w:val="left" w:pos="10992"/>
-          <w:tab w:val="left" w:pos="11908"/>
-          <w:tab w:val="left" w:pos="12824"/>
-          <w:tab w:val="left" w:pos="13740"/>
-          <w:tab w:val="left" w:pos="14656"/>
-        </w:tabs>
-        <w:spacing w:before="225" w:after="225" w:line="240" w:lineRule="auto"/>
-        <w:rPr>
-          <w:rFonts w:ascii="Courier New" w:eastAsia="Times New Roman" w:hAnsi="Courier New" w:cs="Courier New"/>
-          <w:color w:val="ECF0F1"/>
-          <w:sz w:val="20"/>
-          <w:szCs w:val="20"/>
-          <w:lang w:eastAsia="pt-BR"/>
-        </w:rPr>
-      </w:pPr>
-      <w:r>
-        <w:rPr>
-          <w:rFonts w:ascii="Courier New" w:eastAsia="Times New Roman" w:hAnsi="Courier New" w:cs="Courier New"/>
-          <w:color w:val="ECF0F1"/>
-          <w:sz w:val="20"/>
-          <w:szCs w:val="20"/>
-          <w:lang w:eastAsia="pt-BR"/>
-        </w:rPr>
-        <w:t xml:space="preserve">    SELECT sk_cliente, data_entrega,</w:t>
-      </w:r>
-    </w:p>
-    <w:p>
-      <w:pPr>
-        <w:shd w:val="clear" w:color="auto" w:fill="2C3E50"/>
-        <w:tabs>
-          <w:tab w:val="left" w:pos="916"/>
-          <w:tab w:val="left" w:pos="1832"/>
-          <w:tab w:val="left" w:pos="2748"/>
-          <w:tab w:val="left" w:pos="3664"/>
-          <w:tab w:val="left" w:pos="4580"/>
-          <w:tab w:val="left" w:pos="5496"/>
-          <w:tab w:val="left" w:pos="6412"/>
-          <w:tab w:val="left" w:pos="7328"/>
-          <w:tab w:val="left" w:pos="8244"/>
-          <w:tab w:val="left" w:pos="9160"/>
-          <w:tab w:val="left" w:pos="10076"/>
-          <w:tab w:val="left" w:pos="10992"/>
-          <w:tab w:val="left" w:pos="11908"/>
-          <w:tab w:val="left" w:pos="12824"/>
-          <w:tab w:val="left" w:pos="13740"/>
-          <w:tab w:val="left" w:pos="14656"/>
-        </w:tabs>
-        <w:spacing w:before="225" w:after="225" w:line="240" w:lineRule="auto"/>
-        <w:rPr>
-          <w:rFonts w:ascii="Courier New" w:eastAsia="Times New Roman" w:hAnsi="Courier New" w:cs="Courier New"/>
-          <w:color w:val="ECF0F1"/>
-          <w:sz w:val="20"/>
-          <w:szCs w:val="20"/>
-          <w:lang w:eastAsia="pt-BR"/>
-        </w:rPr>
-      </w:pPr>
-      <w:r>
-        <w:rPr>
-          <w:rFonts w:ascii="Courier New" w:eastAsia="Times New Roman" w:hAnsi="Courier New" w:cs="Courier New"/>
-          <w:color w:val="ECF0F1"/>
-          <w:sz w:val="20"/>
-          <w:szCs w:val="20"/>
-          <w:lang w:eastAsia="pt-BR"/>
-        </w:rPr>
-        <w:t xml:space="preserve">           AVG(minutos_atraso) OVER (</w:t>
-      </w:r>
-    </w:p>
-    <w:p>
-      <w:pPr>
-        <w:shd w:val="clear" w:color="auto" w:fill="2C3E50"/>
-        <w:tabs>
-          <w:tab w:val="left" w:pos="916"/>
-          <w:tab w:val="left" w:pos="1832"/>
-          <w:tab w:val="left" w:pos="2748"/>
-          <w:tab w:val="left" w:pos="3664"/>
-          <w:tab w:val="left" w:pos="4580"/>
-          <w:tab w:val="left" w:pos="5496"/>
-          <w:tab w:val="left" w:pos="6412"/>
-          <w:tab w:val="left" w:pos="7328"/>
-          <w:tab w:val="left" w:pos="8244"/>
-          <w:tab w:val="left" w:pos="9160"/>
-          <w:tab w:val="left" w:pos="10076"/>
-          <w:tab w:val="left" w:pos="10992"/>
-          <w:tab w:val="left" w:pos="11908"/>
-          <w:tab w:val="left" w:pos="12824"/>
-          <w:tab w:val="left" w:pos="13740"/>
-          <w:tab w:val="left" w:pos="14656"/>
-        </w:tabs>
-        <w:spacing w:before="225" w:after="225" w:line="240" w:lineRule="auto"/>
-        <w:rPr>
-          <w:rFonts w:ascii="Courier New" w:eastAsia="Times New Roman" w:hAnsi="Courier New" w:cs="Courier New"/>
-          <w:color w:val="ECF0F1"/>
-          <w:sz w:val="20"/>
-          <w:szCs w:val="20"/>
-          <w:lang w:eastAsia="pt-BR"/>
-        </w:rPr>
-      </w:pPr>
-      <w:r>
-        <w:rPr>
-          <w:rFonts w:ascii="Courier New" w:eastAsia="Times New Roman" w:hAnsi="Courier New" w:cs="Courier New"/>
-          <w:color w:val="ECF0F1"/>
-          <w:sz w:val="20"/>
-          <w:szCs w:val="20"/>
-          <w:lang w:eastAsia="pt-BR"/>
-        </w:rPr>
-        <w:t xml:space="preserve">             PARTITION BY sk_cliente </w:t>
-      </w:r>
-    </w:p>
-    <w:p>
-      <w:pPr>
-        <w:shd w:val="clear" w:color="auto" w:fill="2C3E50"/>
-        <w:tabs>
-          <w:tab w:val="left" w:pos="916"/>
-          <w:tab w:val="left" w:pos="1832"/>
-          <w:tab w:val="left" w:pos="2748"/>
-          <w:tab w:val="left" w:pos="3664"/>
-          <w:tab w:val="left" w:pos="4580"/>
-          <w:tab w:val="left" w:pos="5496"/>
-          <w:tab w:val="left" w:pos="6412"/>
-          <w:tab w:val="left" w:pos="7328"/>
-          <w:tab w:val="left" w:pos="8244"/>
-          <w:tab w:val="left" w:pos="9160"/>
-          <w:tab w:val="left" w:pos="10076"/>
-          <w:tab w:val="left" w:pos="10992"/>
-          <w:tab w:val="left" w:pos="11908"/>
-          <w:tab w:val="left" w:pos="12824"/>
-          <w:tab w:val="left" w:pos="13740"/>
-          <w:tab w:val="left" w:pos="14656"/>
-        </w:tabs>
-        <w:spacing w:before="225" w:after="225" w:line="240" w:lineRule="auto"/>
-        <w:rPr>
-          <w:rFonts w:ascii="Courier New" w:eastAsia="Times New Roman" w:hAnsi="Courier New" w:cs="Courier New"/>
-          <w:color w:val="ECF0F1"/>
-          <w:sz w:val="20"/>
-          <w:szCs w:val="20"/>
-          <w:lang w:eastAsia="pt-BR"/>
-        </w:rPr>
-      </w:pPr>
-      <w:r>
-        <w:rPr>
-          <w:rFonts w:ascii="Courier New" w:eastAsia="Times New Roman" w:hAnsi="Courier New" w:cs="Courier New"/>
-          <w:color w:val="ECF0F1"/>
-          <w:sz w:val="20"/>
-          <w:szCs w:val="20"/>
-          <w:lang w:eastAsia="pt-BR"/>
-        </w:rPr>
-        <w:t xml:space="preserve">             ORDER BY data_entrega</w:t>
-      </w:r>
-    </w:p>
-    <w:p>
-      <w:pPr>
-        <w:shd w:val="clear" w:color="auto" w:fill="2C3E50"/>
-        <w:tabs>
-          <w:tab w:val="left" w:pos="916"/>
-          <w:tab w:val="left" w:pos="1832"/>
-          <w:tab w:val="left" w:pos="2748"/>
-          <w:tab w:val="left" w:pos="3664"/>
-          <w:tab w:val="left" w:pos="4580"/>
-          <w:tab w:val="left" w:pos="5496"/>
-          <w:tab w:val="left" w:pos="6412"/>
-          <w:tab w:val="left" w:pos="7328"/>
-          <w:tab w:val="left" w:pos="8244"/>
-          <w:tab w:val="left" w:pos="9160"/>
-          <w:tab w:val="left" w:pos="10076"/>
-          <w:tab w:val="left" w:pos="10992"/>
-          <w:tab w:val="left" w:pos="11908"/>
-          <w:tab w:val="left" w:pos="12824"/>
-          <w:tab w:val="left" w:pos="13740"/>
-          <w:tab w:val="left" w:pos="14656"/>
-        </w:tabs>
-        <w:spacing w:before="225" w:after="225" w:line="240" w:lineRule="auto"/>
-        <w:rPr>
-          <w:rFonts w:ascii="Courier New" w:eastAsia="Times New Roman" w:hAnsi="Courier New" w:cs="Courier New"/>
-          <w:color w:val="ECF0F1"/>
-          <w:sz w:val="20"/>
-          <w:szCs w:val="20"/>
-          <w:lang w:eastAsia="pt-BR"/>
-        </w:rPr>
-      </w:pPr>
-      <w:r>
-        <w:rPr>
-          <w:rFonts w:ascii="Courier New" w:eastAsia="Times New Roman" w:hAnsi="Courier New" w:cs="Courier New"/>
-          <w:color w:val="ECF0F1"/>
-          <w:sz w:val="20"/>
-          <w:szCs w:val="20"/>
-          <w:lang w:eastAsia="pt-BR"/>
-        </w:rPr>
+        <w:pStyle w:val="sql"/>
+      </w:pPr>
+      <w:r>
+        <w:t xml:space="preserve">-- Desenvolva a </w:t>
+      </w:r>
+      <w:proofErr w:type="spellStart"/>
+      <w:r>
+        <w:t>View</w:t>
+      </w:r>
+      <w:proofErr w:type="spellEnd"/>
+      <w:r>
+        <w:t xml:space="preserve"> </w:t>
+      </w:r>
+      <w:proofErr w:type="spellStart"/>
+      <w:r>
+        <w:t>Feature</w:t>
+      </w:r>
+      <w:proofErr w:type="spellEnd"/>
+      <w:r>
+        <w:t xml:space="preserve"> Store abaixo e crie-a no </w:t>
+      </w:r>
+      <w:proofErr w:type="spellStart"/>
+      <w:r>
+        <w:t>Databricks</w:t>
+      </w:r>
+      <w:proofErr w:type="spellEnd"/>
+    </w:p>
+    <w:p>
+      <w:pPr>
+        <w:pStyle w:val="sql"/>
+      </w:pPr>
+      <w:r>
+        <w:t xml:space="preserve">CREATE OR REPLACE VIEW </w:t>
+      </w:r>
+      <w:proofErr w:type="spellStart"/>
+      <w:r>
+        <w:t>lodlog_</w:t>
+      </w:r>
+      <w:proofErr w:type="gramStart"/>
+      <w:r>
+        <w:t>dw.vw</w:t>
+      </w:r>
+      <w:proofErr w:type="gramEnd"/>
+      <w:r>
+        <w:t>_features_ml</w:t>
+      </w:r>
+      <w:proofErr w:type="spellEnd"/>
+      <w:r>
+        <w:t xml:space="preserve"> AS</w:t>
+      </w:r>
+    </w:p>
+    <w:p>
+      <w:pPr>
+        <w:pStyle w:val="sql"/>
+      </w:pPr>
+      <w:r>
+        <w:t xml:space="preserve">WITH </w:t>
+      </w:r>
+      <w:proofErr w:type="spellStart"/>
+      <w:r>
+        <w:t>hist_cliente</w:t>
+      </w:r>
+      <w:proofErr w:type="spellEnd"/>
+      <w:r>
+        <w:t xml:space="preserve"> AS (</w:t>
+      </w:r>
+    </w:p>
+    <w:p>
+      <w:pPr>
+        <w:pStyle w:val="sql"/>
+      </w:pPr>
+      <w:r>
+        <w:t xml:space="preserve">    SELECT </w:t>
+      </w:r>
+      <w:proofErr w:type="spellStart"/>
+      <w:r>
+        <w:t>sk_cliente</w:t>
+      </w:r>
+      <w:proofErr w:type="spellEnd"/>
+      <w:r>
+        <w:t xml:space="preserve">, </w:t>
+      </w:r>
+      <w:proofErr w:type="spellStart"/>
+      <w:r>
+        <w:t>data_entrega</w:t>
+      </w:r>
+      <w:proofErr w:type="spellEnd"/>
+      <w:r>
+        <w:t>,</w:t>
+      </w:r>
+    </w:p>
+    <w:p>
+      <w:pPr>
+        <w:pStyle w:val="sql"/>
+      </w:pPr>
+      <w:r>
+        <w:t xml:space="preserve">           </w:t>
+      </w:r>
+      <w:proofErr w:type="gramStart"/>
+      <w:r>
+        <w:t>AVG(</w:t>
+      </w:r>
+      <w:proofErr w:type="spellStart"/>
+      <w:proofErr w:type="gramEnd"/>
+      <w:r>
+        <w:t>minutos_atraso</w:t>
+      </w:r>
+      <w:proofErr w:type="spellEnd"/>
+      <w:r>
+        <w:t>) OVER (</w:t>
+      </w:r>
+    </w:p>
+    <w:p>
+      <w:pPr>
+        <w:pStyle w:val="sql"/>
+      </w:pPr>
+      <w:r>
+        <w:t xml:space="preserve">             PARTITION BY </w:t>
+      </w:r>
+      <w:proofErr w:type="spellStart"/>
+      <w:r>
+        <w:t>sk_cliente</w:t>
+      </w:r>
+      <w:proofErr w:type="spellEnd"/>
+      <w:r>
+        <w:t xml:space="preserve"> </w:t>
+      </w:r>
+    </w:p>
+    <w:p>
+      <w:pPr>
+        <w:pStyle w:val="sql"/>
+      </w:pPr>
+      <w:r>
+        <w:t xml:space="preserve">             ORDER BY </w:t>
+      </w:r>
+      <w:proofErr w:type="spellStart"/>
+      <w:r>
+        <w:t>data_entrega</w:t>
+      </w:r>
+      <w:proofErr w:type="spellEnd"/>
+    </w:p>
+    <w:p>
+      <w:pPr>
+        <w:pStyle w:val="sql"/>
+      </w:pPr>
+      <w:r>
         <w:t xml:space="preserve">             ROWS BETWEEN 6 PRECEDING AND CURRENT ROW</w:t>
       </w:r>
     </w:p>
     <w:p>
       <w:pPr>
-        <w:shd w:val="clear" w:color="auto" w:fill="2C3E50"/>
-        <w:tabs>
-          <w:tab w:val="left" w:pos="916"/>
-          <w:tab w:val="left" w:pos="1832"/>
-          <w:tab w:val="left" w:pos="2748"/>
-          <w:tab w:val="left" w:pos="3664"/>
-          <w:tab w:val="left" w:pos="4580"/>
-          <w:tab w:val="left" w:pos="5496"/>
-          <w:tab w:val="left" w:pos="6412"/>
-          <w:tab w:val="left" w:pos="7328"/>
-          <w:tab w:val="left" w:pos="8244"/>
-          <w:tab w:val="left" w:pos="9160"/>
-          <w:tab w:val="left" w:pos="10076"/>
-          <w:tab w:val="left" w:pos="10992"/>
-          <w:tab w:val="left" w:pos="11908"/>
-          <w:tab w:val="left" w:pos="12824"/>
-          <w:tab w:val="left" w:pos="13740"/>
-          <w:tab w:val="left" w:pos="14656"/>
-        </w:tabs>
-        <w:spacing w:before="225" w:after="225" w:line="240" w:lineRule="auto"/>
-        <w:rPr>
-          <w:rFonts w:ascii="Courier New" w:eastAsia="Times New Roman" w:hAnsi="Courier New" w:cs="Courier New"/>
-          <w:color w:val="ECF0F1"/>
-          <w:sz w:val="20"/>
-          <w:szCs w:val="20"/>
-          <w:lang w:eastAsia="pt-BR"/>
-        </w:rPr>
-      </w:pPr>
-      <w:r>
-        <w:rPr>
-          <w:rFonts w:ascii="Courier New" w:eastAsia="Times New Roman" w:hAnsi="Courier New" w:cs="Courier New"/>
-          <w:color w:val="ECF0F1"/>
-          <w:sz w:val="20"/>
-          <w:szCs w:val="20"/>
-          <w:lang w:eastAsia="pt-BR"/>
-        </w:rPr>
+        <w:pStyle w:val="sql"/>
+      </w:pPr>
+      <w:r>
         <w:t xml:space="preserve">           ) AS hist_7d</w:t>
       </w:r>
     </w:p>
     <w:p>
       <w:pPr>
-        <w:shd w:val="clear" w:color="auto" w:fill="2C3E50"/>
-        <w:tabs>
-          <w:tab w:val="left" w:pos="916"/>
-          <w:tab w:val="left" w:pos="1832"/>
-          <w:tab w:val="left" w:pos="2748"/>
-          <w:tab w:val="left" w:pos="3664"/>
-          <w:tab w:val="left" w:pos="4580"/>
-          <w:tab w:val="left" w:pos="5496"/>
-          <w:tab w:val="left" w:pos="6412"/>
-          <w:tab w:val="left" w:pos="7328"/>
-          <w:tab w:val="left" w:pos="8244"/>
-          <w:tab w:val="left" w:pos="9160"/>
-          <w:tab w:val="left" w:pos="10076"/>
-          <w:tab w:val="left" w:pos="10992"/>
-          <w:tab w:val="left" w:pos="11908"/>
-          <w:tab w:val="left" w:pos="12824"/>
-          <w:tab w:val="left" w:pos="13740"/>
-          <w:tab w:val="left" w:pos="14656"/>
-        </w:tabs>
-        <w:spacing w:before="225" w:after="225" w:line="240" w:lineRule="auto"/>
-        <w:rPr>
-          <w:rFonts w:ascii="Courier New" w:eastAsia="Times New Roman" w:hAnsi="Courier New" w:cs="Courier New"/>
-          <w:color w:val="ECF0F1"/>
-          <w:sz w:val="20"/>
-          <w:szCs w:val="20"/>
-          <w:lang w:eastAsia="pt-BR"/>
-        </w:rPr>
-      </w:pPr>
-      <w:r>
-        <w:rPr>
-          <w:rFonts w:ascii="Courier New" w:eastAsia="Times New Roman" w:hAnsi="Courier New" w:cs="Courier New"/>
-          <w:color w:val="ECF0F1"/>
-          <w:sz w:val="20"/>
-          <w:szCs w:val="20"/>
-          <w:lang w:eastAsia="pt-BR"/>
-        </w:rPr>
-        <w:t xml:space="preserve">    FROM fato_entregas</w:t>
-      </w:r>
-    </w:p>
-    <w:p>
-      <w:pPr>
-        <w:shd w:val="clear" w:color="auto" w:fill="2C3E50"/>
-        <w:tabs>
-          <w:tab w:val="left" w:pos="916"/>
-          <w:tab w:val="left" w:pos="1832"/>
-          <w:tab w:val="left" w:pos="2748"/>
-          <w:tab w:val="left" w:pos="3664"/>
-          <w:tab w:val="left" w:pos="4580"/>
-          <w:tab w:val="left" w:pos="5496"/>
-          <w:tab w:val="left" w:pos="6412"/>
-          <w:tab w:val="left" w:pos="7328"/>
-          <w:tab w:val="left" w:pos="8244"/>
-          <w:tab w:val="left" w:pos="9160"/>
-          <w:tab w:val="left" w:pos="10076"/>
-          <w:tab w:val="left" w:pos="10992"/>
-          <w:tab w:val="left" w:pos="11908"/>
-          <w:tab w:val="left" w:pos="12824"/>
-          <w:tab w:val="left" w:pos="13740"/>
-          <w:tab w:val="left" w:pos="14656"/>
-        </w:tabs>
-        <w:spacing w:before="225" w:after="225" w:line="240" w:lineRule="auto"/>
-        <w:rPr>
-          <w:rFonts w:ascii="Courier New" w:eastAsia="Times New Roman" w:hAnsi="Courier New" w:cs="Courier New"/>
-          <w:color w:val="ECF0F1"/>
-          <w:sz w:val="20"/>
-          <w:szCs w:val="20"/>
-          <w:lang w:eastAsia="pt-BR"/>
-        </w:rPr>
-      </w:pPr>
-      <w:r>
-        <w:rPr>
-          <w:rFonts w:ascii="Courier New" w:eastAsia="Times New Roman" w:hAnsi="Courier New" w:cs="Courier New"/>
-          <w:color w:val="ECF0F1"/>
-          <w:sz w:val="20"/>
-          <w:szCs w:val="20"/>
-          <w:lang w:eastAsia="pt-BR"/>
-        </w:rPr>
+        <w:pStyle w:val="sql"/>
+      </w:pPr>
+      <w:r>
+        <w:t xml:space="preserve">    FROM </w:t>
+      </w:r>
+      <w:proofErr w:type="spellStart"/>
+      <w:r>
+        <w:t>fato_entregas</w:t>
+      </w:r>
+      <w:proofErr w:type="spellEnd"/>
+    </w:p>
+    <w:p>
+      <w:pPr>
+        <w:pStyle w:val="sql"/>
+      </w:pPr>
+      <w:r>
         <w:t>),</w:t>
       </w:r>
     </w:p>
     <w:p>
       <w:pPr>
-        <w:shd w:val="clear" w:color="auto" w:fill="2C3E50"/>
-        <w:tabs>
-          <w:tab w:val="left" w:pos="916"/>
-          <w:tab w:val="left" w:pos="1832"/>
-          <w:tab w:val="left" w:pos="2748"/>
-          <w:tab w:val="left" w:pos="3664"/>
-          <w:tab w:val="left" w:pos="4580"/>
-          <w:tab w:val="left" w:pos="5496"/>
-          <w:tab w:val="left" w:pos="6412"/>
-          <w:tab w:val="left" w:pos="7328"/>
-          <w:tab w:val="left" w:pos="8244"/>
-          <w:tab w:val="left" w:pos="9160"/>
-          <w:tab w:val="left" w:pos="10076"/>
-          <w:tab w:val="left" w:pos="10992"/>
-          <w:tab w:val="left" w:pos="11908"/>
-          <w:tab w:val="left" w:pos="12824"/>
-          <w:tab w:val="left" w:pos="13740"/>
-          <w:tab w:val="left" w:pos="14656"/>
-        </w:tabs>
-        <w:spacing w:before="225" w:after="225" w:line="240" w:lineRule="auto"/>
-        <w:rPr>
-          <w:rFonts w:ascii="Courier New" w:eastAsia="Times New Roman" w:hAnsi="Courier New" w:cs="Courier New"/>
-          <w:color w:val="ECF0F1"/>
-          <w:sz w:val="20"/>
-          <w:szCs w:val="20"/>
-          <w:lang w:eastAsia="pt-BR"/>
-        </w:rPr>
-      </w:pPr>
-      <w:r>
-        <w:rPr>
-          <w:rFonts w:ascii="Courier New" w:eastAsia="Times New Roman" w:hAnsi="Courier New" w:cs="Courier New"/>
-          <w:color w:val="ECF0F1"/>
-          <w:sz w:val="20"/>
-          <w:szCs w:val="20"/>
-          <w:lang w:eastAsia="pt-BR"/>
-        </w:rPr>
-        <w:t>manut_veiculo AS (</w:t>
-      </w:r>
-    </w:p>
-    <w:p>
-      <w:pPr>
-        <w:shd w:val="clear" w:color="auto" w:fill="2C3E50"/>
-        <w:tabs>
-          <w:tab w:val="left" w:pos="916"/>
-          <w:tab w:val="left" w:pos="1832"/>
-          <w:tab w:val="left" w:pos="2748"/>
-          <w:tab w:val="left" w:pos="3664"/>
-          <w:tab w:val="left" w:pos="4580"/>
-          <w:tab w:val="left" w:pos="5496"/>
-          <w:tab w:val="left" w:pos="6412"/>
-          <w:tab w:val="left" w:pos="7328"/>
-          <w:tab w:val="left" w:pos="8244"/>
-          <w:tab w:val="left" w:pos="9160"/>
-          <w:tab w:val="left" w:pos="10076"/>
-          <w:tab w:val="left" w:pos="10992"/>
-          <w:tab w:val="left" w:pos="11908"/>
-          <w:tab w:val="left" w:pos="12824"/>
-          <w:tab w:val="left" w:pos="13740"/>
-          <w:tab w:val="left" w:pos="14656"/>
-        </w:tabs>
-        <w:spacing w:before="225" w:after="225" w:line="240" w:lineRule="auto"/>
-        <w:rPr>
-          <w:rFonts w:ascii="Courier New" w:eastAsia="Times New Roman" w:hAnsi="Courier New" w:cs="Courier New"/>
-          <w:color w:val="ECF0F1"/>
-          <w:sz w:val="20"/>
-          <w:szCs w:val="20"/>
-          <w:lang w:eastAsia="pt-BR"/>
-        </w:rPr>
-      </w:pPr>
-      <w:r>
-        <w:rPr>
-          <w:rFonts w:ascii="Courier New" w:eastAsia="Times New Roman" w:hAnsi="Courier New" w:cs="Courier New"/>
-          <w:color w:val="ECF0F1"/>
-          <w:sz w:val="20"/>
-          <w:szCs w:val="20"/>
-          <w:lang w:eastAsia="pt-BR"/>
-        </w:rPr>
+        <w:pStyle w:val="sql"/>
+      </w:pPr>
+      <w:proofErr w:type="spellStart"/>
+      <w:r>
+        <w:t>manut_veiculo</w:t>
+      </w:r>
+      <w:proofErr w:type="spellEnd"/>
+      <w:r>
+        <w:t xml:space="preserve"> AS (</w:t>
+      </w:r>
+    </w:p>
+    <w:p>
+      <w:pPr>
+        <w:pStyle w:val="sql"/>
+      </w:pPr>
+      <w:r>
         <w:t xml:space="preserve">    -- Dica: Encontre a data de conclusão da última manutenção de cada veículo</w:t>
       </w:r>
     </w:p>
     <w:p>
       <w:pPr>
-        <w:shd w:val="clear" w:color="auto" w:fill="2C3E50"/>
-        <w:tabs>
-          <w:tab w:val="left" w:pos="916"/>
-          <w:tab w:val="left" w:pos="1832"/>
-          <w:tab w:val="left" w:pos="2748"/>
-          <w:tab w:val="left" w:pos="3664"/>
-          <w:tab w:val="left" w:pos="4580"/>
-          <w:tab w:val="left" w:pos="5496"/>
-          <w:tab w:val="left" w:pos="6412"/>
-          <w:tab w:val="left" w:pos="7328"/>
-          <w:tab w:val="left" w:pos="8244"/>
-          <w:tab w:val="left" w:pos="9160"/>
-          <w:tab w:val="left" w:pos="10076"/>
-          <w:tab w:val="left" w:pos="10992"/>
-          <w:tab w:val="left" w:pos="11908"/>
-          <w:tab w:val="left" w:pos="12824"/>
-          <w:tab w:val="left" w:pos="13740"/>
-          <w:tab w:val="left" w:pos="14656"/>
-        </w:tabs>
-        <w:spacing w:before="225" w:after="225" w:line="240" w:lineRule="auto"/>
-        <w:rPr>
-          <w:rFonts w:ascii="Courier New" w:eastAsia="Times New Roman" w:hAnsi="Courier New" w:cs="Courier New"/>
-          <w:color w:val="ECF0F1"/>
-          <w:sz w:val="20"/>
-          <w:szCs w:val="20"/>
-          <w:lang w:eastAsia="pt-BR"/>
-        </w:rPr>
-      </w:pPr>
-      <w:r>
-        <w:rPr>
-          <w:rFonts w:ascii="Courier New" w:eastAsia="Times New Roman" w:hAnsi="Courier New" w:cs="Courier New"/>
-          <w:color w:val="ECF0F1"/>
-          <w:sz w:val="20"/>
-          <w:szCs w:val="20"/>
-          <w:lang w:eastAsia="pt-BR"/>
-        </w:rPr>
-        <w:t xml:space="preserve">    SELECT veiculo_id,</w:t>
-      </w:r>
-    </w:p>
-    <w:p>
-      <w:pPr>
-        <w:shd w:val="clear" w:color="auto" w:fill="2C3E50"/>
-        <w:tabs>
-          <w:tab w:val="left" w:pos="916"/>
-          <w:tab w:val="left" w:pos="1832"/>
-          <w:tab w:val="left" w:pos="2748"/>
-          <w:tab w:val="left" w:pos="3664"/>
-          <w:tab w:val="left" w:pos="4580"/>
-          <w:tab w:val="left" w:pos="5496"/>
-          <w:tab w:val="left" w:pos="6412"/>
-          <w:tab w:val="left" w:pos="7328"/>
-          <w:tab w:val="left" w:pos="8244"/>
-          <w:tab w:val="left" w:pos="9160"/>
-          <w:tab w:val="left" w:pos="10076"/>
-          <w:tab w:val="left" w:pos="10992"/>
-          <w:tab w:val="left" w:pos="11908"/>
-          <w:tab w:val="left" w:pos="12824"/>
-          <w:tab w:val="left" w:pos="13740"/>
-          <w:tab w:val="left" w:pos="14656"/>
-        </w:tabs>
-        <w:spacing w:before="225" w:after="225" w:line="240" w:lineRule="auto"/>
-        <w:rPr>
-          <w:rFonts w:ascii="Courier New" w:eastAsia="Times New Roman" w:hAnsi="Courier New" w:cs="Courier New"/>
-          <w:color w:val="ECF0F1"/>
-          <w:sz w:val="20"/>
-          <w:szCs w:val="20"/>
-          <w:lang w:eastAsia="pt-BR"/>
-        </w:rPr>
-      </w:pPr>
-      <w:r>
-        <w:rPr>
-          <w:rFonts w:ascii="Courier New" w:eastAsia="Times New Roman" w:hAnsi="Courier New" w:cs="Courier New"/>
-          <w:color w:val="ECF0F1"/>
-          <w:sz w:val="20"/>
-          <w:szCs w:val="20"/>
-          <w:lang w:eastAsia="pt-BR"/>
-        </w:rPr>
-        <w:t xml:space="preserve">           data_conclusao,</w:t>
-      </w:r>
-    </w:p>
-    <w:p>
-      <w:pPr>
-        <w:shd w:val="clear" w:color="auto" w:fill="2C3E50"/>
-        <w:tabs>
-          <w:tab w:val="left" w:pos="916"/>
-          <w:tab w:val="left" w:pos="1832"/>
-          <w:tab w:val="left" w:pos="2748"/>
-          <w:tab w:val="left" w:pos="3664"/>
-          <w:tab w:val="left" w:pos="4580"/>
-          <w:tab w:val="left" w:pos="5496"/>
-          <w:tab w:val="left" w:pos="6412"/>
-          <w:tab w:val="left" w:pos="7328"/>
-          <w:tab w:val="left" w:pos="8244"/>
-          <w:tab w:val="left" w:pos="9160"/>
-          <w:tab w:val="left" w:pos="10076"/>
-          <w:tab w:val="left" w:pos="10992"/>
-          <w:tab w:val="left" w:pos="11908"/>
-          <w:tab w:val="left" w:pos="12824"/>
-          <w:tab w:val="left" w:pos="13740"/>
-          <w:tab w:val="left" w:pos="14656"/>
-        </w:tabs>
-        <w:spacing w:before="225" w:after="225" w:line="240" w:lineRule="auto"/>
-        <w:rPr>
-          <w:rFonts w:ascii="Courier New" w:eastAsia="Times New Roman" w:hAnsi="Courier New" w:cs="Courier New"/>
-          <w:color w:val="ECF0F1"/>
-          <w:sz w:val="20"/>
-          <w:szCs w:val="20"/>
-          <w:lang w:eastAsia="pt-BR"/>
-        </w:rPr>
-      </w:pPr>
-      <w:r>
-        <w:rPr>
-          <w:rFonts w:ascii="Courier New" w:eastAsia="Times New Roman" w:hAnsi="Courier New" w:cs="Courier New"/>
-          <w:color w:val="ECF0F1"/>
-          <w:sz w:val="20"/>
-          <w:szCs w:val="20"/>
-          <w:lang w:eastAsia="pt-BR"/>
-        </w:rPr>
-        <w:t xml:space="preserve">           ROW_NUMBER() OVER (PARTITION BY veiculo_id ORDER BY data_conclusao DESC) as rn</w:t>
-      </w:r>
-    </w:p>
-    <w:p>
-      <w:pPr>
-        <w:shd w:val="clear" w:color="auto" w:fill="2C3E50"/>
-        <w:tabs>
-          <w:tab w:val="left" w:pos="916"/>
-          <w:tab w:val="left" w:pos="1832"/>
-          <w:tab w:val="left" w:pos="2748"/>
-          <w:tab w:val="left" w:pos="3664"/>
-          <w:tab w:val="left" w:pos="4580"/>
-          <w:tab w:val="left" w:pos="5496"/>
-          <w:tab w:val="left" w:pos="6412"/>
-          <w:tab w:val="left" w:pos="7328"/>
-          <w:tab w:val="left" w:pos="8244"/>
-          <w:tab w:val="left" w:pos="9160"/>
-          <w:tab w:val="left" w:pos="10076"/>
-          <w:tab w:val="left" w:pos="10992"/>
-          <w:tab w:val="left" w:pos="11908"/>
-          <w:tab w:val="left" w:pos="12824"/>
-          <w:tab w:val="left" w:pos="13740"/>
-          <w:tab w:val="left" w:pos="14656"/>
-        </w:tabs>
-        <w:spacing w:before="225" w:after="225" w:line="240" w:lineRule="auto"/>
-        <w:rPr>
-          <w:rFonts w:ascii="Courier New" w:eastAsia="Times New Roman" w:hAnsi="Courier New" w:cs="Courier New"/>
-          <w:color w:val="ECF0F1"/>
-          <w:sz w:val="20"/>
-          <w:szCs w:val="20"/>
-          <w:lang w:eastAsia="pt-BR"/>
-        </w:rPr>
-      </w:pPr>
-      <w:r>
-        <w:rPr>
-          <w:rFonts w:ascii="Courier New" w:eastAsia="Times New Roman" w:hAnsi="Courier New" w:cs="Courier New"/>
-          <w:color w:val="ECF0F1"/>
-          <w:sz w:val="20"/>
-          <w:szCs w:val="20"/>
-          <w:lang w:eastAsia="pt-BR"/>
-        </w:rPr>
-        <w:t xml:space="preserve">    FROM lodlog_op.manutencao</w:t>
-      </w:r>
-    </w:p>
-    <w:p>
-      <w:pPr>
-        <w:shd w:val="clear" w:color="auto" w:fill="2C3E50"/>
-        <w:tabs>
-          <w:tab w:val="left" w:pos="916"/>
-          <w:tab w:val="left" w:pos="1832"/>
-          <w:tab w:val="left" w:pos="2748"/>
-          <w:tab w:val="left" w:pos="3664"/>
-          <w:tab w:val="left" w:pos="4580"/>
-          <w:tab w:val="left" w:pos="5496"/>
-          <w:tab w:val="left" w:pos="6412"/>
-          <w:tab w:val="left" w:pos="7328"/>
-          <w:tab w:val="left" w:pos="8244"/>
-          <w:tab w:val="left" w:pos="9160"/>
-          <w:tab w:val="left" w:pos="10076"/>
-          <w:tab w:val="left" w:pos="10992"/>
-          <w:tab w:val="left" w:pos="11908"/>
-          <w:tab w:val="left" w:pos="12824"/>
-          <w:tab w:val="left" w:pos="13740"/>
-          <w:tab w:val="left" w:pos="14656"/>
-        </w:tabs>
-        <w:spacing w:before="225" w:after="225" w:line="240" w:lineRule="auto"/>
-        <w:rPr>
-          <w:rFonts w:ascii="Courier New" w:eastAsia="Times New Roman" w:hAnsi="Courier New" w:cs="Courier New"/>
-          <w:color w:val="ECF0F1"/>
-          <w:sz w:val="20"/>
-          <w:szCs w:val="20"/>
-          <w:lang w:eastAsia="pt-BR"/>
-        </w:rPr>
-      </w:pPr>
-      <w:r>
-        <w:rPr>
-          <w:rFonts w:ascii="Courier New" w:eastAsia="Times New Roman" w:hAnsi="Courier New" w:cs="Courier New"/>
-          <w:color w:val="ECF0F1"/>
-          <w:sz w:val="20"/>
-          <w:szCs w:val="20"/>
-          <w:lang w:eastAsia="pt-BR"/>
-        </w:rPr>
+        <w:pStyle w:val="sql"/>
+      </w:pPr>
+      <w:r>
+        <w:t xml:space="preserve">    SELECT </w:t>
+      </w:r>
+      <w:proofErr w:type="spellStart"/>
+      <w:r>
+        <w:t>veiculo_id</w:t>
+      </w:r>
+      <w:proofErr w:type="spellEnd"/>
+      <w:r>
+        <w:t>,</w:t>
+      </w:r>
+    </w:p>
+    <w:p>
+      <w:pPr>
+        <w:pStyle w:val="sql"/>
+      </w:pPr>
+      <w:r>
+        <w:t xml:space="preserve">           </w:t>
+      </w:r>
+      <w:proofErr w:type="spellStart"/>
+      <w:r>
+        <w:t>data_conclusao</w:t>
+      </w:r>
+      <w:proofErr w:type="spellEnd"/>
+      <w:r>
+        <w:t>,</w:t>
+      </w:r>
+    </w:p>
+    <w:p>
+      <w:pPr>
+        <w:pStyle w:val="sql"/>
+      </w:pPr>
+      <w:r>
+        <w:t xml:space="preserve">           ROW_</w:t>
+      </w:r>
+      <w:proofErr w:type="gramStart"/>
+      <w:r>
+        <w:t>NUMBER(</w:t>
+      </w:r>
+      <w:proofErr w:type="gramEnd"/>
+      <w:r>
+        <w:t xml:space="preserve">) OVER (PARTITION BY </w:t>
+      </w:r>
+      <w:proofErr w:type="spellStart"/>
+      <w:r>
+        <w:t>veiculo_id</w:t>
+      </w:r>
+      <w:proofErr w:type="spellEnd"/>
+      <w:r>
+        <w:t xml:space="preserve"> ORDER BY </w:t>
+      </w:r>
+      <w:proofErr w:type="spellStart"/>
+      <w:r>
+        <w:t>data_conclusao</w:t>
+      </w:r>
+      <w:proofErr w:type="spellEnd"/>
+      <w:r>
+        <w:t xml:space="preserve"> DESC) as </w:t>
+      </w:r>
+      <w:proofErr w:type="spellStart"/>
+      <w:r>
+        <w:t>rn</w:t>
+      </w:r>
+      <w:proofErr w:type="spellEnd"/>
+    </w:p>
+    <w:p>
+      <w:pPr>
+        <w:pStyle w:val="sql"/>
+      </w:pPr>
+      <w:r>
+        <w:t xml:space="preserve">    FROM </w:t>
+      </w:r>
+      <w:proofErr w:type="spellStart"/>
+      <w:r>
+        <w:t>lodlog_</w:t>
+      </w:r>
+      <w:proofErr w:type="gramStart"/>
+      <w:r>
+        <w:t>op.manutencao</w:t>
+      </w:r>
+      <w:proofErr w:type="spellEnd"/>
+      <w:proofErr w:type="gramEnd"/>
+    </w:p>
+    <w:p>
+      <w:pPr>
+        <w:pStyle w:val="sql"/>
+      </w:pPr>
+      <w:r>
         <w:t xml:space="preserve">    WHERE status = 'Concluída'</w:t>
       </w:r>
     </w:p>
     <w:p>
       <w:pPr>
-        <w:shd w:val="clear" w:color="auto" w:fill="2C3E50"/>
-        <w:tabs>
-          <w:tab w:val="left" w:pos="916"/>
-          <w:tab w:val="left" w:pos="1832"/>
-          <w:tab w:val="left" w:pos="2748"/>
-          <w:tab w:val="left" w:pos="3664"/>
-          <w:tab w:val="left" w:pos="4580"/>
-          <w:tab w:val="left" w:pos="5496"/>
-          <w:tab w:val="left" w:pos="6412"/>
-          <w:tab w:val="left" w:pos="7328"/>
-          <w:tab w:val="left" w:pos="8244"/>
-          <w:tab w:val="left" w:pos="9160"/>
-          <w:tab w:val="left" w:pos="10076"/>
-          <w:tab w:val="left" w:pos="10992"/>
-          <w:tab w:val="left" w:pos="11908"/>
-          <w:tab w:val="left" w:pos="12824"/>
-          <w:tab w:val="left" w:pos="13740"/>
-          <w:tab w:val="left" w:pos="14656"/>
-        </w:tabs>
-        <w:spacing w:before="225" w:after="225" w:line="240" w:lineRule="auto"/>
-        <w:rPr>
-          <w:rFonts w:ascii="Courier New" w:eastAsia="Times New Roman" w:hAnsi="Courier New" w:cs="Courier New"/>
-          <w:color w:val="ECF0F1"/>
-          <w:sz w:val="20"/>
-          <w:szCs w:val="20"/>
-          <w:lang w:eastAsia="pt-BR"/>
-        </w:rPr>
-      </w:pPr>
-      <w:r>
-        <w:rPr>
-          <w:rFonts w:ascii="Courier New" w:eastAsia="Times New Roman" w:hAnsi="Courier New" w:cs="Courier New"/>
-          <w:color w:val="ECF0F1"/>
-          <w:sz w:val="20"/>
-          <w:szCs w:val="20"/>
-          <w:lang w:eastAsia="pt-BR"/>
-        </w:rPr>
+        <w:pStyle w:val="sql"/>
+      </w:pPr>
+      <w:r>
         <w:t>)</w:t>
       </w:r>
     </w:p>
     <w:p>
       <w:pPr>
-        <w:shd w:val="clear" w:color="auto" w:fill="2C3E50"/>
-        <w:tabs>
-          <w:tab w:val="left" w:pos="916"/>
-          <w:tab w:val="left" w:pos="1832"/>
-          <w:tab w:val="left" w:pos="2748"/>
-          <w:tab w:val="left" w:pos="3664"/>
-          <w:tab w:val="left" w:pos="4580"/>
-          <w:tab w:val="left" w:pos="5496"/>
-          <w:tab w:val="left" w:pos="6412"/>
-          <w:tab w:val="left" w:pos="7328"/>
-          <w:tab w:val="left" w:pos="8244"/>
-          <w:tab w:val="left" w:pos="9160"/>
-          <w:tab w:val="left" w:pos="10076"/>
-          <w:tab w:val="left" w:pos="10992"/>
-          <w:tab w:val="left" w:pos="11908"/>
-          <w:tab w:val="left" w:pos="12824"/>
-          <w:tab w:val="left" w:pos="13740"/>
-          <w:tab w:val="left" w:pos="14656"/>
-        </w:tabs>
-        <w:spacing w:before="225" w:after="225" w:line="240" w:lineRule="auto"/>
-        <w:rPr>
-          <w:rFonts w:ascii="Courier New" w:eastAsia="Times New Roman" w:hAnsi="Courier New" w:cs="Courier New"/>
-          <w:color w:val="ECF0F1"/>
-          <w:sz w:val="20"/>
-          <w:szCs w:val="20"/>
-          <w:lang w:eastAsia="pt-BR"/>
-        </w:rPr>
-      </w:pPr>
-      <w:r>
-        <w:rPr>
-          <w:rFonts w:ascii="Courier New" w:eastAsia="Times New Roman" w:hAnsi="Courier New" w:cs="Courier New"/>
-          <w:color w:val="ECF0F1"/>
-          <w:sz w:val="20"/>
-          <w:szCs w:val="20"/>
-          <w:lang w:eastAsia="pt-BR"/>
-        </w:rPr>
-        <w:lastRenderedPageBreak/>
+        <w:pStyle w:val="sql"/>
+      </w:pPr>
+      <w:r>
         <w:t>SELECT</w:t>
       </w:r>
     </w:p>
     <w:p>
       <w:pPr>
-        <w:shd w:val="clear" w:color="auto" w:fill="2C3E50"/>
-        <w:tabs>
-          <w:tab w:val="left" w:pos="916"/>
-          <w:tab w:val="left" w:pos="1832"/>
-          <w:tab w:val="left" w:pos="2748"/>
-          <w:tab w:val="left" w:pos="3664"/>
-          <w:tab w:val="left" w:pos="4580"/>
-          <w:tab w:val="left" w:pos="5496"/>
-          <w:tab w:val="left" w:pos="6412"/>
-          <w:tab w:val="left" w:pos="7328"/>
-          <w:tab w:val="left" w:pos="8244"/>
-          <w:tab w:val="left" w:pos="9160"/>
-          <w:tab w:val="left" w:pos="10076"/>
-          <w:tab w:val="left" w:pos="10992"/>
-          <w:tab w:val="left" w:pos="11908"/>
-          <w:tab w:val="left" w:pos="12824"/>
-          <w:tab w:val="left" w:pos="13740"/>
-          <w:tab w:val="left" w:pos="14656"/>
-        </w:tabs>
-        <w:spacing w:before="225" w:after="225" w:line="240" w:lineRule="auto"/>
-        <w:rPr>
-          <w:rFonts w:ascii="Courier New" w:eastAsia="Times New Roman" w:hAnsi="Courier New" w:cs="Courier New"/>
-          <w:color w:val="ECF0F1"/>
-          <w:sz w:val="20"/>
-          <w:szCs w:val="20"/>
-          <w:lang w:eastAsia="pt-BR"/>
-        </w:rPr>
-      </w:pPr>
-      <w:r>
-        <w:rPr>
-          <w:rFonts w:ascii="Courier New" w:eastAsia="Times New Roman" w:hAnsi="Courier New" w:cs="Courier New"/>
-          <w:color w:val="ECF0F1"/>
-          <w:sz w:val="20"/>
-          <w:szCs w:val="20"/>
-          <w:lang w:eastAsia="pt-BR"/>
-        </w:rPr>
-        <w:t xml:space="preserve">    fe.sk_entrega,</w:t>
-      </w:r>
-    </w:p>
-    <w:p>
-      <w:pPr>
-        <w:shd w:val="clear" w:color="auto" w:fill="2C3E50"/>
-        <w:tabs>
-          <w:tab w:val="left" w:pos="916"/>
-          <w:tab w:val="left" w:pos="1832"/>
-          <w:tab w:val="left" w:pos="2748"/>
-          <w:tab w:val="left" w:pos="3664"/>
-          <w:tab w:val="left" w:pos="4580"/>
-          <w:tab w:val="left" w:pos="5496"/>
-          <w:tab w:val="left" w:pos="6412"/>
-          <w:tab w:val="left" w:pos="7328"/>
-          <w:tab w:val="left" w:pos="8244"/>
-          <w:tab w:val="left" w:pos="9160"/>
-          <w:tab w:val="left" w:pos="10076"/>
-          <w:tab w:val="left" w:pos="10992"/>
-          <w:tab w:val="left" w:pos="11908"/>
-          <w:tab w:val="left" w:pos="12824"/>
-          <w:tab w:val="left" w:pos="13740"/>
-          <w:tab w:val="left" w:pos="14656"/>
-        </w:tabs>
-        <w:spacing w:before="225" w:after="225" w:line="240" w:lineRule="auto"/>
-        <w:rPr>
-          <w:rFonts w:ascii="Courier New" w:eastAsia="Times New Roman" w:hAnsi="Courier New" w:cs="Courier New"/>
-          <w:color w:val="ECF0F1"/>
-          <w:sz w:val="20"/>
-          <w:szCs w:val="20"/>
-          <w:lang w:eastAsia="pt-BR"/>
-        </w:rPr>
-      </w:pPr>
-      <w:r>
-        <w:rPr>
-          <w:rFonts w:ascii="Courier New" w:eastAsia="Times New Roman" w:hAnsi="Courier New" w:cs="Courier New"/>
-          <w:color w:val="ECF0F1"/>
-          <w:sz w:val="20"/>
-          <w:szCs w:val="20"/>
-          <w:lang w:eastAsia="pt-BR"/>
-        </w:rPr>
-        <w:t xml:space="preserve">    fe.distancia_km,</w:t>
-      </w:r>
-    </w:p>
-    <w:p>
-      <w:pPr>
-        <w:shd w:val="clear" w:color="auto" w:fill="2C3E50"/>
-        <w:tabs>
-          <w:tab w:val="left" w:pos="916"/>
-          <w:tab w:val="left" w:pos="1832"/>
-          <w:tab w:val="left" w:pos="2748"/>
-          <w:tab w:val="left" w:pos="3664"/>
-          <w:tab w:val="left" w:pos="4580"/>
-          <w:tab w:val="left" w:pos="5496"/>
-          <w:tab w:val="left" w:pos="6412"/>
-          <w:tab w:val="left" w:pos="7328"/>
-          <w:tab w:val="left" w:pos="8244"/>
-          <w:tab w:val="left" w:pos="9160"/>
-          <w:tab w:val="left" w:pos="10076"/>
-          <w:tab w:val="left" w:pos="10992"/>
-          <w:tab w:val="left" w:pos="11908"/>
-          <w:tab w:val="left" w:pos="12824"/>
-          <w:tab w:val="left" w:pos="13740"/>
-          <w:tab w:val="left" w:pos="14656"/>
-        </w:tabs>
-        <w:spacing w:before="225" w:after="225" w:line="240" w:lineRule="auto"/>
-        <w:rPr>
-          <w:rFonts w:ascii="Courier New" w:eastAsia="Times New Roman" w:hAnsi="Courier New" w:cs="Courier New"/>
-          <w:color w:val="ECF0F1"/>
-          <w:sz w:val="20"/>
-          <w:szCs w:val="20"/>
-          <w:lang w:eastAsia="pt-BR"/>
-        </w:rPr>
-      </w:pPr>
-      <w:r>
-        <w:rPr>
-          <w:rFonts w:ascii="Courier New" w:eastAsia="Times New Roman" w:hAnsi="Courier New" w:cs="Courier New"/>
-          <w:color w:val="ECF0F1"/>
-          <w:sz w:val="20"/>
-          <w:szCs w:val="20"/>
-          <w:lang w:eastAsia="pt-BR"/>
-        </w:rPr>
-        <w:t xml:space="preserve">    fe.peso_total_kg,</w:t>
-      </w:r>
-    </w:p>
-    <w:p>
-      <w:pPr>
-        <w:shd w:val="clear" w:color="auto" w:fill="2C3E50"/>
-        <w:tabs>
-          <w:tab w:val="left" w:pos="916"/>
-          <w:tab w:val="left" w:pos="1832"/>
-          <w:tab w:val="left" w:pos="2748"/>
-          <w:tab w:val="left" w:pos="3664"/>
-          <w:tab w:val="left" w:pos="4580"/>
-          <w:tab w:val="left" w:pos="5496"/>
-          <w:tab w:val="left" w:pos="6412"/>
-          <w:tab w:val="left" w:pos="7328"/>
-          <w:tab w:val="left" w:pos="8244"/>
-          <w:tab w:val="left" w:pos="9160"/>
-          <w:tab w:val="left" w:pos="10076"/>
-          <w:tab w:val="left" w:pos="10992"/>
-          <w:tab w:val="left" w:pos="11908"/>
-          <w:tab w:val="left" w:pos="12824"/>
-          <w:tab w:val="left" w:pos="13740"/>
-          <w:tab w:val="left" w:pos="14656"/>
-        </w:tabs>
-        <w:spacing w:before="225" w:after="225" w:line="240" w:lineRule="auto"/>
-        <w:rPr>
-          <w:rFonts w:ascii="Courier New" w:eastAsia="Times New Roman" w:hAnsi="Courier New" w:cs="Courier New"/>
-          <w:color w:val="ECF0F1"/>
-          <w:sz w:val="20"/>
-          <w:szCs w:val="20"/>
-          <w:lang w:eastAsia="pt-BR"/>
-        </w:rPr>
-      </w:pPr>
-      <w:r>
-        <w:rPr>
-          <w:rFonts w:ascii="Courier New" w:eastAsia="Times New Roman" w:hAnsi="Courier New" w:cs="Courier New"/>
-          <w:color w:val="ECF0F1"/>
-          <w:sz w:val="20"/>
-          <w:szCs w:val="20"/>
-          <w:lang w:eastAsia="pt-BR"/>
-        </w:rPr>
-        <w:t xml:space="preserve">    hour(fe.hora_saida) AS hora_saida,</w:t>
-      </w:r>
-    </w:p>
-    <w:p>
-      <w:pPr>
-        <w:shd w:val="clear" w:color="auto" w:fill="2C3E50"/>
-        <w:tabs>
-          <w:tab w:val="left" w:pos="916"/>
-          <w:tab w:val="left" w:pos="1832"/>
-          <w:tab w:val="left" w:pos="2748"/>
-          <w:tab w:val="left" w:pos="3664"/>
-          <w:tab w:val="left" w:pos="4580"/>
-          <w:tab w:val="left" w:pos="5496"/>
-          <w:tab w:val="left" w:pos="6412"/>
-          <w:tab w:val="left" w:pos="7328"/>
-          <w:tab w:val="left" w:pos="8244"/>
-          <w:tab w:val="left" w:pos="9160"/>
-          <w:tab w:val="left" w:pos="10076"/>
-          <w:tab w:val="left" w:pos="10992"/>
-          <w:tab w:val="left" w:pos="11908"/>
-          <w:tab w:val="left" w:pos="12824"/>
-          <w:tab w:val="left" w:pos="13740"/>
-          <w:tab w:val="left" w:pos="14656"/>
-        </w:tabs>
-        <w:spacing w:before="225" w:after="225" w:line="240" w:lineRule="auto"/>
-        <w:rPr>
-          <w:rFonts w:ascii="Courier New" w:eastAsia="Times New Roman" w:hAnsi="Courier New" w:cs="Courier New"/>
-          <w:color w:val="ECF0F1"/>
-          <w:sz w:val="20"/>
-          <w:szCs w:val="20"/>
-          <w:lang w:eastAsia="pt-BR"/>
-        </w:rPr>
-      </w:pPr>
-      <w:r>
-        <w:rPr>
-          <w:rFonts w:ascii="Courier New" w:eastAsia="Times New Roman" w:hAnsi="Courier New" w:cs="Courier New"/>
-          <w:color w:val="ECF0F1"/>
-          <w:sz w:val="20"/>
-          <w:szCs w:val="20"/>
-          <w:lang w:eastAsia="pt-BR"/>
-        </w:rPr>
-        <w:t xml:space="preserve">    dayofweek(fe.data_entrega) AS dia_semana,</w:t>
-      </w:r>
-    </w:p>
-    <w:p>
-      <w:pPr>
-        <w:shd w:val="clear" w:color="auto" w:fill="2C3E50"/>
-        <w:tabs>
-          <w:tab w:val="left" w:pos="916"/>
-          <w:tab w:val="left" w:pos="1832"/>
-          <w:tab w:val="left" w:pos="2748"/>
-          <w:tab w:val="left" w:pos="3664"/>
-          <w:tab w:val="left" w:pos="4580"/>
-          <w:tab w:val="left" w:pos="5496"/>
-          <w:tab w:val="left" w:pos="6412"/>
-          <w:tab w:val="left" w:pos="7328"/>
-          <w:tab w:val="left" w:pos="8244"/>
-          <w:tab w:val="left" w:pos="9160"/>
-          <w:tab w:val="left" w:pos="10076"/>
-          <w:tab w:val="left" w:pos="10992"/>
-          <w:tab w:val="left" w:pos="11908"/>
-          <w:tab w:val="left" w:pos="12824"/>
-          <w:tab w:val="left" w:pos="13740"/>
-          <w:tab w:val="left" w:pos="14656"/>
-        </w:tabs>
-        <w:spacing w:before="225" w:after="225" w:line="240" w:lineRule="auto"/>
-        <w:rPr>
-          <w:rFonts w:ascii="Courier New" w:eastAsia="Times New Roman" w:hAnsi="Courier New" w:cs="Courier New"/>
-          <w:color w:val="ECF0F1"/>
-          <w:sz w:val="20"/>
-          <w:szCs w:val="20"/>
-          <w:lang w:eastAsia="pt-BR"/>
-        </w:rPr>
-      </w:pPr>
-      <w:r>
-        <w:rPr>
-          <w:rFonts w:ascii="Courier New" w:eastAsia="Times New Roman" w:hAnsi="Courier New" w:cs="Courier New"/>
-          <w:color w:val="ECF0F1"/>
-          <w:sz w:val="20"/>
-          <w:szCs w:val="20"/>
-          <w:lang w:eastAsia="pt-BR"/>
-        </w:rPr>
-        <w:t xml:space="preserve">    dt.flag_feriado AS eh_feriado,</w:t>
-      </w:r>
-    </w:p>
-    <w:p>
-      <w:pPr>
-        <w:shd w:val="clear" w:color="auto" w:fill="2C3E50"/>
-        <w:tabs>
-          <w:tab w:val="left" w:pos="916"/>
-          <w:tab w:val="left" w:pos="1832"/>
-          <w:tab w:val="left" w:pos="2748"/>
-          <w:tab w:val="left" w:pos="3664"/>
-          <w:tab w:val="left" w:pos="4580"/>
-          <w:tab w:val="left" w:pos="5496"/>
-          <w:tab w:val="left" w:pos="6412"/>
-          <w:tab w:val="left" w:pos="7328"/>
-          <w:tab w:val="left" w:pos="8244"/>
-          <w:tab w:val="left" w:pos="9160"/>
-          <w:tab w:val="left" w:pos="10076"/>
-          <w:tab w:val="left" w:pos="10992"/>
-          <w:tab w:val="left" w:pos="11908"/>
-          <w:tab w:val="left" w:pos="12824"/>
-          <w:tab w:val="left" w:pos="13740"/>
-          <w:tab w:val="left" w:pos="14656"/>
-        </w:tabs>
-        <w:spacing w:before="225" w:after="225" w:line="240" w:lineRule="auto"/>
-        <w:rPr>
-          <w:rFonts w:ascii="Courier New" w:eastAsia="Times New Roman" w:hAnsi="Courier New" w:cs="Courier New"/>
-          <w:color w:val="ECF0F1"/>
-          <w:sz w:val="20"/>
-          <w:szCs w:val="20"/>
-          <w:lang w:eastAsia="pt-BR"/>
-        </w:rPr>
-      </w:pPr>
-      <w:r>
-        <w:rPr>
-          <w:rFonts w:ascii="Courier New" w:eastAsia="Times New Roman" w:hAnsi="Courier New" w:cs="Courier New"/>
-          <w:color w:val="ECF0F1"/>
-          <w:sz w:val="20"/>
-          <w:szCs w:val="20"/>
-          <w:lang w:eastAsia="pt-BR"/>
-        </w:rPr>
-        <w:t xml:space="preserve">    fe.temperatura_media_motor,</w:t>
-      </w:r>
-    </w:p>
-    <w:p>
-      <w:pPr>
-        <w:shd w:val="clear" w:color="auto" w:fill="2C3E50"/>
-        <w:tabs>
-          <w:tab w:val="left" w:pos="916"/>
-          <w:tab w:val="left" w:pos="1832"/>
-          <w:tab w:val="left" w:pos="2748"/>
-          <w:tab w:val="left" w:pos="3664"/>
-          <w:tab w:val="left" w:pos="4580"/>
-          <w:tab w:val="left" w:pos="5496"/>
-          <w:tab w:val="left" w:pos="6412"/>
-          <w:tab w:val="left" w:pos="7328"/>
-          <w:tab w:val="left" w:pos="8244"/>
-          <w:tab w:val="left" w:pos="9160"/>
-          <w:tab w:val="left" w:pos="10076"/>
-          <w:tab w:val="left" w:pos="10992"/>
-          <w:tab w:val="left" w:pos="11908"/>
-          <w:tab w:val="left" w:pos="12824"/>
-          <w:tab w:val="left" w:pos="13740"/>
-          <w:tab w:val="left" w:pos="14656"/>
-        </w:tabs>
-        <w:spacing w:before="225" w:after="225" w:line="240" w:lineRule="auto"/>
-        <w:rPr>
-          <w:rFonts w:ascii="Courier New" w:eastAsia="Times New Roman" w:hAnsi="Courier New" w:cs="Courier New"/>
-          <w:color w:val="ECF0F1"/>
-          <w:sz w:val="20"/>
-          <w:szCs w:val="20"/>
-          <w:lang w:eastAsia="pt-BR"/>
-        </w:rPr>
-      </w:pPr>
-      <w:r>
-        <w:rPr>
-          <w:rFonts w:ascii="Courier New" w:eastAsia="Times New Roman" w:hAnsi="Courier New" w:cs="Courier New"/>
-          <w:color w:val="ECF0F1"/>
-          <w:sz w:val="20"/>
-          <w:szCs w:val="20"/>
-          <w:lang w:eastAsia="pt-BR"/>
-        </w:rPr>
-        <w:t xml:space="preserve">    ROUND(h.hist_7d, 2) AS historico_atrasos_7d,</w:t>
-      </w:r>
-    </w:p>
-    <w:p>
-      <w:pPr>
-        <w:shd w:val="clear" w:color="auto" w:fill="2C3E50"/>
-        <w:tabs>
-          <w:tab w:val="left" w:pos="916"/>
-          <w:tab w:val="left" w:pos="1832"/>
-          <w:tab w:val="left" w:pos="2748"/>
-          <w:tab w:val="left" w:pos="3664"/>
-          <w:tab w:val="left" w:pos="4580"/>
-          <w:tab w:val="left" w:pos="5496"/>
-          <w:tab w:val="left" w:pos="6412"/>
-          <w:tab w:val="left" w:pos="7328"/>
-          <w:tab w:val="left" w:pos="8244"/>
-          <w:tab w:val="left" w:pos="9160"/>
-          <w:tab w:val="left" w:pos="10076"/>
-          <w:tab w:val="left" w:pos="10992"/>
-          <w:tab w:val="left" w:pos="11908"/>
-          <w:tab w:val="left" w:pos="12824"/>
-          <w:tab w:val="left" w:pos="13740"/>
-          <w:tab w:val="left" w:pos="14656"/>
-        </w:tabs>
-        <w:spacing w:before="225" w:after="225" w:line="240" w:lineRule="auto"/>
-        <w:rPr>
-          <w:rFonts w:ascii="Courier New" w:eastAsia="Times New Roman" w:hAnsi="Courier New" w:cs="Courier New"/>
-          <w:color w:val="ECF0F1"/>
-          <w:sz w:val="20"/>
-          <w:szCs w:val="20"/>
-          <w:lang w:eastAsia="pt-BR"/>
-        </w:rPr>
-      </w:pPr>
-      <w:r>
-        <w:rPr>
-          <w:rFonts w:ascii="Courier New" w:eastAsia="Times New Roman" w:hAnsi="Courier New" w:cs="Courier New"/>
-          <w:color w:val="ECF0F1"/>
-          <w:sz w:val="20"/>
-          <w:szCs w:val="20"/>
-          <w:lang w:eastAsia="pt-BR"/>
-        </w:rPr>
-        <w:t xml:space="preserve">    DATEDIFF(fe.data_entrega, mv.data_conclusao) AS dias_ultima_manutencao,</w:t>
-      </w:r>
-    </w:p>
-    <w:p>
-      <w:pPr>
-        <w:shd w:val="clear" w:color="auto" w:fill="2C3E50"/>
-        <w:tabs>
-          <w:tab w:val="left" w:pos="916"/>
-          <w:tab w:val="left" w:pos="1832"/>
-          <w:tab w:val="left" w:pos="2748"/>
-          <w:tab w:val="left" w:pos="3664"/>
-          <w:tab w:val="left" w:pos="4580"/>
-          <w:tab w:val="left" w:pos="5496"/>
-          <w:tab w:val="left" w:pos="6412"/>
-          <w:tab w:val="left" w:pos="7328"/>
-          <w:tab w:val="left" w:pos="8244"/>
-          <w:tab w:val="left" w:pos="9160"/>
-          <w:tab w:val="left" w:pos="10076"/>
-          <w:tab w:val="left" w:pos="10992"/>
-          <w:tab w:val="left" w:pos="11908"/>
-          <w:tab w:val="left" w:pos="12824"/>
-          <w:tab w:val="left" w:pos="13740"/>
-          <w:tab w:val="left" w:pos="14656"/>
-        </w:tabs>
-        <w:spacing w:before="225" w:after="225" w:line="240" w:lineRule="auto"/>
-        <w:rPr>
-          <w:rFonts w:ascii="Courier New" w:eastAsia="Times New Roman" w:hAnsi="Courier New" w:cs="Courier New"/>
-          <w:color w:val="ECF0F1"/>
-          <w:sz w:val="20"/>
-          <w:szCs w:val="20"/>
-          <w:lang w:eastAsia="pt-BR"/>
-        </w:rPr>
-      </w:pPr>
-      <w:r>
-        <w:rPr>
-          <w:rFonts w:ascii="Courier New" w:eastAsia="Times New Roman" w:hAnsi="Courier New" w:cs="Courier New"/>
-          <w:color w:val="ECF0F1"/>
-          <w:sz w:val="20"/>
-          <w:szCs w:val="20"/>
-          <w:lang w:eastAsia="pt-BR"/>
-        </w:rPr>
-        <w:t xml:space="preserve">    fe.indicador_atraso AS target_atraso</w:t>
-      </w:r>
-    </w:p>
-    <w:p>
-      <w:pPr>
-        <w:shd w:val="clear" w:color="auto" w:fill="2C3E50"/>
-        <w:tabs>
-          <w:tab w:val="left" w:pos="916"/>
-          <w:tab w:val="left" w:pos="1832"/>
-          <w:tab w:val="left" w:pos="2748"/>
-          <w:tab w:val="left" w:pos="3664"/>
-          <w:tab w:val="left" w:pos="4580"/>
-          <w:tab w:val="left" w:pos="5496"/>
-          <w:tab w:val="left" w:pos="6412"/>
-          <w:tab w:val="left" w:pos="7328"/>
-          <w:tab w:val="left" w:pos="8244"/>
-          <w:tab w:val="left" w:pos="9160"/>
-          <w:tab w:val="left" w:pos="10076"/>
-          <w:tab w:val="left" w:pos="10992"/>
-          <w:tab w:val="left" w:pos="11908"/>
-          <w:tab w:val="left" w:pos="12824"/>
-          <w:tab w:val="left" w:pos="13740"/>
-          <w:tab w:val="left" w:pos="14656"/>
-        </w:tabs>
-        <w:spacing w:before="225" w:after="225" w:line="240" w:lineRule="auto"/>
-        <w:rPr>
-          <w:rFonts w:ascii="Courier New" w:eastAsia="Times New Roman" w:hAnsi="Courier New" w:cs="Courier New"/>
-          <w:color w:val="ECF0F1"/>
-          <w:sz w:val="20"/>
-          <w:szCs w:val="20"/>
-          <w:lang w:eastAsia="pt-BR"/>
-        </w:rPr>
-      </w:pPr>
-      <w:r>
-        <w:rPr>
-          <w:rFonts w:ascii="Courier New" w:eastAsia="Times New Roman" w:hAnsi="Courier New" w:cs="Courier New"/>
-          <w:color w:val="ECF0F1"/>
-          <w:sz w:val="20"/>
-          <w:szCs w:val="20"/>
-          <w:lang w:eastAsia="pt-BR"/>
-        </w:rPr>
-        <w:t>FROM fato_entregas fe</w:t>
-      </w:r>
-    </w:p>
-    <w:p>
-      <w:pPr>
-        <w:shd w:val="clear" w:color="auto" w:fill="2C3E50"/>
-        <w:tabs>
-          <w:tab w:val="left" w:pos="916"/>
-          <w:tab w:val="left" w:pos="1832"/>
-          <w:tab w:val="left" w:pos="2748"/>
-          <w:tab w:val="left" w:pos="3664"/>
-          <w:tab w:val="left" w:pos="4580"/>
-          <w:tab w:val="left" w:pos="5496"/>
-          <w:tab w:val="left" w:pos="6412"/>
-          <w:tab w:val="left" w:pos="7328"/>
-          <w:tab w:val="left" w:pos="8244"/>
-          <w:tab w:val="left" w:pos="9160"/>
-          <w:tab w:val="left" w:pos="10076"/>
-          <w:tab w:val="left" w:pos="10992"/>
-          <w:tab w:val="left" w:pos="11908"/>
-          <w:tab w:val="left" w:pos="12824"/>
-          <w:tab w:val="left" w:pos="13740"/>
-          <w:tab w:val="left" w:pos="14656"/>
-        </w:tabs>
-        <w:spacing w:before="225" w:after="225" w:line="240" w:lineRule="auto"/>
-        <w:rPr>
-          <w:rFonts w:ascii="Courier New" w:eastAsia="Times New Roman" w:hAnsi="Courier New" w:cs="Courier New"/>
-          <w:color w:val="ECF0F1"/>
-          <w:sz w:val="20"/>
-          <w:szCs w:val="20"/>
-          <w:lang w:eastAsia="pt-BR"/>
-        </w:rPr>
-      </w:pPr>
-      <w:r>
-        <w:rPr>
-          <w:rFonts w:ascii="Courier New" w:eastAsia="Times New Roman" w:hAnsi="Courier New" w:cs="Courier New"/>
-          <w:color w:val="ECF0F1"/>
-          <w:sz w:val="20"/>
-          <w:szCs w:val="20"/>
-          <w:lang w:eastAsia="pt-BR"/>
-        </w:rPr>
-        <w:t>INNER JOIN dim_tempo dt ON fe.sk_data = dt.sk_tempo</w:t>
-      </w:r>
-    </w:p>
-    <w:p>
-      <w:pPr>
-        <w:shd w:val="clear" w:color="auto" w:fill="2C3E50"/>
-        <w:tabs>
-          <w:tab w:val="left" w:pos="916"/>
-          <w:tab w:val="left" w:pos="1832"/>
-          <w:tab w:val="left" w:pos="2748"/>
-          <w:tab w:val="left" w:pos="3664"/>
-          <w:tab w:val="left" w:pos="4580"/>
-          <w:tab w:val="left" w:pos="5496"/>
-          <w:tab w:val="left" w:pos="6412"/>
-          <w:tab w:val="left" w:pos="7328"/>
-          <w:tab w:val="left" w:pos="8244"/>
-          <w:tab w:val="left" w:pos="9160"/>
-          <w:tab w:val="left" w:pos="10076"/>
-          <w:tab w:val="left" w:pos="10992"/>
-          <w:tab w:val="left" w:pos="11908"/>
-          <w:tab w:val="left" w:pos="12824"/>
-          <w:tab w:val="left" w:pos="13740"/>
-          <w:tab w:val="left" w:pos="14656"/>
-        </w:tabs>
-        <w:spacing w:before="225" w:after="225" w:line="240" w:lineRule="auto"/>
-        <w:rPr>
-          <w:rFonts w:ascii="Courier New" w:eastAsia="Times New Roman" w:hAnsi="Courier New" w:cs="Courier New"/>
-          <w:color w:val="ECF0F1"/>
-          <w:sz w:val="20"/>
-          <w:szCs w:val="20"/>
-          <w:lang w:eastAsia="pt-BR"/>
-        </w:rPr>
-      </w:pPr>
-      <w:r>
-        <w:rPr>
-          <w:rFonts w:ascii="Courier New" w:eastAsia="Times New Roman" w:hAnsi="Courier New" w:cs="Courier New"/>
-          <w:color w:val="ECF0F1"/>
-          <w:sz w:val="20"/>
-          <w:szCs w:val="20"/>
-          <w:lang w:eastAsia="pt-BR"/>
-        </w:rPr>
-        <w:t>LEFT JOIN hist_cliente h ON fe.sk_cliente = h.sk_cliente AND fe.data_entrega = h.data_entrega</w:t>
-      </w:r>
-    </w:p>
-    <w:p>
-      <w:pPr>
-        <w:shd w:val="clear" w:color="auto" w:fill="2C3E50"/>
-        <w:tabs>
-          <w:tab w:val="left" w:pos="916"/>
-          <w:tab w:val="left" w:pos="1832"/>
-          <w:tab w:val="left" w:pos="2748"/>
-          <w:tab w:val="left" w:pos="3664"/>
-          <w:tab w:val="left" w:pos="4580"/>
-          <w:tab w:val="left" w:pos="5496"/>
-          <w:tab w:val="left" w:pos="6412"/>
-          <w:tab w:val="left" w:pos="7328"/>
-          <w:tab w:val="left" w:pos="8244"/>
-          <w:tab w:val="left" w:pos="9160"/>
-          <w:tab w:val="left" w:pos="10076"/>
-          <w:tab w:val="left" w:pos="10992"/>
-          <w:tab w:val="left" w:pos="11908"/>
-          <w:tab w:val="left" w:pos="12824"/>
-          <w:tab w:val="left" w:pos="13740"/>
-          <w:tab w:val="left" w:pos="14656"/>
-        </w:tabs>
-        <w:spacing w:before="225" w:after="225" w:line="240" w:lineRule="auto"/>
-        <w:rPr>
-          <w:rFonts w:ascii="Courier New" w:eastAsia="Times New Roman" w:hAnsi="Courier New" w:cs="Courier New"/>
-          <w:color w:val="ECF0F1"/>
-          <w:sz w:val="20"/>
-          <w:szCs w:val="20"/>
-          <w:lang w:eastAsia="pt-BR"/>
-        </w:rPr>
-      </w:pPr>
-      <w:r>
-        <w:rPr>
-          <w:rFonts w:ascii="Courier New" w:eastAsia="Times New Roman" w:hAnsi="Courier New" w:cs="Courier New"/>
-          <w:color w:val="ECF0F1"/>
-          <w:sz w:val="20"/>
-          <w:szCs w:val="20"/>
-          <w:lang w:eastAsia="pt-BR"/>
-        </w:rPr>
-        <w:t>LEFT JOIN manut_veiculo mv ON fe.sk_veiculo = mv.veiculo_id AND mv.rn = 1 AND mv.data_conclusao &lt;= fe.data_entrega;</w:t>
+        <w:pStyle w:val="sql"/>
+      </w:pPr>
+      <w:r>
+        <w:t xml:space="preserve">    </w:t>
+      </w:r>
+      <w:proofErr w:type="spellStart"/>
+      <w:r>
+        <w:t>fe.sk_entrega</w:t>
+      </w:r>
+      <w:proofErr w:type="spellEnd"/>
+      <w:r>
+        <w:t>,</w:t>
+      </w:r>
+    </w:p>
+    <w:p>
+      <w:pPr>
+        <w:pStyle w:val="sql"/>
+      </w:pPr>
+      <w:r>
+        <w:t xml:space="preserve">    </w:t>
+      </w:r>
+      <w:proofErr w:type="spellStart"/>
+      <w:proofErr w:type="gramStart"/>
+      <w:r>
+        <w:t>fe.distancia</w:t>
+      </w:r>
+      <w:proofErr w:type="gramEnd"/>
+      <w:r>
+        <w:t>_km</w:t>
+      </w:r>
+      <w:proofErr w:type="spellEnd"/>
+      <w:r>
+        <w:t>,</w:t>
+      </w:r>
+    </w:p>
+    <w:p>
+      <w:pPr>
+        <w:pStyle w:val="sql"/>
+      </w:pPr>
+      <w:r>
+        <w:t xml:space="preserve">    </w:t>
+      </w:r>
+      <w:proofErr w:type="spellStart"/>
+      <w:proofErr w:type="gramStart"/>
+      <w:r>
+        <w:t>fe.peso</w:t>
+      </w:r>
+      <w:proofErr w:type="gramEnd"/>
+      <w:r>
+        <w:t>_total_kg</w:t>
+      </w:r>
+      <w:proofErr w:type="spellEnd"/>
+      <w:r>
+        <w:t>,</w:t>
+      </w:r>
+    </w:p>
+    <w:p>
+      <w:pPr>
+        <w:pStyle w:val="sql"/>
+      </w:pPr>
+      <w:r>
+        <w:t xml:space="preserve">    hour(</w:t>
+      </w:r>
+      <w:proofErr w:type="spellStart"/>
+      <w:proofErr w:type="gramStart"/>
+      <w:r>
+        <w:t>fe.hora</w:t>
+      </w:r>
+      <w:proofErr w:type="gramEnd"/>
+      <w:r>
+        <w:t>_saida</w:t>
+      </w:r>
+      <w:proofErr w:type="spellEnd"/>
+      <w:r>
+        <w:t xml:space="preserve">) AS </w:t>
+      </w:r>
+      <w:proofErr w:type="spellStart"/>
+      <w:r>
+        <w:t>hora_saida</w:t>
+      </w:r>
+      <w:proofErr w:type="spellEnd"/>
+      <w:r>
+        <w:t>,</w:t>
+      </w:r>
+    </w:p>
+    <w:p>
+      <w:pPr>
+        <w:pStyle w:val="sql"/>
+      </w:pPr>
+      <w:r>
+        <w:t xml:space="preserve">    </w:t>
+      </w:r>
+      <w:proofErr w:type="spellStart"/>
+      <w:r>
+        <w:t>dayofweek</w:t>
+      </w:r>
+      <w:proofErr w:type="spellEnd"/>
+      <w:r>
+        <w:t>(</w:t>
+      </w:r>
+      <w:proofErr w:type="spellStart"/>
+      <w:r>
+        <w:t>fe.data_entrega</w:t>
+      </w:r>
+      <w:proofErr w:type="spellEnd"/>
+      <w:r>
+        <w:t xml:space="preserve">) AS </w:t>
+      </w:r>
+      <w:proofErr w:type="spellStart"/>
+      <w:r>
+        <w:t>dia_semana</w:t>
+      </w:r>
+      <w:proofErr w:type="spellEnd"/>
+      <w:r>
+        <w:t>,</w:t>
+      </w:r>
+    </w:p>
+    <w:p>
+      <w:pPr>
+        <w:pStyle w:val="sql"/>
+      </w:pPr>
+      <w:r>
+        <w:t xml:space="preserve">    </w:t>
+      </w:r>
+      <w:proofErr w:type="spellStart"/>
+      <w:proofErr w:type="gramStart"/>
+      <w:r>
+        <w:t>dt.flag</w:t>
+      </w:r>
+      <w:proofErr w:type="gramEnd"/>
+      <w:r>
+        <w:t>_feriado</w:t>
+      </w:r>
+      <w:proofErr w:type="spellEnd"/>
+      <w:r>
+        <w:t xml:space="preserve"> AS </w:t>
+      </w:r>
+      <w:proofErr w:type="spellStart"/>
+      <w:r>
+        <w:t>eh_feriado</w:t>
+      </w:r>
+      <w:proofErr w:type="spellEnd"/>
+      <w:r>
+        <w:t>,</w:t>
+      </w:r>
+    </w:p>
+    <w:p>
+      <w:pPr>
+        <w:pStyle w:val="sql"/>
+      </w:pPr>
+      <w:r>
+        <w:t xml:space="preserve">    </w:t>
+      </w:r>
+      <w:proofErr w:type="spellStart"/>
+      <w:proofErr w:type="gramStart"/>
+      <w:r>
+        <w:t>fe.temperatura</w:t>
+      </w:r>
+      <w:proofErr w:type="gramEnd"/>
+      <w:r>
+        <w:t>_media_motor</w:t>
+      </w:r>
+      <w:proofErr w:type="spellEnd"/>
+      <w:r>
+        <w:t>,</w:t>
+      </w:r>
+    </w:p>
+    <w:p>
+      <w:pPr>
+        <w:pStyle w:val="sql"/>
+      </w:pPr>
+      <w:r>
+        <w:t xml:space="preserve">    </w:t>
+      </w:r>
+      <w:proofErr w:type="gramStart"/>
+      <w:r>
+        <w:t>ROUND(</w:t>
+      </w:r>
+      <w:proofErr w:type="gramEnd"/>
+      <w:r>
+        <w:t>h.hist_7d, 2) AS historico_atrasos_7d,</w:t>
+      </w:r>
+    </w:p>
+    <w:p>
+      <w:pPr>
+        <w:pStyle w:val="sql"/>
+      </w:pPr>
+      <w:r>
+        <w:t xml:space="preserve">    </w:t>
+      </w:r>
+      <w:proofErr w:type="gramStart"/>
+      <w:r>
+        <w:t>DATEDIFF(</w:t>
+      </w:r>
+      <w:proofErr w:type="spellStart"/>
+      <w:proofErr w:type="gramEnd"/>
+      <w:r>
+        <w:t>fe.data_entrega</w:t>
+      </w:r>
+      <w:proofErr w:type="spellEnd"/>
+      <w:r>
+        <w:t xml:space="preserve">, </w:t>
+      </w:r>
+      <w:proofErr w:type="spellStart"/>
+      <w:r>
+        <w:t>mv.data_conclusao</w:t>
+      </w:r>
+      <w:proofErr w:type="spellEnd"/>
+      <w:r>
+        <w:t xml:space="preserve">) AS </w:t>
+      </w:r>
+      <w:proofErr w:type="spellStart"/>
+      <w:r>
+        <w:t>dias_ultima_manutencao</w:t>
+      </w:r>
+      <w:proofErr w:type="spellEnd"/>
+      <w:r>
+        <w:t>,</w:t>
+      </w:r>
+    </w:p>
+    <w:p>
+      <w:pPr>
+        <w:pStyle w:val="sql"/>
+      </w:pPr>
+      <w:r>
+        <w:t xml:space="preserve">    </w:t>
+      </w:r>
+      <w:proofErr w:type="spellStart"/>
+      <w:proofErr w:type="gramStart"/>
+      <w:r>
+        <w:t>fe.indicador</w:t>
+      </w:r>
+      <w:proofErr w:type="gramEnd"/>
+      <w:r>
+        <w:t>_atraso</w:t>
+      </w:r>
+      <w:proofErr w:type="spellEnd"/>
+      <w:r>
+        <w:t xml:space="preserve"> AS </w:t>
+      </w:r>
+      <w:proofErr w:type="spellStart"/>
+      <w:r>
+        <w:t>target_atraso</w:t>
+      </w:r>
+      <w:proofErr w:type="spellEnd"/>
+    </w:p>
+    <w:p>
+      <w:pPr>
+        <w:pStyle w:val="sql"/>
+      </w:pPr>
+      <w:r>
+        <w:t xml:space="preserve">FROM </w:t>
+      </w:r>
+      <w:proofErr w:type="spellStart"/>
+      <w:r>
+        <w:t>fato_entregas</w:t>
+      </w:r>
+      <w:proofErr w:type="spellEnd"/>
+      <w:r>
+        <w:t xml:space="preserve"> </w:t>
+      </w:r>
+      <w:proofErr w:type="spellStart"/>
+      <w:r>
+        <w:t>fe</w:t>
+      </w:r>
+      <w:proofErr w:type="spellEnd"/>
+    </w:p>
+    <w:p>
+      <w:pPr>
+        <w:pStyle w:val="sql"/>
+      </w:pPr>
+      <w:r>
+        <w:t xml:space="preserve">INNER JOIN </w:t>
+      </w:r>
+      <w:proofErr w:type="spellStart"/>
+      <w:r>
+        <w:t>dim_tempo</w:t>
+      </w:r>
+      <w:proofErr w:type="spellEnd"/>
+      <w:r>
+        <w:t xml:space="preserve"> </w:t>
+      </w:r>
+      <w:proofErr w:type="spellStart"/>
+      <w:r>
+        <w:t>dt</w:t>
+      </w:r>
+      <w:proofErr w:type="spellEnd"/>
+      <w:r>
+        <w:t xml:space="preserve"> ON </w:t>
+      </w:r>
+      <w:proofErr w:type="spellStart"/>
+      <w:r>
+        <w:t>fe.sk_data</w:t>
+      </w:r>
+      <w:proofErr w:type="spellEnd"/>
+      <w:r>
+        <w:t xml:space="preserve"> = </w:t>
+      </w:r>
+      <w:proofErr w:type="spellStart"/>
+      <w:r>
+        <w:t>dt.sk_tempo</w:t>
+      </w:r>
+      <w:proofErr w:type="spellEnd"/>
+    </w:p>
+    <w:p>
+      <w:pPr>
+        <w:pStyle w:val="sql"/>
+      </w:pPr>
+      <w:r>
+        <w:t xml:space="preserve">LEFT JOIN </w:t>
+      </w:r>
+      <w:proofErr w:type="spellStart"/>
+      <w:r>
+        <w:t>hist_cliente</w:t>
+      </w:r>
+      <w:proofErr w:type="spellEnd"/>
+      <w:r>
+        <w:t xml:space="preserve"> h ON </w:t>
+      </w:r>
+      <w:proofErr w:type="spellStart"/>
+      <w:r>
+        <w:t>fe.sk_cliente</w:t>
+      </w:r>
+      <w:proofErr w:type="spellEnd"/>
+      <w:r>
+        <w:t xml:space="preserve"> = </w:t>
+      </w:r>
+      <w:proofErr w:type="spellStart"/>
+      <w:r>
+        <w:t>h.sk_cliente</w:t>
+      </w:r>
+      <w:proofErr w:type="spellEnd"/>
+      <w:r>
+        <w:t xml:space="preserve"> AND </w:t>
+      </w:r>
+      <w:proofErr w:type="spellStart"/>
+      <w:r>
+        <w:t>fe.data_entrega</w:t>
+      </w:r>
+      <w:proofErr w:type="spellEnd"/>
+      <w:r>
+        <w:t xml:space="preserve"> = </w:t>
+      </w:r>
+      <w:proofErr w:type="spellStart"/>
+      <w:r>
+        <w:t>h.data_entrega</w:t>
+      </w:r>
+      <w:proofErr w:type="spellEnd"/>
+    </w:p>
+    <w:p>
+      <w:pPr>
+        <w:pStyle w:val="sql"/>
+      </w:pPr>
+      <w:r>
+        <w:t xml:space="preserve">LEFT JOIN </w:t>
+      </w:r>
+      <w:proofErr w:type="spellStart"/>
+      <w:r>
+        <w:t>manut_veiculo</w:t>
+      </w:r>
+      <w:proofErr w:type="spellEnd"/>
+      <w:r>
+        <w:t xml:space="preserve"> </w:t>
+      </w:r>
+      <w:proofErr w:type="spellStart"/>
+      <w:r>
+        <w:t>mv</w:t>
+      </w:r>
+      <w:proofErr w:type="spellEnd"/>
+      <w:r>
+        <w:t xml:space="preserve"> ON </w:t>
+      </w:r>
+      <w:proofErr w:type="spellStart"/>
+      <w:r>
+        <w:t>fe.sk_veiculo</w:t>
+      </w:r>
+      <w:proofErr w:type="spellEnd"/>
+      <w:r>
+        <w:t xml:space="preserve"> = </w:t>
+      </w:r>
+      <w:proofErr w:type="spellStart"/>
+      <w:proofErr w:type="gramStart"/>
+      <w:r>
+        <w:t>mv.veiculo</w:t>
+      </w:r>
+      <w:proofErr w:type="gramEnd"/>
+      <w:r>
+        <w:t>_id</w:t>
+      </w:r>
+      <w:proofErr w:type="spellEnd"/>
+      <w:r>
+        <w:t xml:space="preserve"> AND </w:t>
+      </w:r>
+      <w:proofErr w:type="spellStart"/>
+      <w:r>
+        <w:t>mv.rn</w:t>
+      </w:r>
+      <w:proofErr w:type="spellEnd"/>
+      <w:r>
+        <w:t xml:space="preserve"> = 1 AND </w:t>
+      </w:r>
+      <w:proofErr w:type="spellStart"/>
+      <w:r>
+        <w:t>mv.data_conclusao</w:t>
+      </w:r>
+      <w:proofErr w:type="spellEnd"/>
+      <w:r>
+        <w:t xml:space="preserve"> &lt;= </w:t>
+      </w:r>
+      <w:proofErr w:type="spellStart"/>
+      <w:r>
+        <w:t>fe.data_entrega</w:t>
+      </w:r>
+      <w:proofErr w:type="spellEnd"/>
+      <w:r>
+        <w:t>;</w:t>
       </w:r>
     </w:p>
     <w:p>
@@ -6772,7 +7193,33 @@
           <w:szCs w:val="27"/>
           <w:lang w:eastAsia="pt-BR"/>
         </w:rPr>
-        <w:t>Atividade 3.2: Valide a Feature Store (10 min, individual)</w:t>
+        <w:t xml:space="preserve">Atividade 3.2: Valide a </w:t>
+      </w:r>
+      <w:proofErr w:type="spellStart"/>
+      <w:r>
+        <w:rPr>
+          <w:rFonts w:ascii="Arial" w:eastAsia="Times New Roman" w:hAnsi="Arial" w:cs="Times New Roman"/>
+          <w:b/>
+          <w:bCs/>
+          <w:color w:val="2E86C1"/>
+          <w:sz w:val="27"/>
+          <w:szCs w:val="27"/>
+          <w:lang w:eastAsia="pt-BR"/>
+        </w:rPr>
+        <w:t>Feature</w:t>
+      </w:r>
+      <w:proofErr w:type="spellEnd"/>
+      <w:r>
+        <w:rPr>
+          <w:rFonts w:ascii="Arial" w:eastAsia="Times New Roman" w:hAnsi="Arial" w:cs="Times New Roman"/>
+          <w:b/>
+          <w:bCs/>
+          <w:color w:val="2E86C1"/>
+          <w:sz w:val="27"/>
+          <w:szCs w:val="27"/>
+          <w:lang w:eastAsia="pt-BR"/>
+        </w:rPr>
+        <w:t xml:space="preserve"> Store (10 min, individual)</w:t>
       </w:r>
     </w:p>
     <w:p>
@@ -6794,7 +7241,29 @@
           <w:szCs w:val="24"/>
           <w:lang w:eastAsia="pt-BR"/>
         </w:rPr>
-        <w:t>Execute as queries de validação de metadados na view recém-criada e documente os resultados:</w:t>
+        <w:t xml:space="preserve">Execute as queries de validação de metadados na </w:t>
+      </w:r>
+      <w:proofErr w:type="spellStart"/>
+      <w:r>
+        <w:rPr>
+          <w:rFonts w:ascii="Arial" w:eastAsia="Times New Roman" w:hAnsi="Arial" w:cs="Times New Roman"/>
+          <w:color w:val="34495E"/>
+          <w:sz w:val="24"/>
+          <w:szCs w:val="24"/>
+          <w:lang w:eastAsia="pt-BR"/>
+        </w:rPr>
+        <w:t>view</w:t>
+      </w:r>
+      <w:proofErr w:type="spellEnd"/>
+      <w:r>
+        <w:rPr>
+          <w:rFonts w:ascii="Arial" w:eastAsia="Times New Roman" w:hAnsi="Arial" w:cs="Times New Roman"/>
+          <w:color w:val="34495E"/>
+          <w:sz w:val="24"/>
+          <w:szCs w:val="24"/>
+          <w:lang w:eastAsia="pt-BR"/>
+        </w:rPr>
+        <w:t xml:space="preserve"> recém-criada e documente os resultados:</w:t>
       </w:r>
     </w:p>
     <w:p>
@@ -6822,6 +7291,7 @@
           <w:szCs w:val="24"/>
           <w:lang w:eastAsia="pt-BR"/>
         </w:rPr>
+        <w:lastRenderedPageBreak/>
         <w:t>Completude:</w:t>
       </w:r>
       <w:r>
@@ -6837,44 +7307,34 @@
     </w:p>
     <w:p>
       <w:pPr>
-        <w:shd w:val="clear" w:color="auto" w:fill="2C3E50"/>
-        <w:tabs>
-          <w:tab w:val="left" w:pos="916"/>
-          <w:tab w:val="left" w:pos="1832"/>
-          <w:tab w:val="left" w:pos="2748"/>
-          <w:tab w:val="left" w:pos="3664"/>
-          <w:tab w:val="left" w:pos="4580"/>
-          <w:tab w:val="left" w:pos="5496"/>
-          <w:tab w:val="left" w:pos="6412"/>
-          <w:tab w:val="left" w:pos="7328"/>
-          <w:tab w:val="left" w:pos="8244"/>
-          <w:tab w:val="left" w:pos="9160"/>
-          <w:tab w:val="left" w:pos="10076"/>
-          <w:tab w:val="left" w:pos="10992"/>
-          <w:tab w:val="left" w:pos="11908"/>
-          <w:tab w:val="left" w:pos="12824"/>
-          <w:tab w:val="left" w:pos="13740"/>
-          <w:tab w:val="left" w:pos="14656"/>
-        </w:tabs>
-        <w:spacing w:before="225" w:after="225" w:line="240" w:lineRule="auto"/>
-        <w:ind w:left="720"/>
-        <w:rPr>
-          <w:rFonts w:ascii="Courier New" w:eastAsia="Times New Roman" w:hAnsi="Courier New" w:cs="Courier New"/>
-          <w:color w:val="ECF0F1"/>
-          <w:sz w:val="20"/>
-          <w:szCs w:val="20"/>
-          <w:lang w:eastAsia="pt-BR"/>
-        </w:rPr>
-      </w:pPr>
-      <w:r>
-        <w:rPr>
-          <w:rFonts w:ascii="Courier New" w:eastAsia="Times New Roman" w:hAnsi="Courier New" w:cs="Courier New"/>
-          <w:color w:val="ECF0F1"/>
-          <w:sz w:val="20"/>
-          <w:szCs w:val="20"/>
-          <w:lang w:eastAsia="pt-BR"/>
-        </w:rPr>
-        <w:t>SELECT COUNT(*) FROM vw_features_ml WHERE dias_ultima_manutencao IS NULL;</w:t>
+        <w:pStyle w:val="sql"/>
+      </w:pPr>
+      <w:r>
+        <w:t xml:space="preserve">SELECT </w:t>
+      </w:r>
+      <w:proofErr w:type="gramStart"/>
+      <w:r>
+        <w:t>COUNT(</w:t>
+      </w:r>
+      <w:proofErr w:type="gramEnd"/>
+      <w:r>
+        <w:t xml:space="preserve">*) FROM </w:t>
+      </w:r>
+      <w:proofErr w:type="spellStart"/>
+      <w:r>
+        <w:t>vw_features_ml</w:t>
+      </w:r>
+      <w:proofErr w:type="spellEnd"/>
+      <w:r>
+        <w:t xml:space="preserve"> WHERE </w:t>
+      </w:r>
+      <w:proofErr w:type="spellStart"/>
+      <w:r>
+        <w:t>dias_ultima_manutencao</w:t>
+      </w:r>
+      <w:proofErr w:type="spellEnd"/>
+      <w:r>
+        <w:t xml:space="preserve"> IS NULL;</w:t>
       </w:r>
     </w:p>
     <w:p>
@@ -6912,132 +7372,78 @@
           <w:szCs w:val="27"/>
           <w:lang w:eastAsia="pt-BR"/>
         </w:rPr>
-        <w:t> O dataset está balanceado em termos de atrasos?</w:t>
-      </w:r>
-    </w:p>
-    <w:p>
-      <w:pPr>
-        <w:shd w:val="clear" w:color="auto" w:fill="2C3E50"/>
-        <w:tabs>
-          <w:tab w:val="left" w:pos="916"/>
-          <w:tab w:val="left" w:pos="1832"/>
-          <w:tab w:val="left" w:pos="2748"/>
-          <w:tab w:val="left" w:pos="3664"/>
-          <w:tab w:val="left" w:pos="4580"/>
-          <w:tab w:val="left" w:pos="5496"/>
-          <w:tab w:val="left" w:pos="6412"/>
-          <w:tab w:val="left" w:pos="7328"/>
-          <w:tab w:val="left" w:pos="8244"/>
-          <w:tab w:val="left" w:pos="9160"/>
-          <w:tab w:val="left" w:pos="10076"/>
-          <w:tab w:val="left" w:pos="10992"/>
-          <w:tab w:val="left" w:pos="11908"/>
-          <w:tab w:val="left" w:pos="12824"/>
-          <w:tab w:val="left" w:pos="13740"/>
-          <w:tab w:val="left" w:pos="14656"/>
-        </w:tabs>
-        <w:spacing w:before="225" w:after="225" w:line="240" w:lineRule="auto"/>
-        <w:ind w:left="720"/>
-        <w:rPr>
-          <w:rFonts w:ascii="Courier New" w:eastAsia="Times New Roman" w:hAnsi="Courier New" w:cs="Courier New"/>
-          <w:color w:val="ECF0F1"/>
-          <w:sz w:val="20"/>
-          <w:szCs w:val="20"/>
-          <w:lang w:eastAsia="pt-BR"/>
-        </w:rPr>
-      </w:pPr>
-      <w:r>
-        <w:rPr>
-          <w:rFonts w:ascii="Courier New" w:eastAsia="Times New Roman" w:hAnsi="Courier New" w:cs="Courier New"/>
-          <w:color w:val="ECF0F1"/>
-          <w:sz w:val="20"/>
-          <w:szCs w:val="20"/>
-          <w:lang w:eastAsia="pt-BR"/>
-        </w:rPr>
-        <w:t>SELECT target_atraso, COUNT(*) AS volume, ROUND(100.0 * COUNT(*) / SUM(COUNT(*)) OVER(), 2) AS pct</w:t>
-      </w:r>
-    </w:p>
-    <w:p>
-      <w:pPr>
-        <w:shd w:val="clear" w:color="auto" w:fill="2C3E50"/>
-        <w:tabs>
-          <w:tab w:val="left" w:pos="916"/>
-          <w:tab w:val="left" w:pos="1832"/>
-          <w:tab w:val="left" w:pos="2748"/>
-          <w:tab w:val="left" w:pos="3664"/>
-          <w:tab w:val="left" w:pos="4580"/>
-          <w:tab w:val="left" w:pos="5496"/>
-          <w:tab w:val="left" w:pos="6412"/>
-          <w:tab w:val="left" w:pos="7328"/>
-          <w:tab w:val="left" w:pos="8244"/>
-          <w:tab w:val="left" w:pos="9160"/>
-          <w:tab w:val="left" w:pos="10076"/>
-          <w:tab w:val="left" w:pos="10992"/>
-          <w:tab w:val="left" w:pos="11908"/>
-          <w:tab w:val="left" w:pos="12824"/>
-          <w:tab w:val="left" w:pos="13740"/>
-          <w:tab w:val="left" w:pos="14656"/>
-        </w:tabs>
-        <w:spacing w:before="225" w:after="225" w:line="240" w:lineRule="auto"/>
-        <w:ind w:left="720"/>
-        <w:rPr>
-          <w:rFonts w:ascii="Courier New" w:eastAsia="Times New Roman" w:hAnsi="Courier New" w:cs="Courier New"/>
-          <w:color w:val="ECF0F1"/>
-          <w:sz w:val="20"/>
-          <w:szCs w:val="20"/>
-          <w:lang w:eastAsia="pt-BR"/>
-        </w:rPr>
-      </w:pPr>
-      <w:r>
-        <w:rPr>
-          <w:rFonts w:ascii="Courier New" w:eastAsia="Times New Roman" w:hAnsi="Courier New" w:cs="Courier New"/>
-          <w:color w:val="ECF0F1"/>
-          <w:sz w:val="20"/>
-          <w:szCs w:val="20"/>
-          <w:lang w:eastAsia="pt-BR"/>
-        </w:rPr>
-        <w:t>FROM vw_features_ml</w:t>
-      </w:r>
-    </w:p>
-    <w:p>
-      <w:pPr>
-        <w:shd w:val="clear" w:color="auto" w:fill="2C3E50"/>
-        <w:tabs>
-          <w:tab w:val="left" w:pos="916"/>
-          <w:tab w:val="left" w:pos="1832"/>
-          <w:tab w:val="left" w:pos="2748"/>
-          <w:tab w:val="left" w:pos="3664"/>
-          <w:tab w:val="left" w:pos="4580"/>
-          <w:tab w:val="left" w:pos="5496"/>
-          <w:tab w:val="left" w:pos="6412"/>
-          <w:tab w:val="left" w:pos="7328"/>
-          <w:tab w:val="left" w:pos="8244"/>
-          <w:tab w:val="left" w:pos="9160"/>
-          <w:tab w:val="left" w:pos="10076"/>
-          <w:tab w:val="left" w:pos="10992"/>
-          <w:tab w:val="left" w:pos="11908"/>
-          <w:tab w:val="left" w:pos="12824"/>
-          <w:tab w:val="left" w:pos="13740"/>
-          <w:tab w:val="left" w:pos="14656"/>
-        </w:tabs>
-        <w:spacing w:before="225" w:after="225" w:line="240" w:lineRule="auto"/>
-        <w:ind w:left="720"/>
-        <w:rPr>
-          <w:rFonts w:ascii="Courier New" w:eastAsia="Times New Roman" w:hAnsi="Courier New" w:cs="Courier New"/>
-          <w:color w:val="ECF0F1"/>
-          <w:sz w:val="20"/>
-          <w:szCs w:val="20"/>
-          <w:lang w:eastAsia="pt-BR"/>
-        </w:rPr>
-      </w:pPr>
-      <w:r>
-        <w:rPr>
-          <w:rFonts w:ascii="Courier New" w:eastAsia="Times New Roman" w:hAnsi="Courier New" w:cs="Courier New"/>
-          <w:color w:val="ECF0F1"/>
-          <w:sz w:val="20"/>
-          <w:szCs w:val="20"/>
-          <w:lang w:eastAsia="pt-BR"/>
-        </w:rPr>
+        <w:t xml:space="preserve"> O </w:t>
+      </w:r>
+      <w:proofErr w:type="spellStart"/>
+      <w:r>
+        <w:rPr>
+          <w:rFonts w:ascii="Arial" w:eastAsia="Times New Roman" w:hAnsi="Arial" w:cs="Times New Roman"/>
+          <w:color w:val="34495E"/>
+          <w:sz w:val="27"/>
+          <w:szCs w:val="27"/>
+          <w:lang w:eastAsia="pt-BR"/>
+        </w:rPr>
+        <w:t>dataset</w:t>
+      </w:r>
+      <w:proofErr w:type="spellEnd"/>
+      <w:r>
+        <w:rPr>
+          <w:rFonts w:ascii="Arial" w:eastAsia="Times New Roman" w:hAnsi="Arial" w:cs="Times New Roman"/>
+          <w:color w:val="34495E"/>
+          <w:sz w:val="27"/>
+          <w:szCs w:val="27"/>
+          <w:lang w:eastAsia="pt-BR"/>
+        </w:rPr>
+        <w:t xml:space="preserve"> está balanceado em termos de atrasos?</w:t>
+      </w:r>
+    </w:p>
+    <w:p>
+      <w:pPr>
+        <w:pStyle w:val="sql"/>
+      </w:pPr>
+      <w:r>
+        <w:t xml:space="preserve">SELECT </w:t>
+      </w:r>
+      <w:proofErr w:type="spellStart"/>
+      <w:r>
+        <w:t>target_atraso</w:t>
+      </w:r>
+      <w:proofErr w:type="spellEnd"/>
+      <w:r>
+        <w:t xml:space="preserve">, </w:t>
+      </w:r>
+      <w:proofErr w:type="gramStart"/>
+      <w:r>
+        <w:t>COUNT(</w:t>
+      </w:r>
+      <w:proofErr w:type="gramEnd"/>
+      <w:r>
+        <w:t xml:space="preserve">*) AS volume, ROUND(100.0 * COUNT(*) / SUM(COUNT(*)) OVER(), 2) AS </w:t>
+      </w:r>
+      <w:proofErr w:type="spellStart"/>
+      <w:r>
+        <w:t>pct</w:t>
+      </w:r>
+      <w:proofErr w:type="spellEnd"/>
+    </w:p>
+    <w:p>
+      <w:pPr>
+        <w:pStyle w:val="sql"/>
+      </w:pPr>
+      <w:r>
+        <w:t xml:space="preserve">FROM </w:t>
+      </w:r>
+      <w:proofErr w:type="spellStart"/>
+      <w:r>
+        <w:t>vw_features_ml</w:t>
+      </w:r>
+      <w:proofErr w:type="spellEnd"/>
+    </w:p>
+    <w:p>
+      <w:pPr>
+        <w:pStyle w:val="sql"/>
+      </w:pPr>
+      <w:r>
         <w:t>GROUP BY 1;</w:t>
       </w:r>
     </w:p>
@@ -7084,7 +7490,51 @@
           <w:szCs w:val="27"/>
           <w:lang w:eastAsia="pt-BR"/>
         </w:rPr>
-        <w:t>Dashboards -&gt; Create dashboard -&gt; Data -&gt; Add data</w:t>
+        <w:t xml:space="preserve">Dashboards -&gt; </w:t>
+      </w:r>
+      <w:proofErr w:type="spellStart"/>
+      <w:r>
+        <w:rPr>
+          <w:rFonts w:ascii="Arial" w:eastAsia="Times New Roman" w:hAnsi="Arial" w:cs="Times New Roman"/>
+          <w:color w:val="34495E"/>
+          <w:sz w:val="27"/>
+          <w:szCs w:val="27"/>
+          <w:lang w:eastAsia="pt-BR"/>
+        </w:rPr>
+        <w:t>Create</w:t>
+      </w:r>
+      <w:proofErr w:type="spellEnd"/>
+      <w:r>
+        <w:rPr>
+          <w:rFonts w:ascii="Arial" w:eastAsia="Times New Roman" w:hAnsi="Arial" w:cs="Times New Roman"/>
+          <w:color w:val="34495E"/>
+          <w:sz w:val="27"/>
+          <w:szCs w:val="27"/>
+          <w:lang w:eastAsia="pt-BR"/>
+        </w:rPr>
+        <w:t xml:space="preserve"> dashboard -&gt; Data -&gt; </w:t>
+      </w:r>
+      <w:proofErr w:type="spellStart"/>
+      <w:r>
+        <w:rPr>
+          <w:rFonts w:ascii="Arial" w:eastAsia="Times New Roman" w:hAnsi="Arial" w:cs="Times New Roman"/>
+          <w:color w:val="34495E"/>
+          <w:sz w:val="27"/>
+          <w:szCs w:val="27"/>
+          <w:lang w:eastAsia="pt-BR"/>
+        </w:rPr>
+        <w:t>Add</w:t>
+      </w:r>
+      <w:proofErr w:type="spellEnd"/>
+      <w:r>
+        <w:rPr>
+          <w:rFonts w:ascii="Arial" w:eastAsia="Times New Roman" w:hAnsi="Arial" w:cs="Times New Roman"/>
+          <w:color w:val="34495E"/>
+          <w:sz w:val="27"/>
+          <w:szCs w:val="27"/>
+          <w:lang w:eastAsia="pt-BR"/>
+        </w:rPr>
+        <w:t xml:space="preserve"> data</w:t>
       </w:r>
     </w:p>
     <w:p>
@@ -7102,12 +7552,12 @@
       <w:r>
         <w:rPr>
           <w:rFonts w:ascii="Arial" w:eastAsia="Times New Roman" w:hAnsi="Arial" w:cs="Times New Roman"/>
-          <w:color w:val="34495E"/>
-          <w:sz w:val="27"/>
-          <w:szCs w:val="27"/>
-          <w:lang w:eastAsia="pt-BR"/>
-        </w:rPr>
-        <w:lastRenderedPageBreak/>
+          <w:noProof/>
+          <w:color w:val="34495E"/>
+          <w:sz w:val="27"/>
+          <w:szCs w:val="27"/>
+          <w:lang w:eastAsia="pt-BR"/>
+        </w:rPr>
         <w:drawing>
           <wp:inline distT="0" distB="0" distL="0" distR="0" wp14:anchorId="00D5DC65" wp14:editId="2774CB63">
             <wp:extent cx="3200847" cy="3724795"/>
@@ -7175,7 +7625,29 @@
           <w:szCs w:val="27"/>
           <w:lang w:eastAsia="pt-BR"/>
         </w:rPr>
-        <w:t>a view recém criada.</w:t>
+        <w:t xml:space="preserve">a </w:t>
+      </w:r>
+      <w:proofErr w:type="spellStart"/>
+      <w:r>
+        <w:rPr>
+          <w:rFonts w:ascii="Arial" w:eastAsia="Times New Roman" w:hAnsi="Arial" w:cs="Times New Roman"/>
+          <w:color w:val="34495E"/>
+          <w:sz w:val="27"/>
+          <w:szCs w:val="27"/>
+          <w:lang w:eastAsia="pt-BR"/>
+        </w:rPr>
+        <w:t>view</w:t>
+      </w:r>
+      <w:proofErr w:type="spellEnd"/>
+      <w:r>
+        <w:rPr>
+          <w:rFonts w:ascii="Arial" w:eastAsia="Times New Roman" w:hAnsi="Arial" w:cs="Times New Roman"/>
+          <w:color w:val="34495E"/>
+          <w:sz w:val="27"/>
+          <w:szCs w:val="27"/>
+          <w:lang w:eastAsia="pt-BR"/>
+        </w:rPr>
+        <w:t xml:space="preserve"> recém criada.</w:t>
       </w:r>
     </w:p>
     <w:p>
@@ -7252,6 +7724,7 @@
       <w:r>
         <w:rPr>
           <w:rFonts w:ascii="Arial" w:eastAsia="Times New Roman" w:hAnsi="Arial" w:cs="Times New Roman"/>
+          <w:noProof/>
           <w:color w:val="34495E"/>
           <w:sz w:val="27"/>
           <w:szCs w:val="27"/>
@@ -7333,6 +7806,7 @@
       <w:r>
         <w:rPr>
           <w:rFonts w:ascii="Arial" w:eastAsia="Times New Roman" w:hAnsi="Arial" w:cs="Times New Roman"/>
+          <w:noProof/>
           <w:color w:val="34495E"/>
           <w:sz w:val="27"/>
           <w:szCs w:val="27"/>
@@ -7442,44 +7916,52 @@
     </w:p>
     <w:p>
       <w:pPr>
-        <w:shd w:val="clear" w:color="auto" w:fill="2C3E50"/>
-        <w:tabs>
-          <w:tab w:val="left" w:pos="916"/>
-          <w:tab w:val="left" w:pos="1832"/>
-          <w:tab w:val="left" w:pos="2748"/>
-          <w:tab w:val="left" w:pos="3664"/>
-          <w:tab w:val="left" w:pos="4580"/>
-          <w:tab w:val="left" w:pos="5496"/>
-          <w:tab w:val="left" w:pos="6412"/>
-          <w:tab w:val="left" w:pos="7328"/>
-          <w:tab w:val="left" w:pos="8244"/>
-          <w:tab w:val="left" w:pos="9160"/>
-          <w:tab w:val="left" w:pos="10076"/>
-          <w:tab w:val="left" w:pos="10992"/>
-          <w:tab w:val="left" w:pos="11908"/>
-          <w:tab w:val="left" w:pos="12824"/>
-          <w:tab w:val="left" w:pos="13740"/>
-          <w:tab w:val="left" w:pos="14656"/>
-        </w:tabs>
-        <w:spacing w:before="225" w:after="225" w:line="240" w:lineRule="auto"/>
-        <w:ind w:left="720"/>
-        <w:rPr>
-          <w:rFonts w:ascii="Courier New" w:eastAsia="Times New Roman" w:hAnsi="Courier New" w:cs="Courier New"/>
-          <w:color w:val="ECF0F1"/>
-          <w:sz w:val="20"/>
-          <w:szCs w:val="20"/>
-          <w:lang w:eastAsia="pt-BR"/>
-        </w:rPr>
-      </w:pPr>
-      <w:r>
-        <w:rPr>
-          <w:rFonts w:ascii="Courier New" w:eastAsia="Times New Roman" w:hAnsi="Courier New" w:cs="Courier New"/>
-          <w:color w:val="ECF0F1"/>
-          <w:sz w:val="20"/>
-          <w:szCs w:val="20"/>
-          <w:lang w:eastAsia="pt-BR"/>
-        </w:rPr>
-        <w:t>SELECT corr(distancia_km, target_atraso) AS correlacao_dist_target FROM vw_features_ml;</w:t>
+        <w:pStyle w:val="sql"/>
+      </w:pPr>
+      <w:r>
+        <w:t xml:space="preserve">SELECT </w:t>
+      </w:r>
+      <w:proofErr w:type="spellStart"/>
+      <w:proofErr w:type="gramStart"/>
+      <w:r>
+        <w:t>corr</w:t>
+      </w:r>
+      <w:proofErr w:type="spellEnd"/>
+      <w:r>
+        <w:t>(</w:t>
+      </w:r>
+      <w:proofErr w:type="spellStart"/>
+      <w:proofErr w:type="gramEnd"/>
+      <w:r>
+        <w:t>distancia_km</w:t>
+      </w:r>
+      <w:proofErr w:type="spellEnd"/>
+      <w:r>
+        <w:t xml:space="preserve">, </w:t>
+      </w:r>
+      <w:proofErr w:type="spellStart"/>
+      <w:r>
+        <w:t>target_atraso</w:t>
+      </w:r>
+      <w:proofErr w:type="spellEnd"/>
+      <w:r>
+        <w:t xml:space="preserve">) AS </w:t>
+      </w:r>
+      <w:proofErr w:type="spellStart"/>
+      <w:r>
+        <w:t>correlacao_dist_target</w:t>
+      </w:r>
+      <w:proofErr w:type="spellEnd"/>
+      <w:r>
+        <w:t xml:space="preserve"> FROM </w:t>
+      </w:r>
+      <w:proofErr w:type="spellStart"/>
+      <w:r>
+        <w:t>vw_features_ml</w:t>
+      </w:r>
+      <w:proofErr w:type="spellEnd"/>
+      <w:r>
+        <w:t>;</w:t>
       </w:r>
     </w:p>
     <w:p>
@@ -7558,8 +8040,31 @@
           <w:szCs w:val="24"/>
           <w:lang w:eastAsia="pt-BR"/>
         </w:rPr>
-        <w:t>O notebook de seed introduziu anomalias operacionais na tabela fato para simular problemas de pipelines em produção. Escreva consultas SQL específicas que detectem as seguintes inconsistências em </w:t>
-      </w:r>
+        <w:t xml:space="preserve">O notebook de </w:t>
+      </w:r>
+      <w:proofErr w:type="spellStart"/>
+      <w:r>
+        <w:rPr>
+          <w:rFonts w:ascii="Arial" w:eastAsia="Times New Roman" w:hAnsi="Arial" w:cs="Times New Roman"/>
+          <w:color w:val="34495E"/>
+          <w:sz w:val="24"/>
+          <w:szCs w:val="24"/>
+          <w:lang w:eastAsia="pt-BR"/>
+        </w:rPr>
+        <w:t>seed</w:t>
+      </w:r>
+      <w:proofErr w:type="spellEnd"/>
+      <w:r>
+        <w:rPr>
+          <w:rFonts w:ascii="Arial" w:eastAsia="Times New Roman" w:hAnsi="Arial" w:cs="Times New Roman"/>
+          <w:color w:val="34495E"/>
+          <w:sz w:val="24"/>
+          <w:szCs w:val="24"/>
+          <w:lang w:eastAsia="pt-BR"/>
+        </w:rPr>
+        <w:t xml:space="preserve"> introduziu anomalias operacionais na tabela fato para simular problemas de pipelines em produção. Escreva consultas SQL específicas que detectem as seguintes inconsistências em </w:t>
+      </w:r>
+      <w:proofErr w:type="spellStart"/>
       <w:r>
         <w:rPr>
           <w:rFonts w:ascii="Courier New" w:eastAsia="Times New Roman" w:hAnsi="Courier New" w:cs="Courier New"/>
@@ -7568,8 +8073,31 @@
           <w:szCs w:val="20"/>
           <w:lang w:eastAsia="pt-BR"/>
         </w:rPr>
-        <w:t>lodlog_dw.fato_entregas</w:t>
-      </w:r>
+        <w:t>lodlog_</w:t>
+      </w:r>
+      <w:proofErr w:type="gramStart"/>
+      <w:r>
+        <w:rPr>
+          <w:rFonts w:ascii="Courier New" w:eastAsia="Times New Roman" w:hAnsi="Courier New" w:cs="Courier New"/>
+          <w:color w:val="C0392B"/>
+          <w:sz w:val="20"/>
+          <w:szCs w:val="20"/>
+          <w:lang w:eastAsia="pt-BR"/>
+        </w:rPr>
+        <w:t>dw.fato</w:t>
+      </w:r>
+      <w:proofErr w:type="gramEnd"/>
+      <w:r>
+        <w:rPr>
+          <w:rFonts w:ascii="Courier New" w:eastAsia="Times New Roman" w:hAnsi="Courier New" w:cs="Courier New"/>
+          <w:color w:val="C0392B"/>
+          <w:sz w:val="20"/>
+          <w:szCs w:val="20"/>
+          <w:lang w:eastAsia="pt-BR"/>
+        </w:rPr>
+        <w:t>_entregas</w:t>
+      </w:r>
+      <w:proofErr w:type="spellEnd"/>
       <w:r>
         <w:rPr>
           <w:rFonts w:ascii="Arial" w:eastAsia="Times New Roman" w:hAnsi="Arial" w:cs="Times New Roman"/>
@@ -7618,6 +8146,7 @@
         </w:rPr>
         <w:t> Encontre registros que tenham o mesmo </w:t>
       </w:r>
+      <w:proofErr w:type="spellStart"/>
       <w:r>
         <w:rPr>
           <w:rFonts w:ascii="Courier New" w:eastAsia="Times New Roman" w:hAnsi="Courier New" w:cs="Courier New"/>
@@ -7628,89 +8157,59 @@
         </w:rPr>
         <w:t>entrega_id</w:t>
       </w:r>
-      <w:r>
-        <w:rPr>
-          <w:rFonts w:ascii="Arial" w:eastAsia="Times New Roman" w:hAnsi="Arial" w:cs="Times New Roman"/>
-          <w:color w:val="34495E"/>
-          <w:sz w:val="27"/>
-          <w:szCs w:val="27"/>
-          <w:lang w:eastAsia="pt-BR"/>
-        </w:rPr>
-        <w:t> (deveria ser único por grain).</w:t>
-      </w:r>
-    </w:p>
-    <w:p>
-      <w:pPr>
-        <w:shd w:val="clear" w:color="auto" w:fill="2C3E50"/>
-        <w:tabs>
-          <w:tab w:val="left" w:pos="916"/>
-          <w:tab w:val="left" w:pos="1832"/>
-          <w:tab w:val="left" w:pos="2748"/>
-          <w:tab w:val="left" w:pos="3664"/>
-          <w:tab w:val="left" w:pos="4580"/>
-          <w:tab w:val="left" w:pos="5496"/>
-          <w:tab w:val="left" w:pos="6412"/>
-          <w:tab w:val="left" w:pos="7328"/>
-          <w:tab w:val="left" w:pos="8244"/>
-          <w:tab w:val="left" w:pos="9160"/>
-          <w:tab w:val="left" w:pos="10076"/>
-          <w:tab w:val="left" w:pos="10992"/>
-          <w:tab w:val="left" w:pos="11908"/>
-          <w:tab w:val="left" w:pos="12824"/>
-          <w:tab w:val="left" w:pos="13740"/>
-          <w:tab w:val="left" w:pos="14656"/>
-        </w:tabs>
-        <w:spacing w:before="225" w:after="225" w:line="240" w:lineRule="auto"/>
-        <w:ind w:left="720"/>
-        <w:rPr>
-          <w:rFonts w:ascii="Courier New" w:eastAsia="Times New Roman" w:hAnsi="Courier New" w:cs="Courier New"/>
-          <w:color w:val="ECF0F1"/>
-          <w:sz w:val="20"/>
-          <w:szCs w:val="20"/>
-          <w:lang w:eastAsia="pt-BR"/>
-        </w:rPr>
-      </w:pPr>
-      <w:r>
-        <w:rPr>
-          <w:rFonts w:ascii="Courier New" w:eastAsia="Times New Roman" w:hAnsi="Courier New" w:cs="Courier New"/>
-          <w:color w:val="ECF0F1"/>
-          <w:sz w:val="20"/>
-          <w:szCs w:val="20"/>
-          <w:lang w:eastAsia="pt-BR"/>
-        </w:rPr>
-        <w:t>-- Escreva sua query para encontrar entrega_id duplicados</w:t>
-      </w:r>
-    </w:p>
-    <w:p>
-      <w:pPr>
-        <w:shd w:val="clear" w:color="auto" w:fill="2C3E50"/>
-        <w:tabs>
-          <w:tab w:val="left" w:pos="916"/>
-          <w:tab w:val="left" w:pos="1832"/>
-          <w:tab w:val="left" w:pos="2748"/>
-          <w:tab w:val="left" w:pos="3664"/>
-          <w:tab w:val="left" w:pos="4580"/>
-          <w:tab w:val="left" w:pos="5496"/>
-          <w:tab w:val="left" w:pos="6412"/>
-          <w:tab w:val="left" w:pos="7328"/>
-          <w:tab w:val="left" w:pos="8244"/>
-          <w:tab w:val="left" w:pos="9160"/>
-          <w:tab w:val="left" w:pos="10076"/>
-          <w:tab w:val="left" w:pos="10992"/>
-          <w:tab w:val="left" w:pos="11908"/>
-          <w:tab w:val="left" w:pos="12824"/>
-          <w:tab w:val="left" w:pos="13740"/>
-          <w:tab w:val="left" w:pos="14656"/>
-        </w:tabs>
-        <w:spacing w:before="225" w:after="225" w:line="240" w:lineRule="auto"/>
-        <w:ind w:left="720"/>
-        <w:rPr>
-          <w:rFonts w:ascii="Courier New" w:eastAsia="Times New Roman" w:hAnsi="Courier New" w:cs="Courier New"/>
-          <w:color w:val="ECF0F1"/>
-          <w:sz w:val="20"/>
-          <w:szCs w:val="20"/>
-          <w:lang w:eastAsia="pt-BR"/>
-        </w:rPr>
+      <w:proofErr w:type="spellEnd"/>
+      <w:r>
+        <w:rPr>
+          <w:rFonts w:ascii="Arial" w:eastAsia="Times New Roman" w:hAnsi="Arial" w:cs="Times New Roman"/>
+          <w:color w:val="34495E"/>
+          <w:sz w:val="27"/>
+          <w:szCs w:val="27"/>
+          <w:lang w:eastAsia="pt-BR"/>
+        </w:rPr>
+        <w:t xml:space="preserve"> (deveria ser único por </w:t>
+      </w:r>
+      <w:proofErr w:type="spellStart"/>
+      <w:r>
+        <w:rPr>
+          <w:rFonts w:ascii="Arial" w:eastAsia="Times New Roman" w:hAnsi="Arial" w:cs="Times New Roman"/>
+          <w:color w:val="34495E"/>
+          <w:sz w:val="27"/>
+          <w:szCs w:val="27"/>
+          <w:lang w:eastAsia="pt-BR"/>
+        </w:rPr>
+        <w:t>grain</w:t>
+      </w:r>
+      <w:proofErr w:type="spellEnd"/>
+      <w:r>
+        <w:rPr>
+          <w:rFonts w:ascii="Arial" w:eastAsia="Times New Roman" w:hAnsi="Arial" w:cs="Times New Roman"/>
+          <w:color w:val="34495E"/>
+          <w:sz w:val="27"/>
+          <w:szCs w:val="27"/>
+          <w:lang w:eastAsia="pt-BR"/>
+        </w:rPr>
+        <w:t>).</w:t>
+      </w:r>
+    </w:p>
+    <w:p>
+      <w:pPr>
+        <w:pStyle w:val="sql"/>
+      </w:pPr>
+      <w:r>
+        <w:t xml:space="preserve">-- Escreva sua query para encontrar </w:t>
+      </w:r>
+      <w:proofErr w:type="spellStart"/>
+      <w:r>
+        <w:t>entrega_id</w:t>
+      </w:r>
+      <w:proofErr w:type="spellEnd"/>
+      <w:r>
+        <w:t xml:space="preserve"> duplicados</w:t>
+      </w:r>
+    </w:p>
+    <w:p>
+      <w:pPr>
+        <w:pStyle w:val="sql"/>
       </w:pPr>
     </w:p>
     <w:p>
@@ -7753,76 +8252,15 @@
     </w:p>
     <w:p>
       <w:pPr>
-        <w:shd w:val="clear" w:color="auto" w:fill="2C3E50"/>
-        <w:tabs>
-          <w:tab w:val="left" w:pos="916"/>
-          <w:tab w:val="left" w:pos="1832"/>
-          <w:tab w:val="left" w:pos="2748"/>
-          <w:tab w:val="left" w:pos="3664"/>
-          <w:tab w:val="left" w:pos="4580"/>
-          <w:tab w:val="left" w:pos="5496"/>
-          <w:tab w:val="left" w:pos="6412"/>
-          <w:tab w:val="left" w:pos="7328"/>
-          <w:tab w:val="left" w:pos="8244"/>
-          <w:tab w:val="left" w:pos="9160"/>
-          <w:tab w:val="left" w:pos="10076"/>
-          <w:tab w:val="left" w:pos="10992"/>
-          <w:tab w:val="left" w:pos="11908"/>
-          <w:tab w:val="left" w:pos="12824"/>
-          <w:tab w:val="left" w:pos="13740"/>
-          <w:tab w:val="left" w:pos="14656"/>
-        </w:tabs>
-        <w:spacing w:before="225" w:after="225" w:line="240" w:lineRule="auto"/>
-        <w:ind w:left="720"/>
-        <w:rPr>
-          <w:rFonts w:ascii="Courier New" w:eastAsia="Times New Roman" w:hAnsi="Courier New" w:cs="Courier New"/>
-          <w:color w:val="ECF0F1"/>
-          <w:sz w:val="20"/>
-          <w:szCs w:val="20"/>
-          <w:lang w:eastAsia="pt-BR"/>
-        </w:rPr>
-      </w:pPr>
-      <w:r>
-        <w:rPr>
-          <w:rFonts w:ascii="Courier New" w:eastAsia="Times New Roman" w:hAnsi="Courier New" w:cs="Courier New"/>
-          <w:color w:val="ECF0F1"/>
-          <w:sz w:val="20"/>
-          <w:szCs w:val="20"/>
-          <w:lang w:eastAsia="pt-BR"/>
-        </w:rPr>
+        <w:pStyle w:val="sql"/>
+      </w:pPr>
+      <w:r>
         <w:t>-- Escreva sua query para valores negativos</w:t>
       </w:r>
     </w:p>
     <w:p>
       <w:pPr>
-        <w:shd w:val="clear" w:color="auto" w:fill="2C3E50"/>
-        <w:tabs>
-          <w:tab w:val="left" w:pos="916"/>
-          <w:tab w:val="left" w:pos="1832"/>
-          <w:tab w:val="left" w:pos="2748"/>
-          <w:tab w:val="left" w:pos="3664"/>
-          <w:tab w:val="left" w:pos="4580"/>
-          <w:tab w:val="left" w:pos="5496"/>
-          <w:tab w:val="left" w:pos="6412"/>
-          <w:tab w:val="left" w:pos="7328"/>
-          <w:tab w:val="left" w:pos="8244"/>
-          <w:tab w:val="left" w:pos="9160"/>
-          <w:tab w:val="left" w:pos="10076"/>
-          <w:tab w:val="left" w:pos="10992"/>
-          <w:tab w:val="left" w:pos="11908"/>
-          <w:tab w:val="left" w:pos="12824"/>
-          <w:tab w:val="left" w:pos="13740"/>
-          <w:tab w:val="left" w:pos="14656"/>
-        </w:tabs>
-        <w:spacing w:before="225" w:after="225" w:line="240" w:lineRule="auto"/>
-        <w:ind w:left="720"/>
-        <w:rPr>
-          <w:rFonts w:ascii="Courier New" w:eastAsia="Times New Roman" w:hAnsi="Courier New" w:cs="Courier New"/>
-          <w:color w:val="ECF0F1"/>
-          <w:sz w:val="20"/>
-          <w:szCs w:val="20"/>
-          <w:lang w:eastAsia="pt-BR"/>
-        </w:rPr>
+        <w:pStyle w:val="sql"/>
       </w:pPr>
     </w:p>
     <w:p>
@@ -7860,81 +8298,42 @@
           <w:szCs w:val="27"/>
           <w:lang w:eastAsia="pt-BR"/>
         </w:rPr>
-        <w:t> Identifique registros com tempos de atraso absurdamente altos (ex: atrasos maiores que 24 horas/1440 min) ou adiantamentos fisicamente impossíveis (adiantados mais de 8 horas / -480 min).</w:t>
-      </w:r>
-    </w:p>
-    <w:p>
-      <w:pPr>
-        <w:shd w:val="clear" w:color="auto" w:fill="2C3E50"/>
-        <w:tabs>
-          <w:tab w:val="left" w:pos="916"/>
-          <w:tab w:val="left" w:pos="1832"/>
-          <w:tab w:val="left" w:pos="2748"/>
-          <w:tab w:val="left" w:pos="3664"/>
-          <w:tab w:val="left" w:pos="4580"/>
-          <w:tab w:val="left" w:pos="5496"/>
-          <w:tab w:val="left" w:pos="6412"/>
-          <w:tab w:val="left" w:pos="7328"/>
-          <w:tab w:val="left" w:pos="8244"/>
-          <w:tab w:val="left" w:pos="9160"/>
-          <w:tab w:val="left" w:pos="10076"/>
-          <w:tab w:val="left" w:pos="10992"/>
-          <w:tab w:val="left" w:pos="11908"/>
-          <w:tab w:val="left" w:pos="12824"/>
-          <w:tab w:val="left" w:pos="13740"/>
-          <w:tab w:val="left" w:pos="14656"/>
-        </w:tabs>
-        <w:spacing w:before="225" w:after="225" w:line="240" w:lineRule="auto"/>
-        <w:ind w:left="720"/>
-        <w:rPr>
-          <w:rFonts w:ascii="Courier New" w:eastAsia="Times New Roman" w:hAnsi="Courier New" w:cs="Courier New"/>
-          <w:color w:val="ECF0F1"/>
-          <w:sz w:val="20"/>
-          <w:szCs w:val="20"/>
-          <w:lang w:eastAsia="pt-BR"/>
-        </w:rPr>
-      </w:pPr>
-      <w:r>
-        <w:rPr>
-          <w:rFonts w:ascii="Courier New" w:eastAsia="Times New Roman" w:hAnsi="Courier New" w:cs="Courier New"/>
-          <w:color w:val="ECF0F1"/>
-          <w:sz w:val="20"/>
-          <w:szCs w:val="20"/>
-          <w:lang w:eastAsia="pt-BR"/>
-        </w:rPr>
+        <w:t> Identifique registros com tempos de atraso absurdamente altos (</w:t>
+      </w:r>
+      <w:proofErr w:type="spellStart"/>
+      <w:r>
+        <w:rPr>
+          <w:rFonts w:ascii="Arial" w:eastAsia="Times New Roman" w:hAnsi="Arial" w:cs="Times New Roman"/>
+          <w:color w:val="34495E"/>
+          <w:sz w:val="27"/>
+          <w:szCs w:val="27"/>
+          <w:lang w:eastAsia="pt-BR"/>
+        </w:rPr>
+        <w:t>ex</w:t>
+      </w:r>
+      <w:proofErr w:type="spellEnd"/>
+      <w:r>
+        <w:rPr>
+          <w:rFonts w:ascii="Arial" w:eastAsia="Times New Roman" w:hAnsi="Arial" w:cs="Times New Roman"/>
+          <w:color w:val="34495E"/>
+          <w:sz w:val="27"/>
+          <w:szCs w:val="27"/>
+          <w:lang w:eastAsia="pt-BR"/>
+        </w:rPr>
+        <w:t>: atrasos maiores que 24 horas/1440 min) ou adiantamentos fisicamente impossíveis (adiantados mais de 8 horas / -480 min).</w:t>
+      </w:r>
+    </w:p>
+    <w:p>
+      <w:pPr>
+        <w:pStyle w:val="sql"/>
+      </w:pPr>
+      <w:r>
         <w:t>-- Escreva sua query para outliers de atraso/adiantamento</w:t>
       </w:r>
     </w:p>
     <w:p>
       <w:pPr>
-        <w:shd w:val="clear" w:color="auto" w:fill="2C3E50"/>
-        <w:tabs>
-          <w:tab w:val="left" w:pos="916"/>
-          <w:tab w:val="left" w:pos="1832"/>
-          <w:tab w:val="left" w:pos="2748"/>
-          <w:tab w:val="left" w:pos="3664"/>
-          <w:tab w:val="left" w:pos="4580"/>
-          <w:tab w:val="left" w:pos="5496"/>
-          <w:tab w:val="left" w:pos="6412"/>
-          <w:tab w:val="left" w:pos="7328"/>
-          <w:tab w:val="left" w:pos="8244"/>
-          <w:tab w:val="left" w:pos="9160"/>
-          <w:tab w:val="left" w:pos="10076"/>
-          <w:tab w:val="left" w:pos="10992"/>
-          <w:tab w:val="left" w:pos="11908"/>
-          <w:tab w:val="left" w:pos="12824"/>
-          <w:tab w:val="left" w:pos="13740"/>
-          <w:tab w:val="left" w:pos="14656"/>
-        </w:tabs>
-        <w:spacing w:before="225" w:after="225" w:line="240" w:lineRule="auto"/>
-        <w:ind w:left="720"/>
-        <w:rPr>
-          <w:rFonts w:ascii="Courier New" w:eastAsia="Times New Roman" w:hAnsi="Courier New" w:cs="Courier New"/>
-          <w:color w:val="ECF0F1"/>
-          <w:sz w:val="20"/>
-          <w:szCs w:val="20"/>
-          <w:lang w:eastAsia="pt-BR"/>
-        </w:rPr>
+        <w:pStyle w:val="sql"/>
       </w:pPr>
     </w:p>
     <w:p>
@@ -7962,18 +8361,9 @@
           <w:szCs w:val="24"/>
           <w:lang w:eastAsia="pt-BR"/>
         </w:rPr>
-        <w:t>Inconsistência de Integridade (Orfãos):</w:t>
-      </w:r>
-      <w:r>
-        <w:rPr>
-          <w:rFonts w:ascii="Arial" w:eastAsia="Times New Roman" w:hAnsi="Arial" w:cs="Times New Roman"/>
-          <w:color w:val="34495E"/>
-          <w:sz w:val="27"/>
-          <w:szCs w:val="27"/>
-          <w:lang w:eastAsia="pt-BR"/>
-        </w:rPr>
-        <w:t> Utilize uma query do tipo </w:t>
-      </w:r>
+        <w:t>Inconsistência de Integridade (</w:t>
+      </w:r>
+      <w:proofErr w:type="spellStart"/>
       <w:r>
         <w:rPr>
           <w:rFonts w:ascii="Arial" w:eastAsia="Times New Roman" w:hAnsi="Arial" w:cs="Times New Roman"/>
@@ -7984,18 +8374,78 @@
           <w:szCs w:val="24"/>
           <w:lang w:eastAsia="pt-BR"/>
         </w:rPr>
+        <w:t>Orfãos</w:t>
+      </w:r>
+      <w:proofErr w:type="spellEnd"/>
+      <w:r>
+        <w:rPr>
+          <w:rFonts w:ascii="Arial" w:eastAsia="Times New Roman" w:hAnsi="Arial" w:cs="Times New Roman"/>
+          <w:b/>
+          <w:bCs/>
+          <w:color w:val="34495E"/>
+          <w:sz w:val="24"/>
+          <w:szCs w:val="24"/>
+          <w:lang w:eastAsia="pt-BR"/>
+        </w:rPr>
+        <w:t>):</w:t>
+      </w:r>
+      <w:r>
+        <w:rPr>
+          <w:rFonts w:ascii="Arial" w:eastAsia="Times New Roman" w:hAnsi="Arial" w:cs="Times New Roman"/>
+          <w:color w:val="34495E"/>
+          <w:sz w:val="27"/>
+          <w:szCs w:val="27"/>
+          <w:lang w:eastAsia="pt-BR"/>
+        </w:rPr>
+        <w:t> Utilize uma query do tipo </w:t>
+      </w:r>
+      <w:proofErr w:type="spellStart"/>
+      <w:r>
+        <w:rPr>
+          <w:rFonts w:ascii="Arial" w:eastAsia="Times New Roman" w:hAnsi="Arial" w:cs="Times New Roman"/>
+          <w:b/>
+          <w:bCs/>
+          <w:color w:val="34495E"/>
+          <w:sz w:val="24"/>
+          <w:szCs w:val="24"/>
+          <w:lang w:eastAsia="pt-BR"/>
+        </w:rPr>
         <w:t>Anti-Join</w:t>
       </w:r>
-      <w:r>
-        <w:rPr>
-          <w:rFonts w:ascii="Arial" w:eastAsia="Times New Roman" w:hAnsi="Arial" w:cs="Times New Roman"/>
-          <w:color w:val="34495E"/>
-          <w:sz w:val="27"/>
-          <w:szCs w:val="27"/>
-          <w:lang w:eastAsia="pt-BR"/>
-        </w:rPr>
-        <w:t> (LEFT JOIN ... IS NULL) para identificar registros de entregas na fato que apontam para clientes (</w:t>
-      </w:r>
+      <w:proofErr w:type="spellEnd"/>
+      <w:r>
+        <w:rPr>
+          <w:rFonts w:ascii="Arial" w:eastAsia="Times New Roman" w:hAnsi="Arial" w:cs="Times New Roman"/>
+          <w:color w:val="34495E"/>
+          <w:sz w:val="27"/>
+          <w:szCs w:val="27"/>
+          <w:lang w:eastAsia="pt-BR"/>
+        </w:rPr>
+        <w:t xml:space="preserve"> (LEFT JOIN ... IS NULL) para identificar registros de entregas </w:t>
+      </w:r>
+      <w:proofErr w:type="gramStart"/>
+      <w:r>
+        <w:rPr>
+          <w:rFonts w:ascii="Arial" w:eastAsia="Times New Roman" w:hAnsi="Arial" w:cs="Times New Roman"/>
+          <w:color w:val="34495E"/>
+          <w:sz w:val="27"/>
+          <w:szCs w:val="27"/>
+          <w:lang w:eastAsia="pt-BR"/>
+        </w:rPr>
+        <w:t>na fato</w:t>
+      </w:r>
+      <w:proofErr w:type="gramEnd"/>
+      <w:r>
+        <w:rPr>
+          <w:rFonts w:ascii="Arial" w:eastAsia="Times New Roman" w:hAnsi="Arial" w:cs="Times New Roman"/>
+          <w:color w:val="34495E"/>
+          <w:sz w:val="27"/>
+          <w:szCs w:val="27"/>
+          <w:lang w:eastAsia="pt-BR"/>
+        </w:rPr>
+        <w:t xml:space="preserve"> que apontam para clientes (</w:t>
+      </w:r>
+      <w:proofErr w:type="spellStart"/>
       <w:r>
         <w:rPr>
           <w:rFonts w:ascii="Courier New" w:eastAsia="Times New Roman" w:hAnsi="Courier New" w:cs="Courier New"/>
@@ -8006,6 +8456,7 @@
         </w:rPr>
         <w:t>sk_cliente</w:t>
       </w:r>
+      <w:proofErr w:type="spellEnd"/>
       <w:r>
         <w:rPr>
           <w:rFonts w:ascii="Arial" w:eastAsia="Times New Roman" w:hAnsi="Arial" w:cs="Times New Roman"/>
@@ -8016,6 +8467,7 @@
         </w:rPr>
         <w:t>) inexistentes no cadastro de clientes (</w:t>
       </w:r>
+      <w:proofErr w:type="spellStart"/>
       <w:r>
         <w:rPr>
           <w:rFonts w:ascii="Courier New" w:eastAsia="Times New Roman" w:hAnsi="Courier New" w:cs="Courier New"/>
@@ -8026,6 +8478,7 @@
         </w:rPr>
         <w:t>dim_cliente</w:t>
       </w:r>
+      <w:proofErr w:type="spellEnd"/>
       <w:r>
         <w:rPr>
           <w:rFonts w:ascii="Arial" w:eastAsia="Times New Roman" w:hAnsi="Arial" w:cs="Times New Roman"/>
@@ -8039,76 +8492,23 @@
     </w:p>
     <w:p>
       <w:pPr>
-        <w:shd w:val="clear" w:color="auto" w:fill="2C3E50"/>
-        <w:tabs>
-          <w:tab w:val="left" w:pos="916"/>
-          <w:tab w:val="left" w:pos="1832"/>
-          <w:tab w:val="left" w:pos="2748"/>
-          <w:tab w:val="left" w:pos="3664"/>
-          <w:tab w:val="left" w:pos="4580"/>
-          <w:tab w:val="left" w:pos="5496"/>
-          <w:tab w:val="left" w:pos="6412"/>
-          <w:tab w:val="left" w:pos="7328"/>
-          <w:tab w:val="left" w:pos="8244"/>
-          <w:tab w:val="left" w:pos="9160"/>
-          <w:tab w:val="left" w:pos="10076"/>
-          <w:tab w:val="left" w:pos="10992"/>
-          <w:tab w:val="left" w:pos="11908"/>
-          <w:tab w:val="left" w:pos="12824"/>
-          <w:tab w:val="left" w:pos="13740"/>
-          <w:tab w:val="left" w:pos="14656"/>
-        </w:tabs>
-        <w:spacing w:before="225" w:after="225" w:line="240" w:lineRule="auto"/>
-        <w:ind w:left="720"/>
-        <w:rPr>
-          <w:rFonts w:ascii="Courier New" w:eastAsia="Times New Roman" w:hAnsi="Courier New" w:cs="Courier New"/>
-          <w:color w:val="ECF0F1"/>
-          <w:sz w:val="20"/>
-          <w:szCs w:val="20"/>
-          <w:lang w:eastAsia="pt-BR"/>
-        </w:rPr>
-      </w:pPr>
-      <w:r>
-        <w:rPr>
-          <w:rFonts w:ascii="Courier New" w:eastAsia="Times New Roman" w:hAnsi="Courier New" w:cs="Courier New"/>
-          <w:color w:val="ECF0F1"/>
-          <w:sz w:val="20"/>
-          <w:szCs w:val="20"/>
-          <w:lang w:eastAsia="pt-BR"/>
-        </w:rPr>
-        <w:t>-- Escreva sua query de auditoria referencial (Anti-Join)</w:t>
-      </w:r>
-    </w:p>
-    <w:p>
-      <w:pPr>
-        <w:shd w:val="clear" w:color="auto" w:fill="2C3E50"/>
-        <w:tabs>
-          <w:tab w:val="left" w:pos="916"/>
-          <w:tab w:val="left" w:pos="1832"/>
-          <w:tab w:val="left" w:pos="2748"/>
-          <w:tab w:val="left" w:pos="3664"/>
-          <w:tab w:val="left" w:pos="4580"/>
-          <w:tab w:val="left" w:pos="5496"/>
-          <w:tab w:val="left" w:pos="6412"/>
-          <w:tab w:val="left" w:pos="7328"/>
-          <w:tab w:val="left" w:pos="8244"/>
-          <w:tab w:val="left" w:pos="9160"/>
-          <w:tab w:val="left" w:pos="10076"/>
-          <w:tab w:val="left" w:pos="10992"/>
-          <w:tab w:val="left" w:pos="11908"/>
-          <w:tab w:val="left" w:pos="12824"/>
-          <w:tab w:val="left" w:pos="13740"/>
-          <w:tab w:val="left" w:pos="14656"/>
-        </w:tabs>
-        <w:spacing w:before="225" w:after="225" w:line="240" w:lineRule="auto"/>
-        <w:ind w:left="720"/>
-        <w:rPr>
-          <w:rFonts w:ascii="Courier New" w:eastAsia="Times New Roman" w:hAnsi="Courier New" w:cs="Courier New"/>
-          <w:color w:val="ECF0F1"/>
-          <w:sz w:val="20"/>
-          <w:szCs w:val="20"/>
-          <w:lang w:eastAsia="pt-BR"/>
-        </w:rPr>
+        <w:pStyle w:val="sql"/>
+      </w:pPr>
+      <w:r>
+        <w:t>-- Escreva sua query de auditoria referencial (</w:t>
+      </w:r>
+      <w:proofErr w:type="spellStart"/>
+      <w:r>
+        <w:t>Anti-Join</w:t>
+      </w:r>
+      <w:proofErr w:type="spellEnd"/>
+      <w:r>
+        <w:t>)</w:t>
+      </w:r>
+    </w:p>
+    <w:p>
+      <w:pPr>
+        <w:pStyle w:val="sql"/>
       </w:pPr>
     </w:p>
     <w:p>
@@ -8135,7 +8535,6 @@
           <w:szCs w:val="27"/>
           <w:lang w:eastAsia="pt-BR"/>
         </w:rPr>
-        <w:lastRenderedPageBreak/>
         <w:t>Atividade 4.2: Conexão com o Trabalho em Grupo (5 min, em grupo)</w:t>
       </w:r>
     </w:p>
@@ -8184,6 +8583,7 @@
           <w:szCs w:val="27"/>
           <w:lang w:eastAsia="pt-BR"/>
         </w:rPr>
+        <w:lastRenderedPageBreak/>
         <w:t>Qual a causa provável desse erro na ingestão ou nos sistemas de origem?</w:t>
       </w:r>
     </w:p>
@@ -8232,7 +8632,29 @@
           <w:szCs w:val="27"/>
           <w:lang w:eastAsia="pt-BR"/>
         </w:rPr>
-        <w:t> do seu pipeline multi-cloud?</w:t>
+        <w:t xml:space="preserve"> do seu pipeline </w:t>
+      </w:r>
+      <w:proofErr w:type="spellStart"/>
+      <w:r>
+        <w:rPr>
+          <w:rFonts w:ascii="Arial" w:eastAsia="Times New Roman" w:hAnsi="Arial" w:cs="Times New Roman"/>
+          <w:color w:val="34495E"/>
+          <w:sz w:val="27"/>
+          <w:szCs w:val="27"/>
+          <w:lang w:eastAsia="pt-BR"/>
+        </w:rPr>
+        <w:t>multi-cloud</w:t>
+      </w:r>
+      <w:proofErr w:type="spellEnd"/>
+      <w:r>
+        <w:rPr>
+          <w:rFonts w:ascii="Arial" w:eastAsia="Times New Roman" w:hAnsi="Arial" w:cs="Times New Roman"/>
+          <w:color w:val="34495E"/>
+          <w:sz w:val="27"/>
+          <w:szCs w:val="27"/>
+          <w:lang w:eastAsia="pt-BR"/>
+        </w:rPr>
+        <w:t>?</w:t>
       </w:r>
     </w:p>
     <w:sectPr>
@@ -9797,6 +10219,31 @@
       <w:shd w:val="clear" w:color="auto" w:fill="E1DFDD"/>
     </w:rPr>
   </w:style>
+  <w:style w:type="paragraph" w:customStyle="1" w:styleId="sql">
+    <w:name w:val="sql"/>
+    <w:basedOn w:val="Normal"/>
+    <w:link w:val="sqlChar"/>
+    <w:autoRedefine/>
+    <w:qFormat/>
+    <w:rsid w:val="004321E2"/>
+    <w:pPr>
+      <w:spacing w:after="0" w:line="240" w:lineRule="auto"/>
+    </w:pPr>
+    <w:rPr>
+      <w:rFonts w:ascii="Courier New" w:hAnsi="Courier New"/>
+      <w:lang w:eastAsia="pt-BR"/>
+    </w:rPr>
+  </w:style>
+  <w:style w:type="character" w:customStyle="1" w:styleId="sqlChar">
+    <w:name w:val="sql Char"/>
+    <w:basedOn w:val="Fontepargpadro"/>
+    <w:link w:val="sql"/>
+    <w:rsid w:val="004321E2"/>
+    <w:rPr>
+      <w:rFonts w:ascii="Courier New" w:hAnsi="Courier New"/>
+      <w:lang w:eastAsia="pt-BR"/>
+    </w:rPr>
+  </w:style>
 </w:styles>
 </file>
 

--- a/Labs/LAB3.docx
+++ b/Labs/LAB3.docx
@@ -39,7 +39,6 @@
           <w:lang w:eastAsia="pt-BR"/>
         </w:rPr>
       </w:pPr>
-      <w:proofErr w:type="spellStart"/>
       <w:r>
         <w:rPr>
           <w:rFonts w:ascii="Times New Roman" w:eastAsia="Times New Roman" w:hAnsi="Times New Roman" w:cs="Times New Roman"/>
@@ -56,13 +55,16 @@
       <w:r>
         <w:rPr>
           <w:rFonts w:ascii="Times New Roman" w:eastAsia="Times New Roman" w:hAnsi="Times New Roman" w:cs="Times New Roman"/>
-          <w:sz w:val="24"/>
-          <w:szCs w:val="24"/>
-          <w:lang w:eastAsia="pt-BR"/>
-        </w:rPr>
-        <w:t>Engenharia</w:t>
-      </w:r>
-      <w:proofErr w:type="spellEnd"/>
+          <w:b/>
+          <w:bCs/>
+          <w:caps/>
+          <w:spacing w:val="15"/>
+          <w:sz w:val="24"/>
+          <w:szCs w:val="24"/>
+          <w:lang w:eastAsia="pt-BR"/>
+        </w:rPr>
+        <w:t xml:space="preserve"> </w:t>
+      </w:r>
       <w:r>
         <w:rPr>
           <w:rFonts w:ascii="Times New Roman" w:eastAsia="Times New Roman" w:hAnsi="Times New Roman" w:cs="Times New Roman"/>
@@ -70,7 +72,7 @@
           <w:szCs w:val="24"/>
           <w:lang w:eastAsia="pt-BR"/>
         </w:rPr>
-        <w:t xml:space="preserve"> de Dados para Inteligência Artificial e Analytics (MBA)</w:t>
+        <w:t>Engenharia de Dados para Inteligência Artificial e Analytics (MBA)</w:t>
       </w:r>
     </w:p>
     <w:p>
@@ -103,39 +105,8 @@
           <w:szCs w:val="24"/>
           <w:lang w:eastAsia="pt-BR"/>
         </w:rPr>
-        <w:t xml:space="preserve">3 — SQL analítico e pipeline de </w:t>
-      </w:r>
-      <w:proofErr w:type="spellStart"/>
-      <w:r>
-        <w:rPr>
-          <w:rFonts w:ascii="Times New Roman" w:eastAsia="Times New Roman" w:hAnsi="Times New Roman" w:cs="Times New Roman"/>
-          <w:sz w:val="24"/>
-          <w:szCs w:val="24"/>
-          <w:lang w:eastAsia="pt-BR"/>
-        </w:rPr>
-        <w:t>Feature</w:t>
-      </w:r>
-      <w:proofErr w:type="spellEnd"/>
-      <w:r>
-        <w:rPr>
-          <w:rFonts w:ascii="Times New Roman" w:eastAsia="Times New Roman" w:hAnsi="Times New Roman" w:cs="Times New Roman"/>
-          <w:sz w:val="24"/>
-          <w:szCs w:val="24"/>
-          <w:lang w:eastAsia="pt-BR"/>
-        </w:rPr>
-        <w:t xml:space="preserve"> </w:t>
-      </w:r>
-      <w:proofErr w:type="spellStart"/>
-      <w:r>
-        <w:rPr>
-          <w:rFonts w:ascii="Times New Roman" w:eastAsia="Times New Roman" w:hAnsi="Times New Roman" w:cs="Times New Roman"/>
-          <w:sz w:val="24"/>
-          <w:szCs w:val="24"/>
-          <w:lang w:eastAsia="pt-BR"/>
-        </w:rPr>
-        <w:t>Engineering</w:t>
-      </w:r>
-      <w:proofErr w:type="spellEnd"/>
+        <w:t>3 — SQL analítico e pipeline de Feature Engineering</w:t>
+      </w:r>
     </w:p>
     <w:p>
       <w:pPr>
@@ -206,7 +177,6 @@
         </w:rPr>
         <w:t xml:space="preserve"> </w:t>
       </w:r>
-      <w:proofErr w:type="spellStart"/>
       <w:r>
         <w:rPr>
           <w:rFonts w:ascii="Times New Roman" w:eastAsia="Times New Roman" w:hAnsi="Times New Roman" w:cs="Times New Roman"/>
@@ -214,29 +184,8 @@
           <w:szCs w:val="24"/>
           <w:lang w:eastAsia="pt-BR"/>
         </w:rPr>
-        <w:t>Databricks</w:t>
-      </w:r>
-      <w:proofErr w:type="spellEnd"/>
-      <w:r>
-        <w:rPr>
-          <w:rFonts w:ascii="Times New Roman" w:eastAsia="Times New Roman" w:hAnsi="Times New Roman" w:cs="Times New Roman"/>
-          <w:sz w:val="24"/>
-          <w:szCs w:val="24"/>
-          <w:lang w:eastAsia="pt-BR"/>
-        </w:rPr>
-        <w:t xml:space="preserve"> Community </w:t>
-      </w:r>
-      <w:proofErr w:type="spellStart"/>
-      <w:r>
-        <w:rPr>
-          <w:rFonts w:ascii="Times New Roman" w:eastAsia="Times New Roman" w:hAnsi="Times New Roman" w:cs="Times New Roman"/>
-          <w:sz w:val="24"/>
-          <w:szCs w:val="24"/>
-          <w:lang w:eastAsia="pt-BR"/>
-        </w:rPr>
-        <w:t>Edition</w:t>
-      </w:r>
-      <w:proofErr w:type="spellEnd"/>
+        <w:t>Databricks Community Edition</w:t>
+      </w:r>
     </w:p>
     <w:p>
       <w:pPr>
@@ -313,51 +262,7 @@
           <w:szCs w:val="27"/>
           <w:lang w:eastAsia="pt-BR"/>
         </w:rPr>
-        <w:t xml:space="preserve">Escrever consultas analíticas avançadas em </w:t>
-      </w:r>
-      <w:proofErr w:type="spellStart"/>
-      <w:r>
-        <w:rPr>
-          <w:rFonts w:ascii="Arial" w:eastAsia="Times New Roman" w:hAnsi="Arial" w:cs="Times New Roman"/>
-          <w:color w:val="34495E"/>
-          <w:sz w:val="27"/>
-          <w:szCs w:val="27"/>
-          <w:lang w:eastAsia="pt-BR"/>
-        </w:rPr>
-        <w:t>Spark</w:t>
-      </w:r>
-      <w:proofErr w:type="spellEnd"/>
-      <w:r>
-        <w:rPr>
-          <w:rFonts w:ascii="Arial" w:eastAsia="Times New Roman" w:hAnsi="Arial" w:cs="Times New Roman"/>
-          <w:color w:val="34495E"/>
-          <w:sz w:val="27"/>
-          <w:szCs w:val="27"/>
-          <w:lang w:eastAsia="pt-BR"/>
-        </w:rPr>
-        <w:t xml:space="preserve"> SQL (</w:t>
-      </w:r>
-      <w:proofErr w:type="spellStart"/>
-      <w:r>
-        <w:rPr>
-          <w:rFonts w:ascii="Arial" w:eastAsia="Times New Roman" w:hAnsi="Arial" w:cs="Times New Roman"/>
-          <w:color w:val="34495E"/>
-          <w:sz w:val="27"/>
-          <w:szCs w:val="27"/>
-          <w:lang w:eastAsia="pt-BR"/>
-        </w:rPr>
-        <w:t>JOINs</w:t>
-      </w:r>
-      <w:proofErr w:type="spellEnd"/>
-      <w:r>
-        <w:rPr>
-          <w:rFonts w:ascii="Arial" w:eastAsia="Times New Roman" w:hAnsi="Arial" w:cs="Times New Roman"/>
-          <w:color w:val="34495E"/>
-          <w:sz w:val="27"/>
-          <w:szCs w:val="27"/>
-          <w:lang w:eastAsia="pt-BR"/>
-        </w:rPr>
-        <w:t xml:space="preserve"> de múltiplas tabelas, agregações e filtragens pós-agrupamento).</w:t>
+        <w:t>Escrever consultas analíticas avançadas em Spark SQL (JOINs de múltiplas tabelas, agregações e filtragens pós-agrupamento).</w:t>
       </w:r>
     </w:p>
     <w:p>
@@ -385,7 +290,6 @@
         </w:rPr>
         <w:t>Aplicar </w:t>
       </w:r>
-      <w:proofErr w:type="spellStart"/>
       <w:r>
         <w:rPr>
           <w:rFonts w:ascii="Arial" w:eastAsia="Times New Roman" w:hAnsi="Arial" w:cs="Times New Roman"/>
@@ -396,66 +300,17 @@
           <w:szCs w:val="24"/>
           <w:lang w:eastAsia="pt-BR"/>
         </w:rPr>
-        <w:t>Window</w:t>
-      </w:r>
-      <w:proofErr w:type="spellEnd"/>
-      <w:r>
-        <w:rPr>
-          <w:rFonts w:ascii="Arial" w:eastAsia="Times New Roman" w:hAnsi="Arial" w:cs="Times New Roman"/>
-          <w:b/>
-          <w:bCs/>
-          <w:color w:val="34495E"/>
-          <w:sz w:val="24"/>
-          <w:szCs w:val="24"/>
-          <w:lang w:eastAsia="pt-BR"/>
-        </w:rPr>
-        <w:t xml:space="preserve"> </w:t>
-      </w:r>
-      <w:proofErr w:type="spellStart"/>
-      <w:r>
-        <w:rPr>
-          <w:rFonts w:ascii="Arial" w:eastAsia="Times New Roman" w:hAnsi="Arial" w:cs="Times New Roman"/>
-          <w:b/>
-          <w:bCs/>
-          <w:color w:val="34495E"/>
-          <w:sz w:val="24"/>
-          <w:szCs w:val="24"/>
-          <w:lang w:eastAsia="pt-BR"/>
-        </w:rPr>
-        <w:t>Functions</w:t>
-      </w:r>
-      <w:proofErr w:type="spellEnd"/>
-      <w:r>
-        <w:rPr>
-          <w:rFonts w:ascii="Arial" w:eastAsia="Times New Roman" w:hAnsi="Arial" w:cs="Times New Roman"/>
-          <w:color w:val="34495E"/>
-          <w:sz w:val="27"/>
-          <w:szCs w:val="27"/>
-          <w:lang w:eastAsia="pt-BR"/>
-        </w:rPr>
-        <w:t xml:space="preserve"> no </w:t>
-      </w:r>
-      <w:proofErr w:type="spellStart"/>
-      <w:r>
-        <w:rPr>
-          <w:rFonts w:ascii="Arial" w:eastAsia="Times New Roman" w:hAnsi="Arial" w:cs="Times New Roman"/>
-          <w:color w:val="34495E"/>
-          <w:sz w:val="27"/>
-          <w:szCs w:val="27"/>
-          <w:lang w:eastAsia="pt-BR"/>
-        </w:rPr>
-        <w:t>Databricks</w:t>
-      </w:r>
-      <w:proofErr w:type="spellEnd"/>
-      <w:r>
-        <w:rPr>
-          <w:rFonts w:ascii="Arial" w:eastAsia="Times New Roman" w:hAnsi="Arial" w:cs="Times New Roman"/>
-          <w:color w:val="34495E"/>
-          <w:sz w:val="27"/>
-          <w:szCs w:val="27"/>
-          <w:lang w:eastAsia="pt-BR"/>
-        </w:rPr>
-        <w:t xml:space="preserve"> para gerar métricas de ranking, percentil e médias móveis (análise de séries temporais).</w:t>
+        <w:t>Window Functions</w:t>
+      </w:r>
+      <w:r>
+        <w:rPr>
+          <w:rFonts w:ascii="Arial" w:eastAsia="Times New Roman" w:hAnsi="Arial" w:cs="Times New Roman"/>
+          <w:color w:val="34495E"/>
+          <w:sz w:val="27"/>
+          <w:szCs w:val="27"/>
+          <w:lang w:eastAsia="pt-BR"/>
+        </w:rPr>
+        <w:t> no Databricks para gerar métricas de ranking, percentil e médias móveis (análise de séries temporais).</w:t>
       </w:r>
     </w:p>
     <w:p>
@@ -483,7 +338,6 @@
         </w:rPr>
         <w:t>Construir um pipeline de </w:t>
       </w:r>
-      <w:proofErr w:type="spellStart"/>
       <w:r>
         <w:rPr>
           <w:rFonts w:ascii="Arial" w:eastAsia="Times New Roman" w:hAnsi="Arial" w:cs="Times New Roman"/>
@@ -494,88 +348,17 @@
           <w:szCs w:val="24"/>
           <w:lang w:eastAsia="pt-BR"/>
         </w:rPr>
-        <w:t>Feature</w:t>
-      </w:r>
-      <w:proofErr w:type="spellEnd"/>
-      <w:r>
-        <w:rPr>
-          <w:rFonts w:ascii="Arial" w:eastAsia="Times New Roman" w:hAnsi="Arial" w:cs="Times New Roman"/>
-          <w:b/>
-          <w:bCs/>
-          <w:color w:val="34495E"/>
-          <w:sz w:val="24"/>
-          <w:szCs w:val="24"/>
-          <w:lang w:eastAsia="pt-BR"/>
-        </w:rPr>
-        <w:t xml:space="preserve"> </w:t>
-      </w:r>
-      <w:proofErr w:type="spellStart"/>
-      <w:r>
-        <w:rPr>
-          <w:rFonts w:ascii="Arial" w:eastAsia="Times New Roman" w:hAnsi="Arial" w:cs="Times New Roman"/>
-          <w:b/>
-          <w:bCs/>
-          <w:color w:val="34495E"/>
-          <w:sz w:val="24"/>
-          <w:szCs w:val="24"/>
-          <w:lang w:eastAsia="pt-BR"/>
-        </w:rPr>
-        <w:t>Engineering</w:t>
-      </w:r>
-      <w:proofErr w:type="spellEnd"/>
-      <w:r>
-        <w:rPr>
-          <w:rFonts w:ascii="Arial" w:eastAsia="Times New Roman" w:hAnsi="Arial" w:cs="Times New Roman"/>
-          <w:color w:val="34495E"/>
-          <w:sz w:val="27"/>
-          <w:szCs w:val="27"/>
-          <w:lang w:eastAsia="pt-BR"/>
-        </w:rPr>
-        <w:t xml:space="preserve"> gerando uma </w:t>
-      </w:r>
-      <w:proofErr w:type="spellStart"/>
-      <w:r>
-        <w:rPr>
-          <w:rFonts w:ascii="Arial" w:eastAsia="Times New Roman" w:hAnsi="Arial" w:cs="Times New Roman"/>
-          <w:color w:val="34495E"/>
-          <w:sz w:val="27"/>
-          <w:szCs w:val="27"/>
-          <w:lang w:eastAsia="pt-BR"/>
-        </w:rPr>
-        <w:t>View</w:t>
-      </w:r>
-      <w:proofErr w:type="spellEnd"/>
-      <w:r>
-        <w:rPr>
-          <w:rFonts w:ascii="Arial" w:eastAsia="Times New Roman" w:hAnsi="Arial" w:cs="Times New Roman"/>
-          <w:color w:val="34495E"/>
-          <w:sz w:val="27"/>
-          <w:szCs w:val="27"/>
-          <w:lang w:eastAsia="pt-BR"/>
-        </w:rPr>
-        <w:t xml:space="preserve"> de </w:t>
-      </w:r>
-      <w:proofErr w:type="spellStart"/>
-      <w:r>
-        <w:rPr>
-          <w:rFonts w:ascii="Arial" w:eastAsia="Times New Roman" w:hAnsi="Arial" w:cs="Times New Roman"/>
-          <w:color w:val="34495E"/>
-          <w:sz w:val="27"/>
-          <w:szCs w:val="27"/>
-          <w:lang w:eastAsia="pt-BR"/>
-        </w:rPr>
-        <w:t>Feature</w:t>
-      </w:r>
-      <w:proofErr w:type="spellEnd"/>
-      <w:r>
-        <w:rPr>
-          <w:rFonts w:ascii="Arial" w:eastAsia="Times New Roman" w:hAnsi="Arial" w:cs="Times New Roman"/>
-          <w:color w:val="34495E"/>
-          <w:sz w:val="27"/>
-          <w:szCs w:val="27"/>
-          <w:lang w:eastAsia="pt-BR"/>
-        </w:rPr>
-        <w:t xml:space="preserve"> Store consolidada para alimentar modelos de IA.</w:t>
+        <w:t>Feature Engineering</w:t>
+      </w:r>
+      <w:r>
+        <w:rPr>
+          <w:rFonts w:ascii="Arial" w:eastAsia="Times New Roman" w:hAnsi="Arial" w:cs="Times New Roman"/>
+          <w:color w:val="34495E"/>
+          <w:sz w:val="27"/>
+          <w:szCs w:val="27"/>
+          <w:lang w:eastAsia="pt-BR"/>
+        </w:rPr>
+        <w:t> gerando uma View de Feature Store consolidada para alimentar modelos de IA.</w:t>
       </w:r>
     </w:p>
     <w:p>
@@ -660,7 +443,6 @@
         </w:rPr>
         <w:t> Este laboratório utiliza exclusivamente o ambiente corporativo da </w:t>
       </w:r>
-      <w:proofErr w:type="spellStart"/>
       <w:r>
         <w:rPr>
           <w:rFonts w:ascii="Arial" w:eastAsia="Times New Roman" w:hAnsi="Arial" w:cs="Times New Roman"/>
@@ -671,9 +453,18 @@
           <w:szCs w:val="24"/>
           <w:lang w:eastAsia="pt-BR"/>
         </w:rPr>
-        <w:t>Databricks</w:t>
-      </w:r>
-      <w:proofErr w:type="spellEnd"/>
+        <w:t>Databricks Community Edition</w:t>
+      </w:r>
+      <w:r>
+        <w:rPr>
+          <w:rFonts w:ascii="Arial" w:eastAsia="Times New Roman" w:hAnsi="Arial" w:cs="Times New Roman"/>
+          <w:color w:val="A04000"/>
+          <w:sz w:val="27"/>
+          <w:szCs w:val="27"/>
+          <w:lang w:eastAsia="pt-BR"/>
+        </w:rPr>
+        <w:t>. O banco de dados mestre da LODLog já foi reestruturado na </w:t>
+      </w:r>
       <w:r>
         <w:rPr>
           <w:rFonts w:ascii="Arial" w:eastAsia="Times New Roman" w:hAnsi="Arial" w:cs="Times New Roman"/>
@@ -684,22 +475,8 @@
           <w:szCs w:val="24"/>
           <w:lang w:eastAsia="pt-BR"/>
         </w:rPr>
-        <w:t xml:space="preserve"> Community </w:t>
-      </w:r>
-      <w:proofErr w:type="spellStart"/>
-      <w:r>
-        <w:rPr>
-          <w:rFonts w:ascii="Arial" w:eastAsia="Times New Roman" w:hAnsi="Arial" w:cs="Times New Roman"/>
-          <w:b/>
-          <w:bCs/>
-          <w:color w:val="78281F"/>
-          <w:sz w:val="24"/>
-          <w:szCs w:val="24"/>
-          <w:lang w:eastAsia="pt-BR"/>
-        </w:rPr>
-        <w:t>Edition</w:t>
-      </w:r>
-      <w:proofErr w:type="spellEnd"/>
+        <w:t>Versão 3 (v3)</w:t>
+      </w:r>
       <w:r>
         <w:rPr>
           <w:rFonts w:ascii="Arial" w:eastAsia="Times New Roman" w:hAnsi="Arial" w:cs="Times New Roman"/>
@@ -708,53 +485,8 @@
           <w:szCs w:val="27"/>
           <w:lang w:eastAsia="pt-BR"/>
         </w:rPr>
-        <w:t xml:space="preserve">. O banco de dados mestre da </w:t>
-      </w:r>
-      <w:proofErr w:type="spellStart"/>
-      <w:r>
-        <w:rPr>
-          <w:rFonts w:ascii="Arial" w:eastAsia="Times New Roman" w:hAnsi="Arial" w:cs="Times New Roman"/>
-          <w:color w:val="A04000"/>
-          <w:sz w:val="27"/>
-          <w:szCs w:val="27"/>
-          <w:lang w:eastAsia="pt-BR"/>
-        </w:rPr>
-        <w:t>LODLog</w:t>
-      </w:r>
-      <w:proofErr w:type="spellEnd"/>
-      <w:r>
-        <w:rPr>
-          <w:rFonts w:ascii="Arial" w:eastAsia="Times New Roman" w:hAnsi="Arial" w:cs="Times New Roman"/>
-          <w:color w:val="A04000"/>
-          <w:sz w:val="27"/>
-          <w:szCs w:val="27"/>
-          <w:lang w:eastAsia="pt-BR"/>
-        </w:rPr>
-        <w:t xml:space="preserve"> já foi reestruturado na </w:t>
-      </w:r>
-      <w:r>
-        <w:rPr>
-          <w:rFonts w:ascii="Arial" w:eastAsia="Times New Roman" w:hAnsi="Arial" w:cs="Times New Roman"/>
-          <w:b/>
-          <w:bCs/>
-          <w:color w:val="78281F"/>
-          <w:sz w:val="24"/>
-          <w:szCs w:val="24"/>
-          <w:lang w:eastAsia="pt-BR"/>
-        </w:rPr>
-        <w:t>Versão 3 (v3)</w:t>
-      </w:r>
-      <w:r>
-        <w:rPr>
-          <w:rFonts w:ascii="Arial" w:eastAsia="Times New Roman" w:hAnsi="Arial" w:cs="Times New Roman"/>
-          <w:color w:val="A04000"/>
-          <w:sz w:val="27"/>
-          <w:szCs w:val="27"/>
-          <w:lang w:eastAsia="pt-BR"/>
-        </w:rPr>
         <w:t>, separando a base operacional transacional (</w:t>
       </w:r>
-      <w:proofErr w:type="spellStart"/>
       <w:r>
         <w:rPr>
           <w:rFonts w:ascii="Courier New" w:eastAsia="Times New Roman" w:hAnsi="Courier New" w:cs="Courier New"/>
@@ -765,7 +497,6 @@
         </w:rPr>
         <w:t>lodlog_op</w:t>
       </w:r>
-      <w:proofErr w:type="spellEnd"/>
       <w:r>
         <w:rPr>
           <w:rFonts w:ascii="Arial" w:eastAsia="Times New Roman" w:hAnsi="Arial" w:cs="Times New Roman"/>
@@ -776,7 +507,6 @@
         </w:rPr>
         <w:t>) e o modelo multidimensional analítico (</w:t>
       </w:r>
-      <w:proofErr w:type="spellStart"/>
       <w:r>
         <w:rPr>
           <w:rFonts w:ascii="Courier New" w:eastAsia="Times New Roman" w:hAnsi="Courier New" w:cs="Courier New"/>
@@ -787,7 +517,6 @@
         </w:rPr>
         <w:t>lodlog_dw</w:t>
       </w:r>
-      <w:proofErr w:type="spellEnd"/>
       <w:r>
         <w:rPr>
           <w:rFonts w:ascii="Arial" w:eastAsia="Times New Roman" w:hAnsi="Arial" w:cs="Times New Roman"/>
@@ -826,33 +555,7 @@
           <w:szCs w:val="36"/>
           <w:lang w:eastAsia="pt-BR"/>
         </w:rPr>
-        <w:t xml:space="preserve">Parte 0 — Setup do Ambiente no </w:t>
-      </w:r>
-      <w:proofErr w:type="spellStart"/>
-      <w:r>
-        <w:rPr>
-          <w:rFonts w:ascii="Arial" w:eastAsia="Times New Roman" w:hAnsi="Arial" w:cs="Times New Roman"/>
-          <w:b/>
-          <w:bCs/>
-          <w:color w:val="1A5276"/>
-          <w:sz w:val="36"/>
-          <w:szCs w:val="36"/>
-          <w:lang w:eastAsia="pt-BR"/>
-        </w:rPr>
-        <w:t>Databricks</w:t>
-      </w:r>
-      <w:proofErr w:type="spellEnd"/>
-      <w:r>
-        <w:rPr>
-          <w:rFonts w:ascii="Arial" w:eastAsia="Times New Roman" w:hAnsi="Arial" w:cs="Times New Roman"/>
-          <w:b/>
-          <w:bCs/>
-          <w:color w:val="1A5276"/>
-          <w:sz w:val="36"/>
-          <w:szCs w:val="36"/>
-          <w:lang w:eastAsia="pt-BR"/>
-        </w:rPr>
-        <w:t xml:space="preserve"> (10 min)</w:t>
+        <w:t>Parte 0 — Setup do Ambiente no Databricks (10 min)</w:t>
       </w:r>
     </w:p>
     <w:p>
@@ -874,51 +577,7 @@
           <w:szCs w:val="24"/>
           <w:lang w:eastAsia="pt-BR"/>
         </w:rPr>
-        <w:t xml:space="preserve">Para inicializar os dados da </w:t>
-      </w:r>
-      <w:proofErr w:type="spellStart"/>
-      <w:r>
-        <w:rPr>
-          <w:rFonts w:ascii="Arial" w:eastAsia="Times New Roman" w:hAnsi="Arial" w:cs="Times New Roman"/>
-          <w:color w:val="34495E"/>
-          <w:sz w:val="24"/>
-          <w:szCs w:val="24"/>
-          <w:lang w:eastAsia="pt-BR"/>
-        </w:rPr>
-        <w:t>LODLog</w:t>
-      </w:r>
-      <w:proofErr w:type="spellEnd"/>
-      <w:r>
-        <w:rPr>
-          <w:rFonts w:ascii="Arial" w:eastAsia="Times New Roman" w:hAnsi="Arial" w:cs="Times New Roman"/>
-          <w:color w:val="34495E"/>
-          <w:sz w:val="24"/>
-          <w:szCs w:val="24"/>
-          <w:lang w:eastAsia="pt-BR"/>
-        </w:rPr>
-        <w:t xml:space="preserve"> no seu ambiente gratuito do </w:t>
-      </w:r>
-      <w:proofErr w:type="spellStart"/>
-      <w:r>
-        <w:rPr>
-          <w:rFonts w:ascii="Arial" w:eastAsia="Times New Roman" w:hAnsi="Arial" w:cs="Times New Roman"/>
-          <w:color w:val="34495E"/>
-          <w:sz w:val="24"/>
-          <w:szCs w:val="24"/>
-          <w:lang w:eastAsia="pt-BR"/>
-        </w:rPr>
-        <w:t>Databricks</w:t>
-      </w:r>
-      <w:proofErr w:type="spellEnd"/>
-      <w:r>
-        <w:rPr>
-          <w:rFonts w:ascii="Arial" w:eastAsia="Times New Roman" w:hAnsi="Arial" w:cs="Times New Roman"/>
-          <w:color w:val="34495E"/>
-          <w:sz w:val="24"/>
-          <w:szCs w:val="24"/>
-          <w:lang w:eastAsia="pt-BR"/>
-        </w:rPr>
-        <w:t>, siga os passos abaixo:</w:t>
+        <w:t>Para inicializar os dados da LODLog no seu ambiente gratuito do Databricks, siga os passos abaixo:</w:t>
       </w:r>
     </w:p>
     <w:p>
@@ -1025,51 +684,7 @@
           <w:szCs w:val="27"/>
           <w:lang w:eastAsia="pt-BR"/>
         </w:rPr>
-        <w:t>em “</w:t>
-      </w:r>
-      <w:proofErr w:type="spellStart"/>
-      <w:r>
-        <w:rPr>
-          <w:rFonts w:ascii="Arial" w:eastAsia="Times New Roman" w:hAnsi="Arial" w:cs="Times New Roman"/>
-          <w:color w:val="34495E"/>
-          <w:sz w:val="27"/>
-          <w:szCs w:val="27"/>
-          <w:lang w:eastAsia="pt-BR"/>
-        </w:rPr>
-        <w:t>Create</w:t>
-      </w:r>
-      <w:proofErr w:type="spellEnd"/>
-      <w:r>
-        <w:rPr>
-          <w:rFonts w:ascii="Arial" w:eastAsia="Times New Roman" w:hAnsi="Arial" w:cs="Times New Roman"/>
-          <w:color w:val="34495E"/>
-          <w:sz w:val="27"/>
-          <w:szCs w:val="27"/>
-          <w:lang w:eastAsia="pt-BR"/>
-        </w:rPr>
-        <w:t xml:space="preserve"> </w:t>
-      </w:r>
-      <w:proofErr w:type="spellStart"/>
-      <w:r>
-        <w:rPr>
-          <w:rFonts w:ascii="Arial" w:eastAsia="Times New Roman" w:hAnsi="Arial" w:cs="Times New Roman"/>
-          <w:color w:val="34495E"/>
-          <w:sz w:val="27"/>
-          <w:szCs w:val="27"/>
-          <w:lang w:eastAsia="pt-BR"/>
-        </w:rPr>
-        <w:t>Git</w:t>
-      </w:r>
-      <w:proofErr w:type="spellEnd"/>
-      <w:r>
-        <w:rPr>
-          <w:rFonts w:ascii="Arial" w:eastAsia="Times New Roman" w:hAnsi="Arial" w:cs="Times New Roman"/>
-          <w:color w:val="34495E"/>
-          <w:sz w:val="27"/>
-          <w:szCs w:val="27"/>
-          <w:lang w:eastAsia="pt-BR"/>
-        </w:rPr>
-        <w:t xml:space="preserve"> Folder”</w:t>
+        <w:t>em “Create Git Folder”</w:t>
       </w:r>
       <w:r>
         <w:rPr>
@@ -1219,95 +834,27 @@
           <w:szCs w:val="27"/>
           <w:lang w:eastAsia="pt-BR"/>
         </w:rPr>
-        <w:t>EDIA-</w:t>
-      </w:r>
-      <w:proofErr w:type="spellStart"/>
-      <w:r>
-        <w:rPr>
-          <w:rFonts w:ascii="Arial" w:eastAsia="Times New Roman" w:hAnsi="Arial" w:cs="Times New Roman"/>
-          <w:color w:val="34495E"/>
-          <w:sz w:val="27"/>
-          <w:szCs w:val="27"/>
-          <w:lang w:eastAsia="pt-BR"/>
-        </w:rPr>
-        <w:t>Labs</w:t>
-      </w:r>
-      <w:proofErr w:type="spellEnd"/>
-      <w:r>
-        <w:rPr>
-          <w:rFonts w:ascii="Arial" w:eastAsia="Times New Roman" w:hAnsi="Arial" w:cs="Times New Roman"/>
-          <w:color w:val="34495E"/>
-          <w:sz w:val="27"/>
-          <w:szCs w:val="27"/>
-          <w:lang w:eastAsia="pt-BR"/>
-        </w:rPr>
-        <w:t>-</w:t>
-      </w:r>
-      <w:proofErr w:type="spellStart"/>
-      <w:r>
-        <w:rPr>
-          <w:rFonts w:ascii="Arial" w:eastAsia="Times New Roman" w:hAnsi="Arial" w:cs="Times New Roman"/>
-          <w:color w:val="34495E"/>
-          <w:sz w:val="27"/>
-          <w:szCs w:val="27"/>
-          <w:lang w:eastAsia="pt-BR"/>
-        </w:rPr>
-        <w:t>DataBricks</w:t>
-      </w:r>
-      <w:proofErr w:type="spellEnd"/>
-      <w:r>
-        <w:rPr>
-          <w:rFonts w:ascii="Arial" w:eastAsia="Times New Roman" w:hAnsi="Arial" w:cs="Times New Roman"/>
-          <w:color w:val="34495E"/>
-          <w:sz w:val="27"/>
-          <w:szCs w:val="27"/>
-          <w:lang w:eastAsia="pt-BR"/>
-        </w:rPr>
-        <w:t>” abra “</w:t>
-      </w:r>
-      <w:proofErr w:type="spellStart"/>
-      <w:r>
-        <w:rPr>
-          <w:rFonts w:ascii="Arial" w:eastAsia="Times New Roman" w:hAnsi="Arial" w:cs="Times New Roman"/>
-          <w:color w:val="34495E"/>
-          <w:sz w:val="27"/>
-          <w:szCs w:val="27"/>
-          <w:lang w:eastAsia="pt-BR"/>
-        </w:rPr>
-        <w:t>Labs</w:t>
-      </w:r>
-      <w:proofErr w:type="spellEnd"/>
-      <w:r>
-        <w:rPr>
-          <w:rFonts w:ascii="Arial" w:eastAsia="Times New Roman" w:hAnsi="Arial" w:cs="Times New Roman"/>
-          <w:color w:val="34495E"/>
-          <w:sz w:val="27"/>
-          <w:szCs w:val="27"/>
-          <w:lang w:eastAsia="pt-BR"/>
-        </w:rPr>
-        <w:t xml:space="preserve">” e execute apenas </w:t>
-      </w:r>
-      <w:proofErr w:type="spellStart"/>
-      <w:r>
-        <w:rPr>
-          <w:rFonts w:ascii="Arial" w:eastAsia="Times New Roman" w:hAnsi="Arial" w:cs="Times New Roman"/>
-          <w:color w:val="34495E"/>
-          <w:sz w:val="27"/>
-          <w:szCs w:val="27"/>
-          <w:lang w:eastAsia="pt-BR"/>
-        </w:rPr>
-        <w:t>Labs</w:t>
-      </w:r>
-      <w:proofErr w:type="spellEnd"/>
-      <w:r>
-        <w:rPr>
-          <w:rFonts w:ascii="Arial" w:eastAsia="Times New Roman" w:hAnsi="Arial" w:cs="Times New Roman"/>
-          <w:color w:val="34495E"/>
-          <w:sz w:val="27"/>
-          <w:szCs w:val="27"/>
-          <w:lang w:eastAsia="pt-BR"/>
-        </w:rPr>
-        <w:t>/lodlog_lab3_seed_v3</w:t>
+        <w:t>EDIA-Labs-DataBricks</w:t>
+      </w:r>
+      <w:r>
+        <w:rPr>
+          <w:rFonts w:ascii="Arial" w:eastAsia="Times New Roman" w:hAnsi="Arial" w:cs="Times New Roman"/>
+          <w:color w:val="34495E"/>
+          <w:sz w:val="27"/>
+          <w:szCs w:val="27"/>
+          <w:lang w:eastAsia="pt-BR"/>
+        </w:rPr>
+        <w:t xml:space="preserve">” abra “Labs” e execute apenas </w:t>
+      </w:r>
+      <w:r>
+        <w:rPr>
+          <w:rFonts w:ascii="Arial" w:eastAsia="Times New Roman" w:hAnsi="Arial" w:cs="Times New Roman"/>
+          <w:color w:val="34495E"/>
+          <w:sz w:val="27"/>
+          <w:szCs w:val="27"/>
+          <w:lang w:eastAsia="pt-BR"/>
+        </w:rPr>
+        <w:t>Labs/lodlog_lab3_seed_v3</w:t>
       </w:r>
       <w:r>
         <w:rPr>
@@ -1319,27 +866,15 @@
         </w:rPr>
         <w:t>, considerando que você já rodou na última aula “</w:t>
       </w:r>
-      <w:proofErr w:type="spellStart"/>
-      <w:r>
-        <w:rPr>
-          <w:rFonts w:ascii="Arial" w:eastAsia="Times New Roman" w:hAnsi="Arial" w:cs="Times New Roman"/>
-          <w:color w:val="34495E"/>
-          <w:sz w:val="27"/>
-          <w:szCs w:val="27"/>
-          <w:lang w:eastAsia="pt-BR"/>
-        </w:rPr>
-        <w:t>Labs</w:t>
-      </w:r>
-      <w:proofErr w:type="spellEnd"/>
-      <w:r>
-        <w:rPr>
-          <w:rFonts w:ascii="Arial" w:eastAsia="Times New Roman" w:hAnsi="Arial" w:cs="Times New Roman"/>
-          <w:color w:val="34495E"/>
-          <w:sz w:val="27"/>
-          <w:szCs w:val="27"/>
-          <w:lang w:eastAsia="pt-BR"/>
-        </w:rPr>
-        <w:t>/lodlog_modelo_dados_v3.sql</w:t>
+      <w:r>
+        <w:rPr>
+          <w:rFonts w:ascii="Arial" w:eastAsia="Times New Roman" w:hAnsi="Arial" w:cs="Times New Roman"/>
+          <w:color w:val="34495E"/>
+          <w:sz w:val="27"/>
+          <w:szCs w:val="27"/>
+          <w:lang w:eastAsia="pt-BR"/>
+        </w:rPr>
+        <w:t>Labs/lodlog_modelo_dados_v3.sql</w:t>
       </w:r>
       <w:r>
         <w:rPr>
@@ -1397,7 +932,6 @@
         </w:rPr>
         <w:t>, clique em </w:t>
       </w:r>
-      <w:proofErr w:type="spellStart"/>
       <w:r>
         <w:rPr>
           <w:rFonts w:ascii="Arial" w:eastAsia="Times New Roman" w:hAnsi="Arial" w:cs="Times New Roman"/>
@@ -1408,55 +942,17 @@
           <w:szCs w:val="24"/>
           <w:lang w:eastAsia="pt-BR"/>
         </w:rPr>
-        <w:t>Run</w:t>
-      </w:r>
-      <w:proofErr w:type="spellEnd"/>
-      <w:r>
-        <w:rPr>
-          <w:rFonts w:ascii="Arial" w:eastAsia="Times New Roman" w:hAnsi="Arial" w:cs="Times New Roman"/>
-          <w:b/>
-          <w:bCs/>
-          <w:color w:val="34495E"/>
-          <w:sz w:val="24"/>
-          <w:szCs w:val="24"/>
-          <w:lang w:eastAsia="pt-BR"/>
-        </w:rPr>
-        <w:t xml:space="preserve"> </w:t>
-      </w:r>
-      <w:proofErr w:type="spellStart"/>
-      <w:r>
-        <w:rPr>
-          <w:rFonts w:ascii="Arial" w:eastAsia="Times New Roman" w:hAnsi="Arial" w:cs="Times New Roman"/>
-          <w:b/>
-          <w:bCs/>
-          <w:color w:val="34495E"/>
-          <w:sz w:val="24"/>
-          <w:szCs w:val="24"/>
-          <w:lang w:eastAsia="pt-BR"/>
-        </w:rPr>
-        <w:t>All</w:t>
-      </w:r>
-      <w:proofErr w:type="spellEnd"/>
-      <w:r>
-        <w:rPr>
-          <w:rFonts w:ascii="Arial" w:eastAsia="Times New Roman" w:hAnsi="Arial" w:cs="Times New Roman"/>
-          <w:color w:val="34495E"/>
-          <w:sz w:val="27"/>
-          <w:szCs w:val="27"/>
-          <w:lang w:eastAsia="pt-BR"/>
-        </w:rPr>
-        <w:t> (</w:t>
-      </w:r>
-      <w:proofErr w:type="gramStart"/>
-      <w:r>
-        <w:rPr>
-          <w:rFonts w:ascii="Arial" w:eastAsia="Times New Roman" w:hAnsi="Arial" w:cs="Times New Roman"/>
-          <w:color w:val="34495E"/>
-          <w:sz w:val="27"/>
-          <w:szCs w:val="27"/>
-          <w:lang w:eastAsia="pt-BR"/>
-        </w:rPr>
-        <w:t>ou </w:t>
+        <w:t>Run All</w:t>
+      </w:r>
+      <w:r>
+        <w:rPr>
+          <w:rFonts w:ascii="Arial" w:eastAsia="Times New Roman" w:hAnsi="Arial" w:cs="Times New Roman"/>
+          <w:color w:val="34495E"/>
+          <w:sz w:val="27"/>
+          <w:szCs w:val="27"/>
+          <w:lang w:eastAsia="pt-BR"/>
+        </w:rPr>
+        <w:t> (ou </w:t>
       </w:r>
       <w:r>
         <w:rPr>
@@ -1468,20 +964,7 @@
           <w:szCs w:val="27"/>
           <w:lang w:eastAsia="pt-BR"/>
         </w:rPr>
-        <w:t>Executar</w:t>
-      </w:r>
-      <w:proofErr w:type="gramEnd"/>
-      <w:r>
-        <w:rPr>
-          <w:rFonts w:ascii="Arial" w:eastAsia="Times New Roman" w:hAnsi="Arial" w:cs="Times New Roman"/>
-          <w:i/>
-          <w:iCs/>
-          <w:color w:val="34495E"/>
-          <w:sz w:val="27"/>
-          <w:szCs w:val="27"/>
-          <w:lang w:eastAsia="pt-BR"/>
-        </w:rPr>
-        <w:t xml:space="preserve"> tudo</w:t>
+        <w:t>Executar tudo</w:t>
       </w:r>
       <w:r>
         <w:rPr>
@@ -1501,29 +984,7 @@
           <w:szCs w:val="27"/>
           <w:lang w:eastAsia="pt-BR"/>
         </w:rPr>
-        <w:t>Certifique-se de a opção “</w:t>
-      </w:r>
-      <w:proofErr w:type="spellStart"/>
-      <w:r>
-        <w:rPr>
-          <w:rFonts w:ascii="Arial" w:eastAsia="Times New Roman" w:hAnsi="Arial" w:cs="Times New Roman"/>
-          <w:color w:val="34495E"/>
-          <w:sz w:val="27"/>
-          <w:szCs w:val="27"/>
-          <w:lang w:eastAsia="pt-BR"/>
-        </w:rPr>
-        <w:t>Serverless</w:t>
-      </w:r>
-      <w:proofErr w:type="spellEnd"/>
-      <w:r>
-        <w:rPr>
-          <w:rFonts w:ascii="Arial" w:eastAsia="Times New Roman" w:hAnsi="Arial" w:cs="Times New Roman"/>
-          <w:color w:val="34495E"/>
-          <w:sz w:val="27"/>
-          <w:szCs w:val="27"/>
-          <w:lang w:eastAsia="pt-BR"/>
-        </w:rPr>
-        <w:t>” estar selecionada.</w:t>
+        <w:t>Certifique-se de a opção “Serverless” estar selecionada.</w:t>
       </w:r>
     </w:p>
     <w:p>
@@ -1646,7 +1107,6 @@
         </w:rPr>
         <w:t>o banco de dados operacional </w:t>
       </w:r>
-      <w:proofErr w:type="spellStart"/>
       <w:r>
         <w:rPr>
           <w:rFonts w:ascii="Courier New" w:eastAsia="Times New Roman" w:hAnsi="Courier New" w:cs="Courier New"/>
@@ -1657,7 +1117,6 @@
         </w:rPr>
         <w:t>lodlog_op</w:t>
       </w:r>
-      <w:proofErr w:type="spellEnd"/>
       <w:r>
         <w:rPr>
           <w:rFonts w:ascii="Arial" w:eastAsia="Times New Roman" w:hAnsi="Arial" w:cs="Times New Roman"/>
@@ -1688,7 +1147,6 @@
         </w:rPr>
         <w:t>o analítico </w:t>
       </w:r>
-      <w:proofErr w:type="spellStart"/>
       <w:r>
         <w:rPr>
           <w:rFonts w:ascii="Courier New" w:eastAsia="Times New Roman" w:hAnsi="Courier New" w:cs="Courier New"/>
@@ -1699,38 +1157,15 @@
         </w:rPr>
         <w:t>lodlog_dw</w:t>
       </w:r>
-      <w:proofErr w:type="spellEnd"/>
-      <w:r>
-        <w:rPr>
-          <w:rFonts w:ascii="Arial" w:eastAsia="Times New Roman" w:hAnsi="Arial" w:cs="Times New Roman"/>
-          <w:color w:val="34495E"/>
-          <w:sz w:val="27"/>
-          <w:szCs w:val="27"/>
-          <w:lang w:eastAsia="pt-BR"/>
-        </w:rPr>
-        <w:t xml:space="preserve"> (Star </w:t>
-      </w:r>
-      <w:proofErr w:type="spellStart"/>
-      <w:r>
-        <w:rPr>
-          <w:rFonts w:ascii="Arial" w:eastAsia="Times New Roman" w:hAnsi="Arial" w:cs="Times New Roman"/>
-          <w:color w:val="34495E"/>
-          <w:sz w:val="27"/>
-          <w:szCs w:val="27"/>
-          <w:lang w:eastAsia="pt-BR"/>
-        </w:rPr>
-        <w:t>Schema</w:t>
-      </w:r>
-      <w:proofErr w:type="spellEnd"/>
-      <w:r>
-        <w:rPr>
-          <w:rFonts w:ascii="Arial" w:eastAsia="Times New Roman" w:hAnsi="Arial" w:cs="Times New Roman"/>
-          <w:color w:val="34495E"/>
-          <w:sz w:val="27"/>
-          <w:szCs w:val="27"/>
-          <w:lang w:eastAsia="pt-BR"/>
-        </w:rPr>
-        <w:t>) e popular a tabela fato com 50.000 entregas fictícias.</w:t>
+      <w:r>
+        <w:rPr>
+          <w:rFonts w:ascii="Arial" w:eastAsia="Times New Roman" w:hAnsi="Arial" w:cs="Times New Roman"/>
+          <w:color w:val="34495E"/>
+          <w:sz w:val="27"/>
+          <w:szCs w:val="27"/>
+          <w:lang w:eastAsia="pt-BR"/>
+        </w:rPr>
+        <w:t> (Star Schema) e popular a tabela fato com 50.000 entregas fictícias.</w:t>
       </w:r>
     </w:p>
     <w:p>
@@ -1756,29 +1191,7 @@
           <w:szCs w:val="27"/>
           <w:lang w:eastAsia="pt-BR"/>
         </w:rPr>
-        <w:t xml:space="preserve">Após a execução do </w:t>
-      </w:r>
-      <w:proofErr w:type="spellStart"/>
-      <w:r>
-        <w:rPr>
-          <w:rFonts w:ascii="Arial" w:eastAsia="Times New Roman" w:hAnsi="Arial" w:cs="Times New Roman"/>
-          <w:color w:val="34495E"/>
-          <w:sz w:val="27"/>
-          <w:szCs w:val="27"/>
-          <w:lang w:eastAsia="pt-BR"/>
-        </w:rPr>
-        <w:t>seed</w:t>
-      </w:r>
-      <w:proofErr w:type="spellEnd"/>
-      <w:r>
-        <w:rPr>
-          <w:rFonts w:ascii="Arial" w:eastAsia="Times New Roman" w:hAnsi="Arial" w:cs="Times New Roman"/>
-          <w:color w:val="34495E"/>
-          <w:sz w:val="27"/>
-          <w:szCs w:val="27"/>
-          <w:lang w:eastAsia="pt-BR"/>
-        </w:rPr>
-        <w:t xml:space="preserve"> terminar com sucesso, </w:t>
+        <w:t xml:space="preserve">Após a execução do seed terminar com sucesso, </w:t>
       </w:r>
       <w:r>
         <w:rPr>
@@ -1790,27 +1203,15 @@
         </w:rPr>
         <w:t>abra o notebook “</w:t>
       </w:r>
-      <w:proofErr w:type="spellStart"/>
-      <w:r>
-        <w:rPr>
-          <w:rFonts w:ascii="Arial" w:eastAsia="Times New Roman" w:hAnsi="Arial" w:cs="Times New Roman"/>
-          <w:color w:val="34495E"/>
-          <w:sz w:val="27"/>
-          <w:szCs w:val="27"/>
-          <w:lang w:eastAsia="pt-BR"/>
-        </w:rPr>
-        <w:t>Labs</w:t>
-      </w:r>
-      <w:proofErr w:type="spellEnd"/>
-      <w:r>
-        <w:rPr>
-          <w:rFonts w:ascii="Arial" w:eastAsia="Times New Roman" w:hAnsi="Arial" w:cs="Times New Roman"/>
-          <w:color w:val="34495E"/>
-          <w:sz w:val="27"/>
-          <w:szCs w:val="27"/>
-          <w:lang w:eastAsia="pt-BR"/>
-        </w:rPr>
-        <w:t>/LAB3_apoio</w:t>
+      <w:r>
+        <w:rPr>
+          <w:rFonts w:ascii="Arial" w:eastAsia="Times New Roman" w:hAnsi="Arial" w:cs="Times New Roman"/>
+          <w:color w:val="34495E"/>
+          <w:sz w:val="27"/>
+          <w:szCs w:val="27"/>
+          <w:lang w:eastAsia="pt-BR"/>
+        </w:rPr>
+        <w:t>Labs/LAB3_apoio</w:t>
       </w:r>
       <w:r>
         <w:rPr>
@@ -1864,28 +1265,15 @@
         <w:pStyle w:val="sql"/>
       </w:pPr>
       <w:r>
-        <w:t>%</w:t>
-      </w:r>
-      <w:proofErr w:type="spellStart"/>
-      <w:r>
-        <w:t>sql</w:t>
-      </w:r>
-      <w:proofErr w:type="spellEnd"/>
-    </w:p>
-    <w:p>
-      <w:pPr>
-        <w:pStyle w:val="sql"/>
-      </w:pPr>
-      <w:r>
-        <w:t xml:space="preserve">USE </w:t>
-      </w:r>
-      <w:proofErr w:type="spellStart"/>
-      <w:r>
-        <w:t>lodlog_dw</w:t>
-      </w:r>
-      <w:proofErr w:type="spellEnd"/>
-      <w:r>
-        <w:t>;</w:t>
+        <w:t>%sql</w:t>
+      </w:r>
+    </w:p>
+    <w:p>
+      <w:pPr>
+        <w:pStyle w:val="sql"/>
+      </w:pPr>
+      <w:r>
+        <w:t>USE lodlog_dw;</w:t>
       </w:r>
     </w:p>
     <w:p>
@@ -1972,31 +1360,8 @@
           <w:szCs w:val="24"/>
           <w:lang w:eastAsia="pt-BR"/>
         </w:rPr>
-        <w:t xml:space="preserve">As tabelas do modelo dimensional analítico estão salvas sob o </w:t>
-      </w:r>
-      <w:proofErr w:type="spellStart"/>
-      <w:r>
-        <w:rPr>
-          <w:rFonts w:ascii="Arial" w:eastAsia="Times New Roman" w:hAnsi="Arial" w:cs="Times New Roman"/>
-          <w:color w:val="34495E"/>
-          <w:sz w:val="24"/>
-          <w:szCs w:val="24"/>
-          <w:lang w:eastAsia="pt-BR"/>
-        </w:rPr>
-        <w:t>schema</w:t>
-      </w:r>
-      <w:proofErr w:type="spellEnd"/>
-      <w:r>
-        <w:rPr>
-          <w:rFonts w:ascii="Arial" w:eastAsia="Times New Roman" w:hAnsi="Arial" w:cs="Times New Roman"/>
-          <w:color w:val="34495E"/>
-          <w:sz w:val="24"/>
-          <w:szCs w:val="24"/>
-          <w:lang w:eastAsia="pt-BR"/>
-        </w:rPr>
-        <w:t> </w:t>
-      </w:r>
-      <w:proofErr w:type="spellStart"/>
+        <w:t>As tabelas do modelo dimensional analítico estão salvas sob o schema </w:t>
+      </w:r>
       <w:r>
         <w:rPr>
           <w:rFonts w:ascii="Courier New" w:eastAsia="Times New Roman" w:hAnsi="Courier New" w:cs="Courier New"/>
@@ -2007,38 +1372,15 @@
         </w:rPr>
         <w:t>lodlog_dw</w:t>
       </w:r>
-      <w:proofErr w:type="spellEnd"/>
-      <w:r>
-        <w:rPr>
-          <w:rFonts w:ascii="Arial" w:eastAsia="Times New Roman" w:hAnsi="Arial" w:cs="Times New Roman"/>
-          <w:color w:val="34495E"/>
-          <w:sz w:val="24"/>
-          <w:szCs w:val="24"/>
-          <w:lang w:eastAsia="pt-BR"/>
-        </w:rPr>
-        <w:t xml:space="preserve">. Execute e interprete as três queries analíticas abaixo. Em seu notebook, escreva uma frase curta de interpretação sobre o que o resultado revela para a gestão da </w:t>
-      </w:r>
-      <w:proofErr w:type="spellStart"/>
-      <w:r>
-        <w:rPr>
-          <w:rFonts w:ascii="Arial" w:eastAsia="Times New Roman" w:hAnsi="Arial" w:cs="Times New Roman"/>
-          <w:color w:val="34495E"/>
-          <w:sz w:val="24"/>
-          <w:szCs w:val="24"/>
-          <w:lang w:eastAsia="pt-BR"/>
-        </w:rPr>
-        <w:t>LODLog</w:t>
-      </w:r>
-      <w:proofErr w:type="spellEnd"/>
-      <w:r>
-        <w:rPr>
-          <w:rFonts w:ascii="Arial" w:eastAsia="Times New Roman" w:hAnsi="Arial" w:cs="Times New Roman"/>
-          <w:color w:val="34495E"/>
-          <w:sz w:val="24"/>
-          <w:szCs w:val="24"/>
-          <w:lang w:eastAsia="pt-BR"/>
-        </w:rPr>
-        <w:t>.</w:t>
+      <w:r>
+        <w:rPr>
+          <w:rFonts w:ascii="Arial" w:eastAsia="Times New Roman" w:hAnsi="Arial" w:cs="Times New Roman"/>
+          <w:color w:val="34495E"/>
+          <w:sz w:val="24"/>
+          <w:szCs w:val="24"/>
+          <w:lang w:eastAsia="pt-BR"/>
+        </w:rPr>
+        <w:t>. Execute e interprete as três queries analíticas abaixo. Em seu notebook, escreva uma frase curta de interpretação sobre o que o resultado revela para a gestão da LODLog.</w:t>
       </w:r>
     </w:p>
     <w:p>
@@ -2055,106 +1397,32 @@
         <w:pStyle w:val="sql"/>
       </w:pPr>
       <w:r>
-        <w:t>SELECT DATE_</w:t>
-      </w:r>
-      <w:proofErr w:type="gramStart"/>
-      <w:r>
-        <w:t>TRUNC(</w:t>
-      </w:r>
-      <w:proofErr w:type="gramEnd"/>
-      <w:r>
-        <w:t>'</w:t>
-      </w:r>
-      <w:proofErr w:type="spellStart"/>
-      <w:r>
-        <w:t>month</w:t>
-      </w:r>
-      <w:proofErr w:type="spellEnd"/>
-      <w:r>
-        <w:t xml:space="preserve">', </w:t>
-      </w:r>
-      <w:proofErr w:type="spellStart"/>
-      <w:r>
-        <w:t>data_entrega</w:t>
-      </w:r>
-      <w:proofErr w:type="spellEnd"/>
-      <w:r>
-        <w:t xml:space="preserve">) AS </w:t>
-      </w:r>
-      <w:proofErr w:type="spellStart"/>
-      <w:r>
-        <w:t>mes</w:t>
-      </w:r>
-      <w:proofErr w:type="spellEnd"/>
-      <w:r>
-        <w:t>,</w:t>
-      </w:r>
-    </w:p>
-    <w:p>
-      <w:pPr>
-        <w:pStyle w:val="sql"/>
-      </w:pPr>
-      <w:r>
-        <w:t xml:space="preserve">       </w:t>
-      </w:r>
-      <w:proofErr w:type="gramStart"/>
-      <w:r>
-        <w:t>COUNT(</w:t>
-      </w:r>
-      <w:proofErr w:type="gramEnd"/>
-      <w:r>
-        <w:t xml:space="preserve">*) AS </w:t>
-      </w:r>
-      <w:proofErr w:type="spellStart"/>
-      <w:r>
-        <w:t>total_entregas</w:t>
-      </w:r>
-      <w:proofErr w:type="spellEnd"/>
-      <w:r>
-        <w:t>,</w:t>
-      </w:r>
-    </w:p>
-    <w:p>
-      <w:pPr>
-        <w:pStyle w:val="sql"/>
-      </w:pPr>
-      <w:r>
-        <w:t xml:space="preserve">       </w:t>
-      </w:r>
-      <w:proofErr w:type="gramStart"/>
-      <w:r>
-        <w:t>SUM(</w:t>
-      </w:r>
-      <w:proofErr w:type="gramEnd"/>
-      <w:r>
-        <w:t xml:space="preserve">CASE WHEN </w:t>
-      </w:r>
-      <w:proofErr w:type="spellStart"/>
-      <w:r>
-        <w:t>minutos_atraso</w:t>
-      </w:r>
-      <w:proofErr w:type="spellEnd"/>
-      <w:r>
-        <w:t xml:space="preserve"> &gt; 0 THEN 1 ELSE 0 END) AS </w:t>
-      </w:r>
-      <w:proofErr w:type="spellStart"/>
-      <w:r>
-        <w:t>entregas_atrasadas</w:t>
-      </w:r>
-      <w:proofErr w:type="spellEnd"/>
-    </w:p>
-    <w:p>
-      <w:pPr>
-        <w:pStyle w:val="sql"/>
-      </w:pPr>
-      <w:r>
-        <w:t xml:space="preserve">FROM </w:t>
-      </w:r>
-      <w:proofErr w:type="spellStart"/>
-      <w:r>
-        <w:t>fato_entregas</w:t>
-      </w:r>
-      <w:proofErr w:type="spellEnd"/>
+        <w:t>SELECT DATE_TRUNC('month', data_entrega) AS mes,</w:t>
+      </w:r>
+    </w:p>
+    <w:p>
+      <w:pPr>
+        <w:pStyle w:val="sql"/>
+      </w:pPr>
+      <w:r>
+        <w:t xml:space="preserve">       COUNT(*) AS total_entregas,</w:t>
+      </w:r>
+    </w:p>
+    <w:p>
+      <w:pPr>
+        <w:pStyle w:val="sql"/>
+      </w:pPr>
+      <w:r>
+        <w:t xml:space="preserve">       SUM(CASE WHEN minutos_atraso &gt; 0 THEN 1 ELSE 0 END) AS entregas_atrasadas</w:t>
+      </w:r>
+    </w:p>
+    <w:p>
+      <w:pPr>
+        <w:pStyle w:val="sql"/>
+      </w:pPr>
+      <w:r>
+        <w:t>FROM fato_entregas</w:t>
+      </w:r>
     </w:p>
     <w:p>
       <w:pPr>
@@ -2219,236 +1487,71 @@
         <w:pStyle w:val="sql"/>
       </w:pPr>
       <w:r>
-        <w:t xml:space="preserve">SELECT </w:t>
-      </w:r>
-      <w:proofErr w:type="spellStart"/>
-      <w:proofErr w:type="gramStart"/>
-      <w:r>
-        <w:t>cd.codigo</w:t>
-      </w:r>
-      <w:proofErr w:type="spellEnd"/>
-      <w:proofErr w:type="gramEnd"/>
-      <w:r>
-        <w:t xml:space="preserve"> AS </w:t>
-      </w:r>
-      <w:proofErr w:type="spellStart"/>
-      <w:r>
-        <w:t>cd_origem</w:t>
-      </w:r>
-      <w:proofErr w:type="spellEnd"/>
-      <w:r>
-        <w:t>,</w:t>
-      </w:r>
-    </w:p>
-    <w:p>
-      <w:pPr>
-        <w:pStyle w:val="sql"/>
-      </w:pPr>
-      <w:r>
-        <w:t xml:space="preserve">       ROUND(</w:t>
-      </w:r>
-      <w:proofErr w:type="gramStart"/>
-      <w:r>
-        <w:t>AVG(</w:t>
-      </w:r>
-      <w:proofErr w:type="spellStart"/>
-      <w:proofErr w:type="gramEnd"/>
-      <w:r>
-        <w:t>fe.minutos_atraso</w:t>
-      </w:r>
-      <w:proofErr w:type="spellEnd"/>
-      <w:r>
-        <w:t xml:space="preserve">), 2) AS </w:t>
-      </w:r>
-      <w:proofErr w:type="spellStart"/>
-      <w:r>
-        <w:t>atraso_medio_min</w:t>
-      </w:r>
-      <w:proofErr w:type="spellEnd"/>
-      <w:r>
-        <w:t>,</w:t>
-      </w:r>
-    </w:p>
-    <w:p>
-      <w:pPr>
-        <w:pStyle w:val="sql"/>
-      </w:pPr>
-      <w:r>
-        <w:t xml:space="preserve">       </w:t>
-      </w:r>
-      <w:proofErr w:type="gramStart"/>
-      <w:r>
-        <w:t>ROUND(</w:t>
-      </w:r>
-      <w:proofErr w:type="gramEnd"/>
-      <w:r>
-        <w:t>SUM(</w:t>
-      </w:r>
-      <w:proofErr w:type="spellStart"/>
-      <w:r>
-        <w:t>fe.custo_combustivel</w:t>
-      </w:r>
-      <w:proofErr w:type="spellEnd"/>
-      <w:r>
-        <w:t xml:space="preserve"> + </w:t>
-      </w:r>
-      <w:proofErr w:type="spellStart"/>
-      <w:r>
-        <w:t>fe.custo_pedagio</w:t>
-      </w:r>
-      <w:proofErr w:type="spellEnd"/>
-      <w:r>
-        <w:t xml:space="preserve">), 2) AS </w:t>
-      </w:r>
-      <w:proofErr w:type="spellStart"/>
-      <w:r>
-        <w:t>custo_total_operacional</w:t>
-      </w:r>
-      <w:proofErr w:type="spellEnd"/>
-      <w:r>
-        <w:t>,</w:t>
-      </w:r>
-    </w:p>
-    <w:p>
-      <w:pPr>
-        <w:pStyle w:val="sql"/>
-      </w:pPr>
-      <w:r>
-        <w:t xml:space="preserve">       </w:t>
-      </w:r>
-      <w:proofErr w:type="gramStart"/>
-      <w:r>
-        <w:t>COUNT(</w:t>
-      </w:r>
-      <w:proofErr w:type="gramEnd"/>
-      <w:r>
-        <w:t xml:space="preserve">DISTINCT </w:t>
-      </w:r>
-      <w:proofErr w:type="spellStart"/>
-      <w:r>
-        <w:t>fe.sk_veiculo</w:t>
-      </w:r>
-      <w:proofErr w:type="spellEnd"/>
-      <w:r>
-        <w:t xml:space="preserve">) AS </w:t>
-      </w:r>
-      <w:proofErr w:type="spellStart"/>
-      <w:r>
-        <w:t>frota_alocada</w:t>
-      </w:r>
-      <w:proofErr w:type="spellEnd"/>
-    </w:p>
-    <w:p>
-      <w:pPr>
-        <w:pStyle w:val="sql"/>
-      </w:pPr>
-      <w:r>
-        <w:t xml:space="preserve">FROM </w:t>
-      </w:r>
-      <w:proofErr w:type="spellStart"/>
-      <w:r>
-        <w:t>fato_entregas</w:t>
-      </w:r>
-      <w:proofErr w:type="spellEnd"/>
-      <w:r>
-        <w:t xml:space="preserve"> </w:t>
-      </w:r>
-      <w:proofErr w:type="spellStart"/>
-      <w:r>
-        <w:t>fe</w:t>
-      </w:r>
-      <w:proofErr w:type="spellEnd"/>
-    </w:p>
-    <w:p>
-      <w:pPr>
-        <w:pStyle w:val="sql"/>
-      </w:pPr>
-      <w:r>
-        <w:t xml:space="preserve">INNER JOIN </w:t>
-      </w:r>
-      <w:proofErr w:type="spellStart"/>
-      <w:r>
-        <w:t>dim_centro_distribuicao</w:t>
-      </w:r>
-      <w:proofErr w:type="spellEnd"/>
-      <w:r>
-        <w:t xml:space="preserve"> </w:t>
-      </w:r>
-      <w:proofErr w:type="spellStart"/>
-      <w:r>
-        <w:t>cd</w:t>
-      </w:r>
-      <w:proofErr w:type="spellEnd"/>
-      <w:r>
-        <w:t xml:space="preserve"> ON </w:t>
-      </w:r>
-      <w:proofErr w:type="spellStart"/>
-      <w:r>
-        <w:t>fe.sk_cd_origem</w:t>
-      </w:r>
-      <w:proofErr w:type="spellEnd"/>
-      <w:r>
-        <w:t xml:space="preserve"> = </w:t>
-      </w:r>
-      <w:proofErr w:type="spellStart"/>
-      <w:r>
-        <w:t>cd.sk_cd</w:t>
-      </w:r>
-      <w:proofErr w:type="spellEnd"/>
-    </w:p>
-    <w:p>
-      <w:pPr>
-        <w:pStyle w:val="sql"/>
-      </w:pPr>
-      <w:r>
-        <w:t xml:space="preserve">WHERE </w:t>
-      </w:r>
-      <w:proofErr w:type="spellStart"/>
-      <w:r>
-        <w:t>fe.data_entrega</w:t>
-      </w:r>
-      <w:proofErr w:type="spellEnd"/>
-      <w:r>
-        <w:t xml:space="preserve"> &gt;= CURRENT_DATE - INTERVAL '90 </w:t>
-      </w:r>
-      <w:proofErr w:type="spellStart"/>
-      <w:r>
-        <w:t>days</w:t>
-      </w:r>
-      <w:proofErr w:type="spellEnd"/>
-      <w:r>
-        <w:t>'</w:t>
-      </w:r>
-    </w:p>
-    <w:p>
-      <w:pPr>
-        <w:pStyle w:val="sql"/>
-      </w:pPr>
-      <w:r>
-        <w:t xml:space="preserve">GROUP BY </w:t>
-      </w:r>
-      <w:proofErr w:type="spellStart"/>
-      <w:proofErr w:type="gramStart"/>
-      <w:r>
-        <w:t>cd.codigo</w:t>
-      </w:r>
-      <w:proofErr w:type="spellEnd"/>
-      <w:proofErr w:type="gramEnd"/>
-    </w:p>
-    <w:p>
-      <w:pPr>
-        <w:pStyle w:val="sql"/>
-      </w:pPr>
-      <w:r>
-        <w:t xml:space="preserve">ORDER BY </w:t>
-      </w:r>
-      <w:proofErr w:type="spellStart"/>
-      <w:r>
-        <w:t>atraso_medio_min</w:t>
-      </w:r>
-      <w:proofErr w:type="spellEnd"/>
-      <w:r>
-        <w:t xml:space="preserve"> ASC;</w:t>
+        <w:t>SELECT cd.codigo AS cd_origem,</w:t>
+      </w:r>
+    </w:p>
+    <w:p>
+      <w:pPr>
+        <w:pStyle w:val="sql"/>
+      </w:pPr>
+      <w:r>
+        <w:t xml:space="preserve">       ROUND(AVG(fe.minutos_atraso), 2) AS atraso_medio_min,</w:t>
+      </w:r>
+    </w:p>
+    <w:p>
+      <w:pPr>
+        <w:pStyle w:val="sql"/>
+      </w:pPr>
+      <w:r>
+        <w:t xml:space="preserve">       ROUND(SUM(fe.custo_combustivel + fe.custo_pedagio), 2) AS custo_total_operacional,</w:t>
+      </w:r>
+    </w:p>
+    <w:p>
+      <w:pPr>
+        <w:pStyle w:val="sql"/>
+      </w:pPr>
+      <w:r>
+        <w:t xml:space="preserve">       COUNT(DISTINCT fe.sk_veiculo) AS frota_alocada</w:t>
+      </w:r>
+    </w:p>
+    <w:p>
+      <w:pPr>
+        <w:pStyle w:val="sql"/>
+      </w:pPr>
+      <w:r>
+        <w:t>FROM fato_entregas fe</w:t>
+      </w:r>
+    </w:p>
+    <w:p>
+      <w:pPr>
+        <w:pStyle w:val="sql"/>
+      </w:pPr>
+      <w:r>
+        <w:t>INNER JOIN dim_centro_distribuicao cd ON fe.sk_cd_origem = cd.sk_cd</w:t>
+      </w:r>
+    </w:p>
+    <w:p>
+      <w:pPr>
+        <w:pStyle w:val="sql"/>
+      </w:pPr>
+      <w:r>
+        <w:t>WHERE fe.data_entrega &gt;= CURRENT_DATE - INTERVAL '90 days'</w:t>
+      </w:r>
+    </w:p>
+    <w:p>
+      <w:pPr>
+        <w:pStyle w:val="sql"/>
+      </w:pPr>
+      <w:r>
+        <w:t>GROUP BY cd.codigo</w:t>
+      </w:r>
+    </w:p>
+    <w:p>
+      <w:pPr>
+        <w:pStyle w:val="sql"/>
+      </w:pPr>
+      <w:r>
+        <w:t>ORDER BY atraso_medio_min ASC;</w:t>
       </w:r>
     </w:p>
     <w:p>
@@ -2498,75 +1601,23 @@
         <w:pStyle w:val="sql"/>
       </w:pPr>
       <w:r>
-        <w:t xml:space="preserve">SELECT </w:t>
-      </w:r>
-      <w:proofErr w:type="spellStart"/>
-      <w:proofErr w:type="gramStart"/>
-      <w:r>
-        <w:t>corr</w:t>
-      </w:r>
-      <w:proofErr w:type="spellEnd"/>
-      <w:r>
-        <w:t>(</w:t>
-      </w:r>
-      <w:proofErr w:type="spellStart"/>
-      <w:proofErr w:type="gramEnd"/>
-      <w:r>
-        <w:t>distancia_km</w:t>
-      </w:r>
-      <w:proofErr w:type="spellEnd"/>
-      <w:r>
-        <w:t xml:space="preserve">, </w:t>
-      </w:r>
-      <w:proofErr w:type="spellStart"/>
-      <w:r>
-        <w:t>custo_combustivel</w:t>
-      </w:r>
-      <w:proofErr w:type="spellEnd"/>
-      <w:r>
-        <w:t xml:space="preserve">) AS </w:t>
-      </w:r>
-      <w:proofErr w:type="spellStart"/>
-      <w:r>
-        <w:t>correlacao_distancia_custo</w:t>
-      </w:r>
-      <w:proofErr w:type="spellEnd"/>
-    </w:p>
-    <w:p>
-      <w:pPr>
-        <w:pStyle w:val="sql"/>
-      </w:pPr>
-      <w:r>
-        <w:t xml:space="preserve">FROM </w:t>
-      </w:r>
-      <w:proofErr w:type="spellStart"/>
-      <w:r>
-        <w:t>fato_entregas</w:t>
-      </w:r>
-      <w:proofErr w:type="spellEnd"/>
-    </w:p>
-    <w:p>
-      <w:pPr>
-        <w:pStyle w:val="sql"/>
-      </w:pPr>
-      <w:r>
-        <w:t xml:space="preserve">WHERE </w:t>
-      </w:r>
-      <w:proofErr w:type="spellStart"/>
-      <w:r>
-        <w:t>data_entrega</w:t>
-      </w:r>
-      <w:proofErr w:type="spellEnd"/>
-      <w:r>
-        <w:t xml:space="preserve"> &gt;= CURRENT_DATE - INTERVAL '30 </w:t>
-      </w:r>
-      <w:proofErr w:type="spellStart"/>
-      <w:r>
-        <w:t>days</w:t>
-      </w:r>
-      <w:proofErr w:type="spellEnd"/>
-      <w:r>
-        <w:t>';</w:t>
+        <w:t>SELECT corr(distancia_km, custo_combustivel) AS correlacao_distancia_custo</w:t>
+      </w:r>
+    </w:p>
+    <w:p>
+      <w:pPr>
+        <w:pStyle w:val="sql"/>
+      </w:pPr>
+      <w:r>
+        <w:t>FROM fato_entregas</w:t>
+      </w:r>
+    </w:p>
+    <w:p>
+      <w:pPr>
+        <w:pStyle w:val="sql"/>
+      </w:pPr>
+      <w:r>
+        <w:t>WHERE data_entrega &gt;= CURRENT_DATE - INTERVAL '30 days';</w:t>
       </w:r>
     </w:p>
     <w:p>
@@ -2747,31 +1798,8 @@
           <w:szCs w:val="24"/>
           <w:lang w:eastAsia="pt-BR"/>
         </w:rPr>
-        <w:t xml:space="preserve"> entre a </w:t>
-      </w:r>
-      <w:proofErr w:type="gramStart"/>
-      <w:r>
-        <w:rPr>
-          <w:rFonts w:ascii="Arial" w:eastAsia="Times New Roman" w:hAnsi="Arial" w:cs="Times New Roman"/>
-          <w:color w:val="34495E"/>
-          <w:sz w:val="24"/>
-          <w:szCs w:val="24"/>
-          <w:lang w:eastAsia="pt-BR"/>
-        </w:rPr>
-        <w:t>fato</w:t>
-      </w:r>
-      <w:proofErr w:type="gramEnd"/>
-      <w:r>
-        <w:rPr>
-          <w:rFonts w:ascii="Arial" w:eastAsia="Times New Roman" w:hAnsi="Arial" w:cs="Times New Roman"/>
-          <w:color w:val="34495E"/>
-          <w:sz w:val="24"/>
-          <w:szCs w:val="24"/>
-          <w:lang w:eastAsia="pt-BR"/>
-        </w:rPr>
-        <w:t> </w:t>
-      </w:r>
-      <w:proofErr w:type="spellStart"/>
+        <w:t> entre a fato </w:t>
+      </w:r>
       <w:r>
         <w:rPr>
           <w:rFonts w:ascii="Courier New" w:eastAsia="Times New Roman" w:hAnsi="Courier New" w:cs="Courier New"/>
@@ -2782,7 +1810,6 @@
         </w:rPr>
         <w:t>fato_entregas</w:t>
       </w:r>
-      <w:proofErr w:type="spellEnd"/>
       <w:r>
         <w:rPr>
           <w:rFonts w:ascii="Arial" w:eastAsia="Times New Roman" w:hAnsi="Arial" w:cs="Times New Roman"/>
@@ -2793,7 +1820,6 @@
         </w:rPr>
         <w:t> e a dimensão </w:t>
       </w:r>
-      <w:proofErr w:type="spellStart"/>
       <w:r>
         <w:rPr>
           <w:rFonts w:ascii="Courier New" w:eastAsia="Times New Roman" w:hAnsi="Courier New" w:cs="Courier New"/>
@@ -2804,60 +1830,15 @@
         </w:rPr>
         <w:t>dim_cliente</w:t>
       </w:r>
-      <w:proofErr w:type="spellEnd"/>
-      <w:r>
-        <w:rPr>
-          <w:rFonts w:ascii="Arial" w:eastAsia="Times New Roman" w:hAnsi="Arial" w:cs="Times New Roman"/>
-          <w:color w:val="34495E"/>
-          <w:sz w:val="24"/>
-          <w:szCs w:val="24"/>
-          <w:lang w:eastAsia="pt-BR"/>
-        </w:rPr>
-        <w:t xml:space="preserve"> (utilizando as </w:t>
-      </w:r>
-      <w:proofErr w:type="spellStart"/>
-      <w:r>
-        <w:rPr>
-          <w:rFonts w:ascii="Arial" w:eastAsia="Times New Roman" w:hAnsi="Arial" w:cs="Times New Roman"/>
-          <w:color w:val="34495E"/>
-          <w:sz w:val="24"/>
-          <w:szCs w:val="24"/>
-          <w:lang w:eastAsia="pt-BR"/>
-        </w:rPr>
-        <w:t>surrogate</w:t>
-      </w:r>
-      <w:proofErr w:type="spellEnd"/>
-      <w:r>
-        <w:rPr>
-          <w:rFonts w:ascii="Arial" w:eastAsia="Times New Roman" w:hAnsi="Arial" w:cs="Times New Roman"/>
-          <w:color w:val="34495E"/>
-          <w:sz w:val="24"/>
-          <w:szCs w:val="24"/>
-          <w:lang w:eastAsia="pt-BR"/>
-        </w:rPr>
-        <w:t xml:space="preserve"> </w:t>
-      </w:r>
-      <w:proofErr w:type="spellStart"/>
-      <w:r>
-        <w:rPr>
-          <w:rFonts w:ascii="Arial" w:eastAsia="Times New Roman" w:hAnsi="Arial" w:cs="Times New Roman"/>
-          <w:color w:val="34495E"/>
-          <w:sz w:val="24"/>
-          <w:szCs w:val="24"/>
-          <w:lang w:eastAsia="pt-BR"/>
-        </w:rPr>
-        <w:t>keys</w:t>
-      </w:r>
-      <w:proofErr w:type="spellEnd"/>
-      <w:r>
-        <w:rPr>
-          <w:rFonts w:ascii="Arial" w:eastAsia="Times New Roman" w:hAnsi="Arial" w:cs="Times New Roman"/>
-          <w:color w:val="34495E"/>
-          <w:sz w:val="24"/>
-          <w:szCs w:val="24"/>
-          <w:lang w:eastAsia="pt-BR"/>
-        </w:rPr>
-        <w:t>).</w:t>
+      <w:r>
+        <w:rPr>
+          <w:rFonts w:ascii="Arial" w:eastAsia="Times New Roman" w:hAnsi="Arial" w:cs="Times New Roman"/>
+          <w:color w:val="34495E"/>
+          <w:sz w:val="24"/>
+          <w:szCs w:val="24"/>
+          <w:lang w:eastAsia="pt-BR"/>
+        </w:rPr>
+        <w:t> (utilizando as surrogate keys).</w:t>
       </w:r>
     </w:p>
     <w:p>
@@ -2894,51 +1875,7 @@
           <w:szCs w:val="20"/>
           <w:lang w:eastAsia="pt-BR"/>
         </w:rPr>
-        <w:t xml:space="preserve">WHERE </w:t>
-      </w:r>
-      <w:proofErr w:type="spellStart"/>
-      <w:r>
-        <w:rPr>
-          <w:rFonts w:ascii="Courier New" w:eastAsia="Times New Roman" w:hAnsi="Courier New" w:cs="Courier New"/>
-          <w:color w:val="C0392B"/>
-          <w:sz w:val="20"/>
-          <w:szCs w:val="20"/>
-          <w:lang w:eastAsia="pt-BR"/>
-        </w:rPr>
-        <w:t>fe.data_entrega</w:t>
-      </w:r>
-      <w:proofErr w:type="spellEnd"/>
-      <w:r>
-        <w:rPr>
-          <w:rFonts w:ascii="Courier New" w:eastAsia="Times New Roman" w:hAnsi="Courier New" w:cs="Courier New"/>
-          <w:color w:val="C0392B"/>
-          <w:sz w:val="20"/>
-          <w:szCs w:val="20"/>
-          <w:lang w:eastAsia="pt-BR"/>
-        </w:rPr>
-        <w:t xml:space="preserve"> &gt;= CURRENT_DATE - INTERVAL '90 </w:t>
-      </w:r>
-      <w:proofErr w:type="spellStart"/>
-      <w:r>
-        <w:rPr>
-          <w:rFonts w:ascii="Courier New" w:eastAsia="Times New Roman" w:hAnsi="Courier New" w:cs="Courier New"/>
-          <w:color w:val="C0392B"/>
-          <w:sz w:val="20"/>
-          <w:szCs w:val="20"/>
-          <w:lang w:eastAsia="pt-BR"/>
-        </w:rPr>
-        <w:t>days</w:t>
-      </w:r>
-      <w:proofErr w:type="spellEnd"/>
-      <w:r>
-        <w:rPr>
-          <w:rFonts w:ascii="Courier New" w:eastAsia="Times New Roman" w:hAnsi="Courier New" w:cs="Courier New"/>
-          <w:color w:val="C0392B"/>
-          <w:sz w:val="20"/>
-          <w:szCs w:val="20"/>
-          <w:lang w:eastAsia="pt-BR"/>
-        </w:rPr>
-        <w:t>'</w:t>
+        <w:t>WHERE fe.data_entrega &gt;= CURRENT_DATE - INTERVAL '90 days'</w:t>
       </w:r>
       <w:r>
         <w:rPr>
@@ -2997,7 +1934,6 @@
         </w:rPr>
         <w:t> na coluna </w:t>
       </w:r>
-      <w:proofErr w:type="spellStart"/>
       <w:r>
         <w:rPr>
           <w:rFonts w:ascii="Courier New" w:eastAsia="Times New Roman" w:hAnsi="Courier New" w:cs="Courier New"/>
@@ -3008,7 +1944,6 @@
         </w:rPr>
         <w:t>razao_social</w:t>
       </w:r>
-      <w:proofErr w:type="spellEnd"/>
       <w:r>
         <w:rPr>
           <w:rFonts w:ascii="Arial" w:eastAsia="Times New Roman" w:hAnsi="Arial" w:cs="Times New Roman"/>
@@ -3054,29 +1989,7 @@
           <w:szCs w:val="20"/>
           <w:lang w:eastAsia="pt-BR"/>
         </w:rPr>
-        <w:t xml:space="preserve">HAVING </w:t>
-      </w:r>
-      <w:proofErr w:type="gramStart"/>
-      <w:r>
-        <w:rPr>
-          <w:rFonts w:ascii="Courier New" w:eastAsia="Times New Roman" w:hAnsi="Courier New" w:cs="Courier New"/>
-          <w:color w:val="C0392B"/>
-          <w:sz w:val="20"/>
-          <w:szCs w:val="20"/>
-          <w:lang w:eastAsia="pt-BR"/>
-        </w:rPr>
-        <w:t>COUNT(</w:t>
-      </w:r>
-      <w:proofErr w:type="gramEnd"/>
-      <w:r>
-        <w:rPr>
-          <w:rFonts w:ascii="Courier New" w:eastAsia="Times New Roman" w:hAnsi="Courier New" w:cs="Courier New"/>
-          <w:color w:val="C0392B"/>
-          <w:sz w:val="20"/>
-          <w:szCs w:val="20"/>
-          <w:lang w:eastAsia="pt-BR"/>
-        </w:rPr>
-        <w:t>*) &gt; 10</w:t>
+        <w:t>HAVING COUNT(*) &gt; 10</w:t>
       </w:r>
       <w:r>
         <w:rPr>
@@ -3113,20 +2026,8 @@
           <w:szCs w:val="24"/>
           <w:lang w:eastAsia="pt-BR"/>
         </w:rPr>
-        <w:t xml:space="preserve">Calcule o percentual de pontualidade: considere uma entrega "no prazo" se a </w:t>
-      </w:r>
-      <w:proofErr w:type="gramStart"/>
-      <w:r>
-        <w:rPr>
-          <w:rFonts w:ascii="Arial" w:eastAsia="Times New Roman" w:hAnsi="Arial" w:cs="Times New Roman"/>
-          <w:color w:val="34495E"/>
-          <w:sz w:val="24"/>
-          <w:szCs w:val="24"/>
-          <w:lang w:eastAsia="pt-BR"/>
-        </w:rPr>
-        <w:t>coluna </w:t>
-      </w:r>
-      <w:proofErr w:type="spellStart"/>
+        <w:t>Calcule o percentual de pontualidade: considere uma entrega "no prazo" se a coluna </w:t>
+      </w:r>
       <w:r>
         <w:rPr>
           <w:rFonts w:ascii="Courier New" w:eastAsia="Times New Roman" w:hAnsi="Courier New" w:cs="Courier New"/>
@@ -3135,9 +2036,18 @@
           <w:szCs w:val="20"/>
           <w:lang w:eastAsia="pt-BR"/>
         </w:rPr>
-        <w:t>minutos</w:t>
-      </w:r>
-      <w:proofErr w:type="gramEnd"/>
+        <w:t>minutos_atraso = 0</w:t>
+      </w:r>
+      <w:r>
+        <w:rPr>
+          <w:rFonts w:ascii="Arial" w:eastAsia="Times New Roman" w:hAnsi="Arial" w:cs="Times New Roman"/>
+          <w:color w:val="34495E"/>
+          <w:sz w:val="24"/>
+          <w:szCs w:val="24"/>
+          <w:lang w:eastAsia="pt-BR"/>
+        </w:rPr>
+        <w:t> (ou utilize o </w:t>
+      </w:r>
       <w:r>
         <w:rPr>
           <w:rFonts w:ascii="Courier New" w:eastAsia="Times New Roman" w:hAnsi="Courier New" w:cs="Courier New"/>
@@ -3146,9 +2056,18 @@
           <w:szCs w:val="20"/>
           <w:lang w:eastAsia="pt-BR"/>
         </w:rPr>
-        <w:t>_atraso</w:t>
-      </w:r>
-      <w:proofErr w:type="spellEnd"/>
+        <w:t>indicador_atraso = 0</w:t>
+      </w:r>
+      <w:r>
+        <w:rPr>
+          <w:rFonts w:ascii="Arial" w:eastAsia="Times New Roman" w:hAnsi="Arial" w:cs="Times New Roman"/>
+          <w:color w:val="34495E"/>
+          <w:sz w:val="24"/>
+          <w:szCs w:val="24"/>
+          <w:lang w:eastAsia="pt-BR"/>
+        </w:rPr>
+        <w:t>). Divida o volume pontual pelo total de entregas e multiplique por 100 (arredonde com </w:t>
+      </w:r>
       <w:r>
         <w:rPr>
           <w:rFonts w:ascii="Courier New" w:eastAsia="Times New Roman" w:hAnsi="Courier New" w:cs="Courier New"/>
@@ -3157,71 +2076,7 @@
           <w:szCs w:val="20"/>
           <w:lang w:eastAsia="pt-BR"/>
         </w:rPr>
-        <w:t xml:space="preserve"> = 0</w:t>
-      </w:r>
-      <w:r>
-        <w:rPr>
-          <w:rFonts w:ascii="Arial" w:eastAsia="Times New Roman" w:hAnsi="Arial" w:cs="Times New Roman"/>
-          <w:color w:val="34495E"/>
-          <w:sz w:val="24"/>
-          <w:szCs w:val="24"/>
-          <w:lang w:eastAsia="pt-BR"/>
-        </w:rPr>
-        <w:t> (ou utilize o </w:t>
-      </w:r>
-      <w:proofErr w:type="spellStart"/>
-      <w:r>
-        <w:rPr>
-          <w:rFonts w:ascii="Courier New" w:eastAsia="Times New Roman" w:hAnsi="Courier New" w:cs="Courier New"/>
-          <w:color w:val="C0392B"/>
-          <w:sz w:val="20"/>
-          <w:szCs w:val="20"/>
-          <w:lang w:eastAsia="pt-BR"/>
-        </w:rPr>
-        <w:t>indicador_atraso</w:t>
-      </w:r>
-      <w:proofErr w:type="spellEnd"/>
-      <w:r>
-        <w:rPr>
-          <w:rFonts w:ascii="Courier New" w:eastAsia="Times New Roman" w:hAnsi="Courier New" w:cs="Courier New"/>
-          <w:color w:val="C0392B"/>
-          <w:sz w:val="20"/>
-          <w:szCs w:val="20"/>
-          <w:lang w:eastAsia="pt-BR"/>
-        </w:rPr>
-        <w:t xml:space="preserve"> = 0</w:t>
-      </w:r>
-      <w:r>
-        <w:rPr>
-          <w:rFonts w:ascii="Arial" w:eastAsia="Times New Roman" w:hAnsi="Arial" w:cs="Times New Roman"/>
-          <w:color w:val="34495E"/>
-          <w:sz w:val="24"/>
-          <w:szCs w:val="24"/>
-          <w:lang w:eastAsia="pt-BR"/>
-        </w:rPr>
-        <w:t>). Divida o volume pontual pelo total de entregas e multiplique por 100 (arredonde com </w:t>
-      </w:r>
-      <w:proofErr w:type="gramStart"/>
-      <w:r>
-        <w:rPr>
-          <w:rFonts w:ascii="Courier New" w:eastAsia="Times New Roman" w:hAnsi="Courier New" w:cs="Courier New"/>
-          <w:color w:val="C0392B"/>
-          <w:sz w:val="20"/>
-          <w:szCs w:val="20"/>
-          <w:lang w:eastAsia="pt-BR"/>
-        </w:rPr>
-        <w:t>ROUND(</w:t>
-      </w:r>
-      <w:proofErr w:type="gramEnd"/>
-      <w:r>
-        <w:rPr>
-          <w:rFonts w:ascii="Courier New" w:eastAsia="Times New Roman" w:hAnsi="Courier New" w:cs="Courier New"/>
-          <w:color w:val="C0392B"/>
-          <w:sz w:val="20"/>
-          <w:szCs w:val="20"/>
-          <w:lang w:eastAsia="pt-BR"/>
-        </w:rPr>
-        <w:t>..., 2)</w:t>
+        <w:t>ROUND(..., 2)</w:t>
       </w:r>
       <w:r>
         <w:rPr>
@@ -3266,13 +2121,8 @@
         <w:pStyle w:val="sql"/>
       </w:pPr>
       <w:r>
-        <w:t xml:space="preserve">-- Escreva sua query de pontualidade aqui e execute no </w:t>
-      </w:r>
-      <w:proofErr w:type="spellStart"/>
-      <w:r>
-        <w:t>Databricks</w:t>
-      </w:r>
-      <w:proofErr w:type="spellEnd"/>
+        <w:t>-- Escreva sua query de pontualidade aqui e execute no Databricks</w:t>
+      </w:r>
     </w:p>
     <w:p>
       <w:pPr>
@@ -3311,10 +2161,570 @@
           <w:szCs w:val="36"/>
           <w:lang w:eastAsia="pt-BR"/>
         </w:rPr>
-        <w:t xml:space="preserve">Parte 2 — </w:t>
-      </w:r>
-      <w:proofErr w:type="spellStart"/>
-      <w:r>
+        <w:t>Parte 2 — Window Functions e Séries Temporais (25 min)</w:t>
+      </w:r>
+    </w:p>
+    <w:p>
+      <w:pPr>
+        <w:spacing w:before="375" w:after="100" w:afterAutospacing="1" w:line="240" w:lineRule="auto"/>
+        <w:outlineLvl w:val="2"/>
+        <w:rPr>
+          <w:rFonts w:ascii="Arial" w:eastAsia="Times New Roman" w:hAnsi="Arial" w:cs="Times New Roman"/>
+          <w:b/>
+          <w:bCs/>
+          <w:color w:val="2E86C1"/>
+          <w:sz w:val="27"/>
+          <w:szCs w:val="27"/>
+          <w:lang w:eastAsia="pt-BR"/>
+        </w:rPr>
+      </w:pPr>
+      <w:r>
+        <w:rPr>
+          <w:rFonts w:ascii="Arial" w:eastAsia="Times New Roman" w:hAnsi="Arial" w:cs="Times New Roman"/>
+          <w:b/>
+          <w:bCs/>
+          <w:color w:val="2E86C1"/>
+          <w:sz w:val="27"/>
+          <w:szCs w:val="27"/>
+          <w:lang w:eastAsia="pt-BR"/>
+        </w:rPr>
+        <w:t>Atividade 2.1: Média Móvel de Atrasos por CD (10 min, individual)</w:t>
+      </w:r>
+    </w:p>
+    <w:p>
+      <w:pPr>
+        <w:spacing w:before="100" w:beforeAutospacing="1" w:after="100" w:afterAutospacing="1" w:line="240" w:lineRule="auto"/>
+        <w:rPr>
+          <w:rFonts w:ascii="Arial" w:eastAsia="Times New Roman" w:hAnsi="Arial" w:cs="Times New Roman"/>
+          <w:color w:val="34495E"/>
+          <w:sz w:val="24"/>
+          <w:szCs w:val="24"/>
+          <w:lang w:eastAsia="pt-BR"/>
+        </w:rPr>
+      </w:pPr>
+      <w:r>
+        <w:rPr>
+          <w:rFonts w:ascii="Arial" w:eastAsia="Times New Roman" w:hAnsi="Arial" w:cs="Times New Roman"/>
+          <w:color w:val="34495E"/>
+          <w:sz w:val="24"/>
+          <w:szCs w:val="24"/>
+          <w:lang w:eastAsia="pt-BR"/>
+        </w:rPr>
+        <w:t>Métricas de tempo de atraso diário são ruidosas. Para suavizar as tendências em relatórios de BI, a gerência pediu para calcular a </w:t>
+      </w:r>
+      <w:r>
+        <w:rPr>
+          <w:rFonts w:ascii="Arial" w:eastAsia="Times New Roman" w:hAnsi="Arial" w:cs="Times New Roman"/>
+          <w:b/>
+          <w:bCs/>
+          <w:color w:val="34495E"/>
+          <w:sz w:val="24"/>
+          <w:szCs w:val="24"/>
+          <w:lang w:eastAsia="pt-BR"/>
+        </w:rPr>
+        <w:t>média móvel de 7 dias</w:t>
+      </w:r>
+      <w:r>
+        <w:rPr>
+          <w:rFonts w:ascii="Arial" w:eastAsia="Times New Roman" w:hAnsi="Arial" w:cs="Times New Roman"/>
+          <w:color w:val="34495E"/>
+          <w:sz w:val="24"/>
+          <w:szCs w:val="24"/>
+          <w:lang w:eastAsia="pt-BR"/>
+        </w:rPr>
+        <w:t> de atrasos das entregas agrupadas por centro de distribuição.</w:t>
+      </w:r>
+    </w:p>
+    <w:p>
+      <w:pPr>
+        <w:spacing w:before="100" w:beforeAutospacing="1" w:after="100" w:afterAutospacing="1" w:line="240" w:lineRule="auto"/>
+        <w:rPr>
+          <w:rFonts w:ascii="Arial" w:eastAsia="Times New Roman" w:hAnsi="Arial" w:cs="Times New Roman"/>
+          <w:color w:val="34495E"/>
+          <w:sz w:val="24"/>
+          <w:szCs w:val="24"/>
+          <w:lang w:eastAsia="pt-BR"/>
+        </w:rPr>
+      </w:pPr>
+      <w:r>
+        <w:rPr>
+          <w:rFonts w:ascii="Arial" w:eastAsia="Times New Roman" w:hAnsi="Arial" w:cs="Times New Roman"/>
+          <w:color w:val="34495E"/>
+          <w:sz w:val="24"/>
+          <w:szCs w:val="24"/>
+          <w:lang w:eastAsia="pt-BR"/>
+        </w:rPr>
+        <w:t>Escreva a query que retorne o CD (código), a data da entrega, o atraso individual da linha e a média móvel das últimas 7 linhas daquele mesmo CD (ordenadas por data).</w:t>
+      </w:r>
+    </w:p>
+    <w:p>
+      <w:pPr>
+        <w:shd w:val="clear" w:color="auto" w:fill="EAF2F8"/>
+        <w:spacing w:line="240" w:lineRule="auto"/>
+        <w:rPr>
+          <w:rFonts w:ascii="Arial" w:eastAsia="Times New Roman" w:hAnsi="Arial" w:cs="Times New Roman"/>
+          <w:color w:val="2C3E50"/>
+          <w:sz w:val="24"/>
+          <w:szCs w:val="24"/>
+          <w:lang w:eastAsia="pt-BR"/>
+        </w:rPr>
+      </w:pPr>
+      <w:r>
+        <w:rPr>
+          <w:rFonts w:ascii="Arial" w:eastAsia="Times New Roman" w:hAnsi="Arial" w:cs="Times New Roman"/>
+          <w:b/>
+          <w:bCs/>
+          <w:color w:val="2C3E50"/>
+          <w:sz w:val="24"/>
+          <w:szCs w:val="24"/>
+          <w:lang w:eastAsia="pt-BR"/>
+        </w:rPr>
+        <w:t>Dica Spark SQL:</w:t>
+      </w:r>
+      <w:r>
+        <w:rPr>
+          <w:rFonts w:ascii="Arial" w:eastAsia="Times New Roman" w:hAnsi="Arial" w:cs="Times New Roman"/>
+          <w:color w:val="2C3E50"/>
+          <w:sz w:val="24"/>
+          <w:szCs w:val="24"/>
+          <w:lang w:eastAsia="pt-BR"/>
+        </w:rPr>
+        <w:t> Use a estrutura </w:t>
+      </w:r>
+      <w:r>
+        <w:rPr>
+          <w:rFonts w:ascii="Courier New" w:eastAsia="Times New Roman" w:hAnsi="Courier New" w:cs="Courier New"/>
+          <w:color w:val="C0392B"/>
+          <w:sz w:val="20"/>
+          <w:szCs w:val="20"/>
+          <w:lang w:eastAsia="pt-BR"/>
+        </w:rPr>
+        <w:t>AVG(minutos_atraso) OVER (PARTITION BY sk_cd_origem ORDER BY data_entrega ROWS BETWEEN 6 PRECEDING AND CURRENT ROW)</w:t>
+      </w:r>
+      <w:r>
+        <w:rPr>
+          <w:rFonts w:ascii="Arial" w:eastAsia="Times New Roman" w:hAnsi="Arial" w:cs="Times New Roman"/>
+          <w:color w:val="2C3E50"/>
+          <w:sz w:val="24"/>
+          <w:szCs w:val="24"/>
+          <w:lang w:eastAsia="pt-BR"/>
+        </w:rPr>
+        <w:t>. Se quiser exibir o código amigável do CD, realize o JOIN com </w:t>
+      </w:r>
+      <w:r>
+        <w:rPr>
+          <w:rFonts w:ascii="Courier New" w:eastAsia="Times New Roman" w:hAnsi="Courier New" w:cs="Courier New"/>
+          <w:color w:val="C0392B"/>
+          <w:sz w:val="20"/>
+          <w:szCs w:val="20"/>
+          <w:lang w:eastAsia="pt-BR"/>
+        </w:rPr>
+        <w:t>dim_centro_distribuicao</w:t>
+      </w:r>
+      <w:r>
+        <w:rPr>
+          <w:rFonts w:ascii="Arial" w:eastAsia="Times New Roman" w:hAnsi="Arial" w:cs="Times New Roman"/>
+          <w:color w:val="2C3E50"/>
+          <w:sz w:val="24"/>
+          <w:szCs w:val="24"/>
+          <w:lang w:eastAsia="pt-BR"/>
+        </w:rPr>
+        <w:t>.</w:t>
+      </w:r>
+    </w:p>
+    <w:p>
+      <w:pPr>
+        <w:pStyle w:val="sql"/>
+      </w:pPr>
+      <w:r>
+        <w:t>-- Escreva sua query de média móvel aqui</w:t>
+      </w:r>
+    </w:p>
+    <w:p>
+      <w:pPr>
+        <w:pStyle w:val="sql"/>
+      </w:pPr>
+    </w:p>
+    <w:p>
+      <w:pPr>
+        <w:pStyle w:val="sql"/>
+      </w:pPr>
+    </w:p>
+    <w:p>
+      <w:pPr>
+        <w:spacing w:before="375" w:after="100" w:afterAutospacing="1" w:line="240" w:lineRule="auto"/>
+        <w:outlineLvl w:val="2"/>
+        <w:rPr>
+          <w:rFonts w:ascii="Arial" w:eastAsia="Times New Roman" w:hAnsi="Arial" w:cs="Times New Roman"/>
+          <w:b/>
+          <w:bCs/>
+          <w:color w:val="2E86C1"/>
+          <w:sz w:val="27"/>
+          <w:szCs w:val="27"/>
+          <w:lang w:eastAsia="pt-BR"/>
+        </w:rPr>
+      </w:pPr>
+      <w:r>
+        <w:rPr>
+          <w:rFonts w:ascii="Arial" w:eastAsia="Times New Roman" w:hAnsi="Arial" w:cs="Times New Roman"/>
+          <w:b/>
+          <w:bCs/>
+          <w:color w:val="2E86C1"/>
+          <w:sz w:val="27"/>
+          <w:szCs w:val="27"/>
+          <w:lang w:eastAsia="pt-BR"/>
+        </w:rPr>
+        <w:t>Atividade 2.2: Ranking de Eficiência da Frota (10 min, individual)</w:t>
+      </w:r>
+    </w:p>
+    <w:p>
+      <w:pPr>
+        <w:spacing w:before="100" w:beforeAutospacing="1" w:after="100" w:afterAutospacing="1" w:line="240" w:lineRule="auto"/>
+        <w:rPr>
+          <w:rFonts w:ascii="Arial" w:eastAsia="Times New Roman" w:hAnsi="Arial" w:cs="Times New Roman"/>
+          <w:color w:val="34495E"/>
+          <w:sz w:val="24"/>
+          <w:szCs w:val="24"/>
+          <w:lang w:eastAsia="pt-BR"/>
+        </w:rPr>
+      </w:pPr>
+      <w:r>
+        <w:rPr>
+          <w:rFonts w:ascii="Arial" w:eastAsia="Times New Roman" w:hAnsi="Arial" w:cs="Times New Roman"/>
+          <w:color w:val="34495E"/>
+          <w:sz w:val="24"/>
+          <w:szCs w:val="24"/>
+          <w:lang w:eastAsia="pt-BR"/>
+        </w:rPr>
+        <w:t>Escreva uma consulta que analise o custo de combustível por quilômetro rodado de cada motorista (tabela `dim_motorista`) nos últimos 30 dias. A query deve classificar os motoristas em </w:t>
+      </w:r>
+      <w:r>
+        <w:rPr>
+          <w:rFonts w:ascii="Arial" w:eastAsia="Times New Roman" w:hAnsi="Arial" w:cs="Times New Roman"/>
+          <w:b/>
+          <w:bCs/>
+          <w:color w:val="34495E"/>
+          <w:sz w:val="24"/>
+          <w:szCs w:val="24"/>
+          <w:lang w:eastAsia="pt-BR"/>
+        </w:rPr>
+        <w:t>quartis (1 a 4)</w:t>
+      </w:r>
+      <w:r>
+        <w:rPr>
+          <w:rFonts w:ascii="Arial" w:eastAsia="Times New Roman" w:hAnsi="Arial" w:cs="Times New Roman"/>
+          <w:color w:val="34495E"/>
+          <w:sz w:val="24"/>
+          <w:szCs w:val="24"/>
+          <w:lang w:eastAsia="pt-BR"/>
+        </w:rPr>
+        <w:t xml:space="preserve"> utilizando a window function </w:t>
+      </w:r>
+      <w:r>
+        <w:rPr>
+          <w:rFonts w:ascii="Arial" w:eastAsia="Times New Roman" w:hAnsi="Arial" w:cs="Times New Roman"/>
+          <w:color w:val="34495E"/>
+          <w:sz w:val="24"/>
+          <w:szCs w:val="24"/>
+          <w:lang w:eastAsia="pt-BR"/>
+        </w:rPr>
+        <w:lastRenderedPageBreak/>
+        <w:t>de segmentação </w:t>
+      </w:r>
+      <w:r>
+        <w:rPr>
+          <w:rFonts w:ascii="Courier New" w:eastAsia="Times New Roman" w:hAnsi="Courier New" w:cs="Courier New"/>
+          <w:color w:val="C0392B"/>
+          <w:sz w:val="20"/>
+          <w:szCs w:val="20"/>
+          <w:lang w:eastAsia="pt-BR"/>
+        </w:rPr>
+        <w:t>NTILE</w:t>
+      </w:r>
+      <w:r>
+        <w:rPr>
+          <w:rFonts w:ascii="Arial" w:eastAsia="Times New Roman" w:hAnsi="Arial" w:cs="Times New Roman"/>
+          <w:color w:val="34495E"/>
+          <w:sz w:val="24"/>
+          <w:szCs w:val="24"/>
+          <w:lang w:eastAsia="pt-BR"/>
+        </w:rPr>
+        <w:t> e calcular o </w:t>
+      </w:r>
+      <w:r>
+        <w:rPr>
+          <w:rFonts w:ascii="Arial" w:eastAsia="Times New Roman" w:hAnsi="Arial" w:cs="Times New Roman"/>
+          <w:b/>
+          <w:bCs/>
+          <w:color w:val="34495E"/>
+          <w:sz w:val="24"/>
+          <w:szCs w:val="24"/>
+          <w:lang w:eastAsia="pt-BR"/>
+        </w:rPr>
+        <w:t>percentil exato</w:t>
+      </w:r>
+      <w:r>
+        <w:rPr>
+          <w:rFonts w:ascii="Arial" w:eastAsia="Times New Roman" w:hAnsi="Arial" w:cs="Times New Roman"/>
+          <w:color w:val="34495E"/>
+          <w:sz w:val="24"/>
+          <w:szCs w:val="24"/>
+          <w:lang w:eastAsia="pt-BR"/>
+        </w:rPr>
+        <w:t> de eficiência utilizando a função </w:t>
+      </w:r>
+      <w:r>
+        <w:rPr>
+          <w:rFonts w:ascii="Courier New" w:eastAsia="Times New Roman" w:hAnsi="Courier New" w:cs="Courier New"/>
+          <w:color w:val="C0392B"/>
+          <w:sz w:val="20"/>
+          <w:szCs w:val="20"/>
+          <w:lang w:eastAsia="pt-BR"/>
+        </w:rPr>
+        <w:t>PERCENT_RANK()</w:t>
+      </w:r>
+      <w:r>
+        <w:rPr>
+          <w:rFonts w:ascii="Arial" w:eastAsia="Times New Roman" w:hAnsi="Arial" w:cs="Times New Roman"/>
+          <w:color w:val="34495E"/>
+          <w:sz w:val="24"/>
+          <w:szCs w:val="24"/>
+          <w:lang w:eastAsia="pt-BR"/>
+        </w:rPr>
+        <w:t>.</w:t>
+      </w:r>
+    </w:p>
+    <w:p>
+      <w:pPr>
+        <w:shd w:val="clear" w:color="auto" w:fill="EAF2F8"/>
+        <w:spacing w:line="240" w:lineRule="auto"/>
+        <w:rPr>
+          <w:rFonts w:ascii="Arial" w:eastAsia="Times New Roman" w:hAnsi="Arial" w:cs="Times New Roman"/>
+          <w:color w:val="2C3E50"/>
+          <w:sz w:val="24"/>
+          <w:szCs w:val="24"/>
+          <w:lang w:eastAsia="pt-BR"/>
+        </w:rPr>
+      </w:pPr>
+      <w:r>
+        <w:rPr>
+          <w:rFonts w:ascii="Arial" w:eastAsia="Times New Roman" w:hAnsi="Arial" w:cs="Times New Roman"/>
+          <w:b/>
+          <w:bCs/>
+          <w:color w:val="2C3E50"/>
+          <w:sz w:val="24"/>
+          <w:szCs w:val="24"/>
+          <w:lang w:eastAsia="pt-BR"/>
+        </w:rPr>
+        <w:t>Dica de estrutura:</w:t>
+      </w:r>
+      <w:r>
+        <w:rPr>
+          <w:rFonts w:ascii="Arial" w:eastAsia="Times New Roman" w:hAnsi="Arial" w:cs="Times New Roman"/>
+          <w:color w:val="2C3E50"/>
+          <w:sz w:val="24"/>
+          <w:szCs w:val="24"/>
+          <w:lang w:eastAsia="pt-BR"/>
+        </w:rPr>
+        <w:t> Crie uma CTE temporária agrupando as entregas por </w:t>
+      </w:r>
+      <w:r>
+        <w:rPr>
+          <w:rFonts w:ascii="Courier New" w:eastAsia="Times New Roman" w:hAnsi="Courier New" w:cs="Courier New"/>
+          <w:color w:val="C0392B"/>
+          <w:sz w:val="20"/>
+          <w:szCs w:val="20"/>
+          <w:lang w:eastAsia="pt-BR"/>
+        </w:rPr>
+        <w:t>sk_motorista</w:t>
+      </w:r>
+      <w:r>
+        <w:rPr>
+          <w:rFonts w:ascii="Arial" w:eastAsia="Times New Roman" w:hAnsi="Arial" w:cs="Times New Roman"/>
+          <w:color w:val="2C3E50"/>
+          <w:sz w:val="24"/>
+          <w:szCs w:val="24"/>
+          <w:lang w:eastAsia="pt-BR"/>
+        </w:rPr>
+        <w:t> para obter o custo de combustível por km (</w:t>
+      </w:r>
+      <w:r>
+        <w:rPr>
+          <w:rFonts w:ascii="Courier New" w:eastAsia="Times New Roman" w:hAnsi="Courier New" w:cs="Courier New"/>
+          <w:color w:val="C0392B"/>
+          <w:sz w:val="20"/>
+          <w:szCs w:val="20"/>
+          <w:lang w:eastAsia="pt-BR"/>
+        </w:rPr>
+        <w:t>SUM(custo_combustivel) / NULLIF(SUM(distancia_km), 0)</w:t>
+      </w:r>
+      <w:r>
+        <w:rPr>
+          <w:rFonts w:ascii="Arial" w:eastAsia="Times New Roman" w:hAnsi="Arial" w:cs="Times New Roman"/>
+          <w:color w:val="2C3E50"/>
+          <w:sz w:val="24"/>
+          <w:szCs w:val="24"/>
+          <w:lang w:eastAsia="pt-BR"/>
+        </w:rPr>
+        <w:t>). Em seguida, na consulta principal externa, faça um JOIN com </w:t>
+      </w:r>
+      <w:r>
+        <w:rPr>
+          <w:rFonts w:ascii="Courier New" w:eastAsia="Times New Roman" w:hAnsi="Courier New" w:cs="Courier New"/>
+          <w:color w:val="C0392B"/>
+          <w:sz w:val="20"/>
+          <w:szCs w:val="20"/>
+          <w:lang w:eastAsia="pt-BR"/>
+        </w:rPr>
+        <w:t>dim_motorista</w:t>
+      </w:r>
+      <w:r>
+        <w:rPr>
+          <w:rFonts w:ascii="Arial" w:eastAsia="Times New Roman" w:hAnsi="Arial" w:cs="Times New Roman"/>
+          <w:color w:val="2C3E50"/>
+          <w:sz w:val="24"/>
+          <w:szCs w:val="24"/>
+          <w:lang w:eastAsia="pt-BR"/>
+        </w:rPr>
+        <w:t> e aplique </w:t>
+      </w:r>
+      <w:r>
+        <w:rPr>
+          <w:rFonts w:ascii="Courier New" w:eastAsia="Times New Roman" w:hAnsi="Courier New" w:cs="Courier New"/>
+          <w:color w:val="C0392B"/>
+          <w:sz w:val="20"/>
+          <w:szCs w:val="20"/>
+          <w:lang w:eastAsia="pt-BR"/>
+        </w:rPr>
+        <w:t>NTILE(4) OVER (ORDER BY custo_por_km ASC)</w:t>
+      </w:r>
+      <w:r>
+        <w:rPr>
+          <w:rFonts w:ascii="Arial" w:eastAsia="Times New Roman" w:hAnsi="Arial" w:cs="Times New Roman"/>
+          <w:color w:val="2C3E50"/>
+          <w:sz w:val="24"/>
+          <w:szCs w:val="24"/>
+          <w:lang w:eastAsia="pt-BR"/>
+        </w:rPr>
+        <w:t> e </w:t>
+      </w:r>
+      <w:r>
+        <w:rPr>
+          <w:rFonts w:ascii="Courier New" w:eastAsia="Times New Roman" w:hAnsi="Courier New" w:cs="Courier New"/>
+          <w:color w:val="C0392B"/>
+          <w:sz w:val="20"/>
+          <w:szCs w:val="20"/>
+          <w:lang w:eastAsia="pt-BR"/>
+        </w:rPr>
+        <w:t>PERCENT_RANK() OVER (ORDER BY custo_por_km ASC)</w:t>
+      </w:r>
+      <w:r>
+        <w:rPr>
+          <w:rFonts w:ascii="Arial" w:eastAsia="Times New Roman" w:hAnsi="Arial" w:cs="Times New Roman"/>
+          <w:color w:val="2C3E50"/>
+          <w:sz w:val="24"/>
+          <w:szCs w:val="24"/>
+          <w:lang w:eastAsia="pt-BR"/>
+        </w:rPr>
+        <w:t>.</w:t>
+      </w:r>
+    </w:p>
+    <w:p>
+      <w:pPr>
+        <w:pStyle w:val="sql"/>
+      </w:pPr>
+      <w:r>
+        <w:t>-- Escreva sua query de ranking de motoristas aqui</w:t>
+      </w:r>
+    </w:p>
+    <w:p>
+      <w:pPr>
+        <w:pStyle w:val="sql"/>
+      </w:pPr>
+    </w:p>
+    <w:p>
+      <w:pPr>
+        <w:pStyle w:val="sql"/>
+      </w:pPr>
+    </w:p>
+    <w:p>
+      <w:pPr>
+        <w:spacing w:before="375" w:after="100" w:afterAutospacing="1" w:line="240" w:lineRule="auto"/>
+        <w:outlineLvl w:val="2"/>
+        <w:rPr>
+          <w:rFonts w:ascii="Arial" w:eastAsia="Times New Roman" w:hAnsi="Arial" w:cs="Times New Roman"/>
+          <w:b/>
+          <w:bCs/>
+          <w:color w:val="2E86C1"/>
+          <w:sz w:val="27"/>
+          <w:szCs w:val="27"/>
+          <w:lang w:eastAsia="pt-BR"/>
+        </w:rPr>
+      </w:pPr>
+      <w:r>
+        <w:rPr>
+          <w:rFonts w:ascii="Arial" w:eastAsia="Times New Roman" w:hAnsi="Arial" w:cs="Times New Roman"/>
+          <w:b/>
+          <w:bCs/>
+          <w:color w:val="2E86C1"/>
+          <w:sz w:val="27"/>
+          <w:szCs w:val="27"/>
+          <w:lang w:eastAsia="pt-BR"/>
+        </w:rPr>
+        <w:t>Atividade 2.3: Discussão Analítica (5 min, em grupo)</w:t>
+      </w:r>
+    </w:p>
+    <w:p>
+      <w:pPr>
+        <w:spacing w:before="100" w:beforeAutospacing="1" w:after="100" w:afterAutospacing="1" w:line="240" w:lineRule="auto"/>
+        <w:rPr>
+          <w:rFonts w:ascii="Arial" w:eastAsia="Times New Roman" w:hAnsi="Arial" w:cs="Times New Roman"/>
+          <w:color w:val="34495E"/>
+          <w:sz w:val="24"/>
+          <w:szCs w:val="24"/>
+          <w:lang w:eastAsia="pt-BR"/>
+        </w:rPr>
+      </w:pPr>
+      <w:r>
+        <w:rPr>
+          <w:rFonts w:ascii="Arial" w:eastAsia="Times New Roman" w:hAnsi="Arial" w:cs="Times New Roman"/>
+          <w:color w:val="34495E"/>
+          <w:sz w:val="24"/>
+          <w:szCs w:val="24"/>
+          <w:lang w:eastAsia="pt-BR"/>
+        </w:rPr>
+        <w:t>Debata com seu grupo: do ponto de vista de arquitetura de banco de dados e plano de execução, por que as </w:t>
+      </w:r>
+      <w:r>
+        <w:rPr>
+          <w:rFonts w:ascii="Arial" w:eastAsia="Times New Roman" w:hAnsi="Arial" w:cs="Times New Roman"/>
+          <w:b/>
+          <w:bCs/>
+          <w:color w:val="34495E"/>
+          <w:sz w:val="24"/>
+          <w:szCs w:val="24"/>
+          <w:lang w:eastAsia="pt-BR"/>
+        </w:rPr>
+        <w:t>Window Functions</w:t>
+      </w:r>
+      <w:r>
+        <w:rPr>
+          <w:rFonts w:ascii="Arial" w:eastAsia="Times New Roman" w:hAnsi="Arial" w:cs="Times New Roman"/>
+          <w:color w:val="34495E"/>
+          <w:sz w:val="24"/>
+          <w:szCs w:val="24"/>
+          <w:lang w:eastAsia="pt-BR"/>
+        </w:rPr>
+        <w:t> são computacionalmente mais eficientes no Spark SQL do que implementar a mesma lógica utilizando subqueries correlacionadas clássicas?</w:t>
+      </w:r>
+    </w:p>
+    <w:p>
+      <w:pPr>
+        <w:pBdr>
+          <w:bottom w:val="single" w:sz="12" w:space="6" w:color="D6DBDF"/>
+        </w:pBdr>
+        <w:spacing w:before="600" w:after="100" w:afterAutospacing="1" w:line="240" w:lineRule="auto"/>
+        <w:outlineLvl w:val="1"/>
         <w:rPr>
           <w:rFonts w:ascii="Arial" w:eastAsia="Times New Roman" w:hAnsi="Arial" w:cs="Times New Roman"/>
           <w:b/>
@@ -3324,9 +2734,7 @@
           <w:szCs w:val="36"/>
           <w:lang w:eastAsia="pt-BR"/>
         </w:rPr>
-        <w:t>Window</w:t>
-      </w:r>
-      <w:proofErr w:type="spellEnd"/>
+      </w:pPr>
       <w:r>
         <w:rPr>
           <w:rFonts w:ascii="Arial" w:eastAsia="Times New Roman" w:hAnsi="Arial" w:cs="Times New Roman"/>
@@ -3337,33 +2745,7 @@
           <w:szCs w:val="36"/>
           <w:lang w:eastAsia="pt-BR"/>
         </w:rPr>
-        <w:t xml:space="preserve"> </w:t>
-      </w:r>
-      <w:proofErr w:type="spellStart"/>
-      <w:r>
-        <w:rPr>
-          <w:rFonts w:ascii="Arial" w:eastAsia="Times New Roman" w:hAnsi="Arial" w:cs="Times New Roman"/>
-          <w:b/>
-          <w:bCs/>
-          <w:color w:val="1A5276"/>
-          <w:sz w:val="36"/>
-          <w:szCs w:val="36"/>
-          <w:lang w:eastAsia="pt-BR"/>
-        </w:rPr>
-        <w:t>Functions</w:t>
-      </w:r>
-      <w:proofErr w:type="spellEnd"/>
-      <w:r>
-        <w:rPr>
-          <w:rFonts w:ascii="Arial" w:eastAsia="Times New Roman" w:hAnsi="Arial" w:cs="Times New Roman"/>
-          <w:b/>
-          <w:bCs/>
-          <w:color w:val="1A5276"/>
-          <w:sz w:val="36"/>
-          <w:szCs w:val="36"/>
-          <w:lang w:eastAsia="pt-BR"/>
-        </w:rPr>
-        <w:t xml:space="preserve"> e Séries Temporais (25 min)</w:t>
+        <w:t>Parte 3 — Feature Engineering em SQL (30 min)</w:t>
       </w:r>
     </w:p>
     <w:p>
@@ -3390,1059 +2772,8 @@
           <w:szCs w:val="27"/>
           <w:lang w:eastAsia="pt-BR"/>
         </w:rPr>
-        <w:t>Atividade 2.1: Média Móvel de Atrasos por CD (10 min, individual)</w:t>
-      </w:r>
-    </w:p>
-    <w:p>
-      <w:pPr>
-        <w:spacing w:before="100" w:beforeAutospacing="1" w:after="100" w:afterAutospacing="1" w:line="240" w:lineRule="auto"/>
-        <w:rPr>
-          <w:rFonts w:ascii="Arial" w:eastAsia="Times New Roman" w:hAnsi="Arial" w:cs="Times New Roman"/>
-          <w:color w:val="34495E"/>
-          <w:sz w:val="24"/>
-          <w:szCs w:val="24"/>
-          <w:lang w:eastAsia="pt-BR"/>
-        </w:rPr>
-      </w:pPr>
-      <w:r>
-        <w:rPr>
-          <w:rFonts w:ascii="Arial" w:eastAsia="Times New Roman" w:hAnsi="Arial" w:cs="Times New Roman"/>
-          <w:color w:val="34495E"/>
-          <w:sz w:val="24"/>
-          <w:szCs w:val="24"/>
-          <w:lang w:eastAsia="pt-BR"/>
-        </w:rPr>
-        <w:t>Métricas de tempo de atraso diário são ruidosas. Para suavizar as tendências em relatórios de BI, a gerência pediu para calcular a </w:t>
-      </w:r>
-      <w:r>
-        <w:rPr>
-          <w:rFonts w:ascii="Arial" w:eastAsia="Times New Roman" w:hAnsi="Arial" w:cs="Times New Roman"/>
-          <w:b/>
-          <w:bCs/>
-          <w:color w:val="34495E"/>
-          <w:sz w:val="24"/>
-          <w:szCs w:val="24"/>
-          <w:lang w:eastAsia="pt-BR"/>
-        </w:rPr>
-        <w:t>média móvel de 7 dias</w:t>
-      </w:r>
-      <w:r>
-        <w:rPr>
-          <w:rFonts w:ascii="Arial" w:eastAsia="Times New Roman" w:hAnsi="Arial" w:cs="Times New Roman"/>
-          <w:color w:val="34495E"/>
-          <w:sz w:val="24"/>
-          <w:szCs w:val="24"/>
-          <w:lang w:eastAsia="pt-BR"/>
-        </w:rPr>
-        <w:t> de atrasos das entregas agrupadas por centro de distribuição.</w:t>
-      </w:r>
-    </w:p>
-    <w:p>
-      <w:pPr>
-        <w:spacing w:before="100" w:beforeAutospacing="1" w:after="100" w:afterAutospacing="1" w:line="240" w:lineRule="auto"/>
-        <w:rPr>
-          <w:rFonts w:ascii="Arial" w:eastAsia="Times New Roman" w:hAnsi="Arial" w:cs="Times New Roman"/>
-          <w:color w:val="34495E"/>
-          <w:sz w:val="24"/>
-          <w:szCs w:val="24"/>
-          <w:lang w:eastAsia="pt-BR"/>
-        </w:rPr>
-      </w:pPr>
-      <w:r>
-        <w:rPr>
-          <w:rFonts w:ascii="Arial" w:eastAsia="Times New Roman" w:hAnsi="Arial" w:cs="Times New Roman"/>
-          <w:color w:val="34495E"/>
-          <w:sz w:val="24"/>
-          <w:szCs w:val="24"/>
-          <w:lang w:eastAsia="pt-BR"/>
-        </w:rPr>
-        <w:t>Escreva a query que retorne o CD (código), a data da entrega, o atraso individual da linha e a média móvel das últimas 7 linhas daquele mesmo CD (ordenadas por data).</w:t>
-      </w:r>
-    </w:p>
-    <w:p>
-      <w:pPr>
-        <w:shd w:val="clear" w:color="auto" w:fill="EAF2F8"/>
-        <w:spacing w:line="240" w:lineRule="auto"/>
-        <w:rPr>
-          <w:rFonts w:ascii="Arial" w:eastAsia="Times New Roman" w:hAnsi="Arial" w:cs="Times New Roman"/>
-          <w:color w:val="2C3E50"/>
-          <w:sz w:val="24"/>
-          <w:szCs w:val="24"/>
-          <w:lang w:eastAsia="pt-BR"/>
-        </w:rPr>
-      </w:pPr>
-      <w:r>
-        <w:rPr>
-          <w:rFonts w:ascii="Arial" w:eastAsia="Times New Roman" w:hAnsi="Arial" w:cs="Times New Roman"/>
-          <w:b/>
-          <w:bCs/>
-          <w:color w:val="2C3E50"/>
-          <w:sz w:val="24"/>
-          <w:szCs w:val="24"/>
-          <w:lang w:eastAsia="pt-BR"/>
-        </w:rPr>
-        <w:t xml:space="preserve">Dica </w:t>
-      </w:r>
-      <w:proofErr w:type="spellStart"/>
-      <w:r>
-        <w:rPr>
-          <w:rFonts w:ascii="Arial" w:eastAsia="Times New Roman" w:hAnsi="Arial" w:cs="Times New Roman"/>
-          <w:b/>
-          <w:bCs/>
-          <w:color w:val="2C3E50"/>
-          <w:sz w:val="24"/>
-          <w:szCs w:val="24"/>
-          <w:lang w:eastAsia="pt-BR"/>
-        </w:rPr>
-        <w:t>Spark</w:t>
-      </w:r>
-      <w:proofErr w:type="spellEnd"/>
-      <w:r>
-        <w:rPr>
-          <w:rFonts w:ascii="Arial" w:eastAsia="Times New Roman" w:hAnsi="Arial" w:cs="Times New Roman"/>
-          <w:b/>
-          <w:bCs/>
-          <w:color w:val="2C3E50"/>
-          <w:sz w:val="24"/>
-          <w:szCs w:val="24"/>
-          <w:lang w:eastAsia="pt-BR"/>
-        </w:rPr>
-        <w:t xml:space="preserve"> SQL:</w:t>
-      </w:r>
-      <w:r>
-        <w:rPr>
-          <w:rFonts w:ascii="Arial" w:eastAsia="Times New Roman" w:hAnsi="Arial" w:cs="Times New Roman"/>
-          <w:color w:val="2C3E50"/>
-          <w:sz w:val="24"/>
-          <w:szCs w:val="24"/>
-          <w:lang w:eastAsia="pt-BR"/>
-        </w:rPr>
-        <w:t> Use a estrutura </w:t>
-      </w:r>
-      <w:proofErr w:type="gramStart"/>
-      <w:r>
-        <w:rPr>
-          <w:rFonts w:ascii="Courier New" w:eastAsia="Times New Roman" w:hAnsi="Courier New" w:cs="Courier New"/>
-          <w:color w:val="C0392B"/>
-          <w:sz w:val="20"/>
-          <w:szCs w:val="20"/>
-          <w:lang w:eastAsia="pt-BR"/>
-        </w:rPr>
-        <w:t>AVG(</w:t>
-      </w:r>
-      <w:proofErr w:type="spellStart"/>
-      <w:proofErr w:type="gramEnd"/>
-      <w:r>
-        <w:rPr>
-          <w:rFonts w:ascii="Courier New" w:eastAsia="Times New Roman" w:hAnsi="Courier New" w:cs="Courier New"/>
-          <w:color w:val="C0392B"/>
-          <w:sz w:val="20"/>
-          <w:szCs w:val="20"/>
-          <w:lang w:eastAsia="pt-BR"/>
-        </w:rPr>
-        <w:t>minutos_atraso</w:t>
-      </w:r>
-      <w:proofErr w:type="spellEnd"/>
-      <w:r>
-        <w:rPr>
-          <w:rFonts w:ascii="Courier New" w:eastAsia="Times New Roman" w:hAnsi="Courier New" w:cs="Courier New"/>
-          <w:color w:val="C0392B"/>
-          <w:sz w:val="20"/>
-          <w:szCs w:val="20"/>
-          <w:lang w:eastAsia="pt-BR"/>
-        </w:rPr>
-        <w:t xml:space="preserve">) OVER (PARTITION BY </w:t>
-      </w:r>
-      <w:proofErr w:type="spellStart"/>
-      <w:r>
-        <w:rPr>
-          <w:rFonts w:ascii="Courier New" w:eastAsia="Times New Roman" w:hAnsi="Courier New" w:cs="Courier New"/>
-          <w:color w:val="C0392B"/>
-          <w:sz w:val="20"/>
-          <w:szCs w:val="20"/>
-          <w:lang w:eastAsia="pt-BR"/>
-        </w:rPr>
-        <w:t>sk_cd_origem</w:t>
-      </w:r>
-      <w:proofErr w:type="spellEnd"/>
-      <w:r>
-        <w:rPr>
-          <w:rFonts w:ascii="Courier New" w:eastAsia="Times New Roman" w:hAnsi="Courier New" w:cs="Courier New"/>
-          <w:color w:val="C0392B"/>
-          <w:sz w:val="20"/>
-          <w:szCs w:val="20"/>
-          <w:lang w:eastAsia="pt-BR"/>
-        </w:rPr>
-        <w:t xml:space="preserve"> ORDER BY </w:t>
-      </w:r>
-      <w:proofErr w:type="spellStart"/>
-      <w:r>
-        <w:rPr>
-          <w:rFonts w:ascii="Courier New" w:eastAsia="Times New Roman" w:hAnsi="Courier New" w:cs="Courier New"/>
-          <w:color w:val="C0392B"/>
-          <w:sz w:val="20"/>
-          <w:szCs w:val="20"/>
-          <w:lang w:eastAsia="pt-BR"/>
-        </w:rPr>
-        <w:t>data_entrega</w:t>
-      </w:r>
-      <w:proofErr w:type="spellEnd"/>
-      <w:r>
-        <w:rPr>
-          <w:rFonts w:ascii="Courier New" w:eastAsia="Times New Roman" w:hAnsi="Courier New" w:cs="Courier New"/>
-          <w:color w:val="C0392B"/>
-          <w:sz w:val="20"/>
-          <w:szCs w:val="20"/>
-          <w:lang w:eastAsia="pt-BR"/>
-        </w:rPr>
-        <w:t xml:space="preserve"> ROWS BETWEEN 6 PRECEDING AND CURRENT ROW)</w:t>
-      </w:r>
-      <w:r>
-        <w:rPr>
-          <w:rFonts w:ascii="Arial" w:eastAsia="Times New Roman" w:hAnsi="Arial" w:cs="Times New Roman"/>
-          <w:color w:val="2C3E50"/>
-          <w:sz w:val="24"/>
-          <w:szCs w:val="24"/>
-          <w:lang w:eastAsia="pt-BR"/>
-        </w:rPr>
-        <w:t>. Se quiser exibir o código amigável do CD, realize o JOIN com </w:t>
-      </w:r>
-      <w:proofErr w:type="spellStart"/>
-      <w:r>
-        <w:rPr>
-          <w:rFonts w:ascii="Courier New" w:eastAsia="Times New Roman" w:hAnsi="Courier New" w:cs="Courier New"/>
-          <w:color w:val="C0392B"/>
-          <w:sz w:val="20"/>
-          <w:szCs w:val="20"/>
-          <w:lang w:eastAsia="pt-BR"/>
-        </w:rPr>
-        <w:t>dim_centro_distribuicao</w:t>
-      </w:r>
-      <w:proofErr w:type="spellEnd"/>
-      <w:r>
-        <w:rPr>
-          <w:rFonts w:ascii="Arial" w:eastAsia="Times New Roman" w:hAnsi="Arial" w:cs="Times New Roman"/>
-          <w:color w:val="2C3E50"/>
-          <w:sz w:val="24"/>
-          <w:szCs w:val="24"/>
-          <w:lang w:eastAsia="pt-BR"/>
-        </w:rPr>
-        <w:t>.</w:t>
-      </w:r>
-    </w:p>
-    <w:p>
-      <w:pPr>
-        <w:pStyle w:val="sql"/>
-      </w:pPr>
-      <w:r>
-        <w:t>-- Escreva sua query de média móvel aqui</w:t>
-      </w:r>
-    </w:p>
-    <w:p>
-      <w:pPr>
-        <w:pStyle w:val="sql"/>
-      </w:pPr>
-    </w:p>
-    <w:p>
-      <w:pPr>
-        <w:pStyle w:val="sql"/>
-      </w:pPr>
-    </w:p>
-    <w:p>
-      <w:pPr>
-        <w:spacing w:before="375" w:after="100" w:afterAutospacing="1" w:line="240" w:lineRule="auto"/>
-        <w:outlineLvl w:val="2"/>
-        <w:rPr>
-          <w:rFonts w:ascii="Arial" w:eastAsia="Times New Roman" w:hAnsi="Arial" w:cs="Times New Roman"/>
-          <w:b/>
-          <w:bCs/>
-          <w:color w:val="2E86C1"/>
-          <w:sz w:val="27"/>
-          <w:szCs w:val="27"/>
-          <w:lang w:eastAsia="pt-BR"/>
-        </w:rPr>
-      </w:pPr>
-      <w:r>
-        <w:rPr>
-          <w:rFonts w:ascii="Arial" w:eastAsia="Times New Roman" w:hAnsi="Arial" w:cs="Times New Roman"/>
-          <w:b/>
-          <w:bCs/>
-          <w:color w:val="2E86C1"/>
-          <w:sz w:val="27"/>
-          <w:szCs w:val="27"/>
-          <w:lang w:eastAsia="pt-BR"/>
-        </w:rPr>
-        <w:t>Atividade 2.2: Ranking de Eficiência da Frota (10 min, individual)</w:t>
-      </w:r>
-    </w:p>
-    <w:p>
-      <w:pPr>
-        <w:spacing w:before="100" w:beforeAutospacing="1" w:after="100" w:afterAutospacing="1" w:line="240" w:lineRule="auto"/>
-        <w:rPr>
-          <w:rFonts w:ascii="Arial" w:eastAsia="Times New Roman" w:hAnsi="Arial" w:cs="Times New Roman"/>
-          <w:color w:val="34495E"/>
-          <w:sz w:val="24"/>
-          <w:szCs w:val="24"/>
-          <w:lang w:eastAsia="pt-BR"/>
-        </w:rPr>
-      </w:pPr>
-      <w:r>
-        <w:rPr>
-          <w:rFonts w:ascii="Arial" w:eastAsia="Times New Roman" w:hAnsi="Arial" w:cs="Times New Roman"/>
-          <w:color w:val="34495E"/>
-          <w:sz w:val="24"/>
-          <w:szCs w:val="24"/>
-          <w:lang w:eastAsia="pt-BR"/>
-        </w:rPr>
-        <w:t>Escreva uma consulta que analise o custo de combustível por quilômetro rodado de cada motorista (tabela `</w:t>
-      </w:r>
-      <w:proofErr w:type="spellStart"/>
-      <w:r>
-        <w:rPr>
-          <w:rFonts w:ascii="Arial" w:eastAsia="Times New Roman" w:hAnsi="Arial" w:cs="Times New Roman"/>
-          <w:color w:val="34495E"/>
-          <w:sz w:val="24"/>
-          <w:szCs w:val="24"/>
-          <w:lang w:eastAsia="pt-BR"/>
-        </w:rPr>
-        <w:t>dim_motorista</w:t>
-      </w:r>
-      <w:proofErr w:type="spellEnd"/>
-      <w:r>
-        <w:rPr>
-          <w:rFonts w:ascii="Arial" w:eastAsia="Times New Roman" w:hAnsi="Arial" w:cs="Times New Roman"/>
-          <w:color w:val="34495E"/>
-          <w:sz w:val="24"/>
-          <w:szCs w:val="24"/>
-          <w:lang w:eastAsia="pt-BR"/>
-        </w:rPr>
-        <w:t>`) nos últimos 30 dias. A query deve classificar os motoristas em </w:t>
-      </w:r>
-      <w:r>
-        <w:rPr>
-          <w:rFonts w:ascii="Arial" w:eastAsia="Times New Roman" w:hAnsi="Arial" w:cs="Times New Roman"/>
-          <w:b/>
-          <w:bCs/>
-          <w:color w:val="34495E"/>
-          <w:sz w:val="24"/>
-          <w:szCs w:val="24"/>
-          <w:lang w:eastAsia="pt-BR"/>
-        </w:rPr>
-        <w:t>quartis (1 a 4)</w:t>
-      </w:r>
-      <w:r>
-        <w:rPr>
-          <w:rFonts w:ascii="Arial" w:eastAsia="Times New Roman" w:hAnsi="Arial" w:cs="Times New Roman"/>
-          <w:color w:val="34495E"/>
-          <w:sz w:val="24"/>
-          <w:szCs w:val="24"/>
-          <w:lang w:eastAsia="pt-BR"/>
-        </w:rPr>
-        <w:t xml:space="preserve"> utilizando a </w:t>
-      </w:r>
-      <w:proofErr w:type="spellStart"/>
-      <w:r>
-        <w:rPr>
-          <w:rFonts w:ascii="Arial" w:eastAsia="Times New Roman" w:hAnsi="Arial" w:cs="Times New Roman"/>
-          <w:color w:val="34495E"/>
-          <w:sz w:val="24"/>
-          <w:szCs w:val="24"/>
-          <w:lang w:eastAsia="pt-BR"/>
-        </w:rPr>
-        <w:t>window</w:t>
-      </w:r>
-      <w:proofErr w:type="spellEnd"/>
-      <w:r>
-        <w:rPr>
-          <w:rFonts w:ascii="Arial" w:eastAsia="Times New Roman" w:hAnsi="Arial" w:cs="Times New Roman"/>
-          <w:color w:val="34495E"/>
-          <w:sz w:val="24"/>
-          <w:szCs w:val="24"/>
-          <w:lang w:eastAsia="pt-BR"/>
-        </w:rPr>
-        <w:t xml:space="preserve"> </w:t>
-      </w:r>
-      <w:proofErr w:type="spellStart"/>
-      <w:r>
-        <w:rPr>
-          <w:rFonts w:ascii="Arial" w:eastAsia="Times New Roman" w:hAnsi="Arial" w:cs="Times New Roman"/>
-          <w:color w:val="34495E"/>
-          <w:sz w:val="24"/>
-          <w:szCs w:val="24"/>
-          <w:lang w:eastAsia="pt-BR"/>
-        </w:rPr>
-        <w:t>function</w:t>
-      </w:r>
-      <w:proofErr w:type="spellEnd"/>
-      <w:r>
-        <w:rPr>
-          <w:rFonts w:ascii="Arial" w:eastAsia="Times New Roman" w:hAnsi="Arial" w:cs="Times New Roman"/>
-          <w:color w:val="34495E"/>
-          <w:sz w:val="24"/>
-          <w:szCs w:val="24"/>
-          <w:lang w:eastAsia="pt-BR"/>
-        </w:rPr>
-        <w:t xml:space="preserve"> </w:t>
-      </w:r>
-      <w:r>
-        <w:rPr>
-          <w:rFonts w:ascii="Arial" w:eastAsia="Times New Roman" w:hAnsi="Arial" w:cs="Times New Roman"/>
-          <w:color w:val="34495E"/>
-          <w:sz w:val="24"/>
-          <w:szCs w:val="24"/>
-          <w:lang w:eastAsia="pt-BR"/>
-        </w:rPr>
-        <w:lastRenderedPageBreak/>
-        <w:t>de segmentação </w:t>
-      </w:r>
-      <w:r>
-        <w:rPr>
-          <w:rFonts w:ascii="Courier New" w:eastAsia="Times New Roman" w:hAnsi="Courier New" w:cs="Courier New"/>
-          <w:color w:val="C0392B"/>
-          <w:sz w:val="20"/>
-          <w:szCs w:val="20"/>
-          <w:lang w:eastAsia="pt-BR"/>
-        </w:rPr>
-        <w:t>NTILE</w:t>
-      </w:r>
-      <w:r>
-        <w:rPr>
-          <w:rFonts w:ascii="Arial" w:eastAsia="Times New Roman" w:hAnsi="Arial" w:cs="Times New Roman"/>
-          <w:color w:val="34495E"/>
-          <w:sz w:val="24"/>
-          <w:szCs w:val="24"/>
-          <w:lang w:eastAsia="pt-BR"/>
-        </w:rPr>
-        <w:t> e calcular o </w:t>
-      </w:r>
-      <w:r>
-        <w:rPr>
-          <w:rFonts w:ascii="Arial" w:eastAsia="Times New Roman" w:hAnsi="Arial" w:cs="Times New Roman"/>
-          <w:b/>
-          <w:bCs/>
-          <w:color w:val="34495E"/>
-          <w:sz w:val="24"/>
-          <w:szCs w:val="24"/>
-          <w:lang w:eastAsia="pt-BR"/>
-        </w:rPr>
-        <w:t>percentil exato</w:t>
-      </w:r>
-      <w:r>
-        <w:rPr>
-          <w:rFonts w:ascii="Arial" w:eastAsia="Times New Roman" w:hAnsi="Arial" w:cs="Times New Roman"/>
-          <w:color w:val="34495E"/>
-          <w:sz w:val="24"/>
-          <w:szCs w:val="24"/>
-          <w:lang w:eastAsia="pt-BR"/>
-        </w:rPr>
-        <w:t> de eficiência utilizando a função </w:t>
-      </w:r>
-      <w:r>
-        <w:rPr>
-          <w:rFonts w:ascii="Courier New" w:eastAsia="Times New Roman" w:hAnsi="Courier New" w:cs="Courier New"/>
-          <w:color w:val="C0392B"/>
-          <w:sz w:val="20"/>
-          <w:szCs w:val="20"/>
-          <w:lang w:eastAsia="pt-BR"/>
-        </w:rPr>
-        <w:t>PERCENT_</w:t>
-      </w:r>
-      <w:proofErr w:type="gramStart"/>
-      <w:r>
-        <w:rPr>
-          <w:rFonts w:ascii="Courier New" w:eastAsia="Times New Roman" w:hAnsi="Courier New" w:cs="Courier New"/>
-          <w:color w:val="C0392B"/>
-          <w:sz w:val="20"/>
-          <w:szCs w:val="20"/>
-          <w:lang w:eastAsia="pt-BR"/>
-        </w:rPr>
-        <w:t>RANK(</w:t>
-      </w:r>
-      <w:proofErr w:type="gramEnd"/>
-      <w:r>
-        <w:rPr>
-          <w:rFonts w:ascii="Courier New" w:eastAsia="Times New Roman" w:hAnsi="Courier New" w:cs="Courier New"/>
-          <w:color w:val="C0392B"/>
-          <w:sz w:val="20"/>
-          <w:szCs w:val="20"/>
-          <w:lang w:eastAsia="pt-BR"/>
-        </w:rPr>
-        <w:t>)</w:t>
-      </w:r>
-      <w:r>
-        <w:rPr>
-          <w:rFonts w:ascii="Arial" w:eastAsia="Times New Roman" w:hAnsi="Arial" w:cs="Times New Roman"/>
-          <w:color w:val="34495E"/>
-          <w:sz w:val="24"/>
-          <w:szCs w:val="24"/>
-          <w:lang w:eastAsia="pt-BR"/>
-        </w:rPr>
-        <w:t>.</w:t>
-      </w:r>
-    </w:p>
-    <w:p>
-      <w:pPr>
-        <w:shd w:val="clear" w:color="auto" w:fill="EAF2F8"/>
-        <w:spacing w:line="240" w:lineRule="auto"/>
-        <w:rPr>
-          <w:rFonts w:ascii="Arial" w:eastAsia="Times New Roman" w:hAnsi="Arial" w:cs="Times New Roman"/>
-          <w:color w:val="2C3E50"/>
-          <w:sz w:val="24"/>
-          <w:szCs w:val="24"/>
-          <w:lang w:eastAsia="pt-BR"/>
-        </w:rPr>
-      </w:pPr>
-      <w:r>
-        <w:rPr>
-          <w:rFonts w:ascii="Arial" w:eastAsia="Times New Roman" w:hAnsi="Arial" w:cs="Times New Roman"/>
-          <w:b/>
-          <w:bCs/>
-          <w:color w:val="2C3E50"/>
-          <w:sz w:val="24"/>
-          <w:szCs w:val="24"/>
-          <w:lang w:eastAsia="pt-BR"/>
-        </w:rPr>
-        <w:t>Dica de estrutura:</w:t>
-      </w:r>
-      <w:r>
-        <w:rPr>
-          <w:rFonts w:ascii="Arial" w:eastAsia="Times New Roman" w:hAnsi="Arial" w:cs="Times New Roman"/>
-          <w:color w:val="2C3E50"/>
-          <w:sz w:val="24"/>
-          <w:szCs w:val="24"/>
-          <w:lang w:eastAsia="pt-BR"/>
-        </w:rPr>
-        <w:t> Crie uma CTE temporária agrupando as entregas por </w:t>
-      </w:r>
-      <w:proofErr w:type="spellStart"/>
-      <w:r>
-        <w:rPr>
-          <w:rFonts w:ascii="Courier New" w:eastAsia="Times New Roman" w:hAnsi="Courier New" w:cs="Courier New"/>
-          <w:color w:val="C0392B"/>
-          <w:sz w:val="20"/>
-          <w:szCs w:val="20"/>
-          <w:lang w:eastAsia="pt-BR"/>
-        </w:rPr>
-        <w:t>sk_motorista</w:t>
-      </w:r>
-      <w:proofErr w:type="spellEnd"/>
-      <w:r>
-        <w:rPr>
-          <w:rFonts w:ascii="Arial" w:eastAsia="Times New Roman" w:hAnsi="Arial" w:cs="Times New Roman"/>
-          <w:color w:val="2C3E50"/>
-          <w:sz w:val="24"/>
-          <w:szCs w:val="24"/>
-          <w:lang w:eastAsia="pt-BR"/>
-        </w:rPr>
-        <w:t> para obter o custo de combustível por km (</w:t>
-      </w:r>
-      <w:proofErr w:type="gramStart"/>
-      <w:r>
-        <w:rPr>
-          <w:rFonts w:ascii="Courier New" w:eastAsia="Times New Roman" w:hAnsi="Courier New" w:cs="Courier New"/>
-          <w:color w:val="C0392B"/>
-          <w:sz w:val="20"/>
-          <w:szCs w:val="20"/>
-          <w:lang w:eastAsia="pt-BR"/>
-        </w:rPr>
-        <w:t>SUM(</w:t>
-      </w:r>
-      <w:proofErr w:type="spellStart"/>
-      <w:proofErr w:type="gramEnd"/>
-      <w:r>
-        <w:rPr>
-          <w:rFonts w:ascii="Courier New" w:eastAsia="Times New Roman" w:hAnsi="Courier New" w:cs="Courier New"/>
-          <w:color w:val="C0392B"/>
-          <w:sz w:val="20"/>
-          <w:szCs w:val="20"/>
-          <w:lang w:eastAsia="pt-BR"/>
-        </w:rPr>
-        <w:t>custo_combustivel</w:t>
-      </w:r>
-      <w:proofErr w:type="spellEnd"/>
-      <w:r>
-        <w:rPr>
-          <w:rFonts w:ascii="Courier New" w:eastAsia="Times New Roman" w:hAnsi="Courier New" w:cs="Courier New"/>
-          <w:color w:val="C0392B"/>
-          <w:sz w:val="20"/>
-          <w:szCs w:val="20"/>
-          <w:lang w:eastAsia="pt-BR"/>
-        </w:rPr>
-        <w:t>) / NULLIF(SUM(</w:t>
-      </w:r>
-      <w:proofErr w:type="spellStart"/>
-      <w:r>
-        <w:rPr>
-          <w:rFonts w:ascii="Courier New" w:eastAsia="Times New Roman" w:hAnsi="Courier New" w:cs="Courier New"/>
-          <w:color w:val="C0392B"/>
-          <w:sz w:val="20"/>
-          <w:szCs w:val="20"/>
-          <w:lang w:eastAsia="pt-BR"/>
-        </w:rPr>
-        <w:t>distancia_km</w:t>
-      </w:r>
-      <w:proofErr w:type="spellEnd"/>
-      <w:r>
-        <w:rPr>
-          <w:rFonts w:ascii="Courier New" w:eastAsia="Times New Roman" w:hAnsi="Courier New" w:cs="Courier New"/>
-          <w:color w:val="C0392B"/>
-          <w:sz w:val="20"/>
-          <w:szCs w:val="20"/>
-          <w:lang w:eastAsia="pt-BR"/>
-        </w:rPr>
-        <w:t>), 0)</w:t>
-      </w:r>
-      <w:r>
-        <w:rPr>
-          <w:rFonts w:ascii="Arial" w:eastAsia="Times New Roman" w:hAnsi="Arial" w:cs="Times New Roman"/>
-          <w:color w:val="2C3E50"/>
-          <w:sz w:val="24"/>
-          <w:szCs w:val="24"/>
-          <w:lang w:eastAsia="pt-BR"/>
-        </w:rPr>
-        <w:t>). Em seguida, na consulta principal externa, faça um JOIN com </w:t>
-      </w:r>
-      <w:proofErr w:type="spellStart"/>
-      <w:r>
-        <w:rPr>
-          <w:rFonts w:ascii="Courier New" w:eastAsia="Times New Roman" w:hAnsi="Courier New" w:cs="Courier New"/>
-          <w:color w:val="C0392B"/>
-          <w:sz w:val="20"/>
-          <w:szCs w:val="20"/>
-          <w:lang w:eastAsia="pt-BR"/>
-        </w:rPr>
-        <w:t>dim_motorista</w:t>
-      </w:r>
-      <w:proofErr w:type="spellEnd"/>
-      <w:r>
-        <w:rPr>
-          <w:rFonts w:ascii="Arial" w:eastAsia="Times New Roman" w:hAnsi="Arial" w:cs="Times New Roman"/>
-          <w:color w:val="2C3E50"/>
-          <w:sz w:val="24"/>
-          <w:szCs w:val="24"/>
-          <w:lang w:eastAsia="pt-BR"/>
-        </w:rPr>
-        <w:t> e aplique </w:t>
-      </w:r>
-      <w:proofErr w:type="gramStart"/>
-      <w:r>
-        <w:rPr>
-          <w:rFonts w:ascii="Courier New" w:eastAsia="Times New Roman" w:hAnsi="Courier New" w:cs="Courier New"/>
-          <w:color w:val="C0392B"/>
-          <w:sz w:val="20"/>
-          <w:szCs w:val="20"/>
-          <w:lang w:eastAsia="pt-BR"/>
-        </w:rPr>
-        <w:t>NTILE(</w:t>
-      </w:r>
-      <w:proofErr w:type="gramEnd"/>
-      <w:r>
-        <w:rPr>
-          <w:rFonts w:ascii="Courier New" w:eastAsia="Times New Roman" w:hAnsi="Courier New" w:cs="Courier New"/>
-          <w:color w:val="C0392B"/>
-          <w:sz w:val="20"/>
-          <w:szCs w:val="20"/>
-          <w:lang w:eastAsia="pt-BR"/>
-        </w:rPr>
-        <w:t xml:space="preserve">4) OVER (ORDER BY </w:t>
-      </w:r>
-      <w:proofErr w:type="spellStart"/>
-      <w:r>
-        <w:rPr>
-          <w:rFonts w:ascii="Courier New" w:eastAsia="Times New Roman" w:hAnsi="Courier New" w:cs="Courier New"/>
-          <w:color w:val="C0392B"/>
-          <w:sz w:val="20"/>
-          <w:szCs w:val="20"/>
-          <w:lang w:eastAsia="pt-BR"/>
-        </w:rPr>
-        <w:t>custo_por_km</w:t>
-      </w:r>
-      <w:proofErr w:type="spellEnd"/>
-      <w:r>
-        <w:rPr>
-          <w:rFonts w:ascii="Courier New" w:eastAsia="Times New Roman" w:hAnsi="Courier New" w:cs="Courier New"/>
-          <w:color w:val="C0392B"/>
-          <w:sz w:val="20"/>
-          <w:szCs w:val="20"/>
-          <w:lang w:eastAsia="pt-BR"/>
-        </w:rPr>
-        <w:t xml:space="preserve"> ASC)</w:t>
-      </w:r>
-      <w:r>
-        <w:rPr>
-          <w:rFonts w:ascii="Arial" w:eastAsia="Times New Roman" w:hAnsi="Arial" w:cs="Times New Roman"/>
-          <w:color w:val="2C3E50"/>
-          <w:sz w:val="24"/>
-          <w:szCs w:val="24"/>
-          <w:lang w:eastAsia="pt-BR"/>
-        </w:rPr>
-        <w:t> e </w:t>
-      </w:r>
-      <w:r>
-        <w:rPr>
-          <w:rFonts w:ascii="Courier New" w:eastAsia="Times New Roman" w:hAnsi="Courier New" w:cs="Courier New"/>
-          <w:color w:val="C0392B"/>
-          <w:sz w:val="20"/>
-          <w:szCs w:val="20"/>
-          <w:lang w:eastAsia="pt-BR"/>
-        </w:rPr>
-        <w:t xml:space="preserve">PERCENT_RANK() OVER (ORDER BY </w:t>
-      </w:r>
-      <w:proofErr w:type="spellStart"/>
-      <w:r>
-        <w:rPr>
-          <w:rFonts w:ascii="Courier New" w:eastAsia="Times New Roman" w:hAnsi="Courier New" w:cs="Courier New"/>
-          <w:color w:val="C0392B"/>
-          <w:sz w:val="20"/>
-          <w:szCs w:val="20"/>
-          <w:lang w:eastAsia="pt-BR"/>
-        </w:rPr>
-        <w:t>custo_por_km</w:t>
-      </w:r>
-      <w:proofErr w:type="spellEnd"/>
-      <w:r>
-        <w:rPr>
-          <w:rFonts w:ascii="Courier New" w:eastAsia="Times New Roman" w:hAnsi="Courier New" w:cs="Courier New"/>
-          <w:color w:val="C0392B"/>
-          <w:sz w:val="20"/>
-          <w:szCs w:val="20"/>
-          <w:lang w:eastAsia="pt-BR"/>
-        </w:rPr>
-        <w:t xml:space="preserve"> ASC)</w:t>
-      </w:r>
-      <w:r>
-        <w:rPr>
-          <w:rFonts w:ascii="Arial" w:eastAsia="Times New Roman" w:hAnsi="Arial" w:cs="Times New Roman"/>
-          <w:color w:val="2C3E50"/>
-          <w:sz w:val="24"/>
-          <w:szCs w:val="24"/>
-          <w:lang w:eastAsia="pt-BR"/>
-        </w:rPr>
-        <w:t>.</w:t>
-      </w:r>
-    </w:p>
-    <w:p>
-      <w:pPr>
-        <w:pStyle w:val="sql"/>
-      </w:pPr>
-      <w:r>
-        <w:t>-- Escreva sua query de ranking de motoristas aqui</w:t>
-      </w:r>
-    </w:p>
-    <w:p>
-      <w:pPr>
-        <w:pStyle w:val="sql"/>
-      </w:pPr>
-    </w:p>
-    <w:p>
-      <w:pPr>
-        <w:pStyle w:val="sql"/>
-      </w:pPr>
-    </w:p>
-    <w:p>
-      <w:pPr>
-        <w:spacing w:before="375" w:after="100" w:afterAutospacing="1" w:line="240" w:lineRule="auto"/>
-        <w:outlineLvl w:val="2"/>
-        <w:rPr>
-          <w:rFonts w:ascii="Arial" w:eastAsia="Times New Roman" w:hAnsi="Arial" w:cs="Times New Roman"/>
-          <w:b/>
-          <w:bCs/>
-          <w:color w:val="2E86C1"/>
-          <w:sz w:val="27"/>
-          <w:szCs w:val="27"/>
-          <w:lang w:eastAsia="pt-BR"/>
-        </w:rPr>
-      </w:pPr>
-      <w:r>
-        <w:rPr>
-          <w:rFonts w:ascii="Arial" w:eastAsia="Times New Roman" w:hAnsi="Arial" w:cs="Times New Roman"/>
-          <w:b/>
-          <w:bCs/>
-          <w:color w:val="2E86C1"/>
-          <w:sz w:val="27"/>
-          <w:szCs w:val="27"/>
-          <w:lang w:eastAsia="pt-BR"/>
-        </w:rPr>
-        <w:t>Atividade 2.3: Discussão Analítica (5 min, em grupo)</w:t>
-      </w:r>
-    </w:p>
-    <w:p>
-      <w:pPr>
-        <w:spacing w:before="100" w:beforeAutospacing="1" w:after="100" w:afterAutospacing="1" w:line="240" w:lineRule="auto"/>
-        <w:rPr>
-          <w:rFonts w:ascii="Arial" w:eastAsia="Times New Roman" w:hAnsi="Arial" w:cs="Times New Roman"/>
-          <w:color w:val="34495E"/>
-          <w:sz w:val="24"/>
-          <w:szCs w:val="24"/>
-          <w:lang w:eastAsia="pt-BR"/>
-        </w:rPr>
-      </w:pPr>
-      <w:r>
-        <w:rPr>
-          <w:rFonts w:ascii="Arial" w:eastAsia="Times New Roman" w:hAnsi="Arial" w:cs="Times New Roman"/>
-          <w:color w:val="34495E"/>
-          <w:sz w:val="24"/>
-          <w:szCs w:val="24"/>
-          <w:lang w:eastAsia="pt-BR"/>
-        </w:rPr>
-        <w:t>Debata com seu grupo: do ponto de vista de arquitetura de banco de dados e plano de execução, por que as </w:t>
-      </w:r>
-      <w:proofErr w:type="spellStart"/>
-      <w:r>
-        <w:rPr>
-          <w:rFonts w:ascii="Arial" w:eastAsia="Times New Roman" w:hAnsi="Arial" w:cs="Times New Roman"/>
-          <w:b/>
-          <w:bCs/>
-          <w:color w:val="34495E"/>
-          <w:sz w:val="24"/>
-          <w:szCs w:val="24"/>
-          <w:lang w:eastAsia="pt-BR"/>
-        </w:rPr>
-        <w:t>Window</w:t>
-      </w:r>
-      <w:proofErr w:type="spellEnd"/>
-      <w:r>
-        <w:rPr>
-          <w:rFonts w:ascii="Arial" w:eastAsia="Times New Roman" w:hAnsi="Arial" w:cs="Times New Roman"/>
-          <w:b/>
-          <w:bCs/>
-          <w:color w:val="34495E"/>
-          <w:sz w:val="24"/>
-          <w:szCs w:val="24"/>
-          <w:lang w:eastAsia="pt-BR"/>
-        </w:rPr>
-        <w:t xml:space="preserve"> </w:t>
-      </w:r>
-      <w:proofErr w:type="spellStart"/>
-      <w:r>
-        <w:rPr>
-          <w:rFonts w:ascii="Arial" w:eastAsia="Times New Roman" w:hAnsi="Arial" w:cs="Times New Roman"/>
-          <w:b/>
-          <w:bCs/>
-          <w:color w:val="34495E"/>
-          <w:sz w:val="24"/>
-          <w:szCs w:val="24"/>
-          <w:lang w:eastAsia="pt-BR"/>
-        </w:rPr>
-        <w:t>Functions</w:t>
-      </w:r>
-      <w:proofErr w:type="spellEnd"/>
-      <w:r>
-        <w:rPr>
-          <w:rFonts w:ascii="Arial" w:eastAsia="Times New Roman" w:hAnsi="Arial" w:cs="Times New Roman"/>
-          <w:color w:val="34495E"/>
-          <w:sz w:val="24"/>
-          <w:szCs w:val="24"/>
-          <w:lang w:eastAsia="pt-BR"/>
-        </w:rPr>
-        <w:t xml:space="preserve"> são computacionalmente mais eficientes no </w:t>
-      </w:r>
-      <w:proofErr w:type="spellStart"/>
-      <w:r>
-        <w:rPr>
-          <w:rFonts w:ascii="Arial" w:eastAsia="Times New Roman" w:hAnsi="Arial" w:cs="Times New Roman"/>
-          <w:color w:val="34495E"/>
-          <w:sz w:val="24"/>
-          <w:szCs w:val="24"/>
-          <w:lang w:eastAsia="pt-BR"/>
-        </w:rPr>
-        <w:t>Spark</w:t>
-      </w:r>
-      <w:proofErr w:type="spellEnd"/>
-      <w:r>
-        <w:rPr>
-          <w:rFonts w:ascii="Arial" w:eastAsia="Times New Roman" w:hAnsi="Arial" w:cs="Times New Roman"/>
-          <w:color w:val="34495E"/>
-          <w:sz w:val="24"/>
-          <w:szCs w:val="24"/>
-          <w:lang w:eastAsia="pt-BR"/>
-        </w:rPr>
-        <w:t xml:space="preserve"> SQL do que implementar a mesma lógica utilizando </w:t>
-      </w:r>
-      <w:proofErr w:type="spellStart"/>
-      <w:r>
-        <w:rPr>
-          <w:rFonts w:ascii="Arial" w:eastAsia="Times New Roman" w:hAnsi="Arial" w:cs="Times New Roman"/>
-          <w:color w:val="34495E"/>
-          <w:sz w:val="24"/>
-          <w:szCs w:val="24"/>
-          <w:lang w:eastAsia="pt-BR"/>
-        </w:rPr>
-        <w:t>subqueries</w:t>
-      </w:r>
-      <w:proofErr w:type="spellEnd"/>
-      <w:r>
-        <w:rPr>
-          <w:rFonts w:ascii="Arial" w:eastAsia="Times New Roman" w:hAnsi="Arial" w:cs="Times New Roman"/>
-          <w:color w:val="34495E"/>
-          <w:sz w:val="24"/>
-          <w:szCs w:val="24"/>
-          <w:lang w:eastAsia="pt-BR"/>
-        </w:rPr>
-        <w:t xml:space="preserve"> correlacionadas clássicas?</w:t>
-      </w:r>
-    </w:p>
-    <w:p>
-      <w:pPr>
-        <w:pBdr>
-          <w:bottom w:val="single" w:sz="12" w:space="6" w:color="D6DBDF"/>
-        </w:pBdr>
-        <w:spacing w:before="600" w:after="100" w:afterAutospacing="1" w:line="240" w:lineRule="auto"/>
-        <w:outlineLvl w:val="1"/>
-        <w:rPr>
-          <w:rFonts w:ascii="Arial" w:eastAsia="Times New Roman" w:hAnsi="Arial" w:cs="Times New Roman"/>
-          <w:b/>
-          <w:bCs/>
-          <w:color w:val="1A5276"/>
-          <w:sz w:val="36"/>
-          <w:szCs w:val="36"/>
-          <w:lang w:eastAsia="pt-BR"/>
-        </w:rPr>
-      </w:pPr>
-      <w:r>
-        <w:rPr>
-          <w:rFonts w:ascii="Arial" w:eastAsia="Times New Roman" w:hAnsi="Arial" w:cs="Times New Roman"/>
-          <w:b/>
-          <w:bCs/>
-          <w:color w:val="1A5276"/>
-          <w:sz w:val="36"/>
-          <w:szCs w:val="36"/>
-          <w:lang w:eastAsia="pt-BR"/>
-        </w:rPr>
-        <w:t xml:space="preserve">Parte 3 — </w:t>
-      </w:r>
-      <w:proofErr w:type="spellStart"/>
-      <w:r>
-        <w:rPr>
-          <w:rFonts w:ascii="Arial" w:eastAsia="Times New Roman" w:hAnsi="Arial" w:cs="Times New Roman"/>
-          <w:b/>
-          <w:bCs/>
-          <w:color w:val="1A5276"/>
-          <w:sz w:val="36"/>
-          <w:szCs w:val="36"/>
-          <w:lang w:eastAsia="pt-BR"/>
-        </w:rPr>
-        <w:t>Feature</w:t>
-      </w:r>
-      <w:proofErr w:type="spellEnd"/>
-      <w:r>
-        <w:rPr>
-          <w:rFonts w:ascii="Arial" w:eastAsia="Times New Roman" w:hAnsi="Arial" w:cs="Times New Roman"/>
-          <w:b/>
-          <w:bCs/>
-          <w:color w:val="1A5276"/>
-          <w:sz w:val="36"/>
-          <w:szCs w:val="36"/>
-          <w:lang w:eastAsia="pt-BR"/>
-        </w:rPr>
-        <w:t xml:space="preserve"> </w:t>
-      </w:r>
-      <w:proofErr w:type="spellStart"/>
-      <w:r>
-        <w:rPr>
-          <w:rFonts w:ascii="Arial" w:eastAsia="Times New Roman" w:hAnsi="Arial" w:cs="Times New Roman"/>
-          <w:b/>
-          <w:bCs/>
-          <w:color w:val="1A5276"/>
-          <w:sz w:val="36"/>
-          <w:szCs w:val="36"/>
-          <w:lang w:eastAsia="pt-BR"/>
-        </w:rPr>
-        <w:t>Engineering</w:t>
-      </w:r>
-      <w:proofErr w:type="spellEnd"/>
-      <w:r>
-        <w:rPr>
-          <w:rFonts w:ascii="Arial" w:eastAsia="Times New Roman" w:hAnsi="Arial" w:cs="Times New Roman"/>
-          <w:b/>
-          <w:bCs/>
-          <w:color w:val="1A5276"/>
-          <w:sz w:val="36"/>
-          <w:szCs w:val="36"/>
-          <w:lang w:eastAsia="pt-BR"/>
-        </w:rPr>
-        <w:t xml:space="preserve"> em SQL (30 min)</w:t>
-      </w:r>
-    </w:p>
-    <w:p>
-      <w:pPr>
-        <w:spacing w:before="375" w:after="100" w:afterAutospacing="1" w:line="240" w:lineRule="auto"/>
-        <w:outlineLvl w:val="2"/>
-        <w:rPr>
-          <w:rFonts w:ascii="Arial" w:eastAsia="Times New Roman" w:hAnsi="Arial" w:cs="Times New Roman"/>
-          <w:b/>
-          <w:bCs/>
-          <w:color w:val="2E86C1"/>
-          <w:sz w:val="27"/>
-          <w:szCs w:val="27"/>
-          <w:lang w:eastAsia="pt-BR"/>
-        </w:rPr>
-      </w:pPr>
-      <w:r>
-        <w:rPr>
-          <w:rFonts w:ascii="Arial" w:eastAsia="Times New Roman" w:hAnsi="Arial" w:cs="Times New Roman"/>
-          <w:b/>
-          <w:bCs/>
-          <w:color w:val="2E86C1"/>
-          <w:sz w:val="27"/>
-          <w:szCs w:val="27"/>
-          <w:lang w:eastAsia="pt-BR"/>
-        </w:rPr>
-        <w:t xml:space="preserve">Atividade 3.1: Crie a </w:t>
-      </w:r>
-      <w:proofErr w:type="spellStart"/>
-      <w:r>
-        <w:rPr>
-          <w:rFonts w:ascii="Arial" w:eastAsia="Times New Roman" w:hAnsi="Arial" w:cs="Times New Roman"/>
-          <w:b/>
-          <w:bCs/>
-          <w:color w:val="2E86C1"/>
-          <w:sz w:val="27"/>
-          <w:szCs w:val="27"/>
-          <w:lang w:eastAsia="pt-BR"/>
-        </w:rPr>
-        <w:t>View</w:t>
-      </w:r>
-      <w:proofErr w:type="spellEnd"/>
-      <w:r>
-        <w:rPr>
-          <w:rFonts w:ascii="Arial" w:eastAsia="Times New Roman" w:hAnsi="Arial" w:cs="Times New Roman"/>
-          <w:b/>
-          <w:bCs/>
-          <w:color w:val="2E86C1"/>
-          <w:sz w:val="27"/>
-          <w:szCs w:val="27"/>
-          <w:lang w:eastAsia="pt-BR"/>
-        </w:rPr>
-        <w:t xml:space="preserve"> de </w:t>
-      </w:r>
-      <w:proofErr w:type="spellStart"/>
-      <w:r>
-        <w:rPr>
-          <w:rFonts w:ascii="Arial" w:eastAsia="Times New Roman" w:hAnsi="Arial" w:cs="Times New Roman"/>
-          <w:b/>
-          <w:bCs/>
-          <w:color w:val="2E86C1"/>
-          <w:sz w:val="27"/>
-          <w:szCs w:val="27"/>
-          <w:lang w:eastAsia="pt-BR"/>
-        </w:rPr>
-        <w:t>Feature</w:t>
-      </w:r>
-      <w:proofErr w:type="spellEnd"/>
-      <w:r>
-        <w:rPr>
-          <w:rFonts w:ascii="Arial" w:eastAsia="Times New Roman" w:hAnsi="Arial" w:cs="Times New Roman"/>
-          <w:b/>
-          <w:bCs/>
-          <w:color w:val="2E86C1"/>
-          <w:sz w:val="27"/>
-          <w:szCs w:val="27"/>
-          <w:lang w:eastAsia="pt-BR"/>
-        </w:rPr>
-        <w:t xml:space="preserve"> Store </w:t>
-      </w:r>
-      <w:proofErr w:type="spellStart"/>
+        <w:t>Atividade 3.1: Crie a View de Feature Store </w:t>
+      </w:r>
       <w:r>
         <w:rPr>
           <w:rFonts w:ascii="Courier New" w:eastAsia="Times New Roman" w:hAnsi="Courier New" w:cs="Courier New"/>
@@ -4455,7 +2786,6 @@
         </w:rPr>
         <w:t>vw_features_ml</w:t>
       </w:r>
-      <w:proofErr w:type="spellEnd"/>
       <w:r>
         <w:rPr>
           <w:rFonts w:ascii="Arial" w:eastAsia="Times New Roman" w:hAnsi="Arial" w:cs="Times New Roman"/>
@@ -4488,29 +2818,7 @@
           <w:szCs w:val="24"/>
           <w:lang w:eastAsia="pt-BR"/>
         </w:rPr>
-        <w:t>Os cientistas de dados precisam treinar um modelo preditivo de probabilidade de atraso. O modelo exige que cada linha represente uma entrega com um conjunto unificado de 9 variáveis explicativas (</w:t>
-      </w:r>
-      <w:proofErr w:type="spellStart"/>
-      <w:r>
-        <w:rPr>
-          <w:rFonts w:ascii="Arial" w:eastAsia="Times New Roman" w:hAnsi="Arial" w:cs="Times New Roman"/>
-          <w:color w:val="34495E"/>
-          <w:sz w:val="24"/>
-          <w:szCs w:val="24"/>
-          <w:lang w:eastAsia="pt-BR"/>
-        </w:rPr>
-        <w:t>features</w:t>
-      </w:r>
-      <w:proofErr w:type="spellEnd"/>
-      <w:r>
-        <w:rPr>
-          <w:rFonts w:ascii="Arial" w:eastAsia="Times New Roman" w:hAnsi="Arial" w:cs="Times New Roman"/>
-          <w:color w:val="34495E"/>
-          <w:sz w:val="24"/>
-          <w:szCs w:val="24"/>
-          <w:lang w:eastAsia="pt-BR"/>
-        </w:rPr>
-        <w:t>) e a variável resposta (target).</w:t>
+        <w:t>Os cientistas de dados precisam treinar um modelo preditivo de probabilidade de atraso. O modelo exige que cada linha represente uma entrega com um conjunto unificado de 9 variáveis explicativas (features) e a variável resposta (target).</w:t>
       </w:r>
     </w:p>
     <w:p>
@@ -4532,31 +2840,8 @@
           <w:szCs w:val="24"/>
           <w:lang w:eastAsia="pt-BR"/>
         </w:rPr>
-        <w:t xml:space="preserve">Crie a </w:t>
-      </w:r>
-      <w:proofErr w:type="spellStart"/>
-      <w:r>
-        <w:rPr>
-          <w:rFonts w:ascii="Arial" w:eastAsia="Times New Roman" w:hAnsi="Arial" w:cs="Times New Roman"/>
-          <w:color w:val="34495E"/>
-          <w:sz w:val="24"/>
-          <w:szCs w:val="24"/>
-          <w:lang w:eastAsia="pt-BR"/>
-        </w:rPr>
-        <w:t>view</w:t>
-      </w:r>
-      <w:proofErr w:type="spellEnd"/>
-      <w:r>
-        <w:rPr>
-          <w:rFonts w:ascii="Arial" w:eastAsia="Times New Roman" w:hAnsi="Arial" w:cs="Times New Roman"/>
-          <w:color w:val="34495E"/>
-          <w:sz w:val="24"/>
-          <w:szCs w:val="24"/>
-          <w:lang w:eastAsia="pt-BR"/>
-        </w:rPr>
-        <w:t xml:space="preserve"> analítica </w:t>
-      </w:r>
-      <w:proofErr w:type="spellStart"/>
+        <w:t>Crie a view analítica </w:t>
+      </w:r>
       <w:r>
         <w:rPr>
           <w:rFonts w:ascii="Courier New" w:eastAsia="Times New Roman" w:hAnsi="Courier New" w:cs="Courier New"/>
@@ -4567,7 +2852,6 @@
         </w:rPr>
         <w:t>vw_features_ml</w:t>
       </w:r>
-      <w:proofErr w:type="spellEnd"/>
       <w:r>
         <w:rPr>
           <w:rFonts w:ascii="Arial" w:eastAsia="Times New Roman" w:hAnsi="Arial" w:cs="Times New Roman"/>
@@ -4578,7 +2862,6 @@
         </w:rPr>
         <w:t> sob o banco de dados </w:t>
       </w:r>
-      <w:proofErr w:type="spellStart"/>
       <w:r>
         <w:rPr>
           <w:rFonts w:ascii="Courier New" w:eastAsia="Times New Roman" w:hAnsi="Courier New" w:cs="Courier New"/>
@@ -4589,7 +2872,6 @@
         </w:rPr>
         <w:t>lodlog_dw</w:t>
       </w:r>
-      <w:proofErr w:type="spellEnd"/>
       <w:r>
         <w:rPr>
           <w:rFonts w:ascii="Arial" w:eastAsia="Times New Roman" w:hAnsi="Arial" w:cs="Times New Roman"/>
@@ -4660,22 +2942,8 @@
                 <w:szCs w:val="18"/>
                 <w:lang w:eastAsia="pt-BR"/>
               </w:rPr>
-              <w:t xml:space="preserve">Nome da </w:t>
+              <w:t>Nome da Feature</w:t>
             </w:r>
-            <w:proofErr w:type="spellStart"/>
-            <w:r>
-              <w:rPr>
-                <w:rFonts w:ascii="Arial" w:eastAsia="Times New Roman" w:hAnsi="Arial" w:cs="Times New Roman"/>
-                <w:b/>
-                <w:bCs/>
-                <w:color w:val="FFFFFF"/>
-                <w:sz w:val="18"/>
-                <w:szCs w:val="18"/>
-                <w:lang w:eastAsia="pt-BR"/>
-              </w:rPr>
-              <w:t>Feature</w:t>
-            </w:r>
-            <w:proofErr w:type="spellEnd"/>
           </w:p>
         </w:tc>
         <w:tc>
@@ -4792,7 +3060,6 @@
                 <w:lang w:eastAsia="pt-BR"/>
               </w:rPr>
             </w:pPr>
-            <w:proofErr w:type="spellStart"/>
             <w:r>
               <w:rPr>
                 <w:rFonts w:ascii="Courier New" w:eastAsia="Times New Roman" w:hAnsi="Courier New" w:cs="Courier New"/>
@@ -4803,7 +3070,6 @@
               </w:rPr>
               <w:t>sk_entrega</w:t>
             </w:r>
-            <w:proofErr w:type="spellEnd"/>
           </w:p>
         </w:tc>
         <w:tc>
@@ -4878,31 +3144,8 @@
                 <w:szCs w:val="18"/>
                 <w:lang w:eastAsia="pt-BR"/>
               </w:rPr>
-              <w:t xml:space="preserve">Chave </w:t>
+              <w:t>Chave surrogate da entrega (já existe em </w:t>
             </w:r>
-            <w:proofErr w:type="spellStart"/>
-            <w:r>
-              <w:rPr>
-                <w:rFonts w:ascii="Arial" w:eastAsia="Times New Roman" w:hAnsi="Arial" w:cs="Times New Roman"/>
-                <w:color w:val="2C3E50"/>
-                <w:sz w:val="18"/>
-                <w:szCs w:val="18"/>
-                <w:lang w:eastAsia="pt-BR"/>
-              </w:rPr>
-              <w:t>surrogate</w:t>
-            </w:r>
-            <w:proofErr w:type="spellEnd"/>
-            <w:r>
-              <w:rPr>
-                <w:rFonts w:ascii="Arial" w:eastAsia="Times New Roman" w:hAnsi="Arial" w:cs="Times New Roman"/>
-                <w:color w:val="2C3E50"/>
-                <w:sz w:val="18"/>
-                <w:szCs w:val="18"/>
-                <w:lang w:eastAsia="pt-BR"/>
-              </w:rPr>
-              <w:t xml:space="preserve"> da entrega (já existe em </w:t>
-            </w:r>
-            <w:proofErr w:type="spellStart"/>
             <w:r>
               <w:rPr>
                 <w:rFonts w:ascii="Courier New" w:eastAsia="Times New Roman" w:hAnsi="Courier New" w:cs="Courier New"/>
@@ -4913,7 +3156,6 @@
               </w:rPr>
               <w:t>fato_entregas</w:t>
             </w:r>
-            <w:proofErr w:type="spellEnd"/>
             <w:r>
               <w:rPr>
                 <w:rFonts w:ascii="Arial" w:eastAsia="Times New Roman" w:hAnsi="Arial" w:cs="Times New Roman"/>
@@ -4955,7 +3197,6 @@
                 <w:lang w:eastAsia="pt-BR"/>
               </w:rPr>
             </w:pPr>
-            <w:proofErr w:type="spellStart"/>
             <w:r>
               <w:rPr>
                 <w:rFonts w:ascii="Courier New" w:eastAsia="Times New Roman" w:hAnsi="Courier New" w:cs="Courier New"/>
@@ -4967,7 +3208,6 @@
               <w:lastRenderedPageBreak/>
               <w:t>distancia_km</w:t>
             </w:r>
-            <w:proofErr w:type="spellEnd"/>
           </w:p>
         </w:tc>
         <w:tc>
@@ -5036,7 +3276,6 @@
                 <w:lang w:eastAsia="pt-BR"/>
               </w:rPr>
             </w:pPr>
-            <w:proofErr w:type="spellStart"/>
             <w:r>
               <w:rPr>
                 <w:rFonts w:ascii="Courier New" w:eastAsia="Times New Roman" w:hAnsi="Courier New" w:cs="Courier New"/>
@@ -5047,7 +3286,6 @@
               </w:rPr>
               <w:t>distancia_km</w:t>
             </w:r>
-            <w:proofErr w:type="spellEnd"/>
             <w:r>
               <w:rPr>
                 <w:rFonts w:ascii="Arial" w:eastAsia="Times New Roman" w:hAnsi="Arial" w:cs="Times New Roman"/>
@@ -5056,29 +3294,7 @@
                 <w:szCs w:val="18"/>
                 <w:lang w:eastAsia="pt-BR"/>
               </w:rPr>
-              <w:t> (</w:t>
-            </w:r>
-            <w:proofErr w:type="gramStart"/>
-            <w:r>
-              <w:rPr>
-                <w:rFonts w:ascii="Arial" w:eastAsia="Times New Roman" w:hAnsi="Arial" w:cs="Times New Roman"/>
-                <w:color w:val="2C3E50"/>
-                <w:sz w:val="18"/>
-                <w:szCs w:val="18"/>
-                <w:lang w:eastAsia="pt-BR"/>
-              </w:rPr>
-              <w:t>da fato</w:t>
-            </w:r>
-            <w:proofErr w:type="gramEnd"/>
-            <w:r>
-              <w:rPr>
-                <w:rFonts w:ascii="Arial" w:eastAsia="Times New Roman" w:hAnsi="Arial" w:cs="Times New Roman"/>
-                <w:color w:val="2C3E50"/>
-                <w:sz w:val="18"/>
-                <w:szCs w:val="18"/>
-                <w:lang w:eastAsia="pt-BR"/>
-              </w:rPr>
-              <w:t>)</w:t>
+              <w:t> (da fato)</w:t>
             </w:r>
           </w:p>
         </w:tc>
@@ -5110,7 +3326,6 @@
                 <w:lang w:eastAsia="pt-BR"/>
               </w:rPr>
             </w:pPr>
-            <w:proofErr w:type="spellStart"/>
             <w:r>
               <w:rPr>
                 <w:rFonts w:ascii="Courier New" w:eastAsia="Times New Roman" w:hAnsi="Courier New" w:cs="Courier New"/>
@@ -5121,7 +3336,6 @@
               </w:rPr>
               <w:t>peso_total_kg</w:t>
             </w:r>
-            <w:proofErr w:type="spellEnd"/>
           </w:p>
         </w:tc>
         <w:tc>
@@ -5188,7 +3402,6 @@
                 <w:lang w:eastAsia="pt-BR"/>
               </w:rPr>
             </w:pPr>
-            <w:proofErr w:type="spellStart"/>
             <w:r>
               <w:rPr>
                 <w:rFonts w:ascii="Courier New" w:eastAsia="Times New Roman" w:hAnsi="Courier New" w:cs="Courier New"/>
@@ -5199,7 +3412,6 @@
               </w:rPr>
               <w:t>peso_total_kg</w:t>
             </w:r>
-            <w:proofErr w:type="spellEnd"/>
             <w:r>
               <w:rPr>
                 <w:rFonts w:ascii="Arial" w:eastAsia="Times New Roman" w:hAnsi="Arial" w:cs="Times New Roman"/>
@@ -5208,29 +3420,7 @@
                 <w:szCs w:val="18"/>
                 <w:lang w:eastAsia="pt-BR"/>
               </w:rPr>
-              <w:t> (</w:t>
-            </w:r>
-            <w:proofErr w:type="gramStart"/>
-            <w:r>
-              <w:rPr>
-                <w:rFonts w:ascii="Arial" w:eastAsia="Times New Roman" w:hAnsi="Arial" w:cs="Times New Roman"/>
-                <w:color w:val="2C3E50"/>
-                <w:sz w:val="18"/>
-                <w:szCs w:val="18"/>
-                <w:lang w:eastAsia="pt-BR"/>
-              </w:rPr>
-              <w:t>da fato</w:t>
-            </w:r>
-            <w:proofErr w:type="gramEnd"/>
-            <w:r>
-              <w:rPr>
-                <w:rFonts w:ascii="Arial" w:eastAsia="Times New Roman" w:hAnsi="Arial" w:cs="Times New Roman"/>
-                <w:color w:val="2C3E50"/>
-                <w:sz w:val="18"/>
-                <w:szCs w:val="18"/>
-                <w:lang w:eastAsia="pt-BR"/>
-              </w:rPr>
-              <w:t>)</w:t>
+              <w:t> (da fato)</w:t>
             </w:r>
           </w:p>
         </w:tc>
@@ -5263,7 +3453,6 @@
                 <w:lang w:eastAsia="pt-BR"/>
               </w:rPr>
             </w:pPr>
-            <w:proofErr w:type="spellStart"/>
             <w:r>
               <w:rPr>
                 <w:rFonts w:ascii="Courier New" w:eastAsia="Times New Roman" w:hAnsi="Courier New" w:cs="Courier New"/>
@@ -5274,7 +3463,6 @@
               </w:rPr>
               <w:t>hora_saida</w:t>
             </w:r>
-            <w:proofErr w:type="spellEnd"/>
           </w:p>
         </w:tc>
         <w:tc>
@@ -5351,9 +3539,18 @@
                 <w:szCs w:val="18"/>
                 <w:lang w:eastAsia="pt-BR"/>
               </w:rPr>
-              <w:t>hour(</w:t>
+              <w:t>hour(hora_saida)</w:t>
             </w:r>
-            <w:proofErr w:type="spellStart"/>
+            <w:r>
+              <w:rPr>
+                <w:rFonts w:ascii="Arial" w:eastAsia="Times New Roman" w:hAnsi="Arial" w:cs="Times New Roman"/>
+                <w:color w:val="2C3E50"/>
+                <w:sz w:val="18"/>
+                <w:szCs w:val="18"/>
+                <w:lang w:eastAsia="pt-BR"/>
+              </w:rPr>
+              <w:t> ou </w:t>
+            </w:r>
             <w:r>
               <w:rPr>
                 <w:rFonts w:ascii="Courier New" w:eastAsia="Times New Roman" w:hAnsi="Courier New" w:cs="Courier New"/>
@@ -5362,72 +3559,7 @@
                 <w:szCs w:val="18"/>
                 <w:lang w:eastAsia="pt-BR"/>
               </w:rPr>
-              <w:t>hora_saida</w:t>
-            </w:r>
-            <w:proofErr w:type="spellEnd"/>
-            <w:r>
-              <w:rPr>
-                <w:rFonts w:ascii="Courier New" w:eastAsia="Times New Roman" w:hAnsi="Courier New" w:cs="Courier New"/>
-                <w:color w:val="C0392B"/>
-                <w:sz w:val="18"/>
-                <w:szCs w:val="18"/>
-                <w:lang w:eastAsia="pt-BR"/>
-              </w:rPr>
-              <w:t>)</w:t>
-            </w:r>
-            <w:r>
-              <w:rPr>
-                <w:rFonts w:ascii="Arial" w:eastAsia="Times New Roman" w:hAnsi="Arial" w:cs="Times New Roman"/>
-                <w:color w:val="2C3E50"/>
-                <w:sz w:val="18"/>
-                <w:szCs w:val="18"/>
-                <w:lang w:eastAsia="pt-BR"/>
-              </w:rPr>
-              <w:t> ou </w:t>
-            </w:r>
-            <w:proofErr w:type="gramStart"/>
-            <w:r>
-              <w:rPr>
-                <w:rFonts w:ascii="Courier New" w:eastAsia="Times New Roman" w:hAnsi="Courier New" w:cs="Courier New"/>
-                <w:color w:val="C0392B"/>
-                <w:sz w:val="18"/>
-                <w:szCs w:val="18"/>
-                <w:lang w:eastAsia="pt-BR"/>
-              </w:rPr>
-              <w:t>EXTRACT(</w:t>
-            </w:r>
-            <w:proofErr w:type="gramEnd"/>
-            <w:r>
-              <w:rPr>
-                <w:rFonts w:ascii="Courier New" w:eastAsia="Times New Roman" w:hAnsi="Courier New" w:cs="Courier New"/>
-                <w:color w:val="C0392B"/>
-                <w:sz w:val="18"/>
-                <w:szCs w:val="18"/>
-                <w:lang w:eastAsia="pt-BR"/>
-              </w:rPr>
-              <w:t xml:space="preserve">HOUR FROM </w:t>
-            </w:r>
-            <w:proofErr w:type="spellStart"/>
-            <w:r>
-              <w:rPr>
-                <w:rFonts w:ascii="Courier New" w:eastAsia="Times New Roman" w:hAnsi="Courier New" w:cs="Courier New"/>
-                <w:color w:val="C0392B"/>
-                <w:sz w:val="18"/>
-                <w:szCs w:val="18"/>
-                <w:lang w:eastAsia="pt-BR"/>
-              </w:rPr>
-              <w:t>hora_saida</w:t>
-            </w:r>
-            <w:proofErr w:type="spellEnd"/>
-            <w:r>
-              <w:rPr>
-                <w:rFonts w:ascii="Courier New" w:eastAsia="Times New Roman" w:hAnsi="Courier New" w:cs="Courier New"/>
-                <w:color w:val="C0392B"/>
-                <w:sz w:val="18"/>
-                <w:szCs w:val="18"/>
-                <w:lang w:eastAsia="pt-BR"/>
-              </w:rPr>
-              <w:t>)</w:t>
+              <w:t>EXTRACT(HOUR FROM hora_saida)</w:t>
             </w:r>
           </w:p>
         </w:tc>
@@ -5459,7 +3591,6 @@
                 <w:lang w:eastAsia="pt-BR"/>
               </w:rPr>
             </w:pPr>
-            <w:proofErr w:type="spellStart"/>
             <w:r>
               <w:rPr>
                 <w:rFonts w:ascii="Courier New" w:eastAsia="Times New Roman" w:hAnsi="Courier New" w:cs="Courier New"/>
@@ -5470,7 +3601,6 @@
               </w:rPr>
               <w:t>dia_semana</w:t>
             </w:r>
-            <w:proofErr w:type="spellEnd"/>
           </w:p>
         </w:tc>
         <w:tc>
@@ -5537,7 +3667,6 @@
                 <w:lang w:eastAsia="pt-BR"/>
               </w:rPr>
             </w:pPr>
-            <w:proofErr w:type="spellStart"/>
             <w:r>
               <w:rPr>
                 <w:rFonts w:ascii="Courier New" w:eastAsia="Times New Roman" w:hAnsi="Courier New" w:cs="Courier New"/>
@@ -5546,40 +3675,7 @@
                 <w:szCs w:val="18"/>
                 <w:lang w:eastAsia="pt-BR"/>
               </w:rPr>
-              <w:t>dayofweek</w:t>
-            </w:r>
-            <w:proofErr w:type="spellEnd"/>
-            <w:r>
-              <w:rPr>
-                <w:rFonts w:ascii="Courier New" w:eastAsia="Times New Roman" w:hAnsi="Courier New" w:cs="Courier New"/>
-                <w:color w:val="C0392B"/>
-                <w:sz w:val="18"/>
-                <w:szCs w:val="18"/>
-                <w:lang w:eastAsia="pt-BR"/>
-              </w:rPr>
-              <w:t>(</w:t>
-            </w:r>
-            <w:proofErr w:type="spellStart"/>
-            <w:r>
-              <w:rPr>
-                <w:rFonts w:ascii="Courier New" w:eastAsia="Times New Roman" w:hAnsi="Courier New" w:cs="Courier New"/>
-                <w:color w:val="C0392B"/>
-                <w:sz w:val="18"/>
-                <w:szCs w:val="18"/>
-                <w:lang w:eastAsia="pt-BR"/>
-              </w:rPr>
-              <w:t>data_entrega</w:t>
-            </w:r>
-            <w:proofErr w:type="spellEnd"/>
-            <w:r>
-              <w:rPr>
-                <w:rFonts w:ascii="Courier New" w:eastAsia="Times New Roman" w:hAnsi="Courier New" w:cs="Courier New"/>
-                <w:color w:val="C0392B"/>
-                <w:sz w:val="18"/>
-                <w:szCs w:val="18"/>
-                <w:lang w:eastAsia="pt-BR"/>
-              </w:rPr>
-              <w:t>)</w:t>
+              <w:t>dayofweek(data_entrega)</w:t>
             </w:r>
             <w:r>
               <w:rPr>
@@ -5622,8 +3718,6 @@
                 <w:lang w:eastAsia="pt-BR"/>
               </w:rPr>
             </w:pPr>
-            <w:proofErr w:type="spellStart"/>
-            <w:proofErr w:type="gramStart"/>
             <w:r>
               <w:rPr>
                 <w:rFonts w:ascii="Courier New" w:eastAsia="Times New Roman" w:hAnsi="Courier New" w:cs="Courier New"/>
@@ -5632,20 +3726,8 @@
                 <w:szCs w:val="18"/>
                 <w:lang w:eastAsia="pt-BR"/>
               </w:rPr>
-              <w:t>eh</w:t>
+              <w:t>eh_feriado</w:t>
             </w:r>
-            <w:proofErr w:type="gramEnd"/>
-            <w:r>
-              <w:rPr>
-                <w:rFonts w:ascii="Courier New" w:eastAsia="Times New Roman" w:hAnsi="Courier New" w:cs="Courier New"/>
-                <w:color w:val="C0392B"/>
-                <w:sz w:val="18"/>
-                <w:szCs w:val="18"/>
-                <w:lang w:eastAsia="pt-BR"/>
-              </w:rPr>
-              <w:t>_feriado</w:t>
-            </w:r>
-            <w:proofErr w:type="spellEnd"/>
           </w:p>
         </w:tc>
         <w:tc>
@@ -5724,7 +3806,6 @@
               </w:rPr>
               <w:t>Coluna </w:t>
             </w:r>
-            <w:proofErr w:type="spellStart"/>
             <w:r>
               <w:rPr>
                 <w:rFonts w:ascii="Courier New" w:eastAsia="Times New Roman" w:hAnsi="Courier New" w:cs="Courier New"/>
@@ -5735,7 +3816,6 @@
               </w:rPr>
               <w:t>flag_feriado</w:t>
             </w:r>
-            <w:proofErr w:type="spellEnd"/>
             <w:r>
               <w:rPr>
                 <w:rFonts w:ascii="Arial" w:eastAsia="Times New Roman" w:hAnsi="Arial" w:cs="Times New Roman"/>
@@ -5746,7 +3826,6 @@
               </w:rPr>
               <w:t> da </w:t>
             </w:r>
-            <w:proofErr w:type="spellStart"/>
             <w:r>
               <w:rPr>
                 <w:rFonts w:ascii="Courier New" w:eastAsia="Times New Roman" w:hAnsi="Courier New" w:cs="Courier New"/>
@@ -5757,7 +3836,6 @@
               </w:rPr>
               <w:t>dim_tempo</w:t>
             </w:r>
-            <w:proofErr w:type="spellEnd"/>
             <w:r>
               <w:rPr>
                 <w:rFonts w:ascii="Arial" w:eastAsia="Times New Roman" w:hAnsi="Arial" w:cs="Times New Roman"/>
@@ -5798,7 +3876,6 @@
                 <w:lang w:eastAsia="pt-BR"/>
               </w:rPr>
             </w:pPr>
-            <w:proofErr w:type="spellStart"/>
             <w:r>
               <w:rPr>
                 <w:rFonts w:ascii="Courier New" w:eastAsia="Times New Roman" w:hAnsi="Courier New" w:cs="Courier New"/>
@@ -5808,67 +3885,6 @@
                 <w:lang w:eastAsia="pt-BR"/>
               </w:rPr>
               <w:t>temperatura_media_motor</w:t>
-            </w:r>
-            <w:proofErr w:type="spellEnd"/>
-          </w:p>
-        </w:tc>
-        <w:tc>
-          <w:tcPr>
-            <w:tcW w:w="0" w:type="auto"/>
-            <w:tcBorders>
-              <w:bottom w:val="single" w:sz="6" w:space="0" w:color="D6DBDF"/>
-            </w:tcBorders>
-            <w:tcMar>
-              <w:top w:w="180" w:type="dxa"/>
-              <w:left w:w="225" w:type="dxa"/>
-              <w:bottom w:w="180" w:type="dxa"/>
-              <w:right w:w="225" w:type="dxa"/>
-            </w:tcMar>
-            <w:vAlign w:val="center"/>
-            <w:hideMark/>
-          </w:tcPr>
-          <w:p>
-            <w:pPr>
-              <w:spacing w:before="300" w:after="300" w:line="240" w:lineRule="auto"/>
-              <w:rPr>
-                <w:rFonts w:ascii="Arial" w:eastAsia="Times New Roman" w:hAnsi="Arial" w:cs="Times New Roman"/>
-                <w:color w:val="2C3E50"/>
-                <w:sz w:val="18"/>
-                <w:szCs w:val="18"/>
-                <w:lang w:eastAsia="pt-BR"/>
-              </w:rPr>
-            </w:pPr>
-            <w:r>
-              <w:rPr>
-                <w:rFonts w:ascii="Arial" w:eastAsia="Times New Roman" w:hAnsi="Arial" w:cs="Times New Roman"/>
-                <w:color w:val="2C3E50"/>
-                <w:sz w:val="18"/>
-                <w:szCs w:val="18"/>
-                <w:lang w:eastAsia="pt-BR"/>
-              </w:rPr>
-              <w:t>Numérica (</w:t>
-            </w:r>
-            <w:proofErr w:type="spellStart"/>
-            <w:r>
-              <w:rPr>
-                <w:rFonts w:ascii="Arial" w:eastAsia="Times New Roman" w:hAnsi="Arial" w:cs="Times New Roman"/>
-                <w:color w:val="2C3E50"/>
-                <w:sz w:val="18"/>
-                <w:szCs w:val="18"/>
-                <w:lang w:eastAsia="pt-BR"/>
-              </w:rPr>
-              <w:t>IoT</w:t>
-            </w:r>
-            <w:proofErr w:type="spellEnd"/>
-            <w:r>
-              <w:rPr>
-                <w:rFonts w:ascii="Arial" w:eastAsia="Times New Roman" w:hAnsi="Arial" w:cs="Times New Roman"/>
-                <w:color w:val="2C3E50"/>
-                <w:sz w:val="18"/>
-                <w:szCs w:val="18"/>
-                <w:lang w:eastAsia="pt-BR"/>
-              </w:rPr>
-              <w:t>)</w:t>
             </w:r>
           </w:p>
         </w:tc>
@@ -5906,9 +3922,46 @@
                 <w:szCs w:val="18"/>
                 <w:lang w:eastAsia="pt-BR"/>
               </w:rPr>
+              <w:t>Numérica (IoT)</w:t>
+            </w:r>
+          </w:p>
+        </w:tc>
+        <w:tc>
+          <w:tcPr>
+            <w:tcW w:w="0" w:type="auto"/>
+            <w:tcBorders>
+              <w:bottom w:val="single" w:sz="6" w:space="0" w:color="D6DBDF"/>
+            </w:tcBorders>
+            <w:tcMar>
+              <w:top w:w="180" w:type="dxa"/>
+              <w:left w:w="225" w:type="dxa"/>
+              <w:bottom w:w="180" w:type="dxa"/>
+              <w:right w:w="225" w:type="dxa"/>
+            </w:tcMar>
+            <w:vAlign w:val="center"/>
+            <w:hideMark/>
+          </w:tcPr>
+          <w:p>
+            <w:pPr>
+              <w:spacing w:before="300" w:after="300" w:line="240" w:lineRule="auto"/>
+              <w:rPr>
+                <w:rFonts w:ascii="Arial" w:eastAsia="Times New Roman" w:hAnsi="Arial" w:cs="Times New Roman"/>
+                <w:color w:val="2C3E50"/>
+                <w:sz w:val="18"/>
+                <w:szCs w:val="18"/>
+                <w:lang w:eastAsia="pt-BR"/>
+              </w:rPr>
+            </w:pPr>
+            <w:r>
+              <w:rPr>
+                <w:rFonts w:ascii="Arial" w:eastAsia="Times New Roman" w:hAnsi="Arial" w:cs="Times New Roman"/>
+                <w:color w:val="2C3E50"/>
+                <w:sz w:val="18"/>
+                <w:szCs w:val="18"/>
+                <w:lang w:eastAsia="pt-BR"/>
+              </w:rPr>
               <w:t>Coluna </w:t>
             </w:r>
-            <w:proofErr w:type="spellStart"/>
             <w:r>
               <w:rPr>
                 <w:rFonts w:ascii="Courier New" w:eastAsia="Times New Roman" w:hAnsi="Courier New" w:cs="Courier New"/>
@@ -5919,7 +3972,6 @@
               </w:rPr>
               <w:t>temperatura_media_motor</w:t>
             </w:r>
-            <w:proofErr w:type="spellEnd"/>
             <w:r>
               <w:rPr>
                 <w:rFonts w:ascii="Arial" w:eastAsia="Times New Roman" w:hAnsi="Arial" w:cs="Times New Roman"/>
@@ -5928,29 +3980,7 @@
                 <w:szCs w:val="18"/>
                 <w:lang w:eastAsia="pt-BR"/>
               </w:rPr>
-              <w:t xml:space="preserve"> (já presente </w:t>
-            </w:r>
-            <w:proofErr w:type="gramStart"/>
-            <w:r>
-              <w:rPr>
-                <w:rFonts w:ascii="Arial" w:eastAsia="Times New Roman" w:hAnsi="Arial" w:cs="Times New Roman"/>
-                <w:color w:val="2C3E50"/>
-                <w:sz w:val="18"/>
-                <w:szCs w:val="18"/>
-                <w:lang w:eastAsia="pt-BR"/>
-              </w:rPr>
-              <w:t>na fato</w:t>
-            </w:r>
-            <w:proofErr w:type="gramEnd"/>
-            <w:r>
-              <w:rPr>
-                <w:rFonts w:ascii="Arial" w:eastAsia="Times New Roman" w:hAnsi="Arial" w:cs="Times New Roman"/>
-                <w:color w:val="2C3E50"/>
-                <w:sz w:val="18"/>
-                <w:szCs w:val="18"/>
-                <w:lang w:eastAsia="pt-BR"/>
-              </w:rPr>
-              <w:t>)</w:t>
+              <w:t> (já presente na fato)</w:t>
             </w:r>
           </w:p>
         </w:tc>
@@ -6069,42 +4099,8 @@
                 <w:szCs w:val="18"/>
                 <w:lang w:eastAsia="pt-BR"/>
               </w:rPr>
-              <w:t xml:space="preserve">Média móvel de atraso (minutos) do mesmo cliente nos últimos 7 dias via </w:t>
+              <w:t>Média móvel de atraso (minutos) do mesmo cliente nos últimos 7 dias via Window Function</w:t>
             </w:r>
-            <w:proofErr w:type="spellStart"/>
-            <w:r>
-              <w:rPr>
-                <w:rFonts w:ascii="Arial" w:eastAsia="Times New Roman" w:hAnsi="Arial" w:cs="Times New Roman"/>
-                <w:color w:val="2C3E50"/>
-                <w:sz w:val="18"/>
-                <w:szCs w:val="18"/>
-                <w:lang w:eastAsia="pt-BR"/>
-              </w:rPr>
-              <w:t>Window</w:t>
-            </w:r>
-            <w:proofErr w:type="spellEnd"/>
-            <w:r>
-              <w:rPr>
-                <w:rFonts w:ascii="Arial" w:eastAsia="Times New Roman" w:hAnsi="Arial" w:cs="Times New Roman"/>
-                <w:color w:val="2C3E50"/>
-                <w:sz w:val="18"/>
-                <w:szCs w:val="18"/>
-                <w:lang w:eastAsia="pt-BR"/>
-              </w:rPr>
-              <w:t xml:space="preserve"> </w:t>
-            </w:r>
-            <w:proofErr w:type="spellStart"/>
-            <w:r>
-              <w:rPr>
-                <w:rFonts w:ascii="Arial" w:eastAsia="Times New Roman" w:hAnsi="Arial" w:cs="Times New Roman"/>
-                <w:color w:val="2C3E50"/>
-                <w:sz w:val="18"/>
-                <w:szCs w:val="18"/>
-                <w:lang w:eastAsia="pt-BR"/>
-              </w:rPr>
-              <w:t>Function</w:t>
-            </w:r>
-            <w:proofErr w:type="spellEnd"/>
           </w:p>
         </w:tc>
       </w:tr>
@@ -6135,7 +4131,6 @@
                 <w:lang w:eastAsia="pt-BR"/>
               </w:rPr>
             </w:pPr>
-            <w:proofErr w:type="spellStart"/>
             <w:r>
               <w:rPr>
                 <w:rFonts w:ascii="Courier New" w:eastAsia="Times New Roman" w:hAnsi="Courier New" w:cs="Courier New"/>
@@ -6146,7 +4141,6 @@
               </w:rPr>
               <w:t>dias_ultima_manutencao</w:t>
             </w:r>
-            <w:proofErr w:type="spellEnd"/>
           </w:p>
         </w:tc>
         <w:tc>
@@ -6223,7 +4217,6 @@
               </w:rPr>
               <w:t>Diferença em dias entre </w:t>
             </w:r>
-            <w:proofErr w:type="spellStart"/>
             <w:r>
               <w:rPr>
                 <w:rFonts w:ascii="Courier New" w:eastAsia="Times New Roman" w:hAnsi="Courier New" w:cs="Courier New"/>
@@ -6234,7 +4227,6 @@
               </w:rPr>
               <w:t>data_entrega</w:t>
             </w:r>
-            <w:proofErr w:type="spellEnd"/>
             <w:r>
               <w:rPr>
                 <w:rFonts w:ascii="Arial" w:eastAsia="Times New Roman" w:hAnsi="Arial" w:cs="Times New Roman"/>
@@ -6245,7 +4237,6 @@
               </w:rPr>
               <w:t> e a data de conclusão da última manutenção do veículo (requer JOIN com </w:t>
             </w:r>
-            <w:proofErr w:type="spellStart"/>
             <w:r>
               <w:rPr>
                 <w:rFonts w:ascii="Courier New" w:eastAsia="Times New Roman" w:hAnsi="Courier New" w:cs="Courier New"/>
@@ -6254,21 +4245,8 @@
                 <w:szCs w:val="18"/>
                 <w:lang w:eastAsia="pt-BR"/>
               </w:rPr>
-              <w:t>lodlog_</w:t>
+              <w:t>lodlog_op.manutencao</w:t>
             </w:r>
-            <w:proofErr w:type="gramStart"/>
-            <w:r>
-              <w:rPr>
-                <w:rFonts w:ascii="Courier New" w:eastAsia="Times New Roman" w:hAnsi="Courier New" w:cs="Courier New"/>
-                <w:color w:val="C0392B"/>
-                <w:sz w:val="18"/>
-                <w:szCs w:val="18"/>
-                <w:lang w:eastAsia="pt-BR"/>
-              </w:rPr>
-              <w:t>op.manutencao</w:t>
-            </w:r>
-            <w:proofErr w:type="spellEnd"/>
-            <w:proofErr w:type="gramEnd"/>
             <w:r>
               <w:rPr>
                 <w:rFonts w:ascii="Arial" w:eastAsia="Times New Roman" w:hAnsi="Arial" w:cs="Times New Roman"/>
@@ -6330,7 +4308,6 @@
                 <w:lang w:eastAsia="pt-BR"/>
               </w:rPr>
             </w:pPr>
-            <w:proofErr w:type="spellStart"/>
             <w:r>
               <w:rPr>
                 <w:rFonts w:ascii="Courier New" w:eastAsia="Times New Roman" w:hAnsi="Courier New" w:cs="Courier New"/>
@@ -6342,7 +4319,6 @@
               <w:lastRenderedPageBreak/>
               <w:t>target_atraso</w:t>
             </w:r>
-            <w:proofErr w:type="spellEnd"/>
           </w:p>
         </w:tc>
         <w:tc>
@@ -6411,7 +4387,6 @@
                 <w:lang w:eastAsia="pt-BR"/>
               </w:rPr>
             </w:pPr>
-            <w:proofErr w:type="spellStart"/>
             <w:r>
               <w:rPr>
                 <w:rFonts w:ascii="Courier New" w:eastAsia="Times New Roman" w:hAnsi="Courier New" w:cs="Courier New"/>
@@ -6422,7 +4397,6 @@
               </w:rPr>
               <w:t>indicador_atraso</w:t>
             </w:r>
-            <w:proofErr w:type="spellEnd"/>
             <w:r>
               <w:rPr>
                 <w:rFonts w:ascii="Arial" w:eastAsia="Times New Roman" w:hAnsi="Arial" w:cs="Times New Roman"/>
@@ -6442,143 +4416,56 @@
         <w:pStyle w:val="sql"/>
       </w:pPr>
       <w:r>
-        <w:t xml:space="preserve">-- Desenvolva a </w:t>
-      </w:r>
-      <w:proofErr w:type="spellStart"/>
-      <w:r>
-        <w:t>View</w:t>
-      </w:r>
-      <w:proofErr w:type="spellEnd"/>
-      <w:r>
-        <w:t xml:space="preserve"> </w:t>
-      </w:r>
-      <w:proofErr w:type="spellStart"/>
-      <w:r>
-        <w:t>Feature</w:t>
-      </w:r>
-      <w:proofErr w:type="spellEnd"/>
-      <w:r>
-        <w:t xml:space="preserve"> Store abaixo e crie-a no </w:t>
-      </w:r>
-      <w:proofErr w:type="spellStart"/>
-      <w:r>
-        <w:t>Databricks</w:t>
-      </w:r>
-      <w:proofErr w:type="spellEnd"/>
-    </w:p>
-    <w:p>
-      <w:pPr>
-        <w:pStyle w:val="sql"/>
-      </w:pPr>
-      <w:r>
-        <w:t xml:space="preserve">CREATE OR REPLACE VIEW </w:t>
-      </w:r>
-      <w:proofErr w:type="spellStart"/>
-      <w:r>
-        <w:t>lodlog_</w:t>
-      </w:r>
-      <w:proofErr w:type="gramStart"/>
-      <w:r>
-        <w:t>dw.vw</w:t>
-      </w:r>
-      <w:proofErr w:type="gramEnd"/>
-      <w:r>
-        <w:t>_features_ml</w:t>
-      </w:r>
-      <w:proofErr w:type="spellEnd"/>
-      <w:r>
-        <w:t xml:space="preserve"> AS</w:t>
-      </w:r>
-    </w:p>
-    <w:p>
-      <w:pPr>
-        <w:pStyle w:val="sql"/>
-      </w:pPr>
-      <w:r>
-        <w:t xml:space="preserve">WITH </w:t>
-      </w:r>
-      <w:proofErr w:type="spellStart"/>
-      <w:r>
-        <w:t>hist_cliente</w:t>
-      </w:r>
-      <w:proofErr w:type="spellEnd"/>
-      <w:r>
-        <w:t xml:space="preserve"> AS (</w:t>
-      </w:r>
-    </w:p>
-    <w:p>
-      <w:pPr>
-        <w:pStyle w:val="sql"/>
-      </w:pPr>
-      <w:r>
-        <w:t xml:space="preserve">    SELECT </w:t>
-      </w:r>
-      <w:proofErr w:type="spellStart"/>
-      <w:r>
-        <w:t>sk_cliente</w:t>
-      </w:r>
-      <w:proofErr w:type="spellEnd"/>
-      <w:r>
-        <w:t xml:space="preserve">, </w:t>
-      </w:r>
-      <w:proofErr w:type="spellStart"/>
-      <w:r>
-        <w:t>data_entrega</w:t>
-      </w:r>
-      <w:proofErr w:type="spellEnd"/>
-      <w:r>
-        <w:t>,</w:t>
-      </w:r>
-    </w:p>
-    <w:p>
-      <w:pPr>
-        <w:pStyle w:val="sql"/>
-      </w:pPr>
-      <w:r>
-        <w:t xml:space="preserve">           </w:t>
-      </w:r>
-      <w:proofErr w:type="gramStart"/>
-      <w:r>
-        <w:t>AVG(</w:t>
-      </w:r>
-      <w:proofErr w:type="spellStart"/>
-      <w:proofErr w:type="gramEnd"/>
-      <w:r>
-        <w:t>minutos_atraso</w:t>
-      </w:r>
-      <w:proofErr w:type="spellEnd"/>
-      <w:r>
-        <w:t>) OVER (</w:t>
-      </w:r>
-    </w:p>
-    <w:p>
-      <w:pPr>
-        <w:pStyle w:val="sql"/>
-      </w:pPr>
-      <w:r>
-        <w:t xml:space="preserve">             PARTITION BY </w:t>
-      </w:r>
-      <w:proofErr w:type="spellStart"/>
-      <w:r>
-        <w:t>sk_cliente</w:t>
-      </w:r>
-      <w:proofErr w:type="spellEnd"/>
-      <w:r>
-        <w:t xml:space="preserve"> </w:t>
-      </w:r>
-    </w:p>
-    <w:p>
-      <w:pPr>
-        <w:pStyle w:val="sql"/>
-      </w:pPr>
-      <w:r>
-        <w:t xml:space="preserve">             ORDER BY </w:t>
-      </w:r>
-      <w:proofErr w:type="spellStart"/>
-      <w:r>
-        <w:t>data_entrega</w:t>
-      </w:r>
-      <w:proofErr w:type="spellEnd"/>
+        <w:t>-- Desenvolva a View Feature Store abaixo e crie-a no Databricks</w:t>
+      </w:r>
+    </w:p>
+    <w:p>
+      <w:pPr>
+        <w:pStyle w:val="sql"/>
+      </w:pPr>
+      <w:r>
+        <w:t>CREATE OR REPLACE VIEW lodlog_dw.vw_features_ml AS</w:t>
+      </w:r>
+    </w:p>
+    <w:p>
+      <w:pPr>
+        <w:pStyle w:val="sql"/>
+      </w:pPr>
+      <w:r>
+        <w:t>WITH hist_cliente AS (</w:t>
+      </w:r>
+    </w:p>
+    <w:p>
+      <w:pPr>
+        <w:pStyle w:val="sql"/>
+      </w:pPr>
+      <w:r>
+        <w:t xml:space="preserve">    SELECT sk_cliente, data_entrega,</w:t>
+      </w:r>
+    </w:p>
+    <w:p>
+      <w:pPr>
+        <w:pStyle w:val="sql"/>
+      </w:pPr>
+      <w:r>
+        <w:t xml:space="preserve">           AVG(minutos_atraso) OVER (</w:t>
+      </w:r>
+    </w:p>
+    <w:p>
+      <w:pPr>
+        <w:pStyle w:val="sql"/>
+      </w:pPr>
+      <w:r>
+        <w:t xml:space="preserve">             PARTITION BY sk_cliente </w:t>
+      </w:r>
+    </w:p>
+    <w:p>
+      <w:pPr>
+        <w:pStyle w:val="sql"/>
+      </w:pPr>
+      <w:r>
+        <w:t xml:space="preserve">             ORDER BY data_entrega</w:t>
+      </w:r>
     </w:p>
     <w:p>
       <w:pPr>
@@ -6601,13 +4488,8 @@
         <w:pStyle w:val="sql"/>
       </w:pPr>
       <w:r>
-        <w:t xml:space="preserve">    FROM </w:t>
-      </w:r>
-      <w:proofErr w:type="spellStart"/>
-      <w:r>
-        <w:t>fato_entregas</w:t>
-      </w:r>
-      <w:proofErr w:type="spellEnd"/>
+        <w:t xml:space="preserve">    FROM fato_entregas</w:t>
+      </w:r>
     </w:p>
     <w:p>
       <w:pPr>
@@ -6621,13 +4503,8 @@
       <w:pPr>
         <w:pStyle w:val="sql"/>
       </w:pPr>
-      <w:proofErr w:type="spellStart"/>
-      <w:r>
-        <w:t>manut_veiculo</w:t>
-      </w:r>
-      <w:proofErr w:type="spellEnd"/>
-      <w:r>
-        <w:t xml:space="preserve"> AS (</w:t>
+      <w:r>
+        <w:t>manut_veiculo AS (</w:t>
       </w:r>
     </w:p>
     <w:p>
@@ -6643,87 +4520,32 @@
         <w:pStyle w:val="sql"/>
       </w:pPr>
       <w:r>
-        <w:t xml:space="preserve">    SELECT </w:t>
-      </w:r>
-      <w:proofErr w:type="spellStart"/>
-      <w:r>
-        <w:t>veiculo_id</w:t>
-      </w:r>
-      <w:proofErr w:type="spellEnd"/>
-      <w:r>
-        <w:t>,</w:t>
-      </w:r>
-    </w:p>
-    <w:p>
-      <w:pPr>
-        <w:pStyle w:val="sql"/>
-      </w:pPr>
-      <w:r>
-        <w:t xml:space="preserve">           </w:t>
-      </w:r>
-      <w:proofErr w:type="spellStart"/>
-      <w:r>
-        <w:t>data_conclusao</w:t>
-      </w:r>
-      <w:proofErr w:type="spellEnd"/>
-      <w:r>
-        <w:t>,</w:t>
-      </w:r>
-    </w:p>
-    <w:p>
-      <w:pPr>
-        <w:pStyle w:val="sql"/>
-      </w:pPr>
-      <w:r>
-        <w:t xml:space="preserve">           ROW_</w:t>
-      </w:r>
-      <w:proofErr w:type="gramStart"/>
-      <w:r>
-        <w:t>NUMBER(</w:t>
-      </w:r>
-      <w:proofErr w:type="gramEnd"/>
-      <w:r>
-        <w:t xml:space="preserve">) OVER (PARTITION BY </w:t>
-      </w:r>
-      <w:proofErr w:type="spellStart"/>
-      <w:r>
-        <w:t>veiculo_id</w:t>
-      </w:r>
-      <w:proofErr w:type="spellEnd"/>
-      <w:r>
-        <w:t xml:space="preserve"> ORDER BY </w:t>
-      </w:r>
-      <w:proofErr w:type="spellStart"/>
-      <w:r>
-        <w:t>data_conclusao</w:t>
-      </w:r>
-      <w:proofErr w:type="spellEnd"/>
-      <w:r>
-        <w:t xml:space="preserve"> DESC) as </w:t>
-      </w:r>
-      <w:proofErr w:type="spellStart"/>
-      <w:r>
-        <w:t>rn</w:t>
-      </w:r>
-      <w:proofErr w:type="spellEnd"/>
-    </w:p>
-    <w:p>
-      <w:pPr>
-        <w:pStyle w:val="sql"/>
-      </w:pPr>
-      <w:r>
-        <w:t xml:space="preserve">    FROM </w:t>
-      </w:r>
-      <w:proofErr w:type="spellStart"/>
-      <w:r>
-        <w:t>lodlog_</w:t>
-      </w:r>
-      <w:proofErr w:type="gramStart"/>
-      <w:r>
-        <w:t>op.manutencao</w:t>
-      </w:r>
-      <w:proofErr w:type="spellEnd"/>
-      <w:proofErr w:type="gramEnd"/>
+        <w:t xml:space="preserve">    SELECT veiculo_id,</w:t>
+      </w:r>
+    </w:p>
+    <w:p>
+      <w:pPr>
+        <w:pStyle w:val="sql"/>
+      </w:pPr>
+      <w:r>
+        <w:t xml:space="preserve">           data_conclusao,</w:t>
+      </w:r>
+    </w:p>
+    <w:p>
+      <w:pPr>
+        <w:pStyle w:val="sql"/>
+      </w:pPr>
+      <w:r>
+        <w:t xml:space="preserve">           ROW_NUMBER() OVER (PARTITION BY veiculo_id ORDER BY data_conclusao DESC) as rn</w:t>
+      </w:r>
+    </w:p>
+    <w:p>
+      <w:pPr>
+        <w:pStyle w:val="sql"/>
+      </w:pPr>
+      <w:r>
+        <w:t xml:space="preserve">    FROM lodlog_op.manutencao</w:t>
+      </w:r>
     </w:p>
     <w:p>
       <w:pPr>
@@ -6754,419 +4576,111 @@
         <w:pStyle w:val="sql"/>
       </w:pPr>
       <w:r>
-        <w:t xml:space="preserve">    </w:t>
-      </w:r>
-      <w:proofErr w:type="spellStart"/>
-      <w:r>
-        <w:t>fe.sk_entrega</w:t>
-      </w:r>
-      <w:proofErr w:type="spellEnd"/>
-      <w:r>
-        <w:t>,</w:t>
-      </w:r>
-    </w:p>
-    <w:p>
-      <w:pPr>
-        <w:pStyle w:val="sql"/>
-      </w:pPr>
-      <w:r>
-        <w:t xml:space="preserve">    </w:t>
-      </w:r>
-      <w:proofErr w:type="spellStart"/>
-      <w:proofErr w:type="gramStart"/>
-      <w:r>
-        <w:t>fe.distancia</w:t>
-      </w:r>
-      <w:proofErr w:type="gramEnd"/>
-      <w:r>
-        <w:t>_km</w:t>
-      </w:r>
-      <w:proofErr w:type="spellEnd"/>
-      <w:r>
-        <w:t>,</w:t>
-      </w:r>
-    </w:p>
-    <w:p>
-      <w:pPr>
-        <w:pStyle w:val="sql"/>
-      </w:pPr>
-      <w:r>
-        <w:t xml:space="preserve">    </w:t>
-      </w:r>
-      <w:proofErr w:type="spellStart"/>
-      <w:proofErr w:type="gramStart"/>
-      <w:r>
-        <w:t>fe.peso</w:t>
-      </w:r>
-      <w:proofErr w:type="gramEnd"/>
-      <w:r>
-        <w:t>_total_kg</w:t>
-      </w:r>
-      <w:proofErr w:type="spellEnd"/>
-      <w:r>
-        <w:t>,</w:t>
-      </w:r>
-    </w:p>
-    <w:p>
-      <w:pPr>
-        <w:pStyle w:val="sql"/>
-      </w:pPr>
-      <w:r>
-        <w:t xml:space="preserve">    hour(</w:t>
-      </w:r>
-      <w:proofErr w:type="spellStart"/>
-      <w:proofErr w:type="gramStart"/>
-      <w:r>
-        <w:t>fe.hora</w:t>
-      </w:r>
-      <w:proofErr w:type="gramEnd"/>
-      <w:r>
-        <w:t>_saida</w:t>
-      </w:r>
-      <w:proofErr w:type="spellEnd"/>
-      <w:r>
-        <w:t xml:space="preserve">) AS </w:t>
-      </w:r>
-      <w:proofErr w:type="spellStart"/>
-      <w:r>
-        <w:t>hora_saida</w:t>
-      </w:r>
-      <w:proofErr w:type="spellEnd"/>
-      <w:r>
-        <w:t>,</w:t>
-      </w:r>
-    </w:p>
-    <w:p>
-      <w:pPr>
-        <w:pStyle w:val="sql"/>
-      </w:pPr>
-      <w:r>
-        <w:t xml:space="preserve">    </w:t>
-      </w:r>
-      <w:proofErr w:type="spellStart"/>
-      <w:r>
-        <w:t>dayofweek</w:t>
-      </w:r>
-      <w:proofErr w:type="spellEnd"/>
-      <w:r>
-        <w:t>(</w:t>
-      </w:r>
-      <w:proofErr w:type="spellStart"/>
-      <w:r>
-        <w:t>fe.data_entrega</w:t>
-      </w:r>
-      <w:proofErr w:type="spellEnd"/>
-      <w:r>
-        <w:t xml:space="preserve">) AS </w:t>
-      </w:r>
-      <w:proofErr w:type="spellStart"/>
-      <w:r>
-        <w:t>dia_semana</w:t>
-      </w:r>
-      <w:proofErr w:type="spellEnd"/>
-      <w:r>
-        <w:t>,</w:t>
-      </w:r>
-    </w:p>
-    <w:p>
-      <w:pPr>
-        <w:pStyle w:val="sql"/>
-      </w:pPr>
-      <w:r>
-        <w:t xml:space="preserve">    </w:t>
-      </w:r>
-      <w:proofErr w:type="spellStart"/>
-      <w:proofErr w:type="gramStart"/>
-      <w:r>
-        <w:t>dt.flag</w:t>
-      </w:r>
-      <w:proofErr w:type="gramEnd"/>
-      <w:r>
-        <w:t>_feriado</w:t>
-      </w:r>
-      <w:proofErr w:type="spellEnd"/>
-      <w:r>
-        <w:t xml:space="preserve"> AS </w:t>
-      </w:r>
-      <w:proofErr w:type="spellStart"/>
-      <w:r>
-        <w:t>eh_feriado</w:t>
-      </w:r>
-      <w:proofErr w:type="spellEnd"/>
-      <w:r>
-        <w:t>,</w:t>
-      </w:r>
-    </w:p>
-    <w:p>
-      <w:pPr>
-        <w:pStyle w:val="sql"/>
-      </w:pPr>
-      <w:r>
-        <w:t xml:space="preserve">    </w:t>
-      </w:r>
-      <w:proofErr w:type="spellStart"/>
-      <w:proofErr w:type="gramStart"/>
-      <w:r>
-        <w:t>fe.temperatura</w:t>
-      </w:r>
-      <w:proofErr w:type="gramEnd"/>
-      <w:r>
-        <w:t>_media_motor</w:t>
-      </w:r>
-      <w:proofErr w:type="spellEnd"/>
-      <w:r>
-        <w:t>,</w:t>
-      </w:r>
-    </w:p>
-    <w:p>
-      <w:pPr>
-        <w:pStyle w:val="sql"/>
-      </w:pPr>
-      <w:r>
-        <w:t xml:space="preserve">    </w:t>
-      </w:r>
-      <w:proofErr w:type="gramStart"/>
-      <w:r>
-        <w:t>ROUND(</w:t>
-      </w:r>
-      <w:proofErr w:type="gramEnd"/>
-      <w:r>
-        <w:t>h.hist_7d, 2) AS historico_atrasos_7d,</w:t>
-      </w:r>
-    </w:p>
-    <w:p>
-      <w:pPr>
-        <w:pStyle w:val="sql"/>
-      </w:pPr>
-      <w:r>
-        <w:t xml:space="preserve">    </w:t>
-      </w:r>
-      <w:proofErr w:type="gramStart"/>
-      <w:r>
-        <w:t>DATEDIFF(</w:t>
-      </w:r>
-      <w:proofErr w:type="spellStart"/>
-      <w:proofErr w:type="gramEnd"/>
-      <w:r>
-        <w:t>fe.data_entrega</w:t>
-      </w:r>
-      <w:proofErr w:type="spellEnd"/>
-      <w:r>
-        <w:t xml:space="preserve">, </w:t>
-      </w:r>
-      <w:proofErr w:type="spellStart"/>
-      <w:r>
-        <w:t>mv.data_conclusao</w:t>
-      </w:r>
-      <w:proofErr w:type="spellEnd"/>
-      <w:r>
-        <w:t xml:space="preserve">) AS </w:t>
-      </w:r>
-      <w:proofErr w:type="spellStart"/>
-      <w:r>
-        <w:t>dias_ultima_manutencao</w:t>
-      </w:r>
-      <w:proofErr w:type="spellEnd"/>
-      <w:r>
-        <w:t>,</w:t>
-      </w:r>
-    </w:p>
-    <w:p>
-      <w:pPr>
-        <w:pStyle w:val="sql"/>
-      </w:pPr>
-      <w:r>
-        <w:t xml:space="preserve">    </w:t>
-      </w:r>
-      <w:proofErr w:type="spellStart"/>
-      <w:proofErr w:type="gramStart"/>
-      <w:r>
-        <w:t>fe.indicador</w:t>
-      </w:r>
-      <w:proofErr w:type="gramEnd"/>
-      <w:r>
-        <w:t>_atraso</w:t>
-      </w:r>
-      <w:proofErr w:type="spellEnd"/>
-      <w:r>
-        <w:t xml:space="preserve"> AS </w:t>
-      </w:r>
-      <w:proofErr w:type="spellStart"/>
-      <w:r>
-        <w:t>target_atraso</w:t>
-      </w:r>
-      <w:proofErr w:type="spellEnd"/>
-    </w:p>
-    <w:p>
-      <w:pPr>
-        <w:pStyle w:val="sql"/>
-      </w:pPr>
-      <w:r>
-        <w:t xml:space="preserve">FROM </w:t>
-      </w:r>
-      <w:proofErr w:type="spellStart"/>
-      <w:r>
-        <w:t>fato_entregas</w:t>
-      </w:r>
-      <w:proofErr w:type="spellEnd"/>
-      <w:r>
-        <w:t xml:space="preserve"> </w:t>
-      </w:r>
-      <w:proofErr w:type="spellStart"/>
-      <w:r>
-        <w:t>fe</w:t>
-      </w:r>
-      <w:proofErr w:type="spellEnd"/>
-    </w:p>
-    <w:p>
-      <w:pPr>
-        <w:pStyle w:val="sql"/>
-      </w:pPr>
-      <w:r>
-        <w:t xml:space="preserve">INNER JOIN </w:t>
-      </w:r>
-      <w:proofErr w:type="spellStart"/>
-      <w:r>
-        <w:t>dim_tempo</w:t>
-      </w:r>
-      <w:proofErr w:type="spellEnd"/>
-      <w:r>
-        <w:t xml:space="preserve"> </w:t>
-      </w:r>
-      <w:proofErr w:type="spellStart"/>
-      <w:r>
-        <w:t>dt</w:t>
-      </w:r>
-      <w:proofErr w:type="spellEnd"/>
-      <w:r>
-        <w:t xml:space="preserve"> ON </w:t>
-      </w:r>
-      <w:proofErr w:type="spellStart"/>
-      <w:r>
-        <w:t>fe.sk_data</w:t>
-      </w:r>
-      <w:proofErr w:type="spellEnd"/>
-      <w:r>
-        <w:t xml:space="preserve"> = </w:t>
-      </w:r>
-      <w:proofErr w:type="spellStart"/>
-      <w:r>
-        <w:t>dt.sk_tempo</w:t>
-      </w:r>
-      <w:proofErr w:type="spellEnd"/>
-    </w:p>
-    <w:p>
-      <w:pPr>
-        <w:pStyle w:val="sql"/>
-      </w:pPr>
-      <w:r>
-        <w:t xml:space="preserve">LEFT JOIN </w:t>
-      </w:r>
-      <w:proofErr w:type="spellStart"/>
-      <w:r>
-        <w:t>hist_cliente</w:t>
-      </w:r>
-      <w:proofErr w:type="spellEnd"/>
-      <w:r>
-        <w:t xml:space="preserve"> h ON </w:t>
-      </w:r>
-      <w:proofErr w:type="spellStart"/>
-      <w:r>
-        <w:t>fe.sk_cliente</w:t>
-      </w:r>
-      <w:proofErr w:type="spellEnd"/>
-      <w:r>
-        <w:t xml:space="preserve"> = </w:t>
-      </w:r>
-      <w:proofErr w:type="spellStart"/>
-      <w:r>
-        <w:t>h.sk_cliente</w:t>
-      </w:r>
-      <w:proofErr w:type="spellEnd"/>
-      <w:r>
-        <w:t xml:space="preserve"> AND </w:t>
-      </w:r>
-      <w:proofErr w:type="spellStart"/>
-      <w:r>
-        <w:t>fe.data_entrega</w:t>
-      </w:r>
-      <w:proofErr w:type="spellEnd"/>
-      <w:r>
-        <w:t xml:space="preserve"> = </w:t>
-      </w:r>
-      <w:proofErr w:type="spellStart"/>
-      <w:r>
-        <w:t>h.data_entrega</w:t>
-      </w:r>
-      <w:proofErr w:type="spellEnd"/>
-    </w:p>
-    <w:p>
-      <w:pPr>
-        <w:pStyle w:val="sql"/>
-      </w:pPr>
-      <w:r>
-        <w:t xml:space="preserve">LEFT JOIN </w:t>
-      </w:r>
-      <w:proofErr w:type="spellStart"/>
-      <w:r>
-        <w:t>manut_veiculo</w:t>
-      </w:r>
-      <w:proofErr w:type="spellEnd"/>
-      <w:r>
-        <w:t xml:space="preserve"> </w:t>
-      </w:r>
-      <w:proofErr w:type="spellStart"/>
-      <w:r>
-        <w:t>mv</w:t>
-      </w:r>
-      <w:proofErr w:type="spellEnd"/>
-      <w:r>
-        <w:t xml:space="preserve"> ON </w:t>
-      </w:r>
-      <w:proofErr w:type="spellStart"/>
-      <w:r>
-        <w:t>fe.sk_veiculo</w:t>
-      </w:r>
-      <w:proofErr w:type="spellEnd"/>
-      <w:r>
-        <w:t xml:space="preserve"> = </w:t>
-      </w:r>
-      <w:proofErr w:type="spellStart"/>
-      <w:proofErr w:type="gramStart"/>
-      <w:r>
-        <w:t>mv.veiculo</w:t>
-      </w:r>
-      <w:proofErr w:type="gramEnd"/>
-      <w:r>
-        <w:t>_id</w:t>
-      </w:r>
-      <w:proofErr w:type="spellEnd"/>
-      <w:r>
-        <w:t xml:space="preserve"> AND </w:t>
-      </w:r>
-      <w:proofErr w:type="spellStart"/>
-      <w:r>
-        <w:t>mv.rn</w:t>
-      </w:r>
-      <w:proofErr w:type="spellEnd"/>
-      <w:r>
-        <w:t xml:space="preserve"> = 1 AND </w:t>
-      </w:r>
-      <w:proofErr w:type="spellStart"/>
-      <w:r>
-        <w:t>mv.data_conclusao</w:t>
-      </w:r>
-      <w:proofErr w:type="spellEnd"/>
-      <w:r>
-        <w:t xml:space="preserve"> &lt;= </w:t>
-      </w:r>
-      <w:proofErr w:type="spellStart"/>
-      <w:r>
-        <w:t>fe.data_entrega</w:t>
-      </w:r>
-      <w:proofErr w:type="spellEnd"/>
-      <w:r>
-        <w:t>;</w:t>
+        <w:t xml:space="preserve">    fe.sk_entrega,</w:t>
+      </w:r>
+    </w:p>
+    <w:p>
+      <w:pPr>
+        <w:pStyle w:val="sql"/>
+      </w:pPr>
+      <w:r>
+        <w:t xml:space="preserve">    fe.distancia_km,</w:t>
+      </w:r>
+    </w:p>
+    <w:p>
+      <w:pPr>
+        <w:pStyle w:val="sql"/>
+      </w:pPr>
+      <w:r>
+        <w:t xml:space="preserve">    fe.peso_total_kg,</w:t>
+      </w:r>
+    </w:p>
+    <w:p>
+      <w:pPr>
+        <w:pStyle w:val="sql"/>
+      </w:pPr>
+      <w:r>
+        <w:t xml:space="preserve">    hour(fe.hora_saida) AS hora_saida,</w:t>
+      </w:r>
+    </w:p>
+    <w:p>
+      <w:pPr>
+        <w:pStyle w:val="sql"/>
+      </w:pPr>
+      <w:r>
+        <w:t xml:space="preserve">    dayofweek(fe.data_entrega) AS dia_semana,</w:t>
+      </w:r>
+    </w:p>
+    <w:p>
+      <w:pPr>
+        <w:pStyle w:val="sql"/>
+      </w:pPr>
+      <w:r>
+        <w:t xml:space="preserve">    dt.flag_feriado AS eh_feriado,</w:t>
+      </w:r>
+    </w:p>
+    <w:p>
+      <w:pPr>
+        <w:pStyle w:val="sql"/>
+      </w:pPr>
+      <w:r>
+        <w:t xml:space="preserve">    fe.temperatura_media_motor,</w:t>
+      </w:r>
+    </w:p>
+    <w:p>
+      <w:pPr>
+        <w:pStyle w:val="sql"/>
+      </w:pPr>
+      <w:r>
+        <w:t xml:space="preserve">    ROUND(h.hist_7d, 2) AS historico_atrasos_7d,</w:t>
+      </w:r>
+    </w:p>
+    <w:p>
+      <w:pPr>
+        <w:pStyle w:val="sql"/>
+      </w:pPr>
+      <w:r>
+        <w:t xml:space="preserve">    DATEDIFF(fe.data_entrega, mv.data_conclusao) AS dias_ultima_manutencao,</w:t>
+      </w:r>
+    </w:p>
+    <w:p>
+      <w:pPr>
+        <w:pStyle w:val="sql"/>
+      </w:pPr>
+      <w:r>
+        <w:t xml:space="preserve">    fe.indicador_atraso AS target_atraso</w:t>
+      </w:r>
+    </w:p>
+    <w:p>
+      <w:pPr>
+        <w:pStyle w:val="sql"/>
+      </w:pPr>
+      <w:r>
+        <w:t>FROM fato_entregas fe</w:t>
+      </w:r>
+    </w:p>
+    <w:p>
+      <w:pPr>
+        <w:pStyle w:val="sql"/>
+      </w:pPr>
+      <w:r>
+        <w:t>INNER JOIN dim_tempo dt ON fe.sk_data = dt.sk_tempo</w:t>
+      </w:r>
+    </w:p>
+    <w:p>
+      <w:pPr>
+        <w:pStyle w:val="sql"/>
+      </w:pPr>
+      <w:r>
+        <w:t>LEFT JOIN hist_cliente h ON fe.sk_cliente = h.sk_cliente AND fe.data_entrega = h.data_entrega</w:t>
+      </w:r>
+    </w:p>
+    <w:p>
+      <w:pPr>
+        <w:pStyle w:val="sql"/>
+      </w:pPr>
+      <w:r>
+        <w:t>LEFT JOIN manut_veiculo mv ON fe.sk_veiculo = mv.veiculo_id AND mv.rn = 1 AND mv.data_conclusao &lt;= fe.data_entrega;</w:t>
       </w:r>
     </w:p>
     <w:p>
@@ -7183,7 +4697,11 @@
           <w:lang w:eastAsia="pt-BR"/>
         </w:rPr>
       </w:pPr>
-      <w:r>
+    </w:p>
+    <w:p>
+      <w:pPr>
+        <w:spacing w:before="375" w:after="100" w:afterAutospacing="1" w:line="240" w:lineRule="auto"/>
+        <w:outlineLvl w:val="2"/>
         <w:rPr>
           <w:rFonts w:ascii="Arial" w:eastAsia="Times New Roman" w:hAnsi="Arial" w:cs="Times New Roman"/>
           <w:b/>
@@ -7193,9 +4711,7 @@
           <w:szCs w:val="27"/>
           <w:lang w:eastAsia="pt-BR"/>
         </w:rPr>
-        <w:t xml:space="preserve">Atividade 3.2: Valide a </w:t>
-      </w:r>
-      <w:proofErr w:type="spellStart"/>
+      </w:pPr>
       <w:r>
         <w:rPr>
           <w:rFonts w:ascii="Arial" w:eastAsia="Times New Roman" w:hAnsi="Arial" w:cs="Times New Roman"/>
@@ -7206,10 +4722,13 @@
           <w:szCs w:val="27"/>
           <w:lang w:eastAsia="pt-BR"/>
         </w:rPr>
-        <w:t>Feature</w:t>
-      </w:r>
-      <w:proofErr w:type="spellEnd"/>
-      <w:r>
+        <w:t>-- linha de base --- a partir daqui é opcional</w:t>
+      </w:r>
+    </w:p>
+    <w:p>
+      <w:pPr>
+        <w:spacing w:before="375" w:after="100" w:afterAutospacing="1" w:line="240" w:lineRule="auto"/>
+        <w:outlineLvl w:val="2"/>
         <w:rPr>
           <w:rFonts w:ascii="Arial" w:eastAsia="Times New Roman" w:hAnsi="Arial" w:cs="Times New Roman"/>
           <w:b/>
@@ -7219,7 +4738,19 @@
           <w:szCs w:val="27"/>
           <w:lang w:eastAsia="pt-BR"/>
         </w:rPr>
-        <w:t xml:space="preserve"> Store (10 min, individual)</w:t>
+      </w:pPr>
+      <w:r>
+        <w:rPr>
+          <w:rFonts w:ascii="Arial" w:eastAsia="Times New Roman" w:hAnsi="Arial" w:cs="Times New Roman"/>
+          <w:b/>
+          <w:bCs/>
+          <w:color w:val="2E86C1"/>
+          <w:sz w:val="27"/>
+          <w:szCs w:val="27"/>
+          <w:lang w:eastAsia="pt-BR"/>
+        </w:rPr>
+        <w:lastRenderedPageBreak/>
+        <w:t>Atividade 3.2: Valide a Feature Store (10 min, individual)</w:t>
       </w:r>
     </w:p>
     <w:p>
@@ -7241,29 +4772,7 @@
           <w:szCs w:val="24"/>
           <w:lang w:eastAsia="pt-BR"/>
         </w:rPr>
-        <w:t xml:space="preserve">Execute as queries de validação de metadados na </w:t>
-      </w:r>
-      <w:proofErr w:type="spellStart"/>
-      <w:r>
-        <w:rPr>
-          <w:rFonts w:ascii="Arial" w:eastAsia="Times New Roman" w:hAnsi="Arial" w:cs="Times New Roman"/>
-          <w:color w:val="34495E"/>
-          <w:sz w:val="24"/>
-          <w:szCs w:val="24"/>
-          <w:lang w:eastAsia="pt-BR"/>
-        </w:rPr>
-        <w:t>view</w:t>
-      </w:r>
-      <w:proofErr w:type="spellEnd"/>
-      <w:r>
-        <w:rPr>
-          <w:rFonts w:ascii="Arial" w:eastAsia="Times New Roman" w:hAnsi="Arial" w:cs="Times New Roman"/>
-          <w:color w:val="34495E"/>
-          <w:sz w:val="24"/>
-          <w:szCs w:val="24"/>
-          <w:lang w:eastAsia="pt-BR"/>
-        </w:rPr>
-        <w:t xml:space="preserve"> recém-criada e documente os resultados:</w:t>
+        <w:t>Execute as queries de validação de metadados na view recém-criada e documente os resultados:</w:t>
       </w:r>
     </w:p>
     <w:p>
@@ -7291,7 +4800,6 @@
           <w:szCs w:val="24"/>
           <w:lang w:eastAsia="pt-BR"/>
         </w:rPr>
-        <w:lastRenderedPageBreak/>
         <w:t>Completude:</w:t>
       </w:r>
       <w:r>
@@ -7310,31 +4818,7 @@
         <w:pStyle w:val="sql"/>
       </w:pPr>
       <w:r>
-        <w:t xml:space="preserve">SELECT </w:t>
-      </w:r>
-      <w:proofErr w:type="gramStart"/>
-      <w:r>
-        <w:t>COUNT(</w:t>
-      </w:r>
-      <w:proofErr w:type="gramEnd"/>
-      <w:r>
-        <w:t xml:space="preserve">*) FROM </w:t>
-      </w:r>
-      <w:proofErr w:type="spellStart"/>
-      <w:r>
-        <w:t>vw_features_ml</w:t>
-      </w:r>
-      <w:proofErr w:type="spellEnd"/>
-      <w:r>
-        <w:t xml:space="preserve"> WHERE </w:t>
-      </w:r>
-      <w:proofErr w:type="spellStart"/>
-      <w:r>
-        <w:t>dias_ultima_manutencao</w:t>
-      </w:r>
-      <w:proofErr w:type="spellEnd"/>
-      <w:r>
-        <w:t xml:space="preserve"> IS NULL;</w:t>
+        <w:t>SELECT COUNT(*) FROM vw_features_ml WHERE dias_ultima_manutencao IS NULL;</w:t>
       </w:r>
     </w:p>
     <w:p>
@@ -7372,72 +4856,24 @@
           <w:szCs w:val="27"/>
           <w:lang w:eastAsia="pt-BR"/>
         </w:rPr>
-        <w:t xml:space="preserve"> O </w:t>
-      </w:r>
-      <w:proofErr w:type="spellStart"/>
-      <w:r>
-        <w:rPr>
-          <w:rFonts w:ascii="Arial" w:eastAsia="Times New Roman" w:hAnsi="Arial" w:cs="Times New Roman"/>
-          <w:color w:val="34495E"/>
-          <w:sz w:val="27"/>
-          <w:szCs w:val="27"/>
-          <w:lang w:eastAsia="pt-BR"/>
-        </w:rPr>
-        <w:t>dataset</w:t>
-      </w:r>
-      <w:proofErr w:type="spellEnd"/>
-      <w:r>
-        <w:rPr>
-          <w:rFonts w:ascii="Arial" w:eastAsia="Times New Roman" w:hAnsi="Arial" w:cs="Times New Roman"/>
-          <w:color w:val="34495E"/>
-          <w:sz w:val="27"/>
-          <w:szCs w:val="27"/>
-          <w:lang w:eastAsia="pt-BR"/>
-        </w:rPr>
-        <w:t xml:space="preserve"> está balanceado em termos de atrasos?</w:t>
-      </w:r>
-    </w:p>
-    <w:p>
-      <w:pPr>
-        <w:pStyle w:val="sql"/>
-      </w:pPr>
-      <w:r>
-        <w:t xml:space="preserve">SELECT </w:t>
-      </w:r>
-      <w:proofErr w:type="spellStart"/>
-      <w:r>
-        <w:t>target_atraso</w:t>
-      </w:r>
-      <w:proofErr w:type="spellEnd"/>
-      <w:r>
-        <w:t xml:space="preserve">, </w:t>
-      </w:r>
-      <w:proofErr w:type="gramStart"/>
-      <w:r>
-        <w:t>COUNT(</w:t>
-      </w:r>
-      <w:proofErr w:type="gramEnd"/>
-      <w:r>
-        <w:t xml:space="preserve">*) AS volume, ROUND(100.0 * COUNT(*) / SUM(COUNT(*)) OVER(), 2) AS </w:t>
-      </w:r>
-      <w:proofErr w:type="spellStart"/>
-      <w:r>
-        <w:t>pct</w:t>
-      </w:r>
-      <w:proofErr w:type="spellEnd"/>
-    </w:p>
-    <w:p>
-      <w:pPr>
-        <w:pStyle w:val="sql"/>
-      </w:pPr>
-      <w:r>
-        <w:t xml:space="preserve">FROM </w:t>
-      </w:r>
-      <w:proofErr w:type="spellStart"/>
-      <w:r>
-        <w:t>vw_features_ml</w:t>
-      </w:r>
-      <w:proofErr w:type="spellEnd"/>
+        <w:t> O dataset está balanceado em termos de atrasos?</w:t>
+      </w:r>
+    </w:p>
+    <w:p>
+      <w:pPr>
+        <w:pStyle w:val="sql"/>
+      </w:pPr>
+      <w:r>
+        <w:t>SELECT target_atraso, COUNT(*) AS volume, ROUND(100.0 * COUNT(*) / SUM(COUNT(*)) OVER(), 2) AS pct</w:t>
+      </w:r>
+    </w:p>
+    <w:p>
+      <w:pPr>
+        <w:pStyle w:val="sql"/>
+      </w:pPr>
+      <w:r>
+        <w:t>FROM vw_features_ml</w:t>
+      </w:r>
     </w:p>
     <w:p>
       <w:pPr>
@@ -7490,51 +4926,7 @@
           <w:szCs w:val="27"/>
           <w:lang w:eastAsia="pt-BR"/>
         </w:rPr>
-        <w:t xml:space="preserve">Dashboards -&gt; </w:t>
-      </w:r>
-      <w:proofErr w:type="spellStart"/>
-      <w:r>
-        <w:rPr>
-          <w:rFonts w:ascii="Arial" w:eastAsia="Times New Roman" w:hAnsi="Arial" w:cs="Times New Roman"/>
-          <w:color w:val="34495E"/>
-          <w:sz w:val="27"/>
-          <w:szCs w:val="27"/>
-          <w:lang w:eastAsia="pt-BR"/>
-        </w:rPr>
-        <w:t>Create</w:t>
-      </w:r>
-      <w:proofErr w:type="spellEnd"/>
-      <w:r>
-        <w:rPr>
-          <w:rFonts w:ascii="Arial" w:eastAsia="Times New Roman" w:hAnsi="Arial" w:cs="Times New Roman"/>
-          <w:color w:val="34495E"/>
-          <w:sz w:val="27"/>
-          <w:szCs w:val="27"/>
-          <w:lang w:eastAsia="pt-BR"/>
-        </w:rPr>
-        <w:t xml:space="preserve"> dashboard -&gt; Data -&gt; </w:t>
-      </w:r>
-      <w:proofErr w:type="spellStart"/>
-      <w:r>
-        <w:rPr>
-          <w:rFonts w:ascii="Arial" w:eastAsia="Times New Roman" w:hAnsi="Arial" w:cs="Times New Roman"/>
-          <w:color w:val="34495E"/>
-          <w:sz w:val="27"/>
-          <w:szCs w:val="27"/>
-          <w:lang w:eastAsia="pt-BR"/>
-        </w:rPr>
-        <w:t>Add</w:t>
-      </w:r>
-      <w:proofErr w:type="spellEnd"/>
-      <w:r>
-        <w:rPr>
-          <w:rFonts w:ascii="Arial" w:eastAsia="Times New Roman" w:hAnsi="Arial" w:cs="Times New Roman"/>
-          <w:color w:val="34495E"/>
-          <w:sz w:val="27"/>
-          <w:szCs w:val="27"/>
-          <w:lang w:eastAsia="pt-BR"/>
-        </w:rPr>
-        <w:t xml:space="preserve"> data</w:t>
+        <w:t>Dashboards -&gt; Create dashboard -&gt; Data -&gt; Add data</w:t>
       </w:r>
     </w:p>
     <w:p>
@@ -7625,29 +5017,7 @@
           <w:szCs w:val="27"/>
           <w:lang w:eastAsia="pt-BR"/>
         </w:rPr>
-        <w:t xml:space="preserve">a </w:t>
-      </w:r>
-      <w:proofErr w:type="spellStart"/>
-      <w:r>
-        <w:rPr>
-          <w:rFonts w:ascii="Arial" w:eastAsia="Times New Roman" w:hAnsi="Arial" w:cs="Times New Roman"/>
-          <w:color w:val="34495E"/>
-          <w:sz w:val="27"/>
-          <w:szCs w:val="27"/>
-          <w:lang w:eastAsia="pt-BR"/>
-        </w:rPr>
-        <w:t>view</w:t>
-      </w:r>
-      <w:proofErr w:type="spellEnd"/>
-      <w:r>
-        <w:rPr>
-          <w:rFonts w:ascii="Arial" w:eastAsia="Times New Roman" w:hAnsi="Arial" w:cs="Times New Roman"/>
-          <w:color w:val="34495E"/>
-          <w:sz w:val="27"/>
-          <w:szCs w:val="27"/>
-          <w:lang w:eastAsia="pt-BR"/>
-        </w:rPr>
-        <w:t xml:space="preserve"> recém criada.</w:t>
+        <w:t>a view recém criada.</w:t>
       </w:r>
     </w:p>
     <w:p>
@@ -7693,6 +5063,7 @@
           <w:szCs w:val="27"/>
           <w:lang w:eastAsia="pt-BR"/>
         </w:rPr>
+        <w:lastRenderedPageBreak/>
         <w:t>Vá na aba dashboard, adicione um gráfico com essa fonte, conforme a seguir:</w:t>
       </w:r>
     </w:p>
@@ -7730,7 +5101,6 @@
           <w:szCs w:val="27"/>
           <w:lang w:eastAsia="pt-BR"/>
         </w:rPr>
-        <w:lastRenderedPageBreak/>
         <w:drawing>
           <wp:inline distT="0" distB="0" distL="0" distR="0" wp14:anchorId="76E521B5" wp14:editId="4F4B2439">
             <wp:extent cx="2600688" cy="4706007"/>
@@ -7812,6 +5182,7 @@
           <w:szCs w:val="27"/>
           <w:lang w:eastAsia="pt-BR"/>
         </w:rPr>
+        <w:lastRenderedPageBreak/>
         <w:drawing>
           <wp:inline distT="0" distB="0" distL="0" distR="0" wp14:anchorId="49418931" wp14:editId="70EEE3D7">
             <wp:extent cx="5400040" cy="2839720"/>
@@ -7900,7 +5271,6 @@
           <w:szCs w:val="24"/>
           <w:lang w:eastAsia="pt-BR"/>
         </w:rPr>
-        <w:lastRenderedPageBreak/>
         <w:t>Correlação com a Variável Alvo:</w:t>
       </w:r>
       <w:r>
@@ -7919,49 +5289,7 @@
         <w:pStyle w:val="sql"/>
       </w:pPr>
       <w:r>
-        <w:t xml:space="preserve">SELECT </w:t>
-      </w:r>
-      <w:proofErr w:type="spellStart"/>
-      <w:proofErr w:type="gramStart"/>
-      <w:r>
-        <w:t>corr</w:t>
-      </w:r>
-      <w:proofErr w:type="spellEnd"/>
-      <w:r>
-        <w:t>(</w:t>
-      </w:r>
-      <w:proofErr w:type="spellStart"/>
-      <w:proofErr w:type="gramEnd"/>
-      <w:r>
-        <w:t>distancia_km</w:t>
-      </w:r>
-      <w:proofErr w:type="spellEnd"/>
-      <w:r>
-        <w:t xml:space="preserve">, </w:t>
-      </w:r>
-      <w:proofErr w:type="spellStart"/>
-      <w:r>
-        <w:t>target_atraso</w:t>
-      </w:r>
-      <w:proofErr w:type="spellEnd"/>
-      <w:r>
-        <w:t xml:space="preserve">) AS </w:t>
-      </w:r>
-      <w:proofErr w:type="spellStart"/>
-      <w:r>
-        <w:t>correlacao_dist_target</w:t>
-      </w:r>
-      <w:proofErr w:type="spellEnd"/>
-      <w:r>
-        <w:t xml:space="preserve"> FROM </w:t>
-      </w:r>
-      <w:proofErr w:type="spellStart"/>
-      <w:r>
-        <w:t>vw_features_ml</w:t>
-      </w:r>
-      <w:proofErr w:type="spellEnd"/>
-      <w:r>
-        <w:t>;</w:t>
+        <w:t>SELECT corr(distancia_km, target_atraso) AS correlacao_dist_target FROM vw_features_ml;</w:t>
       </w:r>
     </w:p>
     <w:p>
@@ -8040,31 +5368,8 @@
           <w:szCs w:val="24"/>
           <w:lang w:eastAsia="pt-BR"/>
         </w:rPr>
-        <w:t xml:space="preserve">O notebook de </w:t>
-      </w:r>
-      <w:proofErr w:type="spellStart"/>
-      <w:r>
-        <w:rPr>
-          <w:rFonts w:ascii="Arial" w:eastAsia="Times New Roman" w:hAnsi="Arial" w:cs="Times New Roman"/>
-          <w:color w:val="34495E"/>
-          <w:sz w:val="24"/>
-          <w:szCs w:val="24"/>
-          <w:lang w:eastAsia="pt-BR"/>
-        </w:rPr>
-        <w:t>seed</w:t>
-      </w:r>
-      <w:proofErr w:type="spellEnd"/>
-      <w:r>
-        <w:rPr>
-          <w:rFonts w:ascii="Arial" w:eastAsia="Times New Roman" w:hAnsi="Arial" w:cs="Times New Roman"/>
-          <w:color w:val="34495E"/>
-          <w:sz w:val="24"/>
-          <w:szCs w:val="24"/>
-          <w:lang w:eastAsia="pt-BR"/>
-        </w:rPr>
-        <w:t xml:space="preserve"> introduziu anomalias operacionais na tabela fato para simular problemas de pipelines em produção. Escreva consultas SQL específicas que detectem as seguintes inconsistências em </w:t>
-      </w:r>
-      <w:proofErr w:type="spellStart"/>
+        <w:t>O notebook de seed introduziu anomalias operacionais na tabela fato para simular problemas de pipelines em produção. Escreva consultas SQL específicas que detectem as seguintes inconsistências em </w:t>
+      </w:r>
       <w:r>
         <w:rPr>
           <w:rFonts w:ascii="Courier New" w:eastAsia="Times New Roman" w:hAnsi="Courier New" w:cs="Courier New"/>
@@ -8073,31 +5378,8 @@
           <w:szCs w:val="20"/>
           <w:lang w:eastAsia="pt-BR"/>
         </w:rPr>
-        <w:t>lodlog_</w:t>
-      </w:r>
-      <w:proofErr w:type="gramStart"/>
-      <w:r>
-        <w:rPr>
-          <w:rFonts w:ascii="Courier New" w:eastAsia="Times New Roman" w:hAnsi="Courier New" w:cs="Courier New"/>
-          <w:color w:val="C0392B"/>
-          <w:sz w:val="20"/>
-          <w:szCs w:val="20"/>
-          <w:lang w:eastAsia="pt-BR"/>
-        </w:rPr>
-        <w:t>dw.fato</w:t>
-      </w:r>
-      <w:proofErr w:type="gramEnd"/>
-      <w:r>
-        <w:rPr>
-          <w:rFonts w:ascii="Courier New" w:eastAsia="Times New Roman" w:hAnsi="Courier New" w:cs="Courier New"/>
-          <w:color w:val="C0392B"/>
-          <w:sz w:val="20"/>
-          <w:szCs w:val="20"/>
-          <w:lang w:eastAsia="pt-BR"/>
-        </w:rPr>
-        <w:t>_entregas</w:t>
-      </w:r>
-      <w:proofErr w:type="spellEnd"/>
+        <w:t>lodlog_dw.fato_entregas</w:t>
+      </w:r>
       <w:r>
         <w:rPr>
           <w:rFonts w:ascii="Arial" w:eastAsia="Times New Roman" w:hAnsi="Arial" w:cs="Times New Roman"/>
@@ -8146,7 +5428,6 @@
         </w:rPr>
         <w:t> Encontre registros que tenham o mesmo </w:t>
       </w:r>
-      <w:proofErr w:type="spellStart"/>
       <w:r>
         <w:rPr>
           <w:rFonts w:ascii="Courier New" w:eastAsia="Times New Roman" w:hAnsi="Courier New" w:cs="Courier New"/>
@@ -8157,54 +5438,23 @@
         </w:rPr>
         <w:t>entrega_id</w:t>
       </w:r>
-      <w:proofErr w:type="spellEnd"/>
-      <w:r>
-        <w:rPr>
-          <w:rFonts w:ascii="Arial" w:eastAsia="Times New Roman" w:hAnsi="Arial" w:cs="Times New Roman"/>
-          <w:color w:val="34495E"/>
-          <w:sz w:val="27"/>
-          <w:szCs w:val="27"/>
-          <w:lang w:eastAsia="pt-BR"/>
-        </w:rPr>
-        <w:t xml:space="preserve"> (deveria ser único por </w:t>
-      </w:r>
-      <w:proofErr w:type="spellStart"/>
-      <w:r>
-        <w:rPr>
-          <w:rFonts w:ascii="Arial" w:eastAsia="Times New Roman" w:hAnsi="Arial" w:cs="Times New Roman"/>
-          <w:color w:val="34495E"/>
-          <w:sz w:val="27"/>
-          <w:szCs w:val="27"/>
-          <w:lang w:eastAsia="pt-BR"/>
-        </w:rPr>
-        <w:t>grain</w:t>
-      </w:r>
-      <w:proofErr w:type="spellEnd"/>
-      <w:r>
-        <w:rPr>
-          <w:rFonts w:ascii="Arial" w:eastAsia="Times New Roman" w:hAnsi="Arial" w:cs="Times New Roman"/>
-          <w:color w:val="34495E"/>
-          <w:sz w:val="27"/>
-          <w:szCs w:val="27"/>
-          <w:lang w:eastAsia="pt-BR"/>
-        </w:rPr>
-        <w:t>).</w:t>
-      </w:r>
-    </w:p>
-    <w:p>
-      <w:pPr>
-        <w:pStyle w:val="sql"/>
-      </w:pPr>
-      <w:r>
-        <w:t xml:space="preserve">-- Escreva sua query para encontrar </w:t>
-      </w:r>
-      <w:proofErr w:type="spellStart"/>
-      <w:r>
-        <w:t>entrega_id</w:t>
-      </w:r>
-      <w:proofErr w:type="spellEnd"/>
-      <w:r>
-        <w:t xml:space="preserve"> duplicados</w:t>
+      <w:r>
+        <w:rPr>
+          <w:rFonts w:ascii="Arial" w:eastAsia="Times New Roman" w:hAnsi="Arial" w:cs="Times New Roman"/>
+          <w:color w:val="34495E"/>
+          <w:sz w:val="27"/>
+          <w:szCs w:val="27"/>
+          <w:lang w:eastAsia="pt-BR"/>
+        </w:rPr>
+        <w:t> (deveria ser único por grain).</w:t>
+      </w:r>
+    </w:p>
+    <w:p>
+      <w:pPr>
+        <w:pStyle w:val="sql"/>
+      </w:pPr>
+      <w:r>
+        <w:t>-- Escreva sua query para encontrar entrega_id duplicados</w:t>
       </w:r>
     </w:p>
     <w:p>
@@ -8288,6 +5538,7 @@
           <w:szCs w:val="24"/>
           <w:lang w:eastAsia="pt-BR"/>
         </w:rPr>
+        <w:lastRenderedPageBreak/>
         <w:t>Outliers de Tempo:</w:t>
       </w:r>
       <w:r>
@@ -8298,29 +5549,7 @@
           <w:szCs w:val="27"/>
           <w:lang w:eastAsia="pt-BR"/>
         </w:rPr>
-        <w:t> Identifique registros com tempos de atraso absurdamente altos (</w:t>
-      </w:r>
-      <w:proofErr w:type="spellStart"/>
-      <w:r>
-        <w:rPr>
-          <w:rFonts w:ascii="Arial" w:eastAsia="Times New Roman" w:hAnsi="Arial" w:cs="Times New Roman"/>
-          <w:color w:val="34495E"/>
-          <w:sz w:val="27"/>
-          <w:szCs w:val="27"/>
-          <w:lang w:eastAsia="pt-BR"/>
-        </w:rPr>
-        <w:t>ex</w:t>
-      </w:r>
-      <w:proofErr w:type="spellEnd"/>
-      <w:r>
-        <w:rPr>
-          <w:rFonts w:ascii="Arial" w:eastAsia="Times New Roman" w:hAnsi="Arial" w:cs="Times New Roman"/>
-          <w:color w:val="34495E"/>
-          <w:sz w:val="27"/>
-          <w:szCs w:val="27"/>
-          <w:lang w:eastAsia="pt-BR"/>
-        </w:rPr>
-        <w:t>: atrasos maiores que 24 horas/1440 min) ou adiantamentos fisicamente impossíveis (adiantados mais de 8 horas / -480 min).</w:t>
+        <w:t> Identifique registros com tempos de atraso absurdamente altos (ex: atrasos maiores que 24 horas/1440 min) ou adiantamentos fisicamente impossíveis (adiantados mais de 8 horas / -480 min).</w:t>
       </w:r>
     </w:p>
     <w:p>
@@ -8361,9 +5590,18 @@
           <w:szCs w:val="24"/>
           <w:lang w:eastAsia="pt-BR"/>
         </w:rPr>
-        <w:t>Inconsistência de Integridade (</w:t>
-      </w:r>
-      <w:proofErr w:type="spellStart"/>
+        <w:t>Inconsistência de Integridade (Orfãos):</w:t>
+      </w:r>
+      <w:r>
+        <w:rPr>
+          <w:rFonts w:ascii="Arial" w:eastAsia="Times New Roman" w:hAnsi="Arial" w:cs="Times New Roman"/>
+          <w:color w:val="34495E"/>
+          <w:sz w:val="27"/>
+          <w:szCs w:val="27"/>
+          <w:lang w:eastAsia="pt-BR"/>
+        </w:rPr>
+        <w:t> Utilize uma query do tipo </w:t>
+      </w:r>
       <w:r>
         <w:rPr>
           <w:rFonts w:ascii="Arial" w:eastAsia="Times New Roman" w:hAnsi="Arial" w:cs="Times New Roman"/>
@@ -8374,78 +5612,18 @@
           <w:szCs w:val="24"/>
           <w:lang w:eastAsia="pt-BR"/>
         </w:rPr>
-        <w:t>Orfãos</w:t>
-      </w:r>
-      <w:proofErr w:type="spellEnd"/>
-      <w:r>
-        <w:rPr>
-          <w:rFonts w:ascii="Arial" w:eastAsia="Times New Roman" w:hAnsi="Arial" w:cs="Times New Roman"/>
-          <w:b/>
-          <w:bCs/>
-          <w:color w:val="34495E"/>
-          <w:sz w:val="24"/>
-          <w:szCs w:val="24"/>
-          <w:lang w:eastAsia="pt-BR"/>
-        </w:rPr>
-        <w:t>):</w:t>
-      </w:r>
-      <w:r>
-        <w:rPr>
-          <w:rFonts w:ascii="Arial" w:eastAsia="Times New Roman" w:hAnsi="Arial" w:cs="Times New Roman"/>
-          <w:color w:val="34495E"/>
-          <w:sz w:val="27"/>
-          <w:szCs w:val="27"/>
-          <w:lang w:eastAsia="pt-BR"/>
-        </w:rPr>
-        <w:t> Utilize uma query do tipo </w:t>
-      </w:r>
-      <w:proofErr w:type="spellStart"/>
-      <w:r>
-        <w:rPr>
-          <w:rFonts w:ascii="Arial" w:eastAsia="Times New Roman" w:hAnsi="Arial" w:cs="Times New Roman"/>
-          <w:b/>
-          <w:bCs/>
-          <w:color w:val="34495E"/>
-          <w:sz w:val="24"/>
-          <w:szCs w:val="24"/>
-          <w:lang w:eastAsia="pt-BR"/>
-        </w:rPr>
         <w:t>Anti-Join</w:t>
       </w:r>
-      <w:proofErr w:type="spellEnd"/>
-      <w:r>
-        <w:rPr>
-          <w:rFonts w:ascii="Arial" w:eastAsia="Times New Roman" w:hAnsi="Arial" w:cs="Times New Roman"/>
-          <w:color w:val="34495E"/>
-          <w:sz w:val="27"/>
-          <w:szCs w:val="27"/>
-          <w:lang w:eastAsia="pt-BR"/>
-        </w:rPr>
-        <w:t xml:space="preserve"> (LEFT JOIN ... IS NULL) para identificar registros de entregas </w:t>
-      </w:r>
-      <w:proofErr w:type="gramStart"/>
-      <w:r>
-        <w:rPr>
-          <w:rFonts w:ascii="Arial" w:eastAsia="Times New Roman" w:hAnsi="Arial" w:cs="Times New Roman"/>
-          <w:color w:val="34495E"/>
-          <w:sz w:val="27"/>
-          <w:szCs w:val="27"/>
-          <w:lang w:eastAsia="pt-BR"/>
-        </w:rPr>
-        <w:t>na fato</w:t>
-      </w:r>
-      <w:proofErr w:type="gramEnd"/>
-      <w:r>
-        <w:rPr>
-          <w:rFonts w:ascii="Arial" w:eastAsia="Times New Roman" w:hAnsi="Arial" w:cs="Times New Roman"/>
-          <w:color w:val="34495E"/>
-          <w:sz w:val="27"/>
-          <w:szCs w:val="27"/>
-          <w:lang w:eastAsia="pt-BR"/>
-        </w:rPr>
-        <w:t xml:space="preserve"> que apontam para clientes (</w:t>
-      </w:r>
-      <w:proofErr w:type="spellStart"/>
+      <w:r>
+        <w:rPr>
+          <w:rFonts w:ascii="Arial" w:eastAsia="Times New Roman" w:hAnsi="Arial" w:cs="Times New Roman"/>
+          <w:color w:val="34495E"/>
+          <w:sz w:val="27"/>
+          <w:szCs w:val="27"/>
+          <w:lang w:eastAsia="pt-BR"/>
+        </w:rPr>
+        <w:t> (LEFT JOIN ... IS NULL) para identificar registros de entregas na fato que apontam para clientes (</w:t>
+      </w:r>
       <w:r>
         <w:rPr>
           <w:rFonts w:ascii="Courier New" w:eastAsia="Times New Roman" w:hAnsi="Courier New" w:cs="Courier New"/>
@@ -8456,7 +5634,6 @@
         </w:rPr>
         <w:t>sk_cliente</w:t>
       </w:r>
-      <w:proofErr w:type="spellEnd"/>
       <w:r>
         <w:rPr>
           <w:rFonts w:ascii="Arial" w:eastAsia="Times New Roman" w:hAnsi="Arial" w:cs="Times New Roman"/>
@@ -8467,7 +5644,6 @@
         </w:rPr>
         <w:t>) inexistentes no cadastro de clientes (</w:t>
       </w:r>
-      <w:proofErr w:type="spellStart"/>
       <w:r>
         <w:rPr>
           <w:rFonts w:ascii="Courier New" w:eastAsia="Times New Roman" w:hAnsi="Courier New" w:cs="Courier New"/>
@@ -8478,7 +5654,6 @@
         </w:rPr>
         <w:t>dim_cliente</w:t>
       </w:r>
-      <w:proofErr w:type="spellEnd"/>
       <w:r>
         <w:rPr>
           <w:rFonts w:ascii="Arial" w:eastAsia="Times New Roman" w:hAnsi="Arial" w:cs="Times New Roman"/>
@@ -8495,15 +5670,7 @@
         <w:pStyle w:val="sql"/>
       </w:pPr>
       <w:r>
-        <w:t>-- Escreva sua query de auditoria referencial (</w:t>
-      </w:r>
-      <w:proofErr w:type="spellStart"/>
-      <w:r>
-        <w:t>Anti-Join</w:t>
-      </w:r>
-      <w:proofErr w:type="spellEnd"/>
-      <w:r>
-        <w:t>)</w:t>
+        <w:t>-- Escreva sua query de auditoria referencial (Anti-Join)</w:t>
       </w:r>
     </w:p>
     <w:p>
@@ -8583,7 +5750,6 @@
           <w:szCs w:val="27"/>
           <w:lang w:eastAsia="pt-BR"/>
         </w:rPr>
-        <w:lastRenderedPageBreak/>
         <w:t>Qual a causa provável desse erro na ingestão ou nos sistemas de origem?</w:t>
       </w:r>
     </w:p>
@@ -8632,29 +5798,7 @@
           <w:szCs w:val="27"/>
           <w:lang w:eastAsia="pt-BR"/>
         </w:rPr>
-        <w:t xml:space="preserve"> do seu pipeline </w:t>
-      </w:r>
-      <w:proofErr w:type="spellStart"/>
-      <w:r>
-        <w:rPr>
-          <w:rFonts w:ascii="Arial" w:eastAsia="Times New Roman" w:hAnsi="Arial" w:cs="Times New Roman"/>
-          <w:color w:val="34495E"/>
-          <w:sz w:val="27"/>
-          <w:szCs w:val="27"/>
-          <w:lang w:eastAsia="pt-BR"/>
-        </w:rPr>
-        <w:t>multi-cloud</w:t>
-      </w:r>
-      <w:proofErr w:type="spellEnd"/>
-      <w:r>
-        <w:rPr>
-          <w:rFonts w:ascii="Arial" w:eastAsia="Times New Roman" w:hAnsi="Arial" w:cs="Times New Roman"/>
-          <w:color w:val="34495E"/>
-          <w:sz w:val="27"/>
-          <w:szCs w:val="27"/>
-          <w:lang w:eastAsia="pt-BR"/>
-        </w:rPr>
-        <w:t>?</w:t>
+        <w:t> do seu pipeline multi-cloud?</w:t>
       </w:r>
     </w:p>
     <w:sectPr>
